--- a/.docs/演讲稿-前后端分讲版.docx
+++ b/.docs/演讲稿-前后端分讲版.docx
@@ -6,7 +6,7 @@
       <w:pPr>
         <w:pStyle w:val="a3"/>
         <w:rPr>
-          <w:rFonts w:asciiTheme="minorHAnsi" w:eastAsiaTheme="minorHAnsi" w:hAnsiTheme="minorHAnsi" w:cs="宋体"/>
+          <w:rFonts w:asciiTheme="minorHAnsi" w:eastAsiaTheme="minorHAnsi" w:hAnsiTheme="minorHAnsi" w:cs="宋体" w:hint="eastAsia"/>
           <w:b/>
           <w:bCs/>
           <w:szCs w:val="21"/>
@@ -46,18 +46,18 @@
       <w:pPr>
         <w:pStyle w:val="a3"/>
         <w:rPr>
-          <w:rFonts w:asciiTheme="minorHAnsi" w:eastAsiaTheme="minorHAnsi" w:hAnsiTheme="minorHAnsi" w:cs="宋体"/>
-          <w:b/>
-          <w:bCs/>
-          <w:szCs w:val="21"/>
-        </w:rPr>
-      </w:pPr>
-    </w:p>
-    <w:p>
-      <w:pPr>
-        <w:pStyle w:val="a3"/>
-        <w:rPr>
-          <w:rFonts w:asciiTheme="minorHAnsi" w:eastAsiaTheme="minorHAnsi" w:hAnsiTheme="minorHAnsi" w:cs="宋体"/>
+          <w:rFonts w:asciiTheme="minorHAnsi" w:eastAsiaTheme="minorHAnsi" w:hAnsiTheme="minorHAnsi" w:cs="宋体" w:hint="eastAsia"/>
+          <w:b/>
+          <w:bCs/>
+          <w:szCs w:val="21"/>
+        </w:rPr>
+      </w:pPr>
+    </w:p>
+    <w:p>
+      <w:pPr>
+        <w:pStyle w:val="a3"/>
+        <w:rPr>
+          <w:rFonts w:asciiTheme="minorHAnsi" w:eastAsiaTheme="minorHAnsi" w:hAnsiTheme="minorHAnsi" w:cs="宋体" w:hint="eastAsia"/>
           <w:b/>
           <w:bCs/>
           <w:szCs w:val="21"/>
@@ -77,18 +77,18 @@
       <w:pPr>
         <w:pStyle w:val="a3"/>
         <w:rPr>
-          <w:rFonts w:asciiTheme="minorHAnsi" w:eastAsiaTheme="minorHAnsi" w:hAnsiTheme="minorHAnsi" w:cs="宋体"/>
-          <w:b/>
-          <w:bCs/>
-          <w:szCs w:val="21"/>
-        </w:rPr>
-      </w:pPr>
-    </w:p>
-    <w:p>
-      <w:pPr>
-        <w:pStyle w:val="a3"/>
-        <w:rPr>
-          <w:rFonts w:asciiTheme="minorHAnsi" w:eastAsiaTheme="minorHAnsi" w:hAnsiTheme="minorHAnsi" w:cs="宋体"/>
+          <w:rFonts w:asciiTheme="minorHAnsi" w:eastAsiaTheme="minorHAnsi" w:hAnsiTheme="minorHAnsi" w:cs="宋体" w:hint="eastAsia"/>
+          <w:b/>
+          <w:bCs/>
+          <w:szCs w:val="21"/>
+        </w:rPr>
+      </w:pPr>
+    </w:p>
+    <w:p>
+      <w:pPr>
+        <w:pStyle w:val="a3"/>
+        <w:rPr>
+          <w:rFonts w:asciiTheme="minorHAnsi" w:eastAsiaTheme="minorHAnsi" w:hAnsiTheme="minorHAnsi" w:cs="宋体" w:hint="eastAsia"/>
           <w:b/>
           <w:bCs/>
           <w:szCs w:val="21"/>
@@ -108,18 +108,18 @@
       <w:pPr>
         <w:pStyle w:val="a3"/>
         <w:rPr>
-          <w:rFonts w:asciiTheme="minorHAnsi" w:eastAsiaTheme="minorHAnsi" w:hAnsiTheme="minorHAnsi" w:cs="宋体"/>
-          <w:b/>
-          <w:bCs/>
-          <w:szCs w:val="21"/>
-        </w:rPr>
-      </w:pPr>
-    </w:p>
-    <w:p>
-      <w:pPr>
-        <w:pStyle w:val="a3"/>
-        <w:rPr>
-          <w:rFonts w:asciiTheme="minorHAnsi" w:eastAsiaTheme="minorHAnsi" w:hAnsiTheme="minorHAnsi" w:cs="宋体"/>
+          <w:rFonts w:asciiTheme="minorHAnsi" w:eastAsiaTheme="minorHAnsi" w:hAnsiTheme="minorHAnsi" w:cs="宋体" w:hint="eastAsia"/>
+          <w:b/>
+          <w:bCs/>
+          <w:szCs w:val="21"/>
+        </w:rPr>
+      </w:pPr>
+    </w:p>
+    <w:p>
+      <w:pPr>
+        <w:pStyle w:val="a3"/>
+        <w:rPr>
+          <w:rFonts w:asciiTheme="minorHAnsi" w:eastAsiaTheme="minorHAnsi" w:hAnsiTheme="minorHAnsi" w:cs="宋体" w:hint="eastAsia"/>
           <w:b/>
           <w:bCs/>
           <w:szCs w:val="21"/>
@@ -139,18 +139,18 @@
       <w:pPr>
         <w:pStyle w:val="a3"/>
         <w:rPr>
-          <w:rFonts w:asciiTheme="minorHAnsi" w:eastAsiaTheme="minorHAnsi" w:hAnsiTheme="minorHAnsi" w:cs="宋体"/>
-          <w:b/>
-          <w:bCs/>
-          <w:szCs w:val="21"/>
-        </w:rPr>
-      </w:pPr>
-    </w:p>
-    <w:p>
-      <w:pPr>
-        <w:pStyle w:val="a3"/>
-        <w:rPr>
-          <w:rFonts w:asciiTheme="minorHAnsi" w:eastAsiaTheme="minorHAnsi" w:hAnsiTheme="minorHAnsi" w:cs="宋体"/>
+          <w:rFonts w:asciiTheme="minorHAnsi" w:eastAsiaTheme="minorHAnsi" w:hAnsiTheme="minorHAnsi" w:cs="宋体" w:hint="eastAsia"/>
+          <w:b/>
+          <w:bCs/>
+          <w:szCs w:val="21"/>
+        </w:rPr>
+      </w:pPr>
+    </w:p>
+    <w:p>
+      <w:pPr>
+        <w:pStyle w:val="a3"/>
+        <w:rPr>
+          <w:rFonts w:asciiTheme="minorHAnsi" w:eastAsiaTheme="minorHAnsi" w:hAnsiTheme="minorHAnsi" w:cs="宋体" w:hint="eastAsia"/>
           <w:b/>
           <w:bCs/>
           <w:szCs w:val="21"/>
@@ -170,18 +170,18 @@
       <w:pPr>
         <w:pStyle w:val="a3"/>
         <w:rPr>
-          <w:rFonts w:asciiTheme="minorHAnsi" w:eastAsiaTheme="minorHAnsi" w:hAnsiTheme="minorHAnsi" w:cs="宋体"/>
-          <w:b/>
-          <w:bCs/>
-          <w:szCs w:val="21"/>
-        </w:rPr>
-      </w:pPr>
-    </w:p>
-    <w:p>
-      <w:pPr>
-        <w:pStyle w:val="a3"/>
-        <w:rPr>
-          <w:rFonts w:asciiTheme="minorHAnsi" w:eastAsiaTheme="minorHAnsi" w:hAnsiTheme="minorHAnsi" w:cs="宋体"/>
+          <w:rFonts w:asciiTheme="minorHAnsi" w:eastAsiaTheme="minorHAnsi" w:hAnsiTheme="minorHAnsi" w:cs="宋体" w:hint="eastAsia"/>
+          <w:b/>
+          <w:bCs/>
+          <w:szCs w:val="21"/>
+        </w:rPr>
+      </w:pPr>
+    </w:p>
+    <w:p>
+      <w:pPr>
+        <w:pStyle w:val="a3"/>
+        <w:rPr>
+          <w:rFonts w:asciiTheme="minorHAnsi" w:eastAsiaTheme="minorHAnsi" w:hAnsiTheme="minorHAnsi" w:cs="宋体" w:hint="eastAsia"/>
           <w:b/>
           <w:bCs/>
           <w:szCs w:val="21"/>
@@ -201,7 +201,7 @@
       <w:pPr>
         <w:pStyle w:val="a3"/>
         <w:rPr>
-          <w:rFonts w:asciiTheme="minorHAnsi" w:eastAsiaTheme="minorHAnsi" w:hAnsiTheme="minorHAnsi" w:cs="宋体"/>
+          <w:rFonts w:asciiTheme="minorHAnsi" w:eastAsiaTheme="minorHAnsi" w:hAnsiTheme="minorHAnsi" w:cs="宋体" w:hint="eastAsia"/>
           <w:b/>
           <w:bCs/>
           <w:szCs w:val="21"/>
@@ -221,7 +221,7 @@
       <w:pPr>
         <w:pStyle w:val="a3"/>
         <w:rPr>
-          <w:rFonts w:asciiTheme="minorHAnsi" w:eastAsiaTheme="minorHAnsi" w:hAnsiTheme="minorHAnsi" w:cs="宋体"/>
+          <w:rFonts w:asciiTheme="minorHAnsi" w:eastAsiaTheme="minorHAnsi" w:hAnsiTheme="minorHAnsi" w:cs="宋体" w:hint="eastAsia"/>
           <w:b/>
           <w:bCs/>
           <w:szCs w:val="21"/>
@@ -241,18 +241,18 @@
       <w:pPr>
         <w:pStyle w:val="a3"/>
         <w:rPr>
-          <w:rFonts w:asciiTheme="minorHAnsi" w:eastAsiaTheme="minorHAnsi" w:hAnsiTheme="minorHAnsi" w:cs="宋体"/>
-          <w:b/>
-          <w:bCs/>
-          <w:szCs w:val="21"/>
-        </w:rPr>
-      </w:pPr>
-    </w:p>
-    <w:p>
-      <w:pPr>
-        <w:pStyle w:val="a3"/>
-        <w:rPr>
-          <w:rFonts w:asciiTheme="minorHAnsi" w:eastAsiaTheme="minorHAnsi" w:hAnsiTheme="minorHAnsi" w:cs="宋体"/>
+          <w:rFonts w:asciiTheme="minorHAnsi" w:eastAsiaTheme="minorHAnsi" w:hAnsiTheme="minorHAnsi" w:cs="宋体" w:hint="eastAsia"/>
+          <w:b/>
+          <w:bCs/>
+          <w:szCs w:val="21"/>
+        </w:rPr>
+      </w:pPr>
+    </w:p>
+    <w:p>
+      <w:pPr>
+        <w:pStyle w:val="a3"/>
+        <w:rPr>
+          <w:rFonts w:asciiTheme="minorHAnsi" w:eastAsiaTheme="minorHAnsi" w:hAnsiTheme="minorHAnsi" w:cs="宋体" w:hint="eastAsia"/>
           <w:b/>
           <w:bCs/>
           <w:szCs w:val="21"/>
@@ -272,18 +272,18 @@
       <w:pPr>
         <w:pStyle w:val="a3"/>
         <w:rPr>
-          <w:rFonts w:asciiTheme="minorHAnsi" w:eastAsiaTheme="minorHAnsi" w:hAnsiTheme="minorHAnsi" w:cs="宋体"/>
-          <w:b/>
-          <w:bCs/>
-          <w:szCs w:val="21"/>
-        </w:rPr>
-      </w:pPr>
-    </w:p>
-    <w:p>
-      <w:pPr>
-        <w:pStyle w:val="a3"/>
-        <w:rPr>
-          <w:rFonts w:asciiTheme="minorHAnsi" w:eastAsiaTheme="minorHAnsi" w:hAnsiTheme="minorHAnsi" w:cs="宋体"/>
+          <w:rFonts w:asciiTheme="minorHAnsi" w:eastAsiaTheme="minorHAnsi" w:hAnsiTheme="minorHAnsi" w:cs="宋体" w:hint="eastAsia"/>
+          <w:b/>
+          <w:bCs/>
+          <w:szCs w:val="21"/>
+        </w:rPr>
+      </w:pPr>
+    </w:p>
+    <w:p>
+      <w:pPr>
+        <w:pStyle w:val="a3"/>
+        <w:rPr>
+          <w:rFonts w:asciiTheme="minorHAnsi" w:eastAsiaTheme="minorHAnsi" w:hAnsiTheme="minorHAnsi" w:cs="宋体" w:hint="eastAsia"/>
           <w:b/>
           <w:bCs/>
           <w:szCs w:val="21"/>
@@ -303,18 +303,18 @@
       <w:pPr>
         <w:pStyle w:val="a3"/>
         <w:rPr>
-          <w:rFonts w:asciiTheme="minorHAnsi" w:eastAsiaTheme="minorHAnsi" w:hAnsiTheme="minorHAnsi" w:cs="宋体"/>
-          <w:b/>
-          <w:bCs/>
-          <w:szCs w:val="21"/>
-        </w:rPr>
-      </w:pPr>
-    </w:p>
-    <w:p>
-      <w:pPr>
-        <w:pStyle w:val="a3"/>
-        <w:rPr>
-          <w:rFonts w:asciiTheme="minorHAnsi" w:eastAsiaTheme="minorHAnsi" w:hAnsiTheme="minorHAnsi" w:cs="宋体"/>
+          <w:rFonts w:asciiTheme="minorHAnsi" w:eastAsiaTheme="minorHAnsi" w:hAnsiTheme="minorHAnsi" w:cs="宋体" w:hint="eastAsia"/>
+          <w:b/>
+          <w:bCs/>
+          <w:szCs w:val="21"/>
+        </w:rPr>
+      </w:pPr>
+    </w:p>
+    <w:p>
+      <w:pPr>
+        <w:pStyle w:val="a3"/>
+        <w:rPr>
+          <w:rFonts w:asciiTheme="minorHAnsi" w:eastAsiaTheme="minorHAnsi" w:hAnsiTheme="minorHAnsi" w:cs="宋体" w:hint="eastAsia"/>
           <w:b/>
           <w:bCs/>
           <w:szCs w:val="21"/>
@@ -334,18 +334,18 @@
       <w:pPr>
         <w:pStyle w:val="a3"/>
         <w:rPr>
-          <w:rFonts w:asciiTheme="minorHAnsi" w:eastAsiaTheme="minorHAnsi" w:hAnsiTheme="minorHAnsi" w:cs="宋体"/>
-          <w:b/>
-          <w:bCs/>
-          <w:szCs w:val="21"/>
-        </w:rPr>
-      </w:pPr>
-    </w:p>
-    <w:p>
-      <w:pPr>
-        <w:pStyle w:val="a3"/>
-        <w:rPr>
-          <w:rFonts w:asciiTheme="minorHAnsi" w:eastAsiaTheme="minorHAnsi" w:hAnsiTheme="minorHAnsi" w:cs="宋体"/>
+          <w:rFonts w:asciiTheme="minorHAnsi" w:eastAsiaTheme="minorHAnsi" w:hAnsiTheme="minorHAnsi" w:cs="宋体" w:hint="eastAsia"/>
+          <w:b/>
+          <w:bCs/>
+          <w:szCs w:val="21"/>
+        </w:rPr>
+      </w:pPr>
+    </w:p>
+    <w:p>
+      <w:pPr>
+        <w:pStyle w:val="a3"/>
+        <w:rPr>
+          <w:rFonts w:asciiTheme="minorHAnsi" w:eastAsiaTheme="minorHAnsi" w:hAnsiTheme="minorHAnsi" w:cs="宋体" w:hint="eastAsia"/>
           <w:b/>
           <w:bCs/>
           <w:color w:val="0F9ED5" w:themeColor="accent4"/>
@@ -393,18 +393,18 @@
       <w:pPr>
         <w:pStyle w:val="a3"/>
         <w:rPr>
-          <w:rFonts w:asciiTheme="minorHAnsi" w:eastAsiaTheme="minorHAnsi" w:hAnsiTheme="minorHAnsi" w:cs="宋体"/>
-          <w:b/>
-          <w:bCs/>
-          <w:szCs w:val="21"/>
-        </w:rPr>
-      </w:pPr>
-    </w:p>
-    <w:p>
-      <w:pPr>
-        <w:pStyle w:val="a3"/>
-        <w:rPr>
-          <w:rFonts w:asciiTheme="minorHAnsi" w:eastAsiaTheme="minorHAnsi" w:hAnsiTheme="minorHAnsi" w:cs="宋体"/>
+          <w:rFonts w:asciiTheme="minorHAnsi" w:eastAsiaTheme="minorHAnsi" w:hAnsiTheme="minorHAnsi" w:cs="宋体" w:hint="eastAsia"/>
+          <w:b/>
+          <w:bCs/>
+          <w:szCs w:val="21"/>
+        </w:rPr>
+      </w:pPr>
+    </w:p>
+    <w:p>
+      <w:pPr>
+        <w:pStyle w:val="a3"/>
+        <w:rPr>
+          <w:rFonts w:asciiTheme="minorHAnsi" w:eastAsiaTheme="minorHAnsi" w:hAnsiTheme="minorHAnsi" w:cs="宋体" w:hint="eastAsia"/>
           <w:b/>
           <w:bCs/>
           <w:color w:val="4EA72E" w:themeColor="accent6"/>
@@ -426,18 +426,18 @@
       <w:pPr>
         <w:pStyle w:val="a3"/>
         <w:rPr>
-          <w:rFonts w:asciiTheme="minorHAnsi" w:eastAsiaTheme="minorHAnsi" w:hAnsiTheme="minorHAnsi" w:cs="宋体"/>
-          <w:b/>
-          <w:bCs/>
-          <w:szCs w:val="21"/>
-        </w:rPr>
-      </w:pPr>
-    </w:p>
-    <w:p>
-      <w:pPr>
-        <w:pStyle w:val="a3"/>
-        <w:rPr>
-          <w:rFonts w:asciiTheme="minorHAnsi" w:eastAsiaTheme="minorHAnsi" w:hAnsiTheme="minorHAnsi" w:cs="宋体"/>
+          <w:rFonts w:asciiTheme="minorHAnsi" w:eastAsiaTheme="minorHAnsi" w:hAnsiTheme="minorHAnsi" w:cs="宋体" w:hint="eastAsia"/>
+          <w:b/>
+          <w:bCs/>
+          <w:szCs w:val="21"/>
+        </w:rPr>
+      </w:pPr>
+    </w:p>
+    <w:p>
+      <w:pPr>
+        <w:pStyle w:val="a3"/>
+        <w:rPr>
+          <w:rFonts w:asciiTheme="minorHAnsi" w:eastAsiaTheme="minorHAnsi" w:hAnsiTheme="minorHAnsi" w:cs="宋体" w:hint="eastAsia"/>
           <w:b/>
           <w:bCs/>
           <w:szCs w:val="21"/>
@@ -457,18 +457,18 @@
       <w:pPr>
         <w:pStyle w:val="a3"/>
         <w:rPr>
-          <w:rFonts w:asciiTheme="minorHAnsi" w:eastAsiaTheme="minorHAnsi" w:hAnsiTheme="minorHAnsi" w:cs="宋体"/>
-          <w:b/>
-          <w:bCs/>
-          <w:szCs w:val="21"/>
-        </w:rPr>
-      </w:pPr>
-    </w:p>
-    <w:p>
-      <w:pPr>
-        <w:pStyle w:val="a3"/>
-        <w:rPr>
-          <w:rFonts w:asciiTheme="minorHAnsi" w:eastAsiaTheme="minorHAnsi" w:hAnsiTheme="minorHAnsi" w:cs="宋体"/>
+          <w:rFonts w:asciiTheme="minorHAnsi" w:eastAsiaTheme="minorHAnsi" w:hAnsiTheme="minorHAnsi" w:cs="宋体" w:hint="eastAsia"/>
+          <w:b/>
+          <w:bCs/>
+          <w:szCs w:val="21"/>
+        </w:rPr>
+      </w:pPr>
+    </w:p>
+    <w:p>
+      <w:pPr>
+        <w:pStyle w:val="a3"/>
+        <w:rPr>
+          <w:rFonts w:asciiTheme="minorHAnsi" w:eastAsiaTheme="minorHAnsi" w:hAnsiTheme="minorHAnsi" w:cs="宋体" w:hint="eastAsia"/>
           <w:b/>
           <w:bCs/>
           <w:szCs w:val="21"/>
@@ -488,7 +488,7 @@
       <w:pPr>
         <w:pStyle w:val="a3"/>
         <w:rPr>
-          <w:rFonts w:asciiTheme="minorHAnsi" w:eastAsiaTheme="minorHAnsi" w:hAnsiTheme="minorHAnsi" w:cs="宋体"/>
+          <w:rFonts w:asciiTheme="minorHAnsi" w:eastAsiaTheme="minorHAnsi" w:hAnsiTheme="minorHAnsi" w:cs="宋体" w:hint="eastAsia"/>
           <w:b/>
           <w:bCs/>
           <w:szCs w:val="21"/>
@@ -528,7 +528,7 @@
       <w:pPr>
         <w:pStyle w:val="a3"/>
         <w:rPr>
-          <w:rFonts w:asciiTheme="minorHAnsi" w:eastAsiaTheme="minorHAnsi" w:hAnsiTheme="minorHAnsi" w:cs="宋体"/>
+          <w:rFonts w:asciiTheme="minorHAnsi" w:eastAsiaTheme="minorHAnsi" w:hAnsiTheme="minorHAnsi" w:cs="宋体" w:hint="eastAsia"/>
           <w:b/>
           <w:bCs/>
           <w:szCs w:val="21"/>
@@ -548,7 +548,7 @@
       <w:pPr>
         <w:pStyle w:val="a3"/>
         <w:rPr>
-          <w:rFonts w:asciiTheme="minorHAnsi" w:eastAsiaTheme="minorHAnsi" w:hAnsiTheme="minorHAnsi" w:cs="宋体"/>
+          <w:rFonts w:asciiTheme="minorHAnsi" w:eastAsiaTheme="minorHAnsi" w:hAnsiTheme="minorHAnsi" w:cs="宋体" w:hint="eastAsia"/>
           <w:b/>
           <w:bCs/>
           <w:szCs w:val="21"/>
@@ -568,7 +568,7 @@
       <w:pPr>
         <w:pStyle w:val="a3"/>
         <w:rPr>
-          <w:rFonts w:asciiTheme="minorHAnsi" w:eastAsiaTheme="minorHAnsi" w:hAnsiTheme="minorHAnsi" w:cs="宋体"/>
+          <w:rFonts w:asciiTheme="minorHAnsi" w:eastAsiaTheme="minorHAnsi" w:hAnsiTheme="minorHAnsi" w:cs="宋体" w:hint="eastAsia"/>
           <w:b/>
           <w:bCs/>
           <w:szCs w:val="21"/>
@@ -588,7 +588,7 @@
       <w:pPr>
         <w:pStyle w:val="a3"/>
         <w:rPr>
-          <w:rFonts w:asciiTheme="minorHAnsi" w:eastAsiaTheme="minorHAnsi" w:hAnsiTheme="minorHAnsi" w:cs="宋体"/>
+          <w:rFonts w:asciiTheme="minorHAnsi" w:eastAsiaTheme="minorHAnsi" w:hAnsiTheme="minorHAnsi" w:cs="宋体" w:hint="eastAsia"/>
           <w:b/>
           <w:bCs/>
           <w:szCs w:val="21"/>
@@ -608,18 +608,18 @@
       <w:pPr>
         <w:pStyle w:val="a3"/>
         <w:rPr>
-          <w:rFonts w:asciiTheme="minorHAnsi" w:eastAsiaTheme="minorHAnsi" w:hAnsiTheme="minorHAnsi" w:cs="宋体"/>
-          <w:b/>
-          <w:bCs/>
-          <w:szCs w:val="21"/>
-        </w:rPr>
-      </w:pPr>
-    </w:p>
-    <w:p>
-      <w:pPr>
-        <w:pStyle w:val="a3"/>
-        <w:rPr>
-          <w:rFonts w:asciiTheme="minorHAnsi" w:eastAsiaTheme="minorHAnsi" w:hAnsiTheme="minorHAnsi" w:cs="宋体"/>
+          <w:rFonts w:asciiTheme="minorHAnsi" w:eastAsiaTheme="minorHAnsi" w:hAnsiTheme="minorHAnsi" w:cs="宋体" w:hint="eastAsia"/>
+          <w:b/>
+          <w:bCs/>
+          <w:szCs w:val="21"/>
+        </w:rPr>
+      </w:pPr>
+    </w:p>
+    <w:p>
+      <w:pPr>
+        <w:pStyle w:val="a3"/>
+        <w:rPr>
+          <w:rFonts w:asciiTheme="minorHAnsi" w:eastAsiaTheme="minorHAnsi" w:hAnsiTheme="minorHAnsi" w:cs="宋体" w:hint="eastAsia"/>
           <w:b/>
           <w:bCs/>
           <w:szCs w:val="21"/>
@@ -639,7 +639,7 @@
       <w:pPr>
         <w:pStyle w:val="a3"/>
         <w:rPr>
-          <w:rFonts w:asciiTheme="minorHAnsi" w:eastAsiaTheme="minorHAnsi" w:hAnsiTheme="minorHAnsi" w:cs="宋体"/>
+          <w:rFonts w:asciiTheme="minorHAnsi" w:eastAsiaTheme="minorHAnsi" w:hAnsiTheme="minorHAnsi" w:cs="宋体" w:hint="eastAsia"/>
           <w:b/>
           <w:bCs/>
           <w:szCs w:val="21"/>
@@ -699,7 +699,7 @@
       <w:pPr>
         <w:pStyle w:val="a3"/>
         <w:rPr>
-          <w:rFonts w:asciiTheme="minorHAnsi" w:eastAsiaTheme="minorHAnsi" w:hAnsiTheme="minorHAnsi" w:cs="宋体"/>
+          <w:rFonts w:asciiTheme="minorHAnsi" w:eastAsiaTheme="minorHAnsi" w:hAnsiTheme="minorHAnsi" w:cs="宋体" w:hint="eastAsia"/>
           <w:b/>
           <w:bCs/>
           <w:szCs w:val="21"/>
@@ -759,7 +759,7 @@
       <w:pPr>
         <w:pStyle w:val="a3"/>
         <w:rPr>
-          <w:rFonts w:asciiTheme="minorHAnsi" w:eastAsiaTheme="minorHAnsi" w:hAnsiTheme="minorHAnsi" w:cs="宋体"/>
+          <w:rFonts w:asciiTheme="minorHAnsi" w:eastAsiaTheme="minorHAnsi" w:hAnsiTheme="minorHAnsi" w:cs="宋体" w:hint="eastAsia"/>
           <w:b/>
           <w:bCs/>
           <w:szCs w:val="21"/>
@@ -819,7 +819,7 @@
       <w:pPr>
         <w:pStyle w:val="a3"/>
         <w:rPr>
-          <w:rFonts w:asciiTheme="minorHAnsi" w:eastAsiaTheme="minorHAnsi" w:hAnsiTheme="minorHAnsi" w:cs="宋体"/>
+          <w:rFonts w:asciiTheme="minorHAnsi" w:eastAsiaTheme="minorHAnsi" w:hAnsiTheme="minorHAnsi" w:cs="宋体" w:hint="eastAsia"/>
           <w:b/>
           <w:bCs/>
           <w:szCs w:val="21"/>
@@ -949,7 +949,7 @@
       <w:pPr>
         <w:pStyle w:val="a3"/>
         <w:rPr>
-          <w:rFonts w:asciiTheme="minorHAnsi" w:eastAsiaTheme="minorHAnsi" w:hAnsiTheme="minorHAnsi" w:cs="宋体"/>
+          <w:rFonts w:asciiTheme="minorHAnsi" w:eastAsiaTheme="minorHAnsi" w:hAnsiTheme="minorHAnsi" w:cs="宋体" w:hint="eastAsia"/>
           <w:b/>
           <w:bCs/>
           <w:szCs w:val="21"/>
@@ -969,18 +969,18 @@
       <w:pPr>
         <w:pStyle w:val="a3"/>
         <w:rPr>
-          <w:rFonts w:asciiTheme="minorHAnsi" w:eastAsiaTheme="minorHAnsi" w:hAnsiTheme="minorHAnsi" w:cs="宋体"/>
-          <w:b/>
-          <w:bCs/>
-          <w:szCs w:val="21"/>
-        </w:rPr>
-      </w:pPr>
-    </w:p>
-    <w:p>
-      <w:pPr>
-        <w:pStyle w:val="a3"/>
-        <w:rPr>
-          <w:rFonts w:asciiTheme="minorHAnsi" w:eastAsiaTheme="minorHAnsi" w:hAnsiTheme="minorHAnsi" w:cs="宋体"/>
+          <w:rFonts w:asciiTheme="minorHAnsi" w:eastAsiaTheme="minorHAnsi" w:hAnsiTheme="minorHAnsi" w:cs="宋体" w:hint="eastAsia"/>
+          <w:b/>
+          <w:bCs/>
+          <w:szCs w:val="21"/>
+        </w:rPr>
+      </w:pPr>
+    </w:p>
+    <w:p>
+      <w:pPr>
+        <w:pStyle w:val="a3"/>
+        <w:rPr>
+          <w:rFonts w:asciiTheme="minorHAnsi" w:eastAsiaTheme="minorHAnsi" w:hAnsiTheme="minorHAnsi" w:cs="宋体" w:hint="eastAsia"/>
           <w:b/>
           <w:bCs/>
           <w:szCs w:val="21"/>
@@ -1000,18 +1000,18 @@
       <w:pPr>
         <w:pStyle w:val="a3"/>
         <w:rPr>
-          <w:rFonts w:asciiTheme="minorHAnsi" w:eastAsiaTheme="minorHAnsi" w:hAnsiTheme="minorHAnsi" w:cs="宋体"/>
-          <w:b/>
-          <w:bCs/>
-          <w:szCs w:val="21"/>
-        </w:rPr>
-      </w:pPr>
-    </w:p>
-    <w:p>
-      <w:pPr>
-        <w:pStyle w:val="a3"/>
-        <w:rPr>
-          <w:rFonts w:asciiTheme="minorHAnsi" w:eastAsiaTheme="minorHAnsi" w:hAnsiTheme="minorHAnsi" w:cs="宋体"/>
+          <w:rFonts w:asciiTheme="minorHAnsi" w:eastAsiaTheme="minorHAnsi" w:hAnsiTheme="minorHAnsi" w:cs="宋体" w:hint="eastAsia"/>
+          <w:b/>
+          <w:bCs/>
+          <w:szCs w:val="21"/>
+        </w:rPr>
+      </w:pPr>
+    </w:p>
+    <w:p>
+      <w:pPr>
+        <w:pStyle w:val="a3"/>
+        <w:rPr>
+          <w:rFonts w:asciiTheme="minorHAnsi" w:eastAsiaTheme="minorHAnsi" w:hAnsiTheme="minorHAnsi" w:cs="宋体" w:hint="eastAsia"/>
           <w:b/>
           <w:bCs/>
           <w:szCs w:val="21"/>
@@ -1031,18 +1031,18 @@
       <w:pPr>
         <w:pStyle w:val="a3"/>
         <w:rPr>
-          <w:rFonts w:asciiTheme="minorHAnsi" w:eastAsiaTheme="minorHAnsi" w:hAnsiTheme="minorHAnsi" w:cs="宋体"/>
-          <w:b/>
-          <w:bCs/>
-          <w:szCs w:val="21"/>
-        </w:rPr>
-      </w:pPr>
-    </w:p>
-    <w:p>
-      <w:pPr>
-        <w:pStyle w:val="a3"/>
-        <w:rPr>
-          <w:rFonts w:asciiTheme="minorHAnsi" w:eastAsiaTheme="minorHAnsi" w:hAnsiTheme="minorHAnsi" w:cs="宋体"/>
+          <w:rFonts w:asciiTheme="minorHAnsi" w:eastAsiaTheme="minorHAnsi" w:hAnsiTheme="minorHAnsi" w:cs="宋体" w:hint="eastAsia"/>
+          <w:b/>
+          <w:bCs/>
+          <w:szCs w:val="21"/>
+        </w:rPr>
+      </w:pPr>
+    </w:p>
+    <w:p>
+      <w:pPr>
+        <w:pStyle w:val="a3"/>
+        <w:rPr>
+          <w:rFonts w:asciiTheme="minorHAnsi" w:eastAsiaTheme="minorHAnsi" w:hAnsiTheme="minorHAnsi" w:cs="宋体" w:hint="eastAsia"/>
           <w:b/>
           <w:bCs/>
           <w:color w:val="E97132" w:themeColor="accent2"/>
@@ -1064,18 +1064,18 @@
       <w:pPr>
         <w:pStyle w:val="a3"/>
         <w:rPr>
-          <w:rFonts w:asciiTheme="minorHAnsi" w:eastAsiaTheme="minorHAnsi" w:hAnsiTheme="minorHAnsi" w:cs="宋体"/>
-          <w:b/>
-          <w:bCs/>
-          <w:szCs w:val="21"/>
-        </w:rPr>
-      </w:pPr>
-    </w:p>
-    <w:p>
-      <w:pPr>
-        <w:pStyle w:val="a3"/>
-        <w:rPr>
-          <w:rFonts w:asciiTheme="minorHAnsi" w:eastAsiaTheme="minorHAnsi" w:hAnsiTheme="minorHAnsi" w:cs="宋体"/>
+          <w:rFonts w:asciiTheme="minorHAnsi" w:eastAsiaTheme="minorHAnsi" w:hAnsiTheme="minorHAnsi" w:cs="宋体" w:hint="eastAsia"/>
+          <w:b/>
+          <w:bCs/>
+          <w:szCs w:val="21"/>
+        </w:rPr>
+      </w:pPr>
+    </w:p>
+    <w:p>
+      <w:pPr>
+        <w:pStyle w:val="a3"/>
+        <w:rPr>
+          <w:rFonts w:asciiTheme="minorHAnsi" w:eastAsiaTheme="minorHAnsi" w:hAnsiTheme="minorHAnsi" w:cs="宋体" w:hint="eastAsia"/>
           <w:b/>
           <w:bCs/>
           <w:szCs w:val="21"/>
@@ -1115,18 +1115,18 @@
       <w:pPr>
         <w:pStyle w:val="a3"/>
         <w:rPr>
-          <w:rFonts w:asciiTheme="minorHAnsi" w:eastAsiaTheme="minorHAnsi" w:hAnsiTheme="minorHAnsi" w:cs="宋体"/>
-          <w:b/>
-          <w:bCs/>
-          <w:szCs w:val="21"/>
-        </w:rPr>
-      </w:pPr>
-    </w:p>
-    <w:p>
-      <w:pPr>
-        <w:pStyle w:val="a3"/>
-        <w:rPr>
-          <w:rFonts w:asciiTheme="minorHAnsi" w:eastAsiaTheme="minorHAnsi" w:hAnsiTheme="minorHAnsi" w:cs="宋体"/>
+          <w:rFonts w:asciiTheme="minorHAnsi" w:eastAsiaTheme="minorHAnsi" w:hAnsiTheme="minorHAnsi" w:cs="宋体" w:hint="eastAsia"/>
+          <w:b/>
+          <w:bCs/>
+          <w:szCs w:val="21"/>
+        </w:rPr>
+      </w:pPr>
+    </w:p>
+    <w:p>
+      <w:pPr>
+        <w:pStyle w:val="a3"/>
+        <w:rPr>
+          <w:rFonts w:asciiTheme="minorHAnsi" w:eastAsiaTheme="minorHAnsi" w:hAnsiTheme="minorHAnsi" w:cs="宋体" w:hint="eastAsia"/>
           <w:b/>
           <w:bCs/>
           <w:szCs w:val="21"/>
@@ -1186,7 +1186,7 @@
       <w:pPr>
         <w:pStyle w:val="a3"/>
         <w:rPr>
-          <w:rFonts w:asciiTheme="minorHAnsi" w:eastAsiaTheme="minorHAnsi" w:hAnsiTheme="minorHAnsi" w:cs="宋体"/>
+          <w:rFonts w:asciiTheme="minorHAnsi" w:eastAsiaTheme="minorHAnsi" w:hAnsiTheme="minorHAnsi" w:cs="宋体" w:hint="eastAsia"/>
           <w:b/>
           <w:bCs/>
           <w:szCs w:val="21"/>
@@ -1266,18 +1266,18 @@
       <w:pPr>
         <w:pStyle w:val="a3"/>
         <w:rPr>
-          <w:rFonts w:asciiTheme="minorHAnsi" w:eastAsiaTheme="minorHAnsi" w:hAnsiTheme="minorHAnsi" w:cs="宋体"/>
-          <w:b/>
-          <w:bCs/>
-          <w:szCs w:val="21"/>
-        </w:rPr>
-      </w:pPr>
-    </w:p>
-    <w:p>
-      <w:pPr>
-        <w:pStyle w:val="a3"/>
-        <w:rPr>
-          <w:rFonts w:asciiTheme="minorHAnsi" w:eastAsiaTheme="minorHAnsi" w:hAnsiTheme="minorHAnsi" w:cs="宋体"/>
+          <w:rFonts w:asciiTheme="minorHAnsi" w:eastAsiaTheme="minorHAnsi" w:hAnsiTheme="minorHAnsi" w:cs="宋体" w:hint="eastAsia"/>
+          <w:b/>
+          <w:bCs/>
+          <w:szCs w:val="21"/>
+        </w:rPr>
+      </w:pPr>
+    </w:p>
+    <w:p>
+      <w:pPr>
+        <w:pStyle w:val="a3"/>
+        <w:rPr>
+          <w:rFonts w:asciiTheme="minorHAnsi" w:eastAsiaTheme="minorHAnsi" w:hAnsiTheme="minorHAnsi" w:cs="宋体" w:hint="eastAsia"/>
           <w:b/>
           <w:bCs/>
           <w:szCs w:val="21"/>
@@ -1297,7 +1297,7 @@
       <w:pPr>
         <w:pStyle w:val="a3"/>
         <w:rPr>
-          <w:rFonts w:asciiTheme="minorHAnsi" w:eastAsiaTheme="minorHAnsi" w:hAnsiTheme="minorHAnsi" w:cs="宋体"/>
+          <w:rFonts w:asciiTheme="minorHAnsi" w:eastAsiaTheme="minorHAnsi" w:hAnsiTheme="minorHAnsi" w:cs="宋体" w:hint="eastAsia"/>
           <w:b/>
           <w:bCs/>
           <w:szCs w:val="21"/>
@@ -1377,7 +1377,7 @@
       <w:pPr>
         <w:pStyle w:val="a3"/>
         <w:rPr>
-          <w:rFonts w:asciiTheme="minorHAnsi" w:eastAsiaTheme="minorHAnsi" w:hAnsiTheme="minorHAnsi" w:cs="宋体"/>
+          <w:rFonts w:asciiTheme="minorHAnsi" w:eastAsiaTheme="minorHAnsi" w:hAnsiTheme="minorHAnsi" w:cs="宋体" w:hint="eastAsia"/>
           <w:b/>
           <w:bCs/>
           <w:szCs w:val="21"/>
@@ -1417,7 +1417,7 @@
       <w:pPr>
         <w:pStyle w:val="a3"/>
         <w:rPr>
-          <w:rFonts w:asciiTheme="minorHAnsi" w:eastAsiaTheme="minorHAnsi" w:hAnsiTheme="minorHAnsi" w:cs="宋体"/>
+          <w:rFonts w:asciiTheme="minorHAnsi" w:eastAsiaTheme="minorHAnsi" w:hAnsiTheme="minorHAnsi" w:cs="宋体" w:hint="eastAsia"/>
           <w:b/>
           <w:bCs/>
           <w:szCs w:val="21"/>
@@ -1437,7 +1437,7 @@
       <w:pPr>
         <w:pStyle w:val="a3"/>
         <w:rPr>
-          <w:rFonts w:asciiTheme="minorHAnsi" w:eastAsiaTheme="minorHAnsi" w:hAnsiTheme="minorHAnsi" w:cs="宋体"/>
+          <w:rFonts w:asciiTheme="minorHAnsi" w:eastAsiaTheme="minorHAnsi" w:hAnsiTheme="minorHAnsi" w:cs="宋体" w:hint="eastAsia"/>
           <w:b/>
           <w:bCs/>
           <w:szCs w:val="21"/>
@@ -1457,7 +1457,7 @@
       <w:pPr>
         <w:pStyle w:val="a3"/>
         <w:rPr>
-          <w:rFonts w:asciiTheme="minorHAnsi" w:eastAsiaTheme="minorHAnsi" w:hAnsiTheme="minorHAnsi" w:cs="宋体"/>
+          <w:rFonts w:asciiTheme="minorHAnsi" w:eastAsiaTheme="minorHAnsi" w:hAnsiTheme="minorHAnsi" w:cs="宋体" w:hint="eastAsia"/>
           <w:b/>
           <w:bCs/>
           <w:szCs w:val="21"/>
@@ -1517,18 +1517,18 @@
       <w:pPr>
         <w:pStyle w:val="a3"/>
         <w:rPr>
-          <w:rFonts w:asciiTheme="minorHAnsi" w:eastAsiaTheme="minorHAnsi" w:hAnsiTheme="minorHAnsi" w:cs="宋体"/>
-          <w:b/>
-          <w:bCs/>
-          <w:szCs w:val="21"/>
-        </w:rPr>
-      </w:pPr>
-    </w:p>
-    <w:p>
-      <w:pPr>
-        <w:pStyle w:val="a3"/>
-        <w:rPr>
-          <w:rFonts w:asciiTheme="minorHAnsi" w:eastAsiaTheme="minorHAnsi" w:hAnsiTheme="minorHAnsi" w:cs="宋体"/>
+          <w:rFonts w:asciiTheme="minorHAnsi" w:eastAsiaTheme="minorHAnsi" w:hAnsiTheme="minorHAnsi" w:cs="宋体" w:hint="eastAsia"/>
+          <w:b/>
+          <w:bCs/>
+          <w:szCs w:val="21"/>
+        </w:rPr>
+      </w:pPr>
+    </w:p>
+    <w:p>
+      <w:pPr>
+        <w:pStyle w:val="a3"/>
+        <w:rPr>
+          <w:rFonts w:asciiTheme="minorHAnsi" w:eastAsiaTheme="minorHAnsi" w:hAnsiTheme="minorHAnsi" w:cs="宋体" w:hint="eastAsia"/>
           <w:b/>
           <w:bCs/>
           <w:szCs w:val="21"/>
@@ -1568,18 +1568,18 @@
       <w:pPr>
         <w:pStyle w:val="a3"/>
         <w:rPr>
-          <w:rFonts w:asciiTheme="minorHAnsi" w:eastAsiaTheme="minorHAnsi" w:hAnsiTheme="minorHAnsi" w:cs="宋体"/>
-          <w:b/>
-          <w:bCs/>
-          <w:szCs w:val="21"/>
-        </w:rPr>
-      </w:pPr>
-    </w:p>
-    <w:p>
-      <w:pPr>
-        <w:pStyle w:val="a3"/>
-        <w:rPr>
-          <w:rFonts w:asciiTheme="minorHAnsi" w:eastAsiaTheme="minorHAnsi" w:hAnsiTheme="minorHAnsi" w:cs="宋体"/>
+          <w:rFonts w:asciiTheme="minorHAnsi" w:eastAsiaTheme="minorHAnsi" w:hAnsiTheme="minorHAnsi" w:cs="宋体" w:hint="eastAsia"/>
+          <w:b/>
+          <w:bCs/>
+          <w:szCs w:val="21"/>
+        </w:rPr>
+      </w:pPr>
+    </w:p>
+    <w:p>
+      <w:pPr>
+        <w:pStyle w:val="a3"/>
+        <w:rPr>
+          <w:rFonts w:asciiTheme="minorHAnsi" w:eastAsiaTheme="minorHAnsi" w:hAnsiTheme="minorHAnsi" w:cs="宋体" w:hint="eastAsia"/>
           <w:b/>
           <w:bCs/>
           <w:szCs w:val="21"/>
@@ -1599,18 +1599,18 @@
       <w:pPr>
         <w:pStyle w:val="a3"/>
         <w:rPr>
-          <w:rFonts w:asciiTheme="minorHAnsi" w:eastAsiaTheme="minorHAnsi" w:hAnsiTheme="minorHAnsi" w:cs="宋体"/>
-          <w:b/>
-          <w:bCs/>
-          <w:szCs w:val="21"/>
-        </w:rPr>
-      </w:pPr>
-    </w:p>
-    <w:p>
-      <w:pPr>
-        <w:pStyle w:val="a3"/>
-        <w:rPr>
-          <w:rFonts w:asciiTheme="minorHAnsi" w:eastAsiaTheme="minorHAnsi" w:hAnsiTheme="minorHAnsi" w:cs="宋体"/>
+          <w:rFonts w:asciiTheme="minorHAnsi" w:eastAsiaTheme="minorHAnsi" w:hAnsiTheme="minorHAnsi" w:cs="宋体" w:hint="eastAsia"/>
+          <w:b/>
+          <w:bCs/>
+          <w:szCs w:val="21"/>
+        </w:rPr>
+      </w:pPr>
+    </w:p>
+    <w:p>
+      <w:pPr>
+        <w:pStyle w:val="a3"/>
+        <w:rPr>
+          <w:rFonts w:asciiTheme="minorHAnsi" w:eastAsiaTheme="minorHAnsi" w:hAnsiTheme="minorHAnsi" w:cs="宋体" w:hint="eastAsia"/>
           <w:b/>
           <w:bCs/>
           <w:szCs w:val="21"/>
@@ -1690,18 +1690,18 @@
       <w:pPr>
         <w:pStyle w:val="a3"/>
         <w:rPr>
-          <w:rFonts w:asciiTheme="minorHAnsi" w:eastAsiaTheme="minorHAnsi" w:hAnsiTheme="minorHAnsi" w:cs="宋体"/>
-          <w:b/>
-          <w:bCs/>
-          <w:szCs w:val="21"/>
-        </w:rPr>
-      </w:pPr>
-    </w:p>
-    <w:p>
-      <w:pPr>
-        <w:pStyle w:val="a3"/>
-        <w:rPr>
-          <w:rFonts w:asciiTheme="minorHAnsi" w:eastAsiaTheme="minorHAnsi" w:hAnsiTheme="minorHAnsi" w:cs="宋体"/>
+          <w:rFonts w:asciiTheme="minorHAnsi" w:eastAsiaTheme="minorHAnsi" w:hAnsiTheme="minorHAnsi" w:cs="宋体" w:hint="eastAsia"/>
+          <w:b/>
+          <w:bCs/>
+          <w:szCs w:val="21"/>
+        </w:rPr>
+      </w:pPr>
+    </w:p>
+    <w:p>
+      <w:pPr>
+        <w:pStyle w:val="a3"/>
+        <w:rPr>
+          <w:rFonts w:asciiTheme="minorHAnsi" w:eastAsiaTheme="minorHAnsi" w:hAnsiTheme="minorHAnsi" w:cs="宋体" w:hint="eastAsia"/>
           <w:b/>
           <w:bCs/>
           <w:szCs w:val="21"/>
@@ -1721,18 +1721,18 @@
       <w:pPr>
         <w:pStyle w:val="a3"/>
         <w:rPr>
-          <w:rFonts w:asciiTheme="minorHAnsi" w:eastAsiaTheme="minorHAnsi" w:hAnsiTheme="minorHAnsi" w:cs="宋体"/>
-          <w:b/>
-          <w:bCs/>
-          <w:szCs w:val="21"/>
-        </w:rPr>
-      </w:pPr>
-    </w:p>
-    <w:p>
-      <w:pPr>
-        <w:pStyle w:val="a3"/>
-        <w:rPr>
-          <w:rFonts w:asciiTheme="minorHAnsi" w:eastAsiaTheme="minorHAnsi" w:hAnsiTheme="minorHAnsi" w:cs="宋体"/>
+          <w:rFonts w:asciiTheme="minorHAnsi" w:eastAsiaTheme="minorHAnsi" w:hAnsiTheme="minorHAnsi" w:cs="宋体" w:hint="eastAsia"/>
+          <w:b/>
+          <w:bCs/>
+          <w:szCs w:val="21"/>
+        </w:rPr>
+      </w:pPr>
+    </w:p>
+    <w:p>
+      <w:pPr>
+        <w:pStyle w:val="a3"/>
+        <w:rPr>
+          <w:rFonts w:asciiTheme="minorHAnsi" w:eastAsiaTheme="minorHAnsi" w:hAnsiTheme="minorHAnsi" w:cs="宋体" w:hint="eastAsia"/>
           <w:b/>
           <w:bCs/>
           <w:color w:val="0F9ED5" w:themeColor="accent4"/>
@@ -1780,18 +1780,18 @@
       <w:pPr>
         <w:pStyle w:val="a3"/>
         <w:rPr>
-          <w:rFonts w:asciiTheme="minorHAnsi" w:eastAsiaTheme="minorHAnsi" w:hAnsiTheme="minorHAnsi" w:cs="宋体"/>
-          <w:b/>
-          <w:bCs/>
-          <w:szCs w:val="21"/>
-        </w:rPr>
-      </w:pPr>
-    </w:p>
-    <w:p>
-      <w:pPr>
-        <w:pStyle w:val="a3"/>
-        <w:rPr>
-          <w:rFonts w:asciiTheme="minorHAnsi" w:eastAsiaTheme="minorHAnsi" w:hAnsiTheme="minorHAnsi" w:cs="宋体"/>
+          <w:rFonts w:asciiTheme="minorHAnsi" w:eastAsiaTheme="minorHAnsi" w:hAnsiTheme="minorHAnsi" w:cs="宋体" w:hint="eastAsia"/>
+          <w:b/>
+          <w:bCs/>
+          <w:szCs w:val="21"/>
+        </w:rPr>
+      </w:pPr>
+    </w:p>
+    <w:p>
+      <w:pPr>
+        <w:pStyle w:val="a3"/>
+        <w:rPr>
+          <w:rFonts w:asciiTheme="minorHAnsi" w:eastAsiaTheme="minorHAnsi" w:hAnsiTheme="minorHAnsi" w:cs="宋体" w:hint="eastAsia"/>
           <w:b/>
           <w:bCs/>
           <w:color w:val="4EA72E" w:themeColor="accent6"/>
@@ -1813,18 +1813,18 @@
       <w:pPr>
         <w:pStyle w:val="a3"/>
         <w:rPr>
-          <w:rFonts w:asciiTheme="minorHAnsi" w:eastAsiaTheme="minorHAnsi" w:hAnsiTheme="minorHAnsi" w:cs="宋体"/>
-          <w:b/>
-          <w:bCs/>
-          <w:szCs w:val="21"/>
-        </w:rPr>
-      </w:pPr>
-    </w:p>
-    <w:p>
-      <w:pPr>
-        <w:pStyle w:val="a3"/>
-        <w:rPr>
-          <w:rFonts w:asciiTheme="minorHAnsi" w:eastAsiaTheme="minorHAnsi" w:hAnsiTheme="minorHAnsi" w:cs="宋体"/>
+          <w:rFonts w:asciiTheme="minorHAnsi" w:eastAsiaTheme="minorHAnsi" w:hAnsiTheme="minorHAnsi" w:cs="宋体" w:hint="eastAsia"/>
+          <w:b/>
+          <w:bCs/>
+          <w:szCs w:val="21"/>
+        </w:rPr>
+      </w:pPr>
+    </w:p>
+    <w:p>
+      <w:pPr>
+        <w:pStyle w:val="a3"/>
+        <w:rPr>
+          <w:rFonts w:asciiTheme="minorHAnsi" w:eastAsiaTheme="minorHAnsi" w:hAnsiTheme="minorHAnsi" w:cs="宋体" w:hint="eastAsia"/>
           <w:b/>
           <w:bCs/>
           <w:szCs w:val="21"/>
@@ -1864,18 +1864,18 @@
       <w:pPr>
         <w:pStyle w:val="a3"/>
         <w:rPr>
-          <w:rFonts w:asciiTheme="minorHAnsi" w:eastAsiaTheme="minorHAnsi" w:hAnsiTheme="minorHAnsi" w:cs="宋体"/>
-          <w:b/>
-          <w:bCs/>
-          <w:szCs w:val="21"/>
-        </w:rPr>
-      </w:pPr>
-    </w:p>
-    <w:p>
-      <w:pPr>
-        <w:pStyle w:val="a3"/>
-        <w:rPr>
-          <w:rFonts w:asciiTheme="minorHAnsi" w:eastAsiaTheme="minorHAnsi" w:hAnsiTheme="minorHAnsi" w:cs="宋体"/>
+          <w:rFonts w:asciiTheme="minorHAnsi" w:eastAsiaTheme="minorHAnsi" w:hAnsiTheme="minorHAnsi" w:cs="宋体" w:hint="eastAsia"/>
+          <w:b/>
+          <w:bCs/>
+          <w:szCs w:val="21"/>
+        </w:rPr>
+      </w:pPr>
+    </w:p>
+    <w:p>
+      <w:pPr>
+        <w:pStyle w:val="a3"/>
+        <w:rPr>
+          <w:rFonts w:asciiTheme="minorHAnsi" w:eastAsiaTheme="minorHAnsi" w:hAnsiTheme="minorHAnsi" w:cs="宋体" w:hint="eastAsia"/>
           <w:b/>
           <w:bCs/>
           <w:szCs w:val="21"/>
@@ -1895,7 +1895,7 @@
       <w:pPr>
         <w:pStyle w:val="a3"/>
         <w:rPr>
-          <w:rFonts w:asciiTheme="minorHAnsi" w:eastAsiaTheme="minorHAnsi" w:hAnsiTheme="minorHAnsi" w:cs="宋体"/>
+          <w:rFonts w:asciiTheme="minorHAnsi" w:eastAsiaTheme="minorHAnsi" w:hAnsiTheme="minorHAnsi" w:cs="宋体" w:hint="eastAsia"/>
           <w:b/>
           <w:bCs/>
           <w:szCs w:val="21"/>
@@ -1915,7 +1915,7 @@
       <w:pPr>
         <w:pStyle w:val="a3"/>
         <w:rPr>
-          <w:rFonts w:asciiTheme="minorHAnsi" w:eastAsiaTheme="minorHAnsi" w:hAnsiTheme="minorHAnsi" w:cs="宋体"/>
+          <w:rFonts w:asciiTheme="minorHAnsi" w:eastAsiaTheme="minorHAnsi" w:hAnsiTheme="minorHAnsi" w:cs="宋体" w:hint="eastAsia"/>
           <w:b/>
           <w:bCs/>
           <w:szCs w:val="21"/>
@@ -1935,7 +1935,7 @@
       <w:pPr>
         <w:pStyle w:val="a3"/>
         <w:rPr>
-          <w:rFonts w:asciiTheme="minorHAnsi" w:eastAsiaTheme="minorHAnsi" w:hAnsiTheme="minorHAnsi" w:cs="宋体"/>
+          <w:rFonts w:asciiTheme="minorHAnsi" w:eastAsiaTheme="minorHAnsi" w:hAnsiTheme="minorHAnsi" w:cs="宋体" w:hint="eastAsia"/>
           <w:b/>
           <w:bCs/>
           <w:szCs w:val="21"/>
@@ -1955,7 +1955,7 @@
       <w:pPr>
         <w:pStyle w:val="a3"/>
         <w:rPr>
-          <w:rFonts w:asciiTheme="minorHAnsi" w:eastAsiaTheme="minorHAnsi" w:hAnsiTheme="minorHAnsi" w:cs="宋体"/>
+          <w:rFonts w:asciiTheme="minorHAnsi" w:eastAsiaTheme="minorHAnsi" w:hAnsiTheme="minorHAnsi" w:cs="宋体" w:hint="eastAsia"/>
           <w:b/>
           <w:bCs/>
           <w:szCs w:val="21"/>
@@ -1976,7 +1976,7 @@
       <w:pPr>
         <w:pStyle w:val="a3"/>
         <w:rPr>
-          <w:rFonts w:asciiTheme="minorHAnsi" w:eastAsiaTheme="minorHAnsi" w:hAnsiTheme="minorHAnsi" w:cs="宋体"/>
+          <w:rFonts w:asciiTheme="minorHAnsi" w:eastAsiaTheme="minorHAnsi" w:hAnsiTheme="minorHAnsi" w:cs="宋体" w:hint="eastAsia"/>
           <w:b/>
           <w:bCs/>
           <w:szCs w:val="21"/>
@@ -1996,7 +1996,7 @@
       <w:pPr>
         <w:pStyle w:val="a3"/>
         <w:rPr>
-          <w:rFonts w:asciiTheme="minorHAnsi" w:eastAsiaTheme="minorHAnsi" w:hAnsiTheme="minorHAnsi" w:cs="宋体"/>
+          <w:rFonts w:asciiTheme="minorHAnsi" w:eastAsiaTheme="minorHAnsi" w:hAnsiTheme="minorHAnsi" w:cs="宋体" w:hint="eastAsia"/>
           <w:b/>
           <w:bCs/>
           <w:szCs w:val="21"/>
@@ -2016,7 +2016,7 @@
       <w:pPr>
         <w:pStyle w:val="a3"/>
         <w:rPr>
-          <w:rFonts w:asciiTheme="minorHAnsi" w:eastAsiaTheme="minorHAnsi" w:hAnsiTheme="minorHAnsi" w:cs="宋体"/>
+          <w:rFonts w:asciiTheme="minorHAnsi" w:eastAsiaTheme="minorHAnsi" w:hAnsiTheme="minorHAnsi" w:cs="宋体" w:hint="eastAsia"/>
           <w:b/>
           <w:bCs/>
           <w:szCs w:val="21"/>
@@ -2036,7 +2036,7 @@
       <w:pPr>
         <w:pStyle w:val="a3"/>
         <w:rPr>
-          <w:rFonts w:asciiTheme="minorHAnsi" w:eastAsiaTheme="minorHAnsi" w:hAnsiTheme="minorHAnsi" w:cs="宋体"/>
+          <w:rFonts w:asciiTheme="minorHAnsi" w:eastAsiaTheme="minorHAnsi" w:hAnsiTheme="minorHAnsi" w:cs="宋体" w:hint="eastAsia"/>
           <w:b/>
           <w:bCs/>
           <w:szCs w:val="21"/>
@@ -2056,18 +2056,18 @@
       <w:pPr>
         <w:pStyle w:val="a3"/>
         <w:rPr>
-          <w:rFonts w:asciiTheme="minorHAnsi" w:eastAsiaTheme="minorHAnsi" w:hAnsiTheme="minorHAnsi" w:cs="宋体"/>
-          <w:b/>
-          <w:bCs/>
-          <w:szCs w:val="21"/>
-        </w:rPr>
-      </w:pPr>
-    </w:p>
-    <w:p>
-      <w:pPr>
-        <w:pStyle w:val="a3"/>
-        <w:rPr>
-          <w:rFonts w:asciiTheme="minorHAnsi" w:eastAsiaTheme="minorHAnsi" w:hAnsiTheme="minorHAnsi" w:cs="宋体"/>
+          <w:rFonts w:asciiTheme="minorHAnsi" w:eastAsiaTheme="minorHAnsi" w:hAnsiTheme="minorHAnsi" w:cs="宋体" w:hint="eastAsia"/>
+          <w:b/>
+          <w:bCs/>
+          <w:szCs w:val="21"/>
+        </w:rPr>
+      </w:pPr>
+    </w:p>
+    <w:p>
+      <w:pPr>
+        <w:pStyle w:val="a3"/>
+        <w:rPr>
+          <w:rFonts w:asciiTheme="minorHAnsi" w:eastAsiaTheme="minorHAnsi" w:hAnsiTheme="minorHAnsi" w:cs="宋体" w:hint="eastAsia"/>
           <w:b/>
           <w:bCs/>
           <w:szCs w:val="21"/>
@@ -2087,7 +2087,7 @@
       <w:pPr>
         <w:pStyle w:val="a3"/>
         <w:rPr>
-          <w:rFonts w:asciiTheme="minorHAnsi" w:eastAsiaTheme="minorHAnsi" w:hAnsiTheme="minorHAnsi" w:cs="宋体"/>
+          <w:rFonts w:asciiTheme="minorHAnsi" w:eastAsiaTheme="minorHAnsi" w:hAnsiTheme="minorHAnsi" w:cs="宋体" w:hint="eastAsia"/>
           <w:b/>
           <w:bCs/>
           <w:szCs w:val="21"/>
@@ -2127,7 +2127,7 @@
       <w:pPr>
         <w:pStyle w:val="a3"/>
         <w:rPr>
-          <w:rFonts w:asciiTheme="minorHAnsi" w:eastAsiaTheme="minorHAnsi" w:hAnsiTheme="minorHAnsi" w:cs="宋体"/>
+          <w:rFonts w:asciiTheme="minorHAnsi" w:eastAsiaTheme="minorHAnsi" w:hAnsiTheme="minorHAnsi" w:cs="宋体" w:hint="eastAsia"/>
           <w:b/>
           <w:bCs/>
           <w:szCs w:val="21"/>
@@ -2187,7 +2187,7 @@
       <w:pPr>
         <w:pStyle w:val="a3"/>
         <w:rPr>
-          <w:rFonts w:asciiTheme="minorHAnsi" w:eastAsiaTheme="minorHAnsi" w:hAnsiTheme="minorHAnsi" w:cs="宋体"/>
+          <w:rFonts w:asciiTheme="minorHAnsi" w:eastAsiaTheme="minorHAnsi" w:hAnsiTheme="minorHAnsi" w:cs="宋体" w:hint="eastAsia"/>
           <w:b/>
           <w:bCs/>
           <w:szCs w:val="21"/>
@@ -2227,7 +2227,7 @@
       <w:pPr>
         <w:pStyle w:val="a3"/>
         <w:rPr>
-          <w:rFonts w:asciiTheme="minorHAnsi" w:eastAsiaTheme="minorHAnsi" w:hAnsiTheme="minorHAnsi" w:cs="宋体"/>
+          <w:rFonts w:asciiTheme="minorHAnsi" w:eastAsiaTheme="minorHAnsi" w:hAnsiTheme="minorHAnsi" w:cs="宋体" w:hint="eastAsia"/>
           <w:b/>
           <w:bCs/>
           <w:szCs w:val="21"/>
@@ -2267,7 +2267,7 @@
       <w:pPr>
         <w:pStyle w:val="a3"/>
         <w:rPr>
-          <w:rFonts w:asciiTheme="minorHAnsi" w:eastAsiaTheme="minorHAnsi" w:hAnsiTheme="minorHAnsi" w:cs="宋体"/>
+          <w:rFonts w:asciiTheme="minorHAnsi" w:eastAsiaTheme="minorHAnsi" w:hAnsiTheme="minorHAnsi" w:cs="宋体" w:hint="eastAsia"/>
           <w:b/>
           <w:bCs/>
           <w:szCs w:val="21"/>
@@ -2287,7 +2287,7 @@
       <w:pPr>
         <w:pStyle w:val="a3"/>
         <w:rPr>
-          <w:rFonts w:asciiTheme="minorHAnsi" w:eastAsiaTheme="minorHAnsi" w:hAnsiTheme="minorHAnsi" w:cs="宋体"/>
+          <w:rFonts w:asciiTheme="minorHAnsi" w:eastAsiaTheme="minorHAnsi" w:hAnsiTheme="minorHAnsi" w:cs="宋体" w:hint="eastAsia"/>
           <w:b/>
           <w:bCs/>
           <w:szCs w:val="21"/>
@@ -2367,7 +2367,7 @@
       <w:pPr>
         <w:pStyle w:val="a3"/>
         <w:rPr>
-          <w:rFonts w:asciiTheme="minorHAnsi" w:eastAsiaTheme="minorHAnsi" w:hAnsiTheme="minorHAnsi" w:cs="宋体"/>
+          <w:rFonts w:asciiTheme="minorHAnsi" w:eastAsiaTheme="minorHAnsi" w:hAnsiTheme="minorHAnsi" w:cs="宋体" w:hint="eastAsia"/>
           <w:b/>
           <w:bCs/>
           <w:szCs w:val="21"/>
@@ -2387,18 +2387,18 @@
       <w:pPr>
         <w:pStyle w:val="a3"/>
         <w:rPr>
-          <w:rFonts w:asciiTheme="minorHAnsi" w:eastAsiaTheme="minorHAnsi" w:hAnsiTheme="minorHAnsi" w:cs="宋体"/>
-          <w:b/>
-          <w:bCs/>
-          <w:szCs w:val="21"/>
-        </w:rPr>
-      </w:pPr>
-    </w:p>
-    <w:p>
-      <w:pPr>
-        <w:pStyle w:val="a3"/>
-        <w:rPr>
-          <w:rFonts w:asciiTheme="minorHAnsi" w:eastAsiaTheme="minorHAnsi" w:hAnsiTheme="minorHAnsi" w:cs="宋体"/>
+          <w:rFonts w:asciiTheme="minorHAnsi" w:eastAsiaTheme="minorHAnsi" w:hAnsiTheme="minorHAnsi" w:cs="宋体" w:hint="eastAsia"/>
+          <w:b/>
+          <w:bCs/>
+          <w:szCs w:val="21"/>
+        </w:rPr>
+      </w:pPr>
+    </w:p>
+    <w:p>
+      <w:pPr>
+        <w:pStyle w:val="a3"/>
+        <w:rPr>
+          <w:rFonts w:asciiTheme="minorHAnsi" w:eastAsiaTheme="minorHAnsi" w:hAnsiTheme="minorHAnsi" w:cs="宋体" w:hint="eastAsia"/>
           <w:b/>
           <w:bCs/>
           <w:szCs w:val="21"/>
@@ -2418,18 +2418,18 @@
       <w:pPr>
         <w:pStyle w:val="a3"/>
         <w:rPr>
-          <w:rFonts w:asciiTheme="minorHAnsi" w:eastAsiaTheme="minorHAnsi" w:hAnsiTheme="minorHAnsi" w:cs="宋体"/>
-          <w:b/>
-          <w:bCs/>
-          <w:szCs w:val="21"/>
-        </w:rPr>
-      </w:pPr>
-    </w:p>
-    <w:p>
-      <w:pPr>
-        <w:pStyle w:val="a3"/>
-        <w:rPr>
-          <w:rFonts w:asciiTheme="minorHAnsi" w:eastAsiaTheme="minorHAnsi" w:hAnsiTheme="minorHAnsi" w:cs="宋体"/>
+          <w:rFonts w:asciiTheme="minorHAnsi" w:eastAsiaTheme="minorHAnsi" w:hAnsiTheme="minorHAnsi" w:cs="宋体" w:hint="eastAsia"/>
+          <w:b/>
+          <w:bCs/>
+          <w:szCs w:val="21"/>
+        </w:rPr>
+      </w:pPr>
+    </w:p>
+    <w:p>
+      <w:pPr>
+        <w:pStyle w:val="a3"/>
+        <w:rPr>
+          <w:rFonts w:asciiTheme="minorHAnsi" w:eastAsiaTheme="minorHAnsi" w:hAnsiTheme="minorHAnsi" w:cs="宋体" w:hint="eastAsia"/>
           <w:b/>
           <w:bCs/>
           <w:color w:val="E97132" w:themeColor="accent2"/>
@@ -2451,18 +2451,18 @@
       <w:pPr>
         <w:pStyle w:val="a3"/>
         <w:rPr>
-          <w:rFonts w:asciiTheme="minorHAnsi" w:eastAsiaTheme="minorHAnsi" w:hAnsiTheme="minorHAnsi" w:cs="宋体"/>
-          <w:b/>
-          <w:bCs/>
-          <w:szCs w:val="21"/>
-        </w:rPr>
-      </w:pPr>
-    </w:p>
-    <w:p>
-      <w:pPr>
-        <w:pStyle w:val="a3"/>
-        <w:rPr>
-          <w:rFonts w:asciiTheme="minorHAnsi" w:eastAsiaTheme="minorHAnsi" w:hAnsiTheme="minorHAnsi" w:cs="宋体"/>
+          <w:rFonts w:asciiTheme="minorHAnsi" w:eastAsiaTheme="minorHAnsi" w:hAnsiTheme="minorHAnsi" w:cs="宋体" w:hint="eastAsia"/>
+          <w:b/>
+          <w:bCs/>
+          <w:szCs w:val="21"/>
+        </w:rPr>
+      </w:pPr>
+    </w:p>
+    <w:p>
+      <w:pPr>
+        <w:pStyle w:val="a3"/>
+        <w:rPr>
+          <w:rFonts w:asciiTheme="minorHAnsi" w:eastAsiaTheme="minorHAnsi" w:hAnsiTheme="minorHAnsi" w:cs="宋体" w:hint="eastAsia"/>
           <w:b/>
           <w:bCs/>
           <w:szCs w:val="21"/>
@@ -2502,7 +2502,7 @@
       <w:pPr>
         <w:pStyle w:val="a3"/>
         <w:rPr>
-          <w:rFonts w:asciiTheme="minorHAnsi" w:eastAsiaTheme="minorHAnsi" w:hAnsiTheme="minorHAnsi" w:cs="宋体"/>
+          <w:rFonts w:asciiTheme="minorHAnsi" w:eastAsiaTheme="minorHAnsi" w:hAnsiTheme="minorHAnsi" w:cs="宋体" w:hint="eastAsia"/>
           <w:b/>
           <w:bCs/>
           <w:szCs w:val="21"/>
@@ -2564,18 +2564,18 @@
       <w:pPr>
         <w:pStyle w:val="a3"/>
         <w:rPr>
-          <w:rFonts w:asciiTheme="minorHAnsi" w:eastAsiaTheme="minorHAnsi" w:hAnsiTheme="minorHAnsi" w:cs="宋体"/>
-          <w:b/>
-          <w:bCs/>
-          <w:szCs w:val="21"/>
-        </w:rPr>
-      </w:pPr>
-    </w:p>
-    <w:p>
-      <w:pPr>
-        <w:pStyle w:val="a3"/>
-        <w:rPr>
-          <w:rFonts w:asciiTheme="minorHAnsi" w:eastAsiaTheme="minorHAnsi" w:hAnsiTheme="minorHAnsi" w:cs="宋体"/>
+          <w:rFonts w:asciiTheme="minorHAnsi" w:eastAsiaTheme="minorHAnsi" w:hAnsiTheme="minorHAnsi" w:cs="宋体" w:hint="eastAsia"/>
+          <w:b/>
+          <w:bCs/>
+          <w:szCs w:val="21"/>
+        </w:rPr>
+      </w:pPr>
+    </w:p>
+    <w:p>
+      <w:pPr>
+        <w:pStyle w:val="a3"/>
+        <w:rPr>
+          <w:rFonts w:asciiTheme="minorHAnsi" w:eastAsiaTheme="minorHAnsi" w:hAnsiTheme="minorHAnsi" w:cs="宋体" w:hint="eastAsia"/>
           <w:b/>
           <w:bCs/>
           <w:szCs w:val="21"/>
@@ -2655,18 +2655,18 @@
       <w:pPr>
         <w:pStyle w:val="a3"/>
         <w:rPr>
-          <w:rFonts w:asciiTheme="minorHAnsi" w:eastAsiaTheme="minorHAnsi" w:hAnsiTheme="minorHAnsi" w:cs="宋体"/>
-          <w:b/>
-          <w:bCs/>
-          <w:szCs w:val="21"/>
-        </w:rPr>
-      </w:pPr>
-    </w:p>
-    <w:p>
-      <w:pPr>
-        <w:pStyle w:val="a3"/>
-        <w:rPr>
-          <w:rFonts w:asciiTheme="minorHAnsi" w:eastAsiaTheme="minorHAnsi" w:hAnsiTheme="minorHAnsi" w:cs="宋体"/>
+          <w:rFonts w:asciiTheme="minorHAnsi" w:eastAsiaTheme="minorHAnsi" w:hAnsiTheme="minorHAnsi" w:cs="宋体" w:hint="eastAsia"/>
+          <w:b/>
+          <w:bCs/>
+          <w:szCs w:val="21"/>
+        </w:rPr>
+      </w:pPr>
+    </w:p>
+    <w:p>
+      <w:pPr>
+        <w:pStyle w:val="a3"/>
+        <w:rPr>
+          <w:rFonts w:asciiTheme="minorHAnsi" w:eastAsiaTheme="minorHAnsi" w:hAnsiTheme="minorHAnsi" w:cs="宋体" w:hint="eastAsia"/>
           <w:b/>
           <w:bCs/>
           <w:szCs w:val="21"/>
@@ -2686,7 +2686,7 @@
       <w:pPr>
         <w:pStyle w:val="a3"/>
         <w:rPr>
-          <w:rFonts w:asciiTheme="minorHAnsi" w:eastAsiaTheme="minorHAnsi" w:hAnsiTheme="minorHAnsi" w:cs="宋体"/>
+          <w:rFonts w:asciiTheme="minorHAnsi" w:eastAsiaTheme="minorHAnsi" w:hAnsiTheme="minorHAnsi" w:cs="宋体" w:hint="eastAsia"/>
           <w:b/>
           <w:bCs/>
           <w:szCs w:val="21"/>
@@ -2726,7 +2726,7 @@
       <w:pPr>
         <w:pStyle w:val="a3"/>
         <w:rPr>
-          <w:rFonts w:asciiTheme="minorHAnsi" w:eastAsiaTheme="minorHAnsi" w:hAnsiTheme="minorHAnsi" w:cs="宋体"/>
+          <w:rFonts w:asciiTheme="minorHAnsi" w:eastAsiaTheme="minorHAnsi" w:hAnsiTheme="minorHAnsi" w:cs="宋体" w:hint="eastAsia"/>
           <w:b/>
           <w:bCs/>
           <w:szCs w:val="21"/>
@@ -2746,7 +2746,7 @@
       <w:pPr>
         <w:pStyle w:val="a3"/>
         <w:rPr>
-          <w:rFonts w:asciiTheme="minorHAnsi" w:eastAsiaTheme="minorHAnsi" w:hAnsiTheme="minorHAnsi" w:cs="宋体"/>
+          <w:rFonts w:asciiTheme="minorHAnsi" w:eastAsiaTheme="minorHAnsi" w:hAnsiTheme="minorHAnsi" w:cs="宋体" w:hint="eastAsia"/>
           <w:b/>
           <w:bCs/>
           <w:szCs w:val="21"/>
@@ -2766,7 +2766,7 @@
       <w:pPr>
         <w:pStyle w:val="a3"/>
         <w:rPr>
-          <w:rFonts w:asciiTheme="minorHAnsi" w:eastAsiaTheme="minorHAnsi" w:hAnsiTheme="minorHAnsi" w:cs="宋体"/>
+          <w:rFonts w:asciiTheme="minorHAnsi" w:eastAsiaTheme="minorHAnsi" w:hAnsiTheme="minorHAnsi" w:cs="宋体" w:hint="eastAsia"/>
           <w:b/>
           <w:bCs/>
           <w:szCs w:val="21"/>
@@ -2786,7 +2786,7 @@
       <w:pPr>
         <w:pStyle w:val="a3"/>
         <w:rPr>
-          <w:rFonts w:asciiTheme="minorHAnsi" w:eastAsiaTheme="minorHAnsi" w:hAnsiTheme="minorHAnsi" w:cs="宋体"/>
+          <w:rFonts w:asciiTheme="minorHAnsi" w:eastAsiaTheme="minorHAnsi" w:hAnsiTheme="minorHAnsi" w:cs="宋体" w:hint="eastAsia"/>
           <w:b/>
           <w:bCs/>
           <w:szCs w:val="21"/>
@@ -2806,7 +2806,7 @@
       <w:pPr>
         <w:pStyle w:val="a3"/>
         <w:rPr>
-          <w:rFonts w:asciiTheme="minorHAnsi" w:eastAsiaTheme="minorHAnsi" w:hAnsiTheme="minorHAnsi" w:cs="宋体"/>
+          <w:rFonts w:asciiTheme="minorHAnsi" w:eastAsiaTheme="minorHAnsi" w:hAnsiTheme="minorHAnsi" w:cs="宋体" w:hint="eastAsia"/>
           <w:b/>
           <w:bCs/>
           <w:szCs w:val="21"/>
@@ -2826,7 +2826,7 @@
       <w:pPr>
         <w:pStyle w:val="a3"/>
         <w:rPr>
-          <w:rFonts w:asciiTheme="minorHAnsi" w:eastAsiaTheme="minorHAnsi" w:hAnsiTheme="minorHAnsi" w:cs="宋体"/>
+          <w:rFonts w:asciiTheme="minorHAnsi" w:eastAsiaTheme="minorHAnsi" w:hAnsiTheme="minorHAnsi" w:cs="宋体" w:hint="eastAsia"/>
           <w:b/>
           <w:bCs/>
           <w:szCs w:val="21"/>
@@ -2846,7 +2846,7 @@
       <w:pPr>
         <w:pStyle w:val="a3"/>
         <w:rPr>
-          <w:rFonts w:asciiTheme="minorHAnsi" w:eastAsiaTheme="minorHAnsi" w:hAnsiTheme="minorHAnsi" w:cs="宋体"/>
+          <w:rFonts w:asciiTheme="minorHAnsi" w:eastAsiaTheme="minorHAnsi" w:hAnsiTheme="minorHAnsi" w:cs="宋体" w:hint="eastAsia"/>
           <w:b/>
           <w:bCs/>
           <w:szCs w:val="21"/>
@@ -2866,7 +2866,7 @@
       <w:pPr>
         <w:pStyle w:val="a3"/>
         <w:rPr>
-          <w:rFonts w:asciiTheme="minorHAnsi" w:eastAsiaTheme="minorHAnsi" w:hAnsiTheme="minorHAnsi" w:cs="宋体"/>
+          <w:rFonts w:asciiTheme="minorHAnsi" w:eastAsiaTheme="minorHAnsi" w:hAnsiTheme="minorHAnsi" w:cs="宋体" w:hint="eastAsia"/>
           <w:b/>
           <w:bCs/>
           <w:szCs w:val="21"/>
@@ -2906,7 +2906,7 @@
       <w:pPr>
         <w:pStyle w:val="a3"/>
         <w:rPr>
-          <w:rFonts w:asciiTheme="minorHAnsi" w:eastAsiaTheme="minorHAnsi" w:hAnsiTheme="minorHAnsi" w:cs="宋体"/>
+          <w:rFonts w:asciiTheme="minorHAnsi" w:eastAsiaTheme="minorHAnsi" w:hAnsiTheme="minorHAnsi" w:cs="宋体" w:hint="eastAsia"/>
           <w:b/>
           <w:bCs/>
           <w:szCs w:val="21"/>
@@ -2946,7 +2946,7 @@
       <w:pPr>
         <w:pStyle w:val="a3"/>
         <w:rPr>
-          <w:rFonts w:asciiTheme="minorHAnsi" w:eastAsiaTheme="minorHAnsi" w:hAnsiTheme="minorHAnsi" w:cs="宋体"/>
+          <w:rFonts w:asciiTheme="minorHAnsi" w:eastAsiaTheme="minorHAnsi" w:hAnsiTheme="minorHAnsi" w:cs="宋体" w:hint="eastAsia"/>
           <w:b/>
           <w:bCs/>
           <w:szCs w:val="21"/>
@@ -2986,7 +2986,7 @@
       <w:pPr>
         <w:pStyle w:val="a3"/>
         <w:rPr>
-          <w:rFonts w:asciiTheme="minorHAnsi" w:eastAsiaTheme="minorHAnsi" w:hAnsiTheme="minorHAnsi" w:cs="宋体"/>
+          <w:rFonts w:asciiTheme="minorHAnsi" w:eastAsiaTheme="minorHAnsi" w:hAnsiTheme="minorHAnsi" w:cs="宋体" w:hint="eastAsia"/>
           <w:b/>
           <w:bCs/>
           <w:szCs w:val="21"/>
@@ -3026,18 +3026,18 @@
       <w:pPr>
         <w:pStyle w:val="a3"/>
         <w:rPr>
-          <w:rFonts w:asciiTheme="minorHAnsi" w:eastAsiaTheme="minorHAnsi" w:hAnsiTheme="minorHAnsi" w:cs="宋体"/>
-          <w:b/>
-          <w:bCs/>
-          <w:szCs w:val="21"/>
-        </w:rPr>
-      </w:pPr>
-    </w:p>
-    <w:p>
-      <w:pPr>
-        <w:pStyle w:val="a3"/>
-        <w:rPr>
-          <w:rFonts w:asciiTheme="minorHAnsi" w:eastAsiaTheme="minorHAnsi" w:hAnsiTheme="minorHAnsi" w:cs="宋体"/>
+          <w:rFonts w:asciiTheme="minorHAnsi" w:eastAsiaTheme="minorHAnsi" w:hAnsiTheme="minorHAnsi" w:cs="宋体" w:hint="eastAsia"/>
+          <w:b/>
+          <w:bCs/>
+          <w:szCs w:val="21"/>
+        </w:rPr>
+      </w:pPr>
+    </w:p>
+    <w:p>
+      <w:pPr>
+        <w:pStyle w:val="a3"/>
+        <w:rPr>
+          <w:rFonts w:asciiTheme="minorHAnsi" w:eastAsiaTheme="minorHAnsi" w:hAnsiTheme="minorHAnsi" w:cs="宋体" w:hint="eastAsia"/>
           <w:b/>
           <w:bCs/>
           <w:szCs w:val="21"/>
@@ -3057,18 +3057,18 @@
       <w:pPr>
         <w:pStyle w:val="a3"/>
         <w:rPr>
-          <w:rFonts w:asciiTheme="minorHAnsi" w:eastAsiaTheme="minorHAnsi" w:hAnsiTheme="minorHAnsi" w:cs="宋体"/>
-          <w:b/>
-          <w:bCs/>
-          <w:szCs w:val="21"/>
-        </w:rPr>
-      </w:pPr>
-    </w:p>
-    <w:p>
-      <w:pPr>
-        <w:pStyle w:val="a3"/>
-        <w:rPr>
-          <w:rFonts w:asciiTheme="minorHAnsi" w:eastAsiaTheme="minorHAnsi" w:hAnsiTheme="minorHAnsi" w:cs="宋体"/>
+          <w:rFonts w:asciiTheme="minorHAnsi" w:eastAsiaTheme="minorHAnsi" w:hAnsiTheme="minorHAnsi" w:cs="宋体" w:hint="eastAsia"/>
+          <w:b/>
+          <w:bCs/>
+          <w:szCs w:val="21"/>
+        </w:rPr>
+      </w:pPr>
+    </w:p>
+    <w:p>
+      <w:pPr>
+        <w:pStyle w:val="a3"/>
+        <w:rPr>
+          <w:rFonts w:asciiTheme="minorHAnsi" w:eastAsiaTheme="minorHAnsi" w:hAnsiTheme="minorHAnsi" w:cs="宋体" w:hint="eastAsia"/>
           <w:b/>
           <w:bCs/>
           <w:szCs w:val="21"/>
@@ -3088,7 +3088,7 @@
       <w:pPr>
         <w:pStyle w:val="a3"/>
         <w:rPr>
-          <w:rFonts w:asciiTheme="minorHAnsi" w:eastAsiaTheme="minorHAnsi" w:hAnsiTheme="minorHAnsi" w:cs="宋体"/>
+          <w:rFonts w:asciiTheme="minorHAnsi" w:eastAsiaTheme="minorHAnsi" w:hAnsiTheme="minorHAnsi" w:cs="宋体" w:hint="eastAsia"/>
           <w:b/>
           <w:bCs/>
           <w:szCs w:val="21"/>
@@ -3119,7 +3119,7 @@
       <w:pPr>
         <w:pStyle w:val="a3"/>
         <w:rPr>
-          <w:rFonts w:asciiTheme="minorHAnsi" w:eastAsiaTheme="minorHAnsi" w:hAnsiTheme="minorHAnsi" w:cs="宋体"/>
+          <w:rFonts w:asciiTheme="minorHAnsi" w:eastAsiaTheme="minorHAnsi" w:hAnsiTheme="minorHAnsi" w:cs="宋体" w:hint="eastAsia"/>
           <w:b/>
           <w:bCs/>
           <w:szCs w:val="21"/>
@@ -3190,7 +3190,7 @@
       <w:pPr>
         <w:pStyle w:val="a3"/>
         <w:rPr>
-          <w:rFonts w:asciiTheme="minorHAnsi" w:eastAsiaTheme="minorHAnsi" w:hAnsiTheme="minorHAnsi" w:cs="宋体"/>
+          <w:rFonts w:asciiTheme="minorHAnsi" w:eastAsiaTheme="minorHAnsi" w:hAnsiTheme="minorHAnsi" w:cs="宋体" w:hint="eastAsia"/>
           <w:b/>
           <w:bCs/>
           <w:szCs w:val="21"/>
@@ -3211,18 +3211,18 @@
       <w:pPr>
         <w:pStyle w:val="a3"/>
         <w:rPr>
-          <w:rFonts w:asciiTheme="minorHAnsi" w:eastAsiaTheme="minorHAnsi" w:hAnsiTheme="minorHAnsi" w:cs="宋体"/>
-          <w:b/>
-          <w:bCs/>
-          <w:szCs w:val="21"/>
-        </w:rPr>
-      </w:pPr>
-    </w:p>
-    <w:p>
-      <w:pPr>
-        <w:pStyle w:val="a3"/>
-        <w:rPr>
-          <w:rFonts w:asciiTheme="minorHAnsi" w:eastAsiaTheme="minorHAnsi" w:hAnsiTheme="minorHAnsi" w:cs="宋体"/>
+          <w:rFonts w:asciiTheme="minorHAnsi" w:eastAsiaTheme="minorHAnsi" w:hAnsiTheme="minorHAnsi" w:cs="宋体" w:hint="eastAsia"/>
+          <w:b/>
+          <w:bCs/>
+          <w:szCs w:val="21"/>
+        </w:rPr>
+      </w:pPr>
+    </w:p>
+    <w:p>
+      <w:pPr>
+        <w:pStyle w:val="a3"/>
+        <w:rPr>
+          <w:rFonts w:asciiTheme="minorHAnsi" w:eastAsiaTheme="minorHAnsi" w:hAnsiTheme="minorHAnsi" w:cs="宋体" w:hint="eastAsia"/>
           <w:b/>
           <w:bCs/>
           <w:szCs w:val="21"/>
@@ -3262,18 +3262,18 @@
       <w:pPr>
         <w:pStyle w:val="a3"/>
         <w:rPr>
-          <w:rFonts w:asciiTheme="minorHAnsi" w:eastAsiaTheme="minorHAnsi" w:hAnsiTheme="minorHAnsi" w:cs="宋体"/>
-          <w:b/>
-          <w:bCs/>
-          <w:szCs w:val="21"/>
-        </w:rPr>
-      </w:pPr>
-    </w:p>
-    <w:p>
-      <w:pPr>
-        <w:pStyle w:val="a3"/>
-        <w:rPr>
-          <w:rFonts w:asciiTheme="minorHAnsi" w:eastAsiaTheme="minorHAnsi" w:hAnsiTheme="minorHAnsi" w:cs="宋体"/>
+          <w:rFonts w:asciiTheme="minorHAnsi" w:eastAsiaTheme="minorHAnsi" w:hAnsiTheme="minorHAnsi" w:cs="宋体" w:hint="eastAsia"/>
+          <w:b/>
+          <w:bCs/>
+          <w:szCs w:val="21"/>
+        </w:rPr>
+      </w:pPr>
+    </w:p>
+    <w:p>
+      <w:pPr>
+        <w:pStyle w:val="a3"/>
+        <w:rPr>
+          <w:rFonts w:asciiTheme="minorHAnsi" w:eastAsiaTheme="minorHAnsi" w:hAnsiTheme="minorHAnsi" w:cs="宋体" w:hint="eastAsia"/>
           <w:b/>
           <w:bCs/>
           <w:szCs w:val="21"/>
@@ -3293,18 +3293,18 @@
       <w:pPr>
         <w:pStyle w:val="a3"/>
         <w:rPr>
-          <w:rFonts w:asciiTheme="minorHAnsi" w:eastAsiaTheme="minorHAnsi" w:hAnsiTheme="minorHAnsi" w:cs="宋体"/>
-          <w:b/>
-          <w:bCs/>
-          <w:szCs w:val="21"/>
-        </w:rPr>
-      </w:pPr>
-    </w:p>
-    <w:p>
-      <w:pPr>
-        <w:pStyle w:val="a3"/>
-        <w:rPr>
-          <w:rFonts w:asciiTheme="minorHAnsi" w:eastAsiaTheme="minorHAnsi" w:hAnsiTheme="minorHAnsi" w:cs="宋体"/>
+          <w:rFonts w:asciiTheme="minorHAnsi" w:eastAsiaTheme="minorHAnsi" w:hAnsiTheme="minorHAnsi" w:cs="宋体" w:hint="eastAsia"/>
+          <w:b/>
+          <w:bCs/>
+          <w:szCs w:val="21"/>
+        </w:rPr>
+      </w:pPr>
+    </w:p>
+    <w:p>
+      <w:pPr>
+        <w:pStyle w:val="a3"/>
+        <w:rPr>
+          <w:rFonts w:asciiTheme="minorHAnsi" w:eastAsiaTheme="minorHAnsi" w:hAnsiTheme="minorHAnsi" w:cs="宋体" w:hint="eastAsia"/>
           <w:b/>
           <w:bCs/>
           <w:color w:val="0F9ED5" w:themeColor="accent4"/>
@@ -3352,18 +3352,18 @@
       <w:pPr>
         <w:pStyle w:val="a3"/>
         <w:rPr>
-          <w:rFonts w:asciiTheme="minorHAnsi" w:eastAsiaTheme="minorHAnsi" w:hAnsiTheme="minorHAnsi" w:cs="宋体"/>
-          <w:b/>
-          <w:bCs/>
-          <w:szCs w:val="21"/>
-        </w:rPr>
-      </w:pPr>
-    </w:p>
-    <w:p>
-      <w:pPr>
-        <w:pStyle w:val="a3"/>
-        <w:rPr>
-          <w:rFonts w:asciiTheme="minorHAnsi" w:eastAsiaTheme="minorHAnsi" w:hAnsiTheme="minorHAnsi" w:cs="宋体"/>
+          <w:rFonts w:asciiTheme="minorHAnsi" w:eastAsiaTheme="minorHAnsi" w:hAnsiTheme="minorHAnsi" w:cs="宋体" w:hint="eastAsia"/>
+          <w:b/>
+          <w:bCs/>
+          <w:szCs w:val="21"/>
+        </w:rPr>
+      </w:pPr>
+    </w:p>
+    <w:p>
+      <w:pPr>
+        <w:pStyle w:val="a3"/>
+        <w:rPr>
+          <w:rFonts w:asciiTheme="minorHAnsi" w:eastAsiaTheme="minorHAnsi" w:hAnsiTheme="minorHAnsi" w:cs="宋体" w:hint="eastAsia"/>
           <w:b/>
           <w:bCs/>
           <w:color w:val="4EA72E" w:themeColor="accent6"/>
@@ -3385,18 +3385,18 @@
       <w:pPr>
         <w:pStyle w:val="a3"/>
         <w:rPr>
-          <w:rFonts w:asciiTheme="minorHAnsi" w:eastAsiaTheme="minorHAnsi" w:hAnsiTheme="minorHAnsi" w:cs="宋体"/>
-          <w:b/>
-          <w:bCs/>
-          <w:szCs w:val="21"/>
-        </w:rPr>
-      </w:pPr>
-    </w:p>
-    <w:p>
-      <w:pPr>
-        <w:pStyle w:val="a3"/>
-        <w:rPr>
-          <w:rFonts w:asciiTheme="minorHAnsi" w:eastAsiaTheme="minorHAnsi" w:hAnsiTheme="minorHAnsi" w:cs="宋体"/>
+          <w:rFonts w:asciiTheme="minorHAnsi" w:eastAsiaTheme="minorHAnsi" w:hAnsiTheme="minorHAnsi" w:cs="宋体" w:hint="eastAsia"/>
+          <w:b/>
+          <w:bCs/>
+          <w:szCs w:val="21"/>
+        </w:rPr>
+      </w:pPr>
+    </w:p>
+    <w:p>
+      <w:pPr>
+        <w:pStyle w:val="a3"/>
+        <w:rPr>
+          <w:rFonts w:asciiTheme="minorHAnsi" w:eastAsiaTheme="minorHAnsi" w:hAnsiTheme="minorHAnsi" w:cs="宋体" w:hint="eastAsia"/>
           <w:b/>
           <w:bCs/>
           <w:szCs w:val="21"/>
@@ -3416,18 +3416,18 @@
       <w:pPr>
         <w:pStyle w:val="a3"/>
         <w:rPr>
-          <w:rFonts w:asciiTheme="minorHAnsi" w:eastAsiaTheme="minorHAnsi" w:hAnsiTheme="minorHAnsi" w:cs="宋体"/>
-          <w:b/>
-          <w:bCs/>
-          <w:szCs w:val="21"/>
-        </w:rPr>
-      </w:pPr>
-    </w:p>
-    <w:p>
-      <w:pPr>
-        <w:pStyle w:val="a3"/>
-        <w:rPr>
-          <w:rFonts w:asciiTheme="minorHAnsi" w:eastAsiaTheme="minorHAnsi" w:hAnsiTheme="minorHAnsi" w:cs="宋体"/>
+          <w:rFonts w:asciiTheme="minorHAnsi" w:eastAsiaTheme="minorHAnsi" w:hAnsiTheme="minorHAnsi" w:cs="宋体" w:hint="eastAsia"/>
+          <w:b/>
+          <w:bCs/>
+          <w:szCs w:val="21"/>
+        </w:rPr>
+      </w:pPr>
+    </w:p>
+    <w:p>
+      <w:pPr>
+        <w:pStyle w:val="a3"/>
+        <w:rPr>
+          <w:rFonts w:asciiTheme="minorHAnsi" w:eastAsiaTheme="minorHAnsi" w:hAnsiTheme="minorHAnsi" w:cs="宋体" w:hint="eastAsia"/>
           <w:b/>
           <w:bCs/>
           <w:szCs w:val="21"/>
@@ -3447,7 +3447,7 @@
       <w:pPr>
         <w:pStyle w:val="a3"/>
         <w:rPr>
-          <w:rFonts w:asciiTheme="minorHAnsi" w:eastAsiaTheme="minorHAnsi" w:hAnsiTheme="minorHAnsi" w:cs="宋体"/>
+          <w:rFonts w:asciiTheme="minorHAnsi" w:eastAsiaTheme="minorHAnsi" w:hAnsiTheme="minorHAnsi" w:cs="宋体" w:hint="eastAsia"/>
           <w:b/>
           <w:bCs/>
           <w:szCs w:val="21"/>
@@ -3467,7 +3467,7 @@
       <w:pPr>
         <w:pStyle w:val="a3"/>
         <w:rPr>
-          <w:rFonts w:asciiTheme="minorHAnsi" w:eastAsiaTheme="minorHAnsi" w:hAnsiTheme="minorHAnsi" w:cs="宋体"/>
+          <w:rFonts w:asciiTheme="minorHAnsi" w:eastAsiaTheme="minorHAnsi" w:hAnsiTheme="minorHAnsi" w:cs="宋体" w:hint="eastAsia"/>
           <w:b/>
           <w:bCs/>
           <w:szCs w:val="21"/>
@@ -3487,7 +3487,7 @@
       <w:pPr>
         <w:pStyle w:val="a3"/>
         <w:rPr>
-          <w:rFonts w:asciiTheme="minorHAnsi" w:eastAsiaTheme="minorHAnsi" w:hAnsiTheme="minorHAnsi" w:cs="宋体"/>
+          <w:rFonts w:asciiTheme="minorHAnsi" w:eastAsiaTheme="minorHAnsi" w:hAnsiTheme="minorHAnsi" w:cs="宋体" w:hint="eastAsia"/>
           <w:b/>
           <w:bCs/>
           <w:szCs w:val="21"/>
@@ -3507,7 +3507,7 @@
       <w:pPr>
         <w:pStyle w:val="a3"/>
         <w:rPr>
-          <w:rFonts w:asciiTheme="minorHAnsi" w:eastAsiaTheme="minorHAnsi" w:hAnsiTheme="minorHAnsi" w:cs="宋体"/>
+          <w:rFonts w:asciiTheme="minorHAnsi" w:eastAsiaTheme="minorHAnsi" w:hAnsiTheme="minorHAnsi" w:cs="宋体" w:hint="eastAsia"/>
           <w:b/>
           <w:bCs/>
           <w:szCs w:val="21"/>
@@ -3547,18 +3547,18 @@
       <w:pPr>
         <w:pStyle w:val="a3"/>
         <w:rPr>
-          <w:rFonts w:asciiTheme="minorHAnsi" w:eastAsiaTheme="minorHAnsi" w:hAnsiTheme="minorHAnsi" w:cs="宋体"/>
-          <w:b/>
-          <w:bCs/>
-          <w:szCs w:val="21"/>
-        </w:rPr>
-      </w:pPr>
-    </w:p>
-    <w:p>
-      <w:pPr>
-        <w:pStyle w:val="a3"/>
-        <w:rPr>
-          <w:rFonts w:asciiTheme="minorHAnsi" w:eastAsiaTheme="minorHAnsi" w:hAnsiTheme="minorHAnsi" w:cs="宋体"/>
+          <w:rFonts w:asciiTheme="minorHAnsi" w:eastAsiaTheme="minorHAnsi" w:hAnsiTheme="minorHAnsi" w:cs="宋体" w:hint="eastAsia"/>
+          <w:b/>
+          <w:bCs/>
+          <w:szCs w:val="21"/>
+        </w:rPr>
+      </w:pPr>
+    </w:p>
+    <w:p>
+      <w:pPr>
+        <w:pStyle w:val="a3"/>
+        <w:rPr>
+          <w:rFonts w:asciiTheme="minorHAnsi" w:eastAsiaTheme="minorHAnsi" w:hAnsiTheme="minorHAnsi" w:cs="宋体" w:hint="eastAsia"/>
           <w:b/>
           <w:bCs/>
           <w:szCs w:val="21"/>
@@ -3578,7 +3578,7 @@
       <w:pPr>
         <w:pStyle w:val="a3"/>
         <w:rPr>
-          <w:rFonts w:asciiTheme="minorHAnsi" w:eastAsiaTheme="minorHAnsi" w:hAnsiTheme="minorHAnsi" w:cs="宋体"/>
+          <w:rFonts w:asciiTheme="minorHAnsi" w:eastAsiaTheme="minorHAnsi" w:hAnsiTheme="minorHAnsi" w:cs="宋体" w:hint="eastAsia"/>
           <w:b/>
           <w:bCs/>
           <w:szCs w:val="21"/>
@@ -3611,7 +3611,27 @@
           <w:bCs/>
           <w:szCs w:val="21"/>
         </w:rPr>
-        <w:t xml:space="preserve"> → 按**年份**</w:t>
+        <w:t xml:space="preserve"> → 按**年份**画走势</w:t>
+      </w:r>
+    </w:p>
+    <w:p>
+      <w:pPr>
+        <w:pStyle w:val="a3"/>
+        <w:rPr>
+          <w:rFonts w:asciiTheme="minorHAnsi" w:eastAsiaTheme="minorHAnsi" w:hAnsiTheme="minorHAnsi" w:cs="宋体" w:hint="eastAsia"/>
+          <w:b/>
+          <w:bCs/>
+          <w:szCs w:val="21"/>
+        </w:rPr>
+      </w:pPr>
+      <w:r>
+        <w:rPr>
+          <w:rFonts w:asciiTheme="minorHAnsi" w:eastAsiaTheme="minorHAnsi" w:hAnsiTheme="minorHAnsi" w:cs="宋体"/>
+          <w:b/>
+          <w:bCs/>
+          <w:szCs w:val="21"/>
+        </w:rPr>
+        <w:t xml:space="preserve">- 地区 + 年份 → 按**月份**画走势（1–12 </w:t>
       </w:r>
       <w:proofErr w:type="gramStart"/>
       <w:r>
@@ -3621,28 +3641,707 @@
           <w:bCs/>
           <w:szCs w:val="21"/>
         </w:rPr>
-        <w:t>画走势</w:t>
+        <w:t>月全显示</w:t>
       </w:r>
       <w:proofErr w:type="gramEnd"/>
-    </w:p>
-    <w:p>
-      <w:pPr>
-        <w:pStyle w:val="a3"/>
-        <w:rPr>
-          <w:rFonts w:asciiTheme="minorHAnsi" w:eastAsiaTheme="minorHAnsi" w:hAnsiTheme="minorHAnsi" w:cs="宋体"/>
-          <w:b/>
-          <w:bCs/>
-          <w:szCs w:val="21"/>
-        </w:rPr>
-      </w:pPr>
-      <w:r>
-        <w:rPr>
-          <w:rFonts w:asciiTheme="minorHAnsi" w:eastAsiaTheme="minorHAnsi" w:hAnsiTheme="minorHAnsi" w:cs="宋体"/>
-          <w:b/>
-          <w:bCs/>
-          <w:szCs w:val="21"/>
-        </w:rPr>
-        <w:t xml:space="preserve">- 地区 + 年份 → 按**月份**画走势（1–12 </w:t>
+      <w:r>
+        <w:rPr>
+          <w:rFonts w:asciiTheme="minorHAnsi" w:eastAsiaTheme="minorHAnsi" w:hAnsiTheme="minorHAnsi" w:cs="宋体"/>
+          <w:b/>
+          <w:bCs/>
+          <w:szCs w:val="21"/>
+        </w:rPr>
+        <w:t>）</w:t>
+      </w:r>
+    </w:p>
+    <w:p>
+      <w:pPr>
+        <w:pStyle w:val="a3"/>
+        <w:rPr>
+          <w:rFonts w:asciiTheme="minorHAnsi" w:eastAsiaTheme="minorHAnsi" w:hAnsiTheme="minorHAnsi" w:cs="宋体" w:hint="eastAsia"/>
+          <w:b/>
+          <w:bCs/>
+          <w:szCs w:val="21"/>
+        </w:rPr>
+      </w:pPr>
+    </w:p>
+    <w:p>
+      <w:pPr>
+        <w:pStyle w:val="a3"/>
+        <w:rPr>
+          <w:rFonts w:asciiTheme="minorHAnsi" w:eastAsiaTheme="minorHAnsi" w:hAnsiTheme="minorHAnsi" w:cs="宋体" w:hint="eastAsia"/>
+          <w:b/>
+          <w:bCs/>
+          <w:szCs w:val="21"/>
+        </w:rPr>
+      </w:pPr>
+      <w:r>
+        <w:rPr>
+          <w:rFonts w:asciiTheme="minorHAnsi" w:eastAsiaTheme="minorHAnsi" w:hAnsiTheme="minorHAnsi" w:cs="宋体"/>
+          <w:b/>
+          <w:bCs/>
+          <w:szCs w:val="21"/>
+        </w:rPr>
+        <w:t>**前端实现：**</w:t>
+      </w:r>
+    </w:p>
+    <w:p>
+      <w:pPr>
+        <w:pStyle w:val="a3"/>
+        <w:rPr>
+          <w:rFonts w:asciiTheme="minorHAnsi" w:eastAsiaTheme="minorHAnsi" w:hAnsiTheme="minorHAnsi" w:cs="宋体" w:hint="eastAsia"/>
+          <w:b/>
+          <w:bCs/>
+          <w:szCs w:val="21"/>
+        </w:rPr>
+      </w:pPr>
+      <w:r>
+        <w:rPr>
+          <w:rFonts w:asciiTheme="minorHAnsi" w:eastAsiaTheme="minorHAnsi" w:hAnsiTheme="minorHAnsi" w:cs="宋体"/>
+          <w:b/>
+          <w:bCs/>
+          <w:szCs w:val="21"/>
+        </w:rPr>
+        <w:t>- `</w:t>
+      </w:r>
+      <w:proofErr w:type="spellStart"/>
+      <w:r>
+        <w:rPr>
+          <w:rFonts w:asciiTheme="minorHAnsi" w:eastAsiaTheme="minorHAnsi" w:hAnsiTheme="minorHAnsi" w:cs="宋体"/>
+          <w:b/>
+          <w:bCs/>
+          <w:szCs w:val="21"/>
+        </w:rPr>
+        <w:t>drawTrend</w:t>
+      </w:r>
+      <w:proofErr w:type="spellEnd"/>
+      <w:r>
+        <w:rPr>
+          <w:rFonts w:asciiTheme="minorHAnsi" w:eastAsiaTheme="minorHAnsi" w:hAnsiTheme="minorHAnsi" w:cs="宋体"/>
+          <w:b/>
+          <w:bCs/>
+          <w:szCs w:val="21"/>
+        </w:rPr>
+        <w:t>()` 校验地区和 `</w:t>
+      </w:r>
+      <w:proofErr w:type="spellStart"/>
+      <w:r>
+        <w:rPr>
+          <w:rFonts w:asciiTheme="minorHAnsi" w:eastAsiaTheme="minorHAnsi" w:hAnsiTheme="minorHAnsi" w:cs="宋体"/>
+          <w:b/>
+          <w:bCs/>
+          <w:szCs w:val="21"/>
+        </w:rPr>
+        <w:t>listingType</w:t>
+      </w:r>
+      <w:proofErr w:type="spellEnd"/>
+      <w:r>
+        <w:rPr>
+          <w:rFonts w:asciiTheme="minorHAnsi" w:eastAsiaTheme="minorHAnsi" w:hAnsiTheme="minorHAnsi" w:cs="宋体"/>
+          <w:b/>
+          <w:bCs/>
+          <w:szCs w:val="21"/>
+        </w:rPr>
+        <w:t>`</w:t>
+      </w:r>
+    </w:p>
+    <w:p>
+      <w:pPr>
+        <w:pStyle w:val="a3"/>
+        <w:rPr>
+          <w:rFonts w:asciiTheme="minorHAnsi" w:eastAsiaTheme="minorHAnsi" w:hAnsiTheme="minorHAnsi" w:cs="宋体" w:hint="eastAsia"/>
+          <w:b/>
+          <w:bCs/>
+          <w:szCs w:val="21"/>
+        </w:rPr>
+      </w:pPr>
+      <w:r>
+        <w:rPr>
+          <w:rFonts w:asciiTheme="minorHAnsi" w:eastAsiaTheme="minorHAnsi" w:hAnsiTheme="minorHAnsi" w:cs="宋体"/>
+          <w:b/>
+          <w:bCs/>
+          <w:szCs w:val="21"/>
+        </w:rPr>
+        <w:t xml:space="preserve">- `GET </w:t>
+      </w:r>
+      <w:proofErr w:type="spellStart"/>
+      <w:r>
+        <w:rPr>
+          <w:rFonts w:asciiTheme="minorHAnsi" w:eastAsiaTheme="minorHAnsi" w:hAnsiTheme="minorHAnsi" w:cs="宋体"/>
+          <w:b/>
+          <w:bCs/>
+          <w:szCs w:val="21"/>
+        </w:rPr>
+        <w:t>api</w:t>
+      </w:r>
+      <w:proofErr w:type="spellEnd"/>
+      <w:r>
+        <w:rPr>
+          <w:rFonts w:asciiTheme="minorHAnsi" w:eastAsiaTheme="minorHAnsi" w:hAnsiTheme="minorHAnsi" w:cs="宋体"/>
+          <w:b/>
+          <w:bCs/>
+          <w:szCs w:val="21"/>
+        </w:rPr>
+        <w:t>/</w:t>
+      </w:r>
+      <w:proofErr w:type="spellStart"/>
+      <w:r>
+        <w:rPr>
+          <w:rFonts w:asciiTheme="minorHAnsi" w:eastAsiaTheme="minorHAnsi" w:hAnsiTheme="minorHAnsi" w:cs="宋体"/>
+          <w:b/>
+          <w:bCs/>
+          <w:szCs w:val="21"/>
+        </w:rPr>
+        <w:t>trend?district</w:t>
+      </w:r>
+      <w:proofErr w:type="spellEnd"/>
+      <w:r>
+        <w:rPr>
+          <w:rFonts w:asciiTheme="minorHAnsi" w:eastAsiaTheme="minorHAnsi" w:hAnsiTheme="minorHAnsi" w:cs="宋体"/>
+          <w:b/>
+          <w:bCs/>
+          <w:szCs w:val="21"/>
+        </w:rPr>
+        <w:t>=...&amp;</w:t>
+      </w:r>
+      <w:proofErr w:type="spellStart"/>
+      <w:r>
+        <w:rPr>
+          <w:rFonts w:asciiTheme="minorHAnsi" w:eastAsiaTheme="minorHAnsi" w:hAnsiTheme="minorHAnsi" w:cs="宋体"/>
+          <w:b/>
+          <w:bCs/>
+          <w:szCs w:val="21"/>
+        </w:rPr>
+        <w:t>listingType</w:t>
+      </w:r>
+      <w:proofErr w:type="spellEnd"/>
+      <w:r>
+        <w:rPr>
+          <w:rFonts w:asciiTheme="minorHAnsi" w:eastAsiaTheme="minorHAnsi" w:hAnsiTheme="minorHAnsi" w:cs="宋体"/>
+          <w:b/>
+          <w:bCs/>
+          <w:szCs w:val="21"/>
+        </w:rPr>
+        <w:t>=...&amp;year=...`</w:t>
+      </w:r>
+    </w:p>
+    <w:p>
+      <w:pPr>
+        <w:pStyle w:val="a3"/>
+        <w:rPr>
+          <w:rFonts w:asciiTheme="minorHAnsi" w:eastAsiaTheme="minorHAnsi" w:hAnsiTheme="minorHAnsi" w:cs="宋体" w:hint="eastAsia"/>
+          <w:b/>
+          <w:bCs/>
+          <w:szCs w:val="21"/>
+        </w:rPr>
+      </w:pPr>
+      <w:r>
+        <w:rPr>
+          <w:rFonts w:asciiTheme="minorHAnsi" w:eastAsiaTheme="minorHAnsi" w:hAnsiTheme="minorHAnsi" w:cs="宋体"/>
+          <w:b/>
+          <w:bCs/>
+          <w:szCs w:val="21"/>
+        </w:rPr>
+        <w:t>- `</w:t>
+      </w:r>
+      <w:proofErr w:type="spellStart"/>
+      <w:r>
+        <w:rPr>
+          <w:rFonts w:asciiTheme="minorHAnsi" w:eastAsiaTheme="minorHAnsi" w:hAnsiTheme="minorHAnsi" w:cs="宋体"/>
+          <w:b/>
+          <w:bCs/>
+          <w:szCs w:val="21"/>
+        </w:rPr>
+        <w:t>animateLine</w:t>
+      </w:r>
+      <w:proofErr w:type="spellEnd"/>
+      <w:r>
+        <w:rPr>
+          <w:rFonts w:asciiTheme="minorHAnsi" w:eastAsiaTheme="minorHAnsi" w:hAnsiTheme="minorHAnsi" w:cs="宋体"/>
+          <w:b/>
+          <w:bCs/>
+          <w:szCs w:val="21"/>
+        </w:rPr>
+        <w:t>()` 用 Canvas 绘制：</w:t>
+      </w:r>
+    </w:p>
+    <w:p>
+      <w:pPr>
+        <w:pStyle w:val="a3"/>
+        <w:rPr>
+          <w:rFonts w:asciiTheme="minorHAnsi" w:eastAsiaTheme="minorHAnsi" w:hAnsiTheme="minorHAnsi" w:cs="宋体" w:hint="eastAsia"/>
+          <w:b/>
+          <w:bCs/>
+          <w:szCs w:val="21"/>
+        </w:rPr>
+      </w:pPr>
+      <w:r>
+        <w:rPr>
+          <w:rFonts w:asciiTheme="minorHAnsi" w:eastAsiaTheme="minorHAnsi" w:hAnsiTheme="minorHAnsi" w:cs="宋体"/>
+          <w:b/>
+          <w:bCs/>
+          <w:szCs w:val="21"/>
+        </w:rPr>
+        <w:t xml:space="preserve">  1. 黑色坐标轴</w:t>
+      </w:r>
+    </w:p>
+    <w:p>
+      <w:pPr>
+        <w:pStyle w:val="a3"/>
+        <w:rPr>
+          <w:rFonts w:asciiTheme="minorHAnsi" w:eastAsiaTheme="minorHAnsi" w:hAnsiTheme="minorHAnsi" w:cs="宋体" w:hint="eastAsia"/>
+          <w:b/>
+          <w:bCs/>
+          <w:szCs w:val="21"/>
+        </w:rPr>
+      </w:pPr>
+      <w:r>
+        <w:rPr>
+          <w:rFonts w:asciiTheme="minorHAnsi" w:eastAsiaTheme="minorHAnsi" w:hAnsiTheme="minorHAnsi" w:cs="宋体"/>
+          <w:b/>
+          <w:bCs/>
+          <w:szCs w:val="21"/>
+        </w:rPr>
+        <w:t xml:space="preserve">  2. 横轴刻度（年份或 1–12 月）</w:t>
+      </w:r>
+    </w:p>
+    <w:p>
+      <w:pPr>
+        <w:pStyle w:val="a3"/>
+        <w:rPr>
+          <w:rFonts w:asciiTheme="minorHAnsi" w:eastAsiaTheme="minorHAnsi" w:hAnsiTheme="minorHAnsi" w:cs="宋体" w:hint="eastAsia"/>
+          <w:b/>
+          <w:bCs/>
+          <w:szCs w:val="21"/>
+        </w:rPr>
+      </w:pPr>
+      <w:r>
+        <w:rPr>
+          <w:rFonts w:asciiTheme="minorHAnsi" w:eastAsiaTheme="minorHAnsi" w:hAnsiTheme="minorHAnsi" w:cs="宋体"/>
+          <w:b/>
+          <w:bCs/>
+          <w:szCs w:val="21"/>
+        </w:rPr>
+        <w:t xml:space="preserve">  3. 纵轴均价刻度</w:t>
+      </w:r>
+    </w:p>
+    <w:p>
+      <w:pPr>
+        <w:pStyle w:val="a3"/>
+        <w:rPr>
+          <w:rFonts w:asciiTheme="minorHAnsi" w:eastAsiaTheme="minorHAnsi" w:hAnsiTheme="minorHAnsi" w:cs="宋体" w:hint="eastAsia"/>
+          <w:b/>
+          <w:bCs/>
+          <w:szCs w:val="21"/>
+        </w:rPr>
+      </w:pPr>
+      <w:r>
+        <w:rPr>
+          <w:rFonts w:asciiTheme="minorHAnsi" w:eastAsiaTheme="minorHAnsi" w:hAnsiTheme="minorHAnsi" w:cs="宋体"/>
+          <w:b/>
+          <w:bCs/>
+          <w:szCs w:val="21"/>
+        </w:rPr>
+        <w:t xml:space="preserve">  4. `</w:t>
+      </w:r>
+      <w:proofErr w:type="spellStart"/>
+      <w:r>
+        <w:rPr>
+          <w:rFonts w:asciiTheme="minorHAnsi" w:eastAsiaTheme="minorHAnsi" w:hAnsiTheme="minorHAnsi" w:cs="宋体"/>
+          <w:b/>
+          <w:bCs/>
+          <w:szCs w:val="21"/>
+        </w:rPr>
+        <w:t>requestAnimationFrame</w:t>
+      </w:r>
+      <w:proofErr w:type="spellEnd"/>
+      <w:r>
+        <w:rPr>
+          <w:rFonts w:asciiTheme="minorHAnsi" w:eastAsiaTheme="minorHAnsi" w:hAnsiTheme="minorHAnsi" w:cs="宋体"/>
+          <w:b/>
+          <w:bCs/>
+          <w:szCs w:val="21"/>
+        </w:rPr>
+        <w:t>` 折线生长动画</w:t>
+      </w:r>
+    </w:p>
+    <w:p>
+      <w:pPr>
+        <w:pStyle w:val="a3"/>
+        <w:rPr>
+          <w:rFonts w:asciiTheme="minorHAnsi" w:eastAsiaTheme="minorHAnsi" w:hAnsiTheme="minorHAnsi" w:cs="宋体" w:hint="eastAsia"/>
+          <w:b/>
+          <w:bCs/>
+          <w:szCs w:val="21"/>
+        </w:rPr>
+      </w:pPr>
+      <w:r>
+        <w:rPr>
+          <w:rFonts w:asciiTheme="minorHAnsi" w:eastAsiaTheme="minorHAnsi" w:hAnsiTheme="minorHAnsi" w:cs="宋体"/>
+          <w:b/>
+          <w:bCs/>
+          <w:szCs w:val="21"/>
+        </w:rPr>
+        <w:t xml:space="preserve">  5. 红色圆点逐个出现</w:t>
+      </w:r>
+    </w:p>
+    <w:p>
+      <w:pPr>
+        <w:pStyle w:val="a3"/>
+        <w:rPr>
+          <w:rFonts w:asciiTheme="minorHAnsi" w:eastAsiaTheme="minorHAnsi" w:hAnsiTheme="minorHAnsi" w:cs="宋体" w:hint="eastAsia"/>
+          <w:b/>
+          <w:bCs/>
+          <w:szCs w:val="21"/>
+        </w:rPr>
+      </w:pPr>
+    </w:p>
+    <w:p>
+      <w:pPr>
+        <w:pStyle w:val="a3"/>
+        <w:rPr>
+          <w:rFonts w:asciiTheme="minorHAnsi" w:eastAsiaTheme="minorHAnsi" w:hAnsiTheme="minorHAnsi" w:cs="宋体" w:hint="eastAsia"/>
+          <w:b/>
+          <w:bCs/>
+          <w:szCs w:val="21"/>
+        </w:rPr>
+      </w:pPr>
+      <w:r>
+        <w:rPr>
+          <w:rFonts w:asciiTheme="minorHAnsi" w:eastAsiaTheme="minorHAnsi" w:hAnsiTheme="minorHAnsi" w:cs="宋体"/>
+          <w:b/>
+          <w:bCs/>
+          <w:szCs w:val="21"/>
+        </w:rPr>
+        <w:t>**纵轴含义：** `price / area`，即每平米均价（租房可理解为万/㎡/月，购房为万/㎡）。</w:t>
+      </w:r>
+    </w:p>
+    <w:p>
+      <w:pPr>
+        <w:pStyle w:val="a3"/>
+        <w:rPr>
+          <w:rFonts w:asciiTheme="minorHAnsi" w:eastAsiaTheme="minorHAnsi" w:hAnsiTheme="minorHAnsi" w:cs="宋体" w:hint="eastAsia"/>
+          <w:b/>
+          <w:bCs/>
+          <w:szCs w:val="21"/>
+        </w:rPr>
+      </w:pPr>
+    </w:p>
+    <w:p>
+      <w:pPr>
+        <w:pStyle w:val="a3"/>
+        <w:rPr>
+          <w:rFonts w:asciiTheme="minorHAnsi" w:eastAsiaTheme="minorHAnsi" w:hAnsiTheme="minorHAnsi" w:cs="宋体" w:hint="eastAsia"/>
+          <w:b/>
+          <w:bCs/>
+          <w:szCs w:val="21"/>
+        </w:rPr>
+      </w:pPr>
+      <w:r>
+        <w:rPr>
+          <w:rFonts w:asciiTheme="minorHAnsi" w:eastAsiaTheme="minorHAnsi" w:hAnsiTheme="minorHAnsi" w:cs="宋体"/>
+          <w:b/>
+          <w:bCs/>
+          <w:szCs w:val="21"/>
+        </w:rPr>
+        <w:t>---</w:t>
+      </w:r>
+    </w:p>
+    <w:p>
+      <w:pPr>
+        <w:pStyle w:val="a3"/>
+        <w:rPr>
+          <w:rFonts w:asciiTheme="minorHAnsi" w:eastAsiaTheme="minorHAnsi" w:hAnsiTheme="minorHAnsi" w:cs="宋体" w:hint="eastAsia"/>
+          <w:b/>
+          <w:bCs/>
+          <w:szCs w:val="21"/>
+        </w:rPr>
+      </w:pPr>
+    </w:p>
+    <w:p>
+      <w:pPr>
+        <w:pStyle w:val="a3"/>
+        <w:rPr>
+          <w:rFonts w:asciiTheme="minorHAnsi" w:eastAsiaTheme="minorHAnsi" w:hAnsiTheme="minorHAnsi" w:cs="宋体" w:hint="eastAsia"/>
+          <w:b/>
+          <w:bCs/>
+          <w:color w:val="E97132" w:themeColor="accent2"/>
+          <w:szCs w:val="21"/>
+        </w:rPr>
+      </w:pPr>
+      <w:r>
+        <w:rPr>
+          <w:rFonts w:asciiTheme="minorHAnsi" w:eastAsiaTheme="minorHAnsi" w:hAnsiTheme="minorHAnsi" w:cs="宋体"/>
+          <w:b/>
+          <w:bCs/>
+          <w:color w:val="E97132" w:themeColor="accent2"/>
+          <w:szCs w:val="21"/>
+        </w:rPr>
+        <w:t>### 后端部分</w:t>
+      </w:r>
+    </w:p>
+    <w:p>
+      <w:pPr>
+        <w:pStyle w:val="a3"/>
+        <w:rPr>
+          <w:rFonts w:asciiTheme="minorHAnsi" w:eastAsiaTheme="minorHAnsi" w:hAnsiTheme="minorHAnsi" w:cs="宋体" w:hint="eastAsia"/>
+          <w:b/>
+          <w:bCs/>
+          <w:szCs w:val="21"/>
+        </w:rPr>
+      </w:pPr>
+    </w:p>
+    <w:p>
+      <w:pPr>
+        <w:pStyle w:val="a3"/>
+        <w:rPr>
+          <w:rFonts w:asciiTheme="minorHAnsi" w:eastAsiaTheme="minorHAnsi" w:hAnsiTheme="minorHAnsi" w:cs="宋体" w:hint="eastAsia"/>
+          <w:b/>
+          <w:bCs/>
+          <w:szCs w:val="21"/>
+        </w:rPr>
+      </w:pPr>
+      <w:r>
+        <w:rPr>
+          <w:rFonts w:asciiTheme="minorHAnsi" w:eastAsiaTheme="minorHAnsi" w:hAnsiTheme="minorHAnsi" w:cs="宋体"/>
+          <w:b/>
+          <w:bCs/>
+          <w:szCs w:val="21"/>
+        </w:rPr>
+        <w:t>**接口：** `GET /</w:t>
+      </w:r>
+      <w:proofErr w:type="spellStart"/>
+      <w:r>
+        <w:rPr>
+          <w:rFonts w:asciiTheme="minorHAnsi" w:eastAsiaTheme="minorHAnsi" w:hAnsiTheme="minorHAnsi" w:cs="宋体"/>
+          <w:b/>
+          <w:bCs/>
+          <w:szCs w:val="21"/>
+        </w:rPr>
+        <w:t>api</w:t>
+      </w:r>
+      <w:proofErr w:type="spellEnd"/>
+      <w:r>
+        <w:rPr>
+          <w:rFonts w:asciiTheme="minorHAnsi" w:eastAsiaTheme="minorHAnsi" w:hAnsiTheme="minorHAnsi" w:cs="宋体"/>
+          <w:b/>
+          <w:bCs/>
+          <w:szCs w:val="21"/>
+        </w:rPr>
+        <w:t>/trend`</w:t>
+      </w:r>
+    </w:p>
+    <w:p>
+      <w:pPr>
+        <w:pStyle w:val="a3"/>
+        <w:rPr>
+          <w:rFonts w:asciiTheme="minorHAnsi" w:eastAsiaTheme="minorHAnsi" w:hAnsiTheme="minorHAnsi" w:cs="宋体" w:hint="eastAsia"/>
+          <w:b/>
+          <w:bCs/>
+          <w:szCs w:val="21"/>
+        </w:rPr>
+      </w:pPr>
+      <w:r>
+        <w:rPr>
+          <w:rFonts w:asciiTheme="minorHAnsi" w:eastAsiaTheme="minorHAnsi" w:hAnsiTheme="minorHAnsi" w:cs="宋体"/>
+          <w:b/>
+          <w:bCs/>
+          <w:szCs w:val="21"/>
+        </w:rPr>
+        <w:t>**处理类：** `</w:t>
+      </w:r>
+      <w:proofErr w:type="spellStart"/>
+      <w:r>
+        <w:rPr>
+          <w:rFonts w:asciiTheme="minorHAnsi" w:eastAsiaTheme="minorHAnsi" w:hAnsiTheme="minorHAnsi" w:cs="宋体"/>
+          <w:b/>
+          <w:bCs/>
+          <w:szCs w:val="21"/>
+        </w:rPr>
+        <w:t>TrendServlet</w:t>
+      </w:r>
+      <w:proofErr w:type="spellEnd"/>
+      <w:r>
+        <w:rPr>
+          <w:rFonts w:asciiTheme="minorHAnsi" w:eastAsiaTheme="minorHAnsi" w:hAnsiTheme="minorHAnsi" w:cs="宋体"/>
+          <w:b/>
+          <w:bCs/>
+          <w:szCs w:val="21"/>
+        </w:rPr>
+        <w:t>` → `</w:t>
+      </w:r>
+      <w:proofErr w:type="spellStart"/>
+      <w:r>
+        <w:rPr>
+          <w:rFonts w:asciiTheme="minorHAnsi" w:eastAsiaTheme="minorHAnsi" w:hAnsiTheme="minorHAnsi" w:cs="宋体"/>
+          <w:b/>
+          <w:bCs/>
+          <w:szCs w:val="21"/>
+        </w:rPr>
+        <w:t>HouseListingDAO</w:t>
+      </w:r>
+      <w:proofErr w:type="spellEnd"/>
+      <w:r>
+        <w:rPr>
+          <w:rFonts w:asciiTheme="minorHAnsi" w:eastAsiaTheme="minorHAnsi" w:hAnsiTheme="minorHAnsi" w:cs="宋体"/>
+          <w:b/>
+          <w:bCs/>
+          <w:szCs w:val="21"/>
+        </w:rPr>
+        <w:t>`</w:t>
+      </w:r>
+    </w:p>
+    <w:p>
+      <w:pPr>
+        <w:pStyle w:val="a3"/>
+        <w:rPr>
+          <w:rFonts w:asciiTheme="minorHAnsi" w:eastAsiaTheme="minorHAnsi" w:hAnsiTheme="minorHAnsi" w:cs="宋体" w:hint="eastAsia"/>
+          <w:b/>
+          <w:bCs/>
+          <w:szCs w:val="21"/>
+        </w:rPr>
+      </w:pPr>
+    </w:p>
+    <w:p>
+      <w:pPr>
+        <w:pStyle w:val="a3"/>
+        <w:rPr>
+          <w:rFonts w:asciiTheme="minorHAnsi" w:eastAsiaTheme="minorHAnsi" w:hAnsiTheme="minorHAnsi" w:cs="宋体" w:hint="eastAsia"/>
+          <w:b/>
+          <w:bCs/>
+          <w:szCs w:val="21"/>
+        </w:rPr>
+      </w:pPr>
+      <w:r>
+        <w:rPr>
+          <w:rFonts w:asciiTheme="minorHAnsi" w:eastAsiaTheme="minorHAnsi" w:hAnsiTheme="minorHAnsi" w:cs="宋体"/>
+          <w:b/>
+          <w:bCs/>
+          <w:szCs w:val="21"/>
+        </w:rPr>
+        <w:t>**参数：** district（必填）、</w:t>
+      </w:r>
+      <w:proofErr w:type="spellStart"/>
+      <w:r>
+        <w:rPr>
+          <w:rFonts w:asciiTheme="minorHAnsi" w:eastAsiaTheme="minorHAnsi" w:hAnsiTheme="minorHAnsi" w:cs="宋体"/>
+          <w:b/>
+          <w:bCs/>
+          <w:szCs w:val="21"/>
+        </w:rPr>
+        <w:t>listingType</w:t>
+      </w:r>
+      <w:proofErr w:type="spellEnd"/>
+      <w:r>
+        <w:rPr>
+          <w:rFonts w:asciiTheme="minorHAnsi" w:eastAsiaTheme="minorHAnsi" w:hAnsiTheme="minorHAnsi" w:cs="宋体"/>
+          <w:b/>
+          <w:bCs/>
+          <w:szCs w:val="21"/>
+        </w:rPr>
+        <w:t>（必填）、year（可选）</w:t>
+      </w:r>
+    </w:p>
+    <w:p>
+      <w:pPr>
+        <w:pStyle w:val="a3"/>
+        <w:rPr>
+          <w:rFonts w:asciiTheme="minorHAnsi" w:eastAsiaTheme="minorHAnsi" w:hAnsiTheme="minorHAnsi" w:cs="宋体" w:hint="eastAsia"/>
+          <w:b/>
+          <w:bCs/>
+          <w:szCs w:val="21"/>
+        </w:rPr>
+      </w:pPr>
+    </w:p>
+    <w:p>
+      <w:pPr>
+        <w:pStyle w:val="a3"/>
+        <w:rPr>
+          <w:rFonts w:asciiTheme="minorHAnsi" w:eastAsiaTheme="minorHAnsi" w:hAnsiTheme="minorHAnsi" w:cs="宋体" w:hint="eastAsia"/>
+          <w:b/>
+          <w:bCs/>
+          <w:szCs w:val="21"/>
+        </w:rPr>
+      </w:pPr>
+      <w:r>
+        <w:rPr>
+          <w:rFonts w:asciiTheme="minorHAnsi" w:eastAsiaTheme="minorHAnsi" w:hAnsiTheme="minorHAnsi" w:cs="宋体"/>
+          <w:b/>
+          <w:bCs/>
+          <w:szCs w:val="21"/>
+        </w:rPr>
+        <w:t>**两种 SQL 模式：**</w:t>
+      </w:r>
+    </w:p>
+    <w:p>
+      <w:pPr>
+        <w:pStyle w:val="a3"/>
+        <w:rPr>
+          <w:rFonts w:asciiTheme="minorHAnsi" w:eastAsiaTheme="minorHAnsi" w:hAnsiTheme="minorHAnsi" w:cs="宋体" w:hint="eastAsia"/>
+          <w:b/>
+          <w:bCs/>
+          <w:szCs w:val="21"/>
+        </w:rPr>
+      </w:pPr>
+    </w:p>
+    <w:p>
+      <w:pPr>
+        <w:pStyle w:val="a3"/>
+        <w:rPr>
+          <w:rFonts w:asciiTheme="minorHAnsi" w:eastAsiaTheme="minorHAnsi" w:hAnsiTheme="minorHAnsi" w:cs="宋体" w:hint="eastAsia"/>
+          <w:b/>
+          <w:bCs/>
+          <w:szCs w:val="21"/>
+        </w:rPr>
+      </w:pPr>
+      <w:r>
+        <w:rPr>
+          <w:rFonts w:asciiTheme="minorHAnsi" w:eastAsiaTheme="minorHAnsi" w:hAnsiTheme="minorHAnsi" w:cs="宋体"/>
+          <w:b/>
+          <w:bCs/>
+          <w:szCs w:val="21"/>
+        </w:rPr>
+        <w:t>| 条件 | 方法 | SQL 逻辑 |</w:t>
+      </w:r>
+    </w:p>
+    <w:p>
+      <w:pPr>
+        <w:pStyle w:val="a3"/>
+        <w:rPr>
+          <w:rFonts w:asciiTheme="minorHAnsi" w:eastAsiaTheme="minorHAnsi" w:hAnsiTheme="minorHAnsi" w:cs="宋体" w:hint="eastAsia"/>
+          <w:b/>
+          <w:bCs/>
+          <w:szCs w:val="21"/>
+        </w:rPr>
+      </w:pPr>
+      <w:r>
+        <w:rPr>
+          <w:rFonts w:asciiTheme="minorHAnsi" w:eastAsiaTheme="minorHAnsi" w:hAnsiTheme="minorHAnsi" w:cs="宋体"/>
+          <w:b/>
+          <w:bCs/>
+          <w:szCs w:val="21"/>
+        </w:rPr>
+        <w:t>|------|------|----------|</w:t>
+      </w:r>
+    </w:p>
+    <w:p>
+      <w:pPr>
+        <w:pStyle w:val="a3"/>
+        <w:rPr>
+          <w:rFonts w:asciiTheme="minorHAnsi" w:eastAsiaTheme="minorHAnsi" w:hAnsiTheme="minorHAnsi" w:cs="宋体" w:hint="eastAsia"/>
+          <w:b/>
+          <w:bCs/>
+          <w:szCs w:val="21"/>
+        </w:rPr>
+      </w:pPr>
+      <w:r>
+        <w:rPr>
+          <w:rFonts w:asciiTheme="minorHAnsi" w:eastAsiaTheme="minorHAnsi" w:hAnsiTheme="minorHAnsi" w:cs="宋体"/>
+          <w:b/>
+          <w:bCs/>
+          <w:szCs w:val="21"/>
+        </w:rPr>
+        <w:t xml:space="preserve">| </w:t>
       </w:r>
       <w:proofErr w:type="gramStart"/>
       <w:r>
@@ -3652,7 +4351,7 @@
           <w:bCs/>
           <w:szCs w:val="21"/>
         </w:rPr>
-        <w:t>月全显示</w:t>
+        <w:t>仅地区</w:t>
       </w:r>
       <w:proofErr w:type="gramEnd"/>
       <w:r>
@@ -3662,387 +4361,442 @@
           <w:bCs/>
           <w:szCs w:val="21"/>
         </w:rPr>
-        <w:t>）</w:t>
-      </w:r>
-    </w:p>
-    <w:p>
-      <w:pPr>
-        <w:pStyle w:val="a3"/>
-        <w:rPr>
-          <w:rFonts w:asciiTheme="minorHAnsi" w:eastAsiaTheme="minorHAnsi" w:hAnsiTheme="minorHAnsi" w:cs="宋体"/>
-          <w:b/>
-          <w:bCs/>
-          <w:szCs w:val="21"/>
-        </w:rPr>
-      </w:pPr>
-    </w:p>
-    <w:p>
-      <w:pPr>
-        <w:pStyle w:val="a3"/>
-        <w:rPr>
-          <w:rFonts w:asciiTheme="minorHAnsi" w:eastAsiaTheme="minorHAnsi" w:hAnsiTheme="minorHAnsi" w:cs="宋体"/>
-          <w:b/>
-          <w:bCs/>
-          <w:szCs w:val="21"/>
-        </w:rPr>
-      </w:pPr>
-      <w:r>
-        <w:rPr>
-          <w:rFonts w:asciiTheme="minorHAnsi" w:eastAsiaTheme="minorHAnsi" w:hAnsiTheme="minorHAnsi" w:cs="宋体"/>
-          <w:b/>
-          <w:bCs/>
-          <w:szCs w:val="21"/>
-        </w:rPr>
-        <w:t>**前端实现：**</w:t>
-      </w:r>
-    </w:p>
-    <w:p>
-      <w:pPr>
-        <w:pStyle w:val="a3"/>
-        <w:rPr>
-          <w:rFonts w:asciiTheme="minorHAnsi" w:eastAsiaTheme="minorHAnsi" w:hAnsiTheme="minorHAnsi" w:cs="宋体"/>
-          <w:b/>
-          <w:bCs/>
-          <w:szCs w:val="21"/>
-        </w:rPr>
-      </w:pPr>
-      <w:r>
-        <w:rPr>
-          <w:rFonts w:asciiTheme="minorHAnsi" w:eastAsiaTheme="minorHAnsi" w:hAnsiTheme="minorHAnsi" w:cs="宋体"/>
-          <w:b/>
-          <w:bCs/>
-          <w:szCs w:val="21"/>
-        </w:rPr>
-        <w:t>- `</w:t>
-      </w:r>
-      <w:proofErr w:type="spellStart"/>
-      <w:r>
-        <w:rPr>
-          <w:rFonts w:asciiTheme="minorHAnsi" w:eastAsiaTheme="minorHAnsi" w:hAnsiTheme="minorHAnsi" w:cs="宋体"/>
-          <w:b/>
-          <w:bCs/>
-          <w:szCs w:val="21"/>
-        </w:rPr>
-        <w:t>drawTrend</w:t>
-      </w:r>
-      <w:proofErr w:type="spellEnd"/>
-      <w:r>
-        <w:rPr>
-          <w:rFonts w:asciiTheme="minorHAnsi" w:eastAsiaTheme="minorHAnsi" w:hAnsiTheme="minorHAnsi" w:cs="宋体"/>
-          <w:b/>
-          <w:bCs/>
-          <w:szCs w:val="21"/>
-        </w:rPr>
-        <w:t>()` 校验地区和 `</w:t>
-      </w:r>
-      <w:proofErr w:type="spellStart"/>
-      <w:r>
-        <w:rPr>
-          <w:rFonts w:asciiTheme="minorHAnsi" w:eastAsiaTheme="minorHAnsi" w:hAnsiTheme="minorHAnsi" w:cs="宋体"/>
-          <w:b/>
-          <w:bCs/>
-          <w:szCs w:val="21"/>
-        </w:rPr>
-        <w:t>listingType</w:t>
-      </w:r>
-      <w:proofErr w:type="spellEnd"/>
-      <w:r>
-        <w:rPr>
-          <w:rFonts w:asciiTheme="minorHAnsi" w:eastAsiaTheme="minorHAnsi" w:hAnsiTheme="minorHAnsi" w:cs="宋体"/>
-          <w:b/>
-          <w:bCs/>
-          <w:szCs w:val="21"/>
-        </w:rPr>
-        <w:t>`</w:t>
-      </w:r>
-    </w:p>
-    <w:p>
-      <w:pPr>
-        <w:pStyle w:val="a3"/>
-        <w:rPr>
-          <w:rFonts w:asciiTheme="minorHAnsi" w:eastAsiaTheme="minorHAnsi" w:hAnsiTheme="minorHAnsi" w:cs="宋体"/>
-          <w:b/>
-          <w:bCs/>
-          <w:szCs w:val="21"/>
-        </w:rPr>
-      </w:pPr>
-      <w:r>
-        <w:rPr>
-          <w:rFonts w:asciiTheme="minorHAnsi" w:eastAsiaTheme="minorHAnsi" w:hAnsiTheme="minorHAnsi" w:cs="宋体"/>
-          <w:b/>
-          <w:bCs/>
-          <w:szCs w:val="21"/>
-        </w:rPr>
-        <w:t xml:space="preserve">- `GET </w:t>
-      </w:r>
-      <w:proofErr w:type="spellStart"/>
-      <w:r>
-        <w:rPr>
-          <w:rFonts w:asciiTheme="minorHAnsi" w:eastAsiaTheme="minorHAnsi" w:hAnsiTheme="minorHAnsi" w:cs="宋体"/>
-          <w:b/>
-          <w:bCs/>
-          <w:szCs w:val="21"/>
-        </w:rPr>
-        <w:t>api</w:t>
-      </w:r>
-      <w:proofErr w:type="spellEnd"/>
-      <w:r>
-        <w:rPr>
-          <w:rFonts w:asciiTheme="minorHAnsi" w:eastAsiaTheme="minorHAnsi" w:hAnsiTheme="minorHAnsi" w:cs="宋体"/>
-          <w:b/>
-          <w:bCs/>
-          <w:szCs w:val="21"/>
-        </w:rPr>
-        <w:t>/</w:t>
-      </w:r>
-      <w:proofErr w:type="spellStart"/>
-      <w:r>
-        <w:rPr>
-          <w:rFonts w:asciiTheme="minorHAnsi" w:eastAsiaTheme="minorHAnsi" w:hAnsiTheme="minorHAnsi" w:cs="宋体"/>
-          <w:b/>
-          <w:bCs/>
-          <w:szCs w:val="21"/>
-        </w:rPr>
-        <w:t>trend?district</w:t>
-      </w:r>
-      <w:proofErr w:type="spellEnd"/>
-      <w:r>
-        <w:rPr>
-          <w:rFonts w:asciiTheme="minorHAnsi" w:eastAsiaTheme="minorHAnsi" w:hAnsiTheme="minorHAnsi" w:cs="宋体"/>
-          <w:b/>
-          <w:bCs/>
-          <w:szCs w:val="21"/>
-        </w:rPr>
-        <w:t>=...&amp;</w:t>
-      </w:r>
-      <w:proofErr w:type="spellStart"/>
-      <w:r>
-        <w:rPr>
-          <w:rFonts w:asciiTheme="minorHAnsi" w:eastAsiaTheme="minorHAnsi" w:hAnsiTheme="minorHAnsi" w:cs="宋体"/>
-          <w:b/>
-          <w:bCs/>
-          <w:szCs w:val="21"/>
-        </w:rPr>
-        <w:t>listingType</w:t>
-      </w:r>
-      <w:proofErr w:type="spellEnd"/>
-      <w:r>
-        <w:rPr>
-          <w:rFonts w:asciiTheme="minorHAnsi" w:eastAsiaTheme="minorHAnsi" w:hAnsiTheme="minorHAnsi" w:cs="宋体"/>
-          <w:b/>
-          <w:bCs/>
-          <w:szCs w:val="21"/>
-        </w:rPr>
-        <w:t>=...&amp;year=...`</w:t>
-      </w:r>
-    </w:p>
-    <w:p>
-      <w:pPr>
-        <w:pStyle w:val="a3"/>
-        <w:rPr>
-          <w:rFonts w:asciiTheme="minorHAnsi" w:eastAsiaTheme="minorHAnsi" w:hAnsiTheme="minorHAnsi" w:cs="宋体"/>
-          <w:b/>
-          <w:bCs/>
-          <w:szCs w:val="21"/>
-        </w:rPr>
-      </w:pPr>
-      <w:r>
-        <w:rPr>
-          <w:rFonts w:asciiTheme="minorHAnsi" w:eastAsiaTheme="minorHAnsi" w:hAnsiTheme="minorHAnsi" w:cs="宋体"/>
-          <w:b/>
-          <w:bCs/>
-          <w:szCs w:val="21"/>
-        </w:rPr>
-        <w:t>- `</w:t>
-      </w:r>
-      <w:proofErr w:type="spellStart"/>
-      <w:r>
-        <w:rPr>
-          <w:rFonts w:asciiTheme="minorHAnsi" w:eastAsiaTheme="minorHAnsi" w:hAnsiTheme="minorHAnsi" w:cs="宋体"/>
-          <w:b/>
-          <w:bCs/>
-          <w:szCs w:val="21"/>
-        </w:rPr>
-        <w:t>animateLine</w:t>
-      </w:r>
-      <w:proofErr w:type="spellEnd"/>
-      <w:r>
-        <w:rPr>
-          <w:rFonts w:asciiTheme="minorHAnsi" w:eastAsiaTheme="minorHAnsi" w:hAnsiTheme="minorHAnsi" w:cs="宋体"/>
-          <w:b/>
-          <w:bCs/>
-          <w:szCs w:val="21"/>
-        </w:rPr>
-        <w:t>()` 用 Canvas 绘制：</w:t>
-      </w:r>
-    </w:p>
-    <w:p>
-      <w:pPr>
-        <w:pStyle w:val="a3"/>
-        <w:rPr>
-          <w:rFonts w:asciiTheme="minorHAnsi" w:eastAsiaTheme="minorHAnsi" w:hAnsiTheme="minorHAnsi" w:cs="宋体"/>
-          <w:b/>
-          <w:bCs/>
-          <w:szCs w:val="21"/>
-        </w:rPr>
-      </w:pPr>
-      <w:r>
-        <w:rPr>
-          <w:rFonts w:asciiTheme="minorHAnsi" w:eastAsiaTheme="minorHAnsi" w:hAnsiTheme="minorHAnsi" w:cs="宋体"/>
-          <w:b/>
-          <w:bCs/>
-          <w:szCs w:val="21"/>
-        </w:rPr>
-        <w:t xml:space="preserve">  1. 黑色坐标轴</w:t>
-      </w:r>
-    </w:p>
-    <w:p>
-      <w:pPr>
-        <w:pStyle w:val="a3"/>
-        <w:rPr>
-          <w:rFonts w:asciiTheme="minorHAnsi" w:eastAsiaTheme="minorHAnsi" w:hAnsiTheme="minorHAnsi" w:cs="宋体"/>
-          <w:b/>
-          <w:bCs/>
-          <w:szCs w:val="21"/>
-        </w:rPr>
-      </w:pPr>
-      <w:r>
-        <w:rPr>
-          <w:rFonts w:asciiTheme="minorHAnsi" w:eastAsiaTheme="minorHAnsi" w:hAnsiTheme="minorHAnsi" w:cs="宋体"/>
-          <w:b/>
-          <w:bCs/>
-          <w:szCs w:val="21"/>
-        </w:rPr>
-        <w:t xml:space="preserve">  2. 横轴刻度（年份或 1–12 月）</w:t>
-      </w:r>
-    </w:p>
-    <w:p>
-      <w:pPr>
-        <w:pStyle w:val="a3"/>
-        <w:rPr>
-          <w:rFonts w:asciiTheme="minorHAnsi" w:eastAsiaTheme="minorHAnsi" w:hAnsiTheme="minorHAnsi" w:cs="宋体"/>
-          <w:b/>
-          <w:bCs/>
-          <w:szCs w:val="21"/>
-        </w:rPr>
-      </w:pPr>
-      <w:r>
-        <w:rPr>
-          <w:rFonts w:asciiTheme="minorHAnsi" w:eastAsiaTheme="minorHAnsi" w:hAnsiTheme="minorHAnsi" w:cs="宋体"/>
-          <w:b/>
-          <w:bCs/>
-          <w:szCs w:val="21"/>
-        </w:rPr>
-        <w:t xml:space="preserve">  3. 纵轴均价刻度</w:t>
-      </w:r>
-    </w:p>
-    <w:p>
-      <w:pPr>
-        <w:pStyle w:val="a3"/>
-        <w:rPr>
-          <w:rFonts w:asciiTheme="minorHAnsi" w:eastAsiaTheme="minorHAnsi" w:hAnsiTheme="minorHAnsi" w:cs="宋体"/>
-          <w:b/>
-          <w:bCs/>
-          <w:szCs w:val="21"/>
-        </w:rPr>
-      </w:pPr>
-      <w:r>
-        <w:rPr>
-          <w:rFonts w:asciiTheme="minorHAnsi" w:eastAsiaTheme="minorHAnsi" w:hAnsiTheme="minorHAnsi" w:cs="宋体"/>
-          <w:b/>
-          <w:bCs/>
-          <w:szCs w:val="21"/>
-        </w:rPr>
-        <w:t xml:space="preserve">  4. `</w:t>
-      </w:r>
-      <w:proofErr w:type="spellStart"/>
-      <w:r>
-        <w:rPr>
-          <w:rFonts w:asciiTheme="minorHAnsi" w:eastAsiaTheme="minorHAnsi" w:hAnsiTheme="minorHAnsi" w:cs="宋体"/>
-          <w:b/>
-          <w:bCs/>
-          <w:szCs w:val="21"/>
-        </w:rPr>
-        <w:t>requestAnimationFrame</w:t>
-      </w:r>
-      <w:proofErr w:type="spellEnd"/>
-      <w:r>
-        <w:rPr>
-          <w:rFonts w:asciiTheme="minorHAnsi" w:eastAsiaTheme="minorHAnsi" w:hAnsiTheme="minorHAnsi" w:cs="宋体"/>
-          <w:b/>
-          <w:bCs/>
-          <w:szCs w:val="21"/>
-        </w:rPr>
-        <w:t>` 折线生长动画</w:t>
-      </w:r>
-    </w:p>
-    <w:p>
-      <w:pPr>
-        <w:pStyle w:val="a3"/>
-        <w:rPr>
-          <w:rFonts w:asciiTheme="minorHAnsi" w:eastAsiaTheme="minorHAnsi" w:hAnsiTheme="minorHAnsi" w:cs="宋体"/>
-          <w:b/>
-          <w:bCs/>
-          <w:szCs w:val="21"/>
-        </w:rPr>
-      </w:pPr>
-      <w:r>
-        <w:rPr>
-          <w:rFonts w:asciiTheme="minorHAnsi" w:eastAsiaTheme="minorHAnsi" w:hAnsiTheme="minorHAnsi" w:cs="宋体"/>
-          <w:b/>
-          <w:bCs/>
-          <w:szCs w:val="21"/>
-        </w:rPr>
-        <w:t xml:space="preserve">  5. 红色圆点逐个出现</w:t>
-      </w:r>
-    </w:p>
-    <w:p>
-      <w:pPr>
-        <w:pStyle w:val="a3"/>
-        <w:rPr>
-          <w:rFonts w:asciiTheme="minorHAnsi" w:eastAsiaTheme="minorHAnsi" w:hAnsiTheme="minorHAnsi" w:cs="宋体"/>
-          <w:b/>
-          <w:bCs/>
-          <w:szCs w:val="21"/>
-        </w:rPr>
-      </w:pPr>
-    </w:p>
-    <w:p>
-      <w:pPr>
-        <w:pStyle w:val="a3"/>
-        <w:rPr>
-          <w:rFonts w:asciiTheme="minorHAnsi" w:eastAsiaTheme="minorHAnsi" w:hAnsiTheme="minorHAnsi" w:cs="宋体"/>
-          <w:b/>
-          <w:bCs/>
-          <w:szCs w:val="21"/>
-        </w:rPr>
-      </w:pPr>
-      <w:r>
-        <w:rPr>
-          <w:rFonts w:asciiTheme="minorHAnsi" w:eastAsiaTheme="minorHAnsi" w:hAnsiTheme="minorHAnsi" w:cs="宋体"/>
-          <w:b/>
-          <w:bCs/>
-          <w:szCs w:val="21"/>
-        </w:rPr>
-        <w:t>**纵轴含义：** `price / area`，即每平米均价（租房可理解为万/㎡/月，购房为万/㎡）。</w:t>
-      </w:r>
-    </w:p>
-    <w:p>
-      <w:pPr>
-        <w:pStyle w:val="a3"/>
-        <w:rPr>
-          <w:rFonts w:asciiTheme="minorHAnsi" w:eastAsiaTheme="minorHAnsi" w:hAnsiTheme="minorHAnsi" w:cs="宋体"/>
-          <w:b/>
-          <w:bCs/>
-          <w:szCs w:val="21"/>
-        </w:rPr>
-      </w:pPr>
-    </w:p>
-    <w:p>
-      <w:pPr>
-        <w:pStyle w:val="a3"/>
-        <w:rPr>
-          <w:rFonts w:asciiTheme="minorHAnsi" w:eastAsiaTheme="minorHAnsi" w:hAnsiTheme="minorHAnsi" w:cs="宋体"/>
+        <w:t xml:space="preserve"> | `</w:t>
+      </w:r>
+      <w:proofErr w:type="spellStart"/>
+      <w:r>
+        <w:rPr>
+          <w:rFonts w:asciiTheme="minorHAnsi" w:eastAsiaTheme="minorHAnsi" w:hAnsiTheme="minorHAnsi" w:cs="宋体"/>
+          <w:b/>
+          <w:bCs/>
+          <w:szCs w:val="21"/>
+        </w:rPr>
+        <w:t>trendByYear</w:t>
+      </w:r>
+      <w:proofErr w:type="spellEnd"/>
+      <w:r>
+        <w:rPr>
+          <w:rFonts w:asciiTheme="minorHAnsi" w:eastAsiaTheme="minorHAnsi" w:hAnsiTheme="minorHAnsi" w:cs="宋体"/>
+          <w:b/>
+          <w:bCs/>
+          <w:szCs w:val="21"/>
+        </w:rPr>
+        <w:t xml:space="preserve">()` | `WHERE district=? AND </w:t>
+      </w:r>
+      <w:proofErr w:type="spellStart"/>
+      <w:r>
+        <w:rPr>
+          <w:rFonts w:asciiTheme="minorHAnsi" w:eastAsiaTheme="minorHAnsi" w:hAnsiTheme="minorHAnsi" w:cs="宋体"/>
+          <w:b/>
+          <w:bCs/>
+          <w:szCs w:val="21"/>
+        </w:rPr>
+        <w:t>listing_type</w:t>
+      </w:r>
+      <w:proofErr w:type="spellEnd"/>
+      <w:proofErr w:type="gramStart"/>
+      <w:r>
+        <w:rPr>
+          <w:rFonts w:asciiTheme="minorHAnsi" w:eastAsiaTheme="minorHAnsi" w:hAnsiTheme="minorHAnsi" w:cs="宋体"/>
+          <w:b/>
+          <w:bCs/>
+          <w:szCs w:val="21"/>
+        </w:rPr>
+        <w:t>=?`</w:t>
+      </w:r>
+      <w:proofErr w:type="gramEnd"/>
+      <w:r>
+        <w:rPr>
+          <w:rFonts w:asciiTheme="minorHAnsi" w:eastAsiaTheme="minorHAnsi" w:hAnsiTheme="minorHAnsi" w:cs="宋体"/>
+          <w:b/>
+          <w:bCs/>
+          <w:szCs w:val="21"/>
+        </w:rPr>
+        <w:t xml:space="preserve"> → `GROUP BY year` → `</w:t>
+      </w:r>
+      <w:proofErr w:type="gramStart"/>
+      <w:r>
+        <w:rPr>
+          <w:rFonts w:asciiTheme="minorHAnsi" w:eastAsiaTheme="minorHAnsi" w:hAnsiTheme="minorHAnsi" w:cs="宋体"/>
+          <w:b/>
+          <w:bCs/>
+          <w:szCs w:val="21"/>
+        </w:rPr>
+        <w:t>AVG(</w:t>
+      </w:r>
+      <w:proofErr w:type="gramEnd"/>
+      <w:r>
+        <w:rPr>
+          <w:rFonts w:asciiTheme="minorHAnsi" w:eastAsiaTheme="minorHAnsi" w:hAnsiTheme="minorHAnsi" w:cs="宋体"/>
+          <w:b/>
+          <w:bCs/>
+          <w:szCs w:val="21"/>
+        </w:rPr>
+        <w:t>price/</w:t>
+      </w:r>
+      <w:proofErr w:type="gramStart"/>
+      <w:r>
+        <w:rPr>
+          <w:rFonts w:asciiTheme="minorHAnsi" w:eastAsiaTheme="minorHAnsi" w:hAnsiTheme="minorHAnsi" w:cs="宋体"/>
+          <w:b/>
+          <w:bCs/>
+          <w:szCs w:val="21"/>
+        </w:rPr>
+        <w:t>area)`</w:t>
+      </w:r>
+      <w:proofErr w:type="gramEnd"/>
+      <w:r>
+        <w:rPr>
+          <w:rFonts w:asciiTheme="minorHAnsi" w:eastAsiaTheme="minorHAnsi" w:hAnsiTheme="minorHAnsi" w:cs="宋体"/>
+          <w:b/>
+          <w:bCs/>
+          <w:szCs w:val="21"/>
+        </w:rPr>
+        <w:t xml:space="preserve"> |</w:t>
+      </w:r>
+    </w:p>
+    <w:p>
+      <w:pPr>
+        <w:pStyle w:val="a3"/>
+        <w:rPr>
+          <w:rFonts w:asciiTheme="minorHAnsi" w:eastAsiaTheme="minorHAnsi" w:hAnsiTheme="minorHAnsi" w:cs="宋体" w:hint="eastAsia"/>
+          <w:b/>
+          <w:bCs/>
+          <w:szCs w:val="21"/>
+        </w:rPr>
+      </w:pPr>
+      <w:r>
+        <w:rPr>
+          <w:rFonts w:asciiTheme="minorHAnsi" w:eastAsiaTheme="minorHAnsi" w:hAnsiTheme="minorHAnsi" w:cs="宋体"/>
+          <w:b/>
+          <w:bCs/>
+          <w:szCs w:val="21"/>
+        </w:rPr>
+        <w:t>| 地区+年份 | `</w:t>
+      </w:r>
+      <w:proofErr w:type="spellStart"/>
+      <w:r>
+        <w:rPr>
+          <w:rFonts w:asciiTheme="minorHAnsi" w:eastAsiaTheme="minorHAnsi" w:hAnsiTheme="minorHAnsi" w:cs="宋体"/>
+          <w:b/>
+          <w:bCs/>
+          <w:szCs w:val="21"/>
+        </w:rPr>
+        <w:t>trendByMonth</w:t>
+      </w:r>
+      <w:proofErr w:type="spellEnd"/>
+      <w:r>
+        <w:rPr>
+          <w:rFonts w:asciiTheme="minorHAnsi" w:eastAsiaTheme="minorHAnsi" w:hAnsiTheme="minorHAnsi" w:cs="宋体"/>
+          <w:b/>
+          <w:bCs/>
+          <w:szCs w:val="21"/>
+        </w:rPr>
+        <w:t>()` | 再加 `AND year=?` → `GROUP BY month` → `</w:t>
+      </w:r>
+      <w:proofErr w:type="gramStart"/>
+      <w:r>
+        <w:rPr>
+          <w:rFonts w:asciiTheme="minorHAnsi" w:eastAsiaTheme="minorHAnsi" w:hAnsiTheme="minorHAnsi" w:cs="宋体"/>
+          <w:b/>
+          <w:bCs/>
+          <w:szCs w:val="21"/>
+        </w:rPr>
+        <w:t>AVG(</w:t>
+      </w:r>
+      <w:proofErr w:type="gramEnd"/>
+      <w:r>
+        <w:rPr>
+          <w:rFonts w:asciiTheme="minorHAnsi" w:eastAsiaTheme="minorHAnsi" w:hAnsiTheme="minorHAnsi" w:cs="宋体"/>
+          <w:b/>
+          <w:bCs/>
+          <w:szCs w:val="21"/>
+        </w:rPr>
+        <w:t>price/</w:t>
+      </w:r>
+      <w:proofErr w:type="gramStart"/>
+      <w:r>
+        <w:rPr>
+          <w:rFonts w:asciiTheme="minorHAnsi" w:eastAsiaTheme="minorHAnsi" w:hAnsiTheme="minorHAnsi" w:cs="宋体"/>
+          <w:b/>
+          <w:bCs/>
+          <w:szCs w:val="21"/>
+        </w:rPr>
+        <w:t>area)`</w:t>
+      </w:r>
+      <w:proofErr w:type="gramEnd"/>
+      <w:r>
+        <w:rPr>
+          <w:rFonts w:asciiTheme="minorHAnsi" w:eastAsiaTheme="minorHAnsi" w:hAnsiTheme="minorHAnsi" w:cs="宋体"/>
+          <w:b/>
+          <w:bCs/>
+          <w:szCs w:val="21"/>
+        </w:rPr>
+        <w:t xml:space="preserve"> |</w:t>
+      </w:r>
+    </w:p>
+    <w:p>
+      <w:pPr>
+        <w:pStyle w:val="a3"/>
+        <w:rPr>
+          <w:rFonts w:asciiTheme="minorHAnsi" w:eastAsiaTheme="minorHAnsi" w:hAnsiTheme="minorHAnsi" w:cs="宋体" w:hint="eastAsia"/>
+          <w:b/>
+          <w:bCs/>
+          <w:szCs w:val="21"/>
+        </w:rPr>
+      </w:pPr>
+    </w:p>
+    <w:p>
+      <w:pPr>
+        <w:pStyle w:val="a3"/>
+        <w:rPr>
+          <w:rFonts w:asciiTheme="minorHAnsi" w:eastAsiaTheme="minorHAnsi" w:hAnsiTheme="minorHAnsi" w:cs="宋体" w:hint="eastAsia"/>
+          <w:b/>
+          <w:bCs/>
+          <w:szCs w:val="21"/>
+        </w:rPr>
+      </w:pPr>
+      <w:r>
+        <w:rPr>
+          <w:rFonts w:asciiTheme="minorHAnsi" w:eastAsiaTheme="minorHAnsi" w:hAnsiTheme="minorHAnsi" w:cs="宋体"/>
+          <w:b/>
+          <w:bCs/>
+          <w:szCs w:val="21"/>
+        </w:rPr>
+        <w:t>**返回 JSON：**</w:t>
+      </w:r>
+    </w:p>
+    <w:p>
+      <w:pPr>
+        <w:pStyle w:val="a3"/>
+        <w:rPr>
+          <w:rFonts w:asciiTheme="minorHAnsi" w:eastAsiaTheme="minorHAnsi" w:hAnsiTheme="minorHAnsi" w:cs="宋体" w:hint="eastAsia"/>
+          <w:b/>
+          <w:bCs/>
+          <w:szCs w:val="21"/>
+        </w:rPr>
+      </w:pPr>
+      <w:r>
+        <w:rPr>
+          <w:rFonts w:asciiTheme="minorHAnsi" w:eastAsiaTheme="minorHAnsi" w:hAnsiTheme="minorHAnsi" w:cs="宋体"/>
+          <w:b/>
+          <w:bCs/>
+          <w:szCs w:val="21"/>
+        </w:rPr>
+        <w:t>```</w:t>
+      </w:r>
+      <w:proofErr w:type="spellStart"/>
+      <w:r>
+        <w:rPr>
+          <w:rFonts w:asciiTheme="minorHAnsi" w:eastAsiaTheme="minorHAnsi" w:hAnsiTheme="minorHAnsi" w:cs="宋体"/>
+          <w:b/>
+          <w:bCs/>
+          <w:szCs w:val="21"/>
+        </w:rPr>
+        <w:t>json</w:t>
+      </w:r>
+      <w:proofErr w:type="spellEnd"/>
+    </w:p>
+    <w:p>
+      <w:pPr>
+        <w:pStyle w:val="a3"/>
+        <w:rPr>
+          <w:rFonts w:asciiTheme="minorHAnsi" w:eastAsiaTheme="minorHAnsi" w:hAnsiTheme="minorHAnsi" w:cs="宋体" w:hint="eastAsia"/>
+          <w:b/>
+          <w:bCs/>
+          <w:szCs w:val="21"/>
+        </w:rPr>
+      </w:pPr>
+      <w:proofErr w:type="gramStart"/>
+      <w:r>
+        <w:rPr>
+          <w:rFonts w:asciiTheme="minorHAnsi" w:eastAsiaTheme="minorHAnsi" w:hAnsiTheme="minorHAnsi" w:cs="宋体"/>
+          <w:b/>
+          <w:bCs/>
+          <w:szCs w:val="21"/>
+        </w:rPr>
+        <w:t>{ "</w:t>
+      </w:r>
+      <w:proofErr w:type="gramEnd"/>
+      <w:r>
+        <w:rPr>
+          <w:rFonts w:asciiTheme="minorHAnsi" w:eastAsiaTheme="minorHAnsi" w:hAnsiTheme="minorHAnsi" w:cs="宋体"/>
+          <w:b/>
+          <w:bCs/>
+          <w:szCs w:val="21"/>
+        </w:rPr>
+        <w:t>success": true, "mode": "</w:t>
+      </w:r>
+      <w:proofErr w:type="spellStart"/>
+      <w:r>
+        <w:rPr>
+          <w:rFonts w:asciiTheme="minorHAnsi" w:eastAsiaTheme="minorHAnsi" w:hAnsiTheme="minorHAnsi" w:cs="宋体"/>
+          <w:b/>
+          <w:bCs/>
+          <w:szCs w:val="21"/>
+        </w:rPr>
+        <w:t>year|month</w:t>
+      </w:r>
+      <w:proofErr w:type="spellEnd"/>
+      <w:r>
+        <w:rPr>
+          <w:rFonts w:asciiTheme="minorHAnsi" w:eastAsiaTheme="minorHAnsi" w:hAnsiTheme="minorHAnsi" w:cs="宋体"/>
+          <w:b/>
+          <w:bCs/>
+          <w:szCs w:val="21"/>
+        </w:rPr>
+        <w:t>", "points": [[x, y], ...</w:t>
+      </w:r>
+      <w:proofErr w:type="gramStart"/>
+      <w:r>
+        <w:rPr>
+          <w:rFonts w:asciiTheme="minorHAnsi" w:eastAsiaTheme="minorHAnsi" w:hAnsiTheme="minorHAnsi" w:cs="宋体"/>
+          <w:b/>
+          <w:bCs/>
+          <w:szCs w:val="21"/>
+        </w:rPr>
+        <w:t>] }</w:t>
+      </w:r>
+      <w:proofErr w:type="gramEnd"/>
+    </w:p>
+    <w:p>
+      <w:pPr>
+        <w:pStyle w:val="a3"/>
+        <w:rPr>
+          <w:rFonts w:asciiTheme="minorHAnsi" w:eastAsiaTheme="minorHAnsi" w:hAnsiTheme="minorHAnsi" w:cs="宋体" w:hint="eastAsia"/>
+          <w:b/>
+          <w:bCs/>
+          <w:szCs w:val="21"/>
+        </w:rPr>
+      </w:pPr>
+      <w:r>
+        <w:rPr>
+          <w:rFonts w:asciiTheme="minorHAnsi" w:eastAsiaTheme="minorHAnsi" w:hAnsiTheme="minorHAnsi" w:cs="宋体"/>
+          <w:b/>
+          <w:bCs/>
+          <w:szCs w:val="21"/>
+        </w:rPr>
+        <w:t>```</w:t>
+      </w:r>
+    </w:p>
+    <w:p>
+      <w:pPr>
+        <w:pStyle w:val="a3"/>
+        <w:rPr>
+          <w:rFonts w:asciiTheme="minorHAnsi" w:eastAsiaTheme="minorHAnsi" w:hAnsiTheme="minorHAnsi" w:cs="宋体" w:hint="eastAsia"/>
+          <w:b/>
+          <w:bCs/>
+          <w:szCs w:val="21"/>
+        </w:rPr>
+      </w:pPr>
+    </w:p>
+    <w:p>
+      <w:pPr>
+        <w:pStyle w:val="a3"/>
+        <w:rPr>
+          <w:rFonts w:asciiTheme="minorHAnsi" w:eastAsiaTheme="minorHAnsi" w:hAnsiTheme="minorHAnsi" w:cs="宋体" w:hint="eastAsia"/>
+          <w:b/>
+          <w:bCs/>
+          <w:szCs w:val="21"/>
+        </w:rPr>
+      </w:pPr>
+      <w:r>
+        <w:rPr>
+          <w:rFonts w:asciiTheme="minorHAnsi" w:eastAsiaTheme="minorHAnsi" w:hAnsiTheme="minorHAnsi" w:cs="宋体"/>
+          <w:b/>
+          <w:bCs/>
+          <w:szCs w:val="21"/>
+        </w:rPr>
+        <w:t>- `mode=year`：x=年份，y=均价</w:t>
+      </w:r>
+    </w:p>
+    <w:p>
+      <w:pPr>
+        <w:pStyle w:val="a3"/>
+        <w:rPr>
+          <w:rFonts w:asciiTheme="minorHAnsi" w:eastAsiaTheme="minorHAnsi" w:hAnsiTheme="minorHAnsi" w:cs="宋体" w:hint="eastAsia"/>
+          <w:b/>
+          <w:bCs/>
+          <w:szCs w:val="21"/>
+        </w:rPr>
+      </w:pPr>
+      <w:r>
+        <w:rPr>
+          <w:rFonts w:asciiTheme="minorHAnsi" w:eastAsiaTheme="minorHAnsi" w:hAnsiTheme="minorHAnsi" w:cs="宋体"/>
+          <w:b/>
+          <w:bCs/>
+          <w:szCs w:val="21"/>
+        </w:rPr>
+        <w:t>- `mode=month`：x=月份，y=均价</w:t>
+      </w:r>
+    </w:p>
+    <w:p>
+      <w:pPr>
+        <w:pStyle w:val="a3"/>
+        <w:rPr>
+          <w:rFonts w:asciiTheme="minorHAnsi" w:eastAsiaTheme="minorHAnsi" w:hAnsiTheme="minorHAnsi" w:cs="宋体" w:hint="eastAsia"/>
+          <w:b/>
+          <w:bCs/>
+          <w:szCs w:val="21"/>
+        </w:rPr>
+      </w:pPr>
+    </w:p>
+    <w:p>
+      <w:pPr>
+        <w:pStyle w:val="a3"/>
+        <w:rPr>
+          <w:rFonts w:asciiTheme="minorHAnsi" w:eastAsiaTheme="minorHAnsi" w:hAnsiTheme="minorHAnsi" w:cs="宋体" w:hint="eastAsia"/>
+          <w:b/>
+          <w:bCs/>
+          <w:szCs w:val="21"/>
+        </w:rPr>
+      </w:pPr>
+      <w:r>
+        <w:rPr>
+          <w:rFonts w:asciiTheme="minorHAnsi" w:eastAsiaTheme="minorHAnsi" w:hAnsiTheme="minorHAnsi" w:cs="宋体"/>
+          <w:b/>
+          <w:bCs/>
+          <w:szCs w:val="21"/>
+        </w:rPr>
+        <w:t>同样按 `</w:t>
+      </w:r>
+      <w:proofErr w:type="spellStart"/>
+      <w:r>
+        <w:rPr>
+          <w:rFonts w:asciiTheme="minorHAnsi" w:eastAsiaTheme="minorHAnsi" w:hAnsiTheme="minorHAnsi" w:cs="宋体"/>
+          <w:b/>
+          <w:bCs/>
+          <w:szCs w:val="21"/>
+        </w:rPr>
+        <w:t>listing_type</w:t>
+      </w:r>
+      <w:proofErr w:type="spellEnd"/>
+      <w:r>
+        <w:rPr>
+          <w:rFonts w:asciiTheme="minorHAnsi" w:eastAsiaTheme="minorHAnsi" w:hAnsiTheme="minorHAnsi" w:cs="宋体"/>
+          <w:b/>
+          <w:bCs/>
+          <w:szCs w:val="21"/>
+        </w:rPr>
+        <w:t>` 过滤，租房和购房走势分开统计。</w:t>
+      </w:r>
+    </w:p>
+    <w:p>
+      <w:pPr>
+        <w:pStyle w:val="a3"/>
+        <w:rPr>
+          <w:rFonts w:asciiTheme="minorHAnsi" w:eastAsiaTheme="minorHAnsi" w:hAnsiTheme="minorHAnsi" w:cs="宋体" w:hint="eastAsia"/>
+          <w:b/>
+          <w:bCs/>
+          <w:szCs w:val="21"/>
+        </w:rPr>
+      </w:pPr>
+    </w:p>
+    <w:p>
+      <w:pPr>
+        <w:pStyle w:val="a3"/>
+        <w:rPr>
+          <w:rFonts w:asciiTheme="minorHAnsi" w:eastAsiaTheme="minorHAnsi" w:hAnsiTheme="minorHAnsi" w:cs="宋体" w:hint="eastAsia"/>
           <w:b/>
           <w:bCs/>
           <w:szCs w:val="21"/>
@@ -4062,783 +4816,18 @@
       <w:pPr>
         <w:pStyle w:val="a3"/>
         <w:rPr>
-          <w:rFonts w:asciiTheme="minorHAnsi" w:eastAsiaTheme="minorHAnsi" w:hAnsiTheme="minorHAnsi" w:cs="宋体"/>
-          <w:b/>
-          <w:bCs/>
-          <w:szCs w:val="21"/>
-        </w:rPr>
-      </w:pPr>
-    </w:p>
-    <w:p>
-      <w:pPr>
-        <w:pStyle w:val="a3"/>
-        <w:rPr>
-          <w:rFonts w:asciiTheme="minorHAnsi" w:eastAsiaTheme="minorHAnsi" w:hAnsiTheme="minorHAnsi" w:cs="宋体"/>
-          <w:b/>
-          <w:bCs/>
-          <w:color w:val="E97132" w:themeColor="accent2"/>
-          <w:szCs w:val="21"/>
-        </w:rPr>
-      </w:pPr>
-      <w:r>
-        <w:rPr>
-          <w:rFonts w:asciiTheme="minorHAnsi" w:eastAsiaTheme="minorHAnsi" w:hAnsiTheme="minorHAnsi" w:cs="宋体"/>
-          <w:b/>
-          <w:bCs/>
-          <w:color w:val="E97132" w:themeColor="accent2"/>
-          <w:szCs w:val="21"/>
-        </w:rPr>
-        <w:t>### 后端部分</w:t>
-      </w:r>
-    </w:p>
-    <w:p>
-      <w:pPr>
-        <w:pStyle w:val="a3"/>
-        <w:rPr>
-          <w:rFonts w:asciiTheme="minorHAnsi" w:eastAsiaTheme="minorHAnsi" w:hAnsiTheme="minorHAnsi" w:cs="宋体"/>
-          <w:b/>
-          <w:bCs/>
-          <w:szCs w:val="21"/>
-        </w:rPr>
-      </w:pPr>
-    </w:p>
-    <w:p>
-      <w:pPr>
-        <w:pStyle w:val="a3"/>
-        <w:rPr>
-          <w:rFonts w:asciiTheme="minorHAnsi" w:eastAsiaTheme="minorHAnsi" w:hAnsiTheme="minorHAnsi" w:cs="宋体"/>
-          <w:b/>
-          <w:bCs/>
-          <w:szCs w:val="21"/>
-        </w:rPr>
-      </w:pPr>
-      <w:r>
-        <w:rPr>
-          <w:rFonts w:asciiTheme="minorHAnsi" w:eastAsiaTheme="minorHAnsi" w:hAnsiTheme="minorHAnsi" w:cs="宋体"/>
-          <w:b/>
-          <w:bCs/>
-          <w:szCs w:val="21"/>
-        </w:rPr>
-        <w:t>**接口：** `GET /</w:t>
-      </w:r>
-      <w:proofErr w:type="spellStart"/>
-      <w:r>
-        <w:rPr>
-          <w:rFonts w:asciiTheme="minorHAnsi" w:eastAsiaTheme="minorHAnsi" w:hAnsiTheme="minorHAnsi" w:cs="宋体"/>
-          <w:b/>
-          <w:bCs/>
-          <w:szCs w:val="21"/>
-        </w:rPr>
-        <w:t>api</w:t>
-      </w:r>
-      <w:proofErr w:type="spellEnd"/>
-      <w:r>
-        <w:rPr>
-          <w:rFonts w:asciiTheme="minorHAnsi" w:eastAsiaTheme="minorHAnsi" w:hAnsiTheme="minorHAnsi" w:cs="宋体"/>
-          <w:b/>
-          <w:bCs/>
-          <w:szCs w:val="21"/>
-        </w:rPr>
-        <w:t>/trend`</w:t>
-      </w:r>
-    </w:p>
-    <w:p>
-      <w:pPr>
-        <w:pStyle w:val="a3"/>
-        <w:rPr>
-          <w:rFonts w:asciiTheme="minorHAnsi" w:eastAsiaTheme="minorHAnsi" w:hAnsiTheme="minorHAnsi" w:cs="宋体"/>
-          <w:b/>
-          <w:bCs/>
-          <w:szCs w:val="21"/>
-        </w:rPr>
-      </w:pPr>
-      <w:r>
-        <w:rPr>
-          <w:rFonts w:asciiTheme="minorHAnsi" w:eastAsiaTheme="minorHAnsi" w:hAnsiTheme="minorHAnsi" w:cs="宋体"/>
-          <w:b/>
-          <w:bCs/>
-          <w:szCs w:val="21"/>
-        </w:rPr>
-        <w:t>**处理类：** `</w:t>
-      </w:r>
-      <w:proofErr w:type="spellStart"/>
-      <w:r>
-        <w:rPr>
-          <w:rFonts w:asciiTheme="minorHAnsi" w:eastAsiaTheme="minorHAnsi" w:hAnsiTheme="minorHAnsi" w:cs="宋体"/>
-          <w:b/>
-          <w:bCs/>
-          <w:szCs w:val="21"/>
-        </w:rPr>
-        <w:t>TrendServlet</w:t>
-      </w:r>
-      <w:proofErr w:type="spellEnd"/>
-      <w:r>
-        <w:rPr>
-          <w:rFonts w:asciiTheme="minorHAnsi" w:eastAsiaTheme="minorHAnsi" w:hAnsiTheme="minorHAnsi" w:cs="宋体"/>
-          <w:b/>
-          <w:bCs/>
-          <w:szCs w:val="21"/>
-        </w:rPr>
-        <w:t>` → `</w:t>
-      </w:r>
-      <w:proofErr w:type="spellStart"/>
-      <w:r>
-        <w:rPr>
-          <w:rFonts w:asciiTheme="minorHAnsi" w:eastAsiaTheme="minorHAnsi" w:hAnsiTheme="minorHAnsi" w:cs="宋体"/>
-          <w:b/>
-          <w:bCs/>
-          <w:szCs w:val="21"/>
-        </w:rPr>
-        <w:t>HouseListingDAO</w:t>
-      </w:r>
-      <w:proofErr w:type="spellEnd"/>
-      <w:r>
-        <w:rPr>
-          <w:rFonts w:asciiTheme="minorHAnsi" w:eastAsiaTheme="minorHAnsi" w:hAnsiTheme="minorHAnsi" w:cs="宋体"/>
-          <w:b/>
-          <w:bCs/>
-          <w:szCs w:val="21"/>
-        </w:rPr>
-        <w:t>`</w:t>
-      </w:r>
-    </w:p>
-    <w:p>
-      <w:pPr>
-        <w:pStyle w:val="a3"/>
-        <w:rPr>
-          <w:rFonts w:asciiTheme="minorHAnsi" w:eastAsiaTheme="minorHAnsi" w:hAnsiTheme="minorHAnsi" w:cs="宋体"/>
-          <w:b/>
-          <w:bCs/>
-          <w:szCs w:val="21"/>
-        </w:rPr>
-      </w:pPr>
-    </w:p>
-    <w:p>
-      <w:pPr>
-        <w:pStyle w:val="a3"/>
-        <w:rPr>
-          <w:rFonts w:asciiTheme="minorHAnsi" w:eastAsiaTheme="minorHAnsi" w:hAnsiTheme="minorHAnsi" w:cs="宋体"/>
-          <w:b/>
-          <w:bCs/>
-          <w:szCs w:val="21"/>
-        </w:rPr>
-      </w:pPr>
-      <w:r>
-        <w:rPr>
-          <w:rFonts w:asciiTheme="minorHAnsi" w:eastAsiaTheme="minorHAnsi" w:hAnsiTheme="minorHAnsi" w:cs="宋体"/>
-          <w:b/>
-          <w:bCs/>
-          <w:szCs w:val="21"/>
-        </w:rPr>
-        <w:t>**参数：** district（必填）、</w:t>
-      </w:r>
-      <w:proofErr w:type="spellStart"/>
-      <w:r>
-        <w:rPr>
-          <w:rFonts w:asciiTheme="minorHAnsi" w:eastAsiaTheme="minorHAnsi" w:hAnsiTheme="minorHAnsi" w:cs="宋体"/>
-          <w:b/>
-          <w:bCs/>
-          <w:szCs w:val="21"/>
-        </w:rPr>
-        <w:t>listingType</w:t>
-      </w:r>
-      <w:proofErr w:type="spellEnd"/>
-      <w:r>
-        <w:rPr>
-          <w:rFonts w:asciiTheme="minorHAnsi" w:eastAsiaTheme="minorHAnsi" w:hAnsiTheme="minorHAnsi" w:cs="宋体"/>
-          <w:b/>
-          <w:bCs/>
-          <w:szCs w:val="21"/>
-        </w:rPr>
-        <w:t>（必填）、year（可选）</w:t>
-      </w:r>
-    </w:p>
-    <w:p>
-      <w:pPr>
-        <w:pStyle w:val="a3"/>
-        <w:rPr>
-          <w:rFonts w:asciiTheme="minorHAnsi" w:eastAsiaTheme="minorHAnsi" w:hAnsiTheme="minorHAnsi" w:cs="宋体"/>
-          <w:b/>
-          <w:bCs/>
-          <w:szCs w:val="21"/>
-        </w:rPr>
-      </w:pPr>
-    </w:p>
-    <w:p>
-      <w:pPr>
-        <w:pStyle w:val="a3"/>
-        <w:rPr>
-          <w:rFonts w:asciiTheme="minorHAnsi" w:eastAsiaTheme="minorHAnsi" w:hAnsiTheme="minorHAnsi" w:cs="宋体"/>
-          <w:b/>
-          <w:bCs/>
-          <w:szCs w:val="21"/>
-        </w:rPr>
-      </w:pPr>
-      <w:r>
-        <w:rPr>
-          <w:rFonts w:asciiTheme="minorHAnsi" w:eastAsiaTheme="minorHAnsi" w:hAnsiTheme="minorHAnsi" w:cs="宋体"/>
-          <w:b/>
-          <w:bCs/>
-          <w:szCs w:val="21"/>
-        </w:rPr>
-        <w:t>**两种 SQL 模式：**</w:t>
-      </w:r>
-    </w:p>
-    <w:p>
-      <w:pPr>
-        <w:pStyle w:val="a3"/>
-        <w:rPr>
-          <w:rFonts w:asciiTheme="minorHAnsi" w:eastAsiaTheme="minorHAnsi" w:hAnsiTheme="minorHAnsi" w:cs="宋体"/>
-          <w:b/>
-          <w:bCs/>
-          <w:szCs w:val="21"/>
-        </w:rPr>
-      </w:pPr>
-    </w:p>
-    <w:p>
-      <w:pPr>
-        <w:pStyle w:val="a3"/>
-        <w:rPr>
-          <w:rFonts w:asciiTheme="minorHAnsi" w:eastAsiaTheme="minorHAnsi" w:hAnsiTheme="minorHAnsi" w:cs="宋体"/>
-          <w:b/>
-          <w:bCs/>
-          <w:szCs w:val="21"/>
-        </w:rPr>
-      </w:pPr>
-      <w:r>
-        <w:rPr>
-          <w:rFonts w:asciiTheme="minorHAnsi" w:eastAsiaTheme="minorHAnsi" w:hAnsiTheme="minorHAnsi" w:cs="宋体"/>
-          <w:b/>
-          <w:bCs/>
-          <w:szCs w:val="21"/>
-        </w:rPr>
-        <w:t>| 条件 | 方法 | SQL 逻辑 |</w:t>
-      </w:r>
-    </w:p>
-    <w:p>
-      <w:pPr>
-        <w:pStyle w:val="a3"/>
-        <w:rPr>
-          <w:rFonts w:asciiTheme="minorHAnsi" w:eastAsiaTheme="minorHAnsi" w:hAnsiTheme="minorHAnsi" w:cs="宋体"/>
-          <w:b/>
-          <w:bCs/>
-          <w:szCs w:val="21"/>
-        </w:rPr>
-      </w:pPr>
-      <w:r>
-        <w:rPr>
-          <w:rFonts w:asciiTheme="minorHAnsi" w:eastAsiaTheme="minorHAnsi" w:hAnsiTheme="minorHAnsi" w:cs="宋体"/>
-          <w:b/>
-          <w:bCs/>
-          <w:szCs w:val="21"/>
-        </w:rPr>
-        <w:t>|------|------|----------|</w:t>
-      </w:r>
-    </w:p>
-    <w:p>
-      <w:pPr>
-        <w:pStyle w:val="a3"/>
-        <w:rPr>
-          <w:rFonts w:asciiTheme="minorHAnsi" w:eastAsiaTheme="minorHAnsi" w:hAnsiTheme="minorHAnsi" w:cs="宋体"/>
-          <w:b/>
-          <w:bCs/>
-          <w:szCs w:val="21"/>
-        </w:rPr>
-      </w:pPr>
-      <w:r>
-        <w:rPr>
-          <w:rFonts w:asciiTheme="minorHAnsi" w:eastAsiaTheme="minorHAnsi" w:hAnsiTheme="minorHAnsi" w:cs="宋体"/>
-          <w:b/>
-          <w:bCs/>
-          <w:szCs w:val="21"/>
-        </w:rPr>
-        <w:t xml:space="preserve">| </w:t>
-      </w:r>
-      <w:proofErr w:type="gramStart"/>
-      <w:r>
-        <w:rPr>
-          <w:rFonts w:asciiTheme="minorHAnsi" w:eastAsiaTheme="minorHAnsi" w:hAnsiTheme="minorHAnsi" w:cs="宋体"/>
-          <w:b/>
-          <w:bCs/>
-          <w:szCs w:val="21"/>
-        </w:rPr>
-        <w:t>仅地区</w:t>
-      </w:r>
-      <w:proofErr w:type="gramEnd"/>
-      <w:r>
-        <w:rPr>
-          <w:rFonts w:asciiTheme="minorHAnsi" w:eastAsiaTheme="minorHAnsi" w:hAnsiTheme="minorHAnsi" w:cs="宋体"/>
-          <w:b/>
-          <w:bCs/>
-          <w:szCs w:val="21"/>
-        </w:rPr>
-        <w:t xml:space="preserve"> | `</w:t>
-      </w:r>
-      <w:proofErr w:type="spellStart"/>
-      <w:r>
-        <w:rPr>
-          <w:rFonts w:asciiTheme="minorHAnsi" w:eastAsiaTheme="minorHAnsi" w:hAnsiTheme="minorHAnsi" w:cs="宋体"/>
-          <w:b/>
-          <w:bCs/>
-          <w:szCs w:val="21"/>
-        </w:rPr>
-        <w:t>trendByYear</w:t>
-      </w:r>
-      <w:proofErr w:type="spellEnd"/>
-      <w:r>
-        <w:rPr>
-          <w:rFonts w:asciiTheme="minorHAnsi" w:eastAsiaTheme="minorHAnsi" w:hAnsiTheme="minorHAnsi" w:cs="宋体"/>
-          <w:b/>
-          <w:bCs/>
-          <w:szCs w:val="21"/>
-        </w:rPr>
-        <w:t xml:space="preserve">()` | `WHERE district=? AND </w:t>
-      </w:r>
-      <w:proofErr w:type="spellStart"/>
-      <w:r>
-        <w:rPr>
-          <w:rFonts w:asciiTheme="minorHAnsi" w:eastAsiaTheme="minorHAnsi" w:hAnsiTheme="minorHAnsi" w:cs="宋体"/>
-          <w:b/>
-          <w:bCs/>
-          <w:szCs w:val="21"/>
-        </w:rPr>
-        <w:t>listing_type</w:t>
-      </w:r>
-      <w:proofErr w:type="spellEnd"/>
-      <w:proofErr w:type="gramStart"/>
-      <w:r>
-        <w:rPr>
-          <w:rFonts w:asciiTheme="minorHAnsi" w:eastAsiaTheme="minorHAnsi" w:hAnsiTheme="minorHAnsi" w:cs="宋体"/>
-          <w:b/>
-          <w:bCs/>
-          <w:szCs w:val="21"/>
-        </w:rPr>
-        <w:t>=?`</w:t>
-      </w:r>
-      <w:proofErr w:type="gramEnd"/>
-      <w:r>
-        <w:rPr>
-          <w:rFonts w:asciiTheme="minorHAnsi" w:eastAsiaTheme="minorHAnsi" w:hAnsiTheme="minorHAnsi" w:cs="宋体"/>
-          <w:b/>
-          <w:bCs/>
-          <w:szCs w:val="21"/>
-        </w:rPr>
-        <w:t xml:space="preserve"> → `GROUP BY year` → `</w:t>
-      </w:r>
-      <w:proofErr w:type="gramStart"/>
-      <w:r>
-        <w:rPr>
-          <w:rFonts w:asciiTheme="minorHAnsi" w:eastAsiaTheme="minorHAnsi" w:hAnsiTheme="minorHAnsi" w:cs="宋体"/>
-          <w:b/>
-          <w:bCs/>
-          <w:szCs w:val="21"/>
-        </w:rPr>
-        <w:t>AVG(</w:t>
-      </w:r>
-      <w:proofErr w:type="gramEnd"/>
-      <w:r>
-        <w:rPr>
-          <w:rFonts w:asciiTheme="minorHAnsi" w:eastAsiaTheme="minorHAnsi" w:hAnsiTheme="minorHAnsi" w:cs="宋体"/>
-          <w:b/>
-          <w:bCs/>
-          <w:szCs w:val="21"/>
-        </w:rPr>
-        <w:t>price/</w:t>
-      </w:r>
-      <w:proofErr w:type="gramStart"/>
-      <w:r>
-        <w:rPr>
-          <w:rFonts w:asciiTheme="minorHAnsi" w:eastAsiaTheme="minorHAnsi" w:hAnsiTheme="minorHAnsi" w:cs="宋体"/>
-          <w:b/>
-          <w:bCs/>
-          <w:szCs w:val="21"/>
-        </w:rPr>
-        <w:t>area)`</w:t>
-      </w:r>
-      <w:proofErr w:type="gramEnd"/>
-      <w:r>
-        <w:rPr>
-          <w:rFonts w:asciiTheme="minorHAnsi" w:eastAsiaTheme="minorHAnsi" w:hAnsiTheme="minorHAnsi" w:cs="宋体"/>
-          <w:b/>
-          <w:bCs/>
-          <w:szCs w:val="21"/>
-        </w:rPr>
-        <w:t xml:space="preserve"> |</w:t>
-      </w:r>
-    </w:p>
-    <w:p>
-      <w:pPr>
-        <w:pStyle w:val="a3"/>
-        <w:rPr>
-          <w:rFonts w:asciiTheme="minorHAnsi" w:eastAsiaTheme="minorHAnsi" w:hAnsiTheme="minorHAnsi" w:cs="宋体"/>
-          <w:b/>
-          <w:bCs/>
-          <w:szCs w:val="21"/>
-        </w:rPr>
-      </w:pPr>
-      <w:r>
-        <w:rPr>
-          <w:rFonts w:asciiTheme="minorHAnsi" w:eastAsiaTheme="minorHAnsi" w:hAnsiTheme="minorHAnsi" w:cs="宋体"/>
-          <w:b/>
-          <w:bCs/>
-          <w:szCs w:val="21"/>
-        </w:rPr>
-        <w:t>| 地区+年份 | `</w:t>
-      </w:r>
-      <w:proofErr w:type="spellStart"/>
-      <w:r>
-        <w:rPr>
-          <w:rFonts w:asciiTheme="minorHAnsi" w:eastAsiaTheme="minorHAnsi" w:hAnsiTheme="minorHAnsi" w:cs="宋体"/>
-          <w:b/>
-          <w:bCs/>
-          <w:szCs w:val="21"/>
-        </w:rPr>
-        <w:t>trendByMonth</w:t>
-      </w:r>
-      <w:proofErr w:type="spellEnd"/>
-      <w:r>
-        <w:rPr>
-          <w:rFonts w:asciiTheme="minorHAnsi" w:eastAsiaTheme="minorHAnsi" w:hAnsiTheme="minorHAnsi" w:cs="宋体"/>
-          <w:b/>
-          <w:bCs/>
-          <w:szCs w:val="21"/>
-        </w:rPr>
-        <w:t>()` | 再加 `AND year=?` → `GROUP BY month` → `</w:t>
-      </w:r>
-      <w:proofErr w:type="gramStart"/>
-      <w:r>
-        <w:rPr>
-          <w:rFonts w:asciiTheme="minorHAnsi" w:eastAsiaTheme="minorHAnsi" w:hAnsiTheme="minorHAnsi" w:cs="宋体"/>
-          <w:b/>
-          <w:bCs/>
-          <w:szCs w:val="21"/>
-        </w:rPr>
-        <w:t>AVG(</w:t>
-      </w:r>
-      <w:proofErr w:type="gramEnd"/>
-      <w:r>
-        <w:rPr>
-          <w:rFonts w:asciiTheme="minorHAnsi" w:eastAsiaTheme="minorHAnsi" w:hAnsiTheme="minorHAnsi" w:cs="宋体"/>
-          <w:b/>
-          <w:bCs/>
-          <w:szCs w:val="21"/>
-        </w:rPr>
-        <w:t>price/</w:t>
-      </w:r>
-      <w:proofErr w:type="gramStart"/>
-      <w:r>
-        <w:rPr>
-          <w:rFonts w:asciiTheme="minorHAnsi" w:eastAsiaTheme="minorHAnsi" w:hAnsiTheme="minorHAnsi" w:cs="宋体"/>
-          <w:b/>
-          <w:bCs/>
-          <w:szCs w:val="21"/>
-        </w:rPr>
-        <w:t>area)`</w:t>
-      </w:r>
-      <w:proofErr w:type="gramEnd"/>
-      <w:r>
-        <w:rPr>
-          <w:rFonts w:asciiTheme="minorHAnsi" w:eastAsiaTheme="minorHAnsi" w:hAnsiTheme="minorHAnsi" w:cs="宋体"/>
-          <w:b/>
-          <w:bCs/>
-          <w:szCs w:val="21"/>
-        </w:rPr>
-        <w:t xml:space="preserve"> |</w:t>
-      </w:r>
-    </w:p>
-    <w:p>
-      <w:pPr>
-        <w:pStyle w:val="a3"/>
-        <w:rPr>
-          <w:rFonts w:asciiTheme="minorHAnsi" w:eastAsiaTheme="minorHAnsi" w:hAnsiTheme="minorHAnsi" w:cs="宋体"/>
-          <w:b/>
-          <w:bCs/>
-          <w:szCs w:val="21"/>
-        </w:rPr>
-      </w:pPr>
-    </w:p>
-    <w:p>
-      <w:pPr>
-        <w:pStyle w:val="a3"/>
-        <w:rPr>
-          <w:rFonts w:asciiTheme="minorHAnsi" w:eastAsiaTheme="minorHAnsi" w:hAnsiTheme="minorHAnsi" w:cs="宋体"/>
-          <w:b/>
-          <w:bCs/>
-          <w:szCs w:val="21"/>
-        </w:rPr>
-      </w:pPr>
-      <w:r>
-        <w:rPr>
-          <w:rFonts w:asciiTheme="minorHAnsi" w:eastAsiaTheme="minorHAnsi" w:hAnsiTheme="minorHAnsi" w:cs="宋体"/>
-          <w:b/>
-          <w:bCs/>
-          <w:szCs w:val="21"/>
-        </w:rPr>
-        <w:t>**返回 JSON：**</w:t>
-      </w:r>
-    </w:p>
-    <w:p>
-      <w:pPr>
-        <w:pStyle w:val="a3"/>
-        <w:rPr>
-          <w:rFonts w:asciiTheme="minorHAnsi" w:eastAsiaTheme="minorHAnsi" w:hAnsiTheme="minorHAnsi" w:cs="宋体"/>
-          <w:b/>
-          <w:bCs/>
-          <w:szCs w:val="21"/>
-        </w:rPr>
-      </w:pPr>
-      <w:r>
-        <w:rPr>
-          <w:rFonts w:asciiTheme="minorHAnsi" w:eastAsiaTheme="minorHAnsi" w:hAnsiTheme="minorHAnsi" w:cs="宋体"/>
-          <w:b/>
-          <w:bCs/>
-          <w:szCs w:val="21"/>
-        </w:rPr>
-        <w:t>```</w:t>
-      </w:r>
-      <w:proofErr w:type="spellStart"/>
-      <w:r>
-        <w:rPr>
-          <w:rFonts w:asciiTheme="minorHAnsi" w:eastAsiaTheme="minorHAnsi" w:hAnsiTheme="minorHAnsi" w:cs="宋体"/>
-          <w:b/>
-          <w:bCs/>
-          <w:szCs w:val="21"/>
-        </w:rPr>
-        <w:t>json</w:t>
-      </w:r>
-      <w:proofErr w:type="spellEnd"/>
-    </w:p>
-    <w:p>
-      <w:pPr>
-        <w:pStyle w:val="a3"/>
-        <w:rPr>
-          <w:rFonts w:asciiTheme="minorHAnsi" w:eastAsiaTheme="minorHAnsi" w:hAnsiTheme="minorHAnsi" w:cs="宋体"/>
-          <w:b/>
-          <w:bCs/>
-          <w:szCs w:val="21"/>
-        </w:rPr>
-      </w:pPr>
-      <w:proofErr w:type="gramStart"/>
-      <w:r>
-        <w:rPr>
-          <w:rFonts w:asciiTheme="minorHAnsi" w:eastAsiaTheme="minorHAnsi" w:hAnsiTheme="minorHAnsi" w:cs="宋体"/>
-          <w:b/>
-          <w:bCs/>
-          <w:szCs w:val="21"/>
-        </w:rPr>
-        <w:t>{ "</w:t>
-      </w:r>
-      <w:proofErr w:type="gramEnd"/>
-      <w:r>
-        <w:rPr>
-          <w:rFonts w:asciiTheme="minorHAnsi" w:eastAsiaTheme="minorHAnsi" w:hAnsiTheme="minorHAnsi" w:cs="宋体"/>
-          <w:b/>
-          <w:bCs/>
-          <w:szCs w:val="21"/>
-        </w:rPr>
-        <w:t>success": true, "mode": "</w:t>
-      </w:r>
-      <w:proofErr w:type="spellStart"/>
-      <w:r>
-        <w:rPr>
-          <w:rFonts w:asciiTheme="minorHAnsi" w:eastAsiaTheme="minorHAnsi" w:hAnsiTheme="minorHAnsi" w:cs="宋体"/>
-          <w:b/>
-          <w:bCs/>
-          <w:szCs w:val="21"/>
-        </w:rPr>
-        <w:t>year|month</w:t>
-      </w:r>
-      <w:proofErr w:type="spellEnd"/>
-      <w:r>
-        <w:rPr>
-          <w:rFonts w:asciiTheme="minorHAnsi" w:eastAsiaTheme="minorHAnsi" w:hAnsiTheme="minorHAnsi" w:cs="宋体"/>
-          <w:b/>
-          <w:bCs/>
-          <w:szCs w:val="21"/>
-        </w:rPr>
-        <w:t>", "points": [[x, y], ...</w:t>
-      </w:r>
-      <w:proofErr w:type="gramStart"/>
-      <w:r>
-        <w:rPr>
-          <w:rFonts w:asciiTheme="minorHAnsi" w:eastAsiaTheme="minorHAnsi" w:hAnsiTheme="minorHAnsi" w:cs="宋体"/>
-          <w:b/>
-          <w:bCs/>
-          <w:szCs w:val="21"/>
-        </w:rPr>
-        <w:t>] }</w:t>
-      </w:r>
-      <w:proofErr w:type="gramEnd"/>
-    </w:p>
-    <w:p>
-      <w:pPr>
-        <w:pStyle w:val="a3"/>
-        <w:rPr>
-          <w:rFonts w:asciiTheme="minorHAnsi" w:eastAsiaTheme="minorHAnsi" w:hAnsiTheme="minorHAnsi" w:cs="宋体"/>
-          <w:b/>
-          <w:bCs/>
-          <w:szCs w:val="21"/>
-        </w:rPr>
-      </w:pPr>
-      <w:r>
-        <w:rPr>
-          <w:rFonts w:asciiTheme="minorHAnsi" w:eastAsiaTheme="minorHAnsi" w:hAnsiTheme="minorHAnsi" w:cs="宋体"/>
-          <w:b/>
-          <w:bCs/>
-          <w:szCs w:val="21"/>
-        </w:rPr>
-        <w:t>```</w:t>
-      </w:r>
-    </w:p>
-    <w:p>
-      <w:pPr>
-        <w:pStyle w:val="a3"/>
-        <w:rPr>
-          <w:rFonts w:asciiTheme="minorHAnsi" w:eastAsiaTheme="minorHAnsi" w:hAnsiTheme="minorHAnsi" w:cs="宋体"/>
-          <w:b/>
-          <w:bCs/>
-          <w:szCs w:val="21"/>
-        </w:rPr>
-      </w:pPr>
-    </w:p>
-    <w:p>
-      <w:pPr>
-        <w:pStyle w:val="a3"/>
-        <w:rPr>
-          <w:rFonts w:asciiTheme="minorHAnsi" w:eastAsiaTheme="minorHAnsi" w:hAnsiTheme="minorHAnsi" w:cs="宋体"/>
-          <w:b/>
-          <w:bCs/>
-          <w:szCs w:val="21"/>
-        </w:rPr>
-      </w:pPr>
-      <w:r>
-        <w:rPr>
-          <w:rFonts w:asciiTheme="minorHAnsi" w:eastAsiaTheme="minorHAnsi" w:hAnsiTheme="minorHAnsi" w:cs="宋体"/>
-          <w:b/>
-          <w:bCs/>
-          <w:szCs w:val="21"/>
-        </w:rPr>
-        <w:t>- `mode=year`：x=年份，y=均价</w:t>
-      </w:r>
-    </w:p>
-    <w:p>
-      <w:pPr>
-        <w:pStyle w:val="a3"/>
-        <w:rPr>
-          <w:rFonts w:asciiTheme="minorHAnsi" w:eastAsiaTheme="minorHAnsi" w:hAnsiTheme="minorHAnsi" w:cs="宋体"/>
-          <w:b/>
-          <w:bCs/>
-          <w:szCs w:val="21"/>
-        </w:rPr>
-      </w:pPr>
-      <w:r>
-        <w:rPr>
-          <w:rFonts w:asciiTheme="minorHAnsi" w:eastAsiaTheme="minorHAnsi" w:hAnsiTheme="minorHAnsi" w:cs="宋体"/>
-          <w:b/>
-          <w:bCs/>
-          <w:szCs w:val="21"/>
-        </w:rPr>
-        <w:t>- `mode=month`：x=月份，y=均价</w:t>
-      </w:r>
-    </w:p>
-    <w:p>
-      <w:pPr>
-        <w:pStyle w:val="a3"/>
-        <w:rPr>
-          <w:rFonts w:asciiTheme="minorHAnsi" w:eastAsiaTheme="minorHAnsi" w:hAnsiTheme="minorHAnsi" w:cs="宋体"/>
-          <w:b/>
-          <w:bCs/>
-          <w:szCs w:val="21"/>
-        </w:rPr>
-      </w:pPr>
-    </w:p>
-    <w:p>
-      <w:pPr>
-        <w:pStyle w:val="a3"/>
-        <w:rPr>
-          <w:rFonts w:asciiTheme="minorHAnsi" w:eastAsiaTheme="minorHAnsi" w:hAnsiTheme="minorHAnsi" w:cs="宋体"/>
-          <w:b/>
-          <w:bCs/>
-          <w:szCs w:val="21"/>
-        </w:rPr>
-      </w:pPr>
-      <w:r>
-        <w:rPr>
-          <w:rFonts w:asciiTheme="minorHAnsi" w:eastAsiaTheme="minorHAnsi" w:hAnsiTheme="minorHAnsi" w:cs="宋体"/>
-          <w:b/>
-          <w:bCs/>
-          <w:szCs w:val="21"/>
-        </w:rPr>
-        <w:t>同样按 `</w:t>
-      </w:r>
-      <w:proofErr w:type="spellStart"/>
-      <w:r>
-        <w:rPr>
-          <w:rFonts w:asciiTheme="minorHAnsi" w:eastAsiaTheme="minorHAnsi" w:hAnsiTheme="minorHAnsi" w:cs="宋体"/>
-          <w:b/>
-          <w:bCs/>
-          <w:szCs w:val="21"/>
-        </w:rPr>
-        <w:t>listing_type</w:t>
-      </w:r>
-      <w:proofErr w:type="spellEnd"/>
-      <w:r>
-        <w:rPr>
-          <w:rFonts w:asciiTheme="minorHAnsi" w:eastAsiaTheme="minorHAnsi" w:hAnsiTheme="minorHAnsi" w:cs="宋体"/>
-          <w:b/>
-          <w:bCs/>
-          <w:szCs w:val="21"/>
-        </w:rPr>
-        <w:t>` 过滤，租房和购房走势分开统计。</w:t>
-      </w:r>
-    </w:p>
-    <w:p>
-      <w:pPr>
-        <w:pStyle w:val="a3"/>
-        <w:rPr>
-          <w:rFonts w:asciiTheme="minorHAnsi" w:eastAsiaTheme="minorHAnsi" w:hAnsiTheme="minorHAnsi" w:cs="宋体"/>
-          <w:b/>
-          <w:bCs/>
-          <w:szCs w:val="21"/>
-        </w:rPr>
-      </w:pPr>
-    </w:p>
-    <w:p>
-      <w:pPr>
-        <w:pStyle w:val="a3"/>
-        <w:rPr>
-          <w:rFonts w:asciiTheme="minorHAnsi" w:eastAsiaTheme="minorHAnsi" w:hAnsiTheme="minorHAnsi" w:cs="宋体"/>
-          <w:b/>
-          <w:bCs/>
-          <w:szCs w:val="21"/>
-        </w:rPr>
-      </w:pPr>
-      <w:r>
-        <w:rPr>
-          <w:rFonts w:asciiTheme="minorHAnsi" w:eastAsiaTheme="minorHAnsi" w:hAnsiTheme="minorHAnsi" w:cs="宋体"/>
-          <w:b/>
-          <w:bCs/>
-          <w:szCs w:val="21"/>
-        </w:rPr>
-        <w:t>---</w:t>
-      </w:r>
-    </w:p>
-    <w:p>
-      <w:pPr>
-        <w:pStyle w:val="a3"/>
-        <w:rPr>
-          <w:rFonts w:asciiTheme="minorHAnsi" w:eastAsiaTheme="minorHAnsi" w:hAnsiTheme="minorHAnsi" w:cs="宋体"/>
-          <w:b/>
-          <w:bCs/>
-          <w:szCs w:val="21"/>
-        </w:rPr>
-      </w:pPr>
-    </w:p>
-    <w:p>
-      <w:pPr>
-        <w:pStyle w:val="a3"/>
-        <w:rPr>
-          <w:rFonts w:asciiTheme="minorHAnsi" w:eastAsiaTheme="minorHAnsi" w:hAnsiTheme="minorHAnsi" w:cs="宋体"/>
+          <w:rFonts w:asciiTheme="minorHAnsi" w:eastAsiaTheme="minorHAnsi" w:hAnsiTheme="minorHAnsi" w:cs="宋体" w:hint="eastAsia"/>
+          <w:b/>
+          <w:bCs/>
+          <w:szCs w:val="21"/>
+        </w:rPr>
+      </w:pPr>
+    </w:p>
+    <w:p>
+      <w:pPr>
+        <w:pStyle w:val="a3"/>
+        <w:rPr>
+          <w:rFonts w:asciiTheme="minorHAnsi" w:eastAsiaTheme="minorHAnsi" w:hAnsiTheme="minorHAnsi" w:cs="宋体" w:hint="eastAsia"/>
           <w:b/>
           <w:bCs/>
           <w:color w:val="0F9ED5" w:themeColor="accent4"/>
@@ -4886,18 +4875,18 @@
       <w:pPr>
         <w:pStyle w:val="a3"/>
         <w:rPr>
-          <w:rFonts w:asciiTheme="minorHAnsi" w:eastAsiaTheme="minorHAnsi" w:hAnsiTheme="minorHAnsi" w:cs="宋体"/>
-          <w:b/>
-          <w:bCs/>
-          <w:szCs w:val="21"/>
-        </w:rPr>
-      </w:pPr>
-    </w:p>
-    <w:p>
-      <w:pPr>
-        <w:pStyle w:val="a3"/>
-        <w:rPr>
-          <w:rFonts w:asciiTheme="minorHAnsi" w:eastAsiaTheme="minorHAnsi" w:hAnsiTheme="minorHAnsi" w:cs="宋体"/>
+          <w:rFonts w:asciiTheme="minorHAnsi" w:eastAsiaTheme="minorHAnsi" w:hAnsiTheme="minorHAnsi" w:cs="宋体" w:hint="eastAsia"/>
+          <w:b/>
+          <w:bCs/>
+          <w:szCs w:val="21"/>
+        </w:rPr>
+      </w:pPr>
+    </w:p>
+    <w:p>
+      <w:pPr>
+        <w:pStyle w:val="a3"/>
+        <w:rPr>
+          <w:rFonts w:asciiTheme="minorHAnsi" w:eastAsiaTheme="minorHAnsi" w:hAnsiTheme="minorHAnsi" w:cs="宋体" w:hint="eastAsia"/>
           <w:b/>
           <w:bCs/>
           <w:color w:val="4EA72E" w:themeColor="accent6"/>
@@ -4919,18 +4908,18 @@
       <w:pPr>
         <w:pStyle w:val="a3"/>
         <w:rPr>
-          <w:rFonts w:asciiTheme="minorHAnsi" w:eastAsiaTheme="minorHAnsi" w:hAnsiTheme="minorHAnsi" w:cs="宋体"/>
-          <w:b/>
-          <w:bCs/>
-          <w:szCs w:val="21"/>
-        </w:rPr>
-      </w:pPr>
-    </w:p>
-    <w:p>
-      <w:pPr>
-        <w:pStyle w:val="a3"/>
-        <w:rPr>
-          <w:rFonts w:asciiTheme="minorHAnsi" w:eastAsiaTheme="minorHAnsi" w:hAnsiTheme="minorHAnsi" w:cs="宋体"/>
+          <w:rFonts w:asciiTheme="minorHAnsi" w:eastAsiaTheme="minorHAnsi" w:hAnsiTheme="minorHAnsi" w:cs="宋体" w:hint="eastAsia"/>
+          <w:b/>
+          <w:bCs/>
+          <w:szCs w:val="21"/>
+        </w:rPr>
+      </w:pPr>
+    </w:p>
+    <w:p>
+      <w:pPr>
+        <w:pStyle w:val="a3"/>
+        <w:rPr>
+          <w:rFonts w:asciiTheme="minorHAnsi" w:eastAsiaTheme="minorHAnsi" w:hAnsiTheme="minorHAnsi" w:cs="宋体" w:hint="eastAsia"/>
           <w:b/>
           <w:bCs/>
           <w:szCs w:val="21"/>
@@ -4970,18 +4959,18 @@
       <w:pPr>
         <w:pStyle w:val="a3"/>
         <w:rPr>
-          <w:rFonts w:asciiTheme="minorHAnsi" w:eastAsiaTheme="minorHAnsi" w:hAnsiTheme="minorHAnsi" w:cs="宋体"/>
-          <w:b/>
-          <w:bCs/>
-          <w:szCs w:val="21"/>
-        </w:rPr>
-      </w:pPr>
-    </w:p>
-    <w:p>
-      <w:pPr>
-        <w:pStyle w:val="a3"/>
-        <w:rPr>
-          <w:rFonts w:asciiTheme="minorHAnsi" w:eastAsiaTheme="minorHAnsi" w:hAnsiTheme="minorHAnsi" w:cs="宋体"/>
+          <w:rFonts w:asciiTheme="minorHAnsi" w:eastAsiaTheme="minorHAnsi" w:hAnsiTheme="minorHAnsi" w:cs="宋体" w:hint="eastAsia"/>
+          <w:b/>
+          <w:bCs/>
+          <w:szCs w:val="21"/>
+        </w:rPr>
+      </w:pPr>
+    </w:p>
+    <w:p>
+      <w:pPr>
+        <w:pStyle w:val="a3"/>
+        <w:rPr>
+          <w:rFonts w:asciiTheme="minorHAnsi" w:eastAsiaTheme="minorHAnsi" w:hAnsiTheme="minorHAnsi" w:cs="宋体" w:hint="eastAsia"/>
           <w:b/>
           <w:bCs/>
           <w:szCs w:val="21"/>
@@ -5021,7 +5010,7 @@
       <w:pPr>
         <w:pStyle w:val="a3"/>
         <w:rPr>
-          <w:rFonts w:asciiTheme="minorHAnsi" w:eastAsiaTheme="minorHAnsi" w:hAnsiTheme="minorHAnsi" w:cs="宋体"/>
+          <w:rFonts w:asciiTheme="minorHAnsi" w:eastAsiaTheme="minorHAnsi" w:hAnsiTheme="minorHAnsi" w:cs="宋体" w:hint="eastAsia"/>
           <w:b/>
           <w:bCs/>
           <w:szCs w:val="21"/>
@@ -5041,7 +5030,7 @@
       <w:pPr>
         <w:pStyle w:val="a3"/>
         <w:rPr>
-          <w:rFonts w:asciiTheme="minorHAnsi" w:eastAsiaTheme="minorHAnsi" w:hAnsiTheme="minorHAnsi" w:cs="宋体"/>
+          <w:rFonts w:asciiTheme="minorHAnsi" w:eastAsiaTheme="minorHAnsi" w:hAnsiTheme="minorHAnsi" w:cs="宋体" w:hint="eastAsia"/>
           <w:b/>
           <w:bCs/>
           <w:szCs w:val="21"/>
@@ -5061,7 +5050,7 @@
       <w:pPr>
         <w:pStyle w:val="a3"/>
         <w:rPr>
-          <w:rFonts w:asciiTheme="minorHAnsi" w:eastAsiaTheme="minorHAnsi" w:hAnsiTheme="minorHAnsi" w:cs="宋体"/>
+          <w:rFonts w:asciiTheme="minorHAnsi" w:eastAsiaTheme="minorHAnsi" w:hAnsiTheme="minorHAnsi" w:cs="宋体" w:hint="eastAsia"/>
           <w:b/>
           <w:bCs/>
           <w:szCs w:val="21"/>
@@ -5081,7 +5070,7 @@
       <w:pPr>
         <w:pStyle w:val="a3"/>
         <w:rPr>
-          <w:rFonts w:asciiTheme="minorHAnsi" w:eastAsiaTheme="minorHAnsi" w:hAnsiTheme="minorHAnsi" w:cs="宋体"/>
+          <w:rFonts w:asciiTheme="minorHAnsi" w:eastAsiaTheme="minorHAnsi" w:hAnsiTheme="minorHAnsi" w:cs="宋体" w:hint="eastAsia"/>
           <w:b/>
           <w:bCs/>
           <w:szCs w:val="21"/>
@@ -5101,7 +5090,7 @@
       <w:pPr>
         <w:pStyle w:val="a3"/>
         <w:rPr>
-          <w:rFonts w:asciiTheme="minorHAnsi" w:eastAsiaTheme="minorHAnsi" w:hAnsiTheme="minorHAnsi" w:cs="宋体"/>
+          <w:rFonts w:asciiTheme="minorHAnsi" w:eastAsiaTheme="minorHAnsi" w:hAnsiTheme="minorHAnsi" w:cs="宋体" w:hint="eastAsia"/>
           <w:b/>
           <w:bCs/>
           <w:szCs w:val="21"/>
@@ -5121,7 +5110,7 @@
       <w:pPr>
         <w:pStyle w:val="a3"/>
         <w:rPr>
-          <w:rFonts w:asciiTheme="minorHAnsi" w:eastAsiaTheme="minorHAnsi" w:hAnsiTheme="minorHAnsi" w:cs="宋体"/>
+          <w:rFonts w:asciiTheme="minorHAnsi" w:eastAsiaTheme="minorHAnsi" w:hAnsiTheme="minorHAnsi" w:cs="宋体" w:hint="eastAsia"/>
           <w:b/>
           <w:bCs/>
           <w:szCs w:val="21"/>
@@ -5141,7 +5130,7 @@
       <w:pPr>
         <w:pStyle w:val="a3"/>
         <w:rPr>
-          <w:rFonts w:asciiTheme="minorHAnsi" w:eastAsiaTheme="minorHAnsi" w:hAnsiTheme="minorHAnsi" w:cs="宋体"/>
+          <w:rFonts w:asciiTheme="minorHAnsi" w:eastAsiaTheme="minorHAnsi" w:hAnsiTheme="minorHAnsi" w:cs="宋体" w:hint="eastAsia"/>
           <w:b/>
           <w:bCs/>
           <w:szCs w:val="21"/>
@@ -5161,18 +5150,18 @@
       <w:pPr>
         <w:pStyle w:val="a3"/>
         <w:rPr>
-          <w:rFonts w:asciiTheme="minorHAnsi" w:eastAsiaTheme="minorHAnsi" w:hAnsiTheme="minorHAnsi" w:cs="宋体"/>
-          <w:b/>
-          <w:bCs/>
-          <w:szCs w:val="21"/>
-        </w:rPr>
-      </w:pPr>
-    </w:p>
-    <w:p>
-      <w:pPr>
-        <w:pStyle w:val="a3"/>
-        <w:rPr>
-          <w:rFonts w:asciiTheme="minorHAnsi" w:eastAsiaTheme="minorHAnsi" w:hAnsiTheme="minorHAnsi" w:cs="宋体"/>
+          <w:rFonts w:asciiTheme="minorHAnsi" w:eastAsiaTheme="minorHAnsi" w:hAnsiTheme="minorHAnsi" w:cs="宋体" w:hint="eastAsia"/>
+          <w:b/>
+          <w:bCs/>
+          <w:szCs w:val="21"/>
+        </w:rPr>
+      </w:pPr>
+    </w:p>
+    <w:p>
+      <w:pPr>
+        <w:pStyle w:val="a3"/>
+        <w:rPr>
+          <w:rFonts w:asciiTheme="minorHAnsi" w:eastAsiaTheme="minorHAnsi" w:hAnsiTheme="minorHAnsi" w:cs="宋体" w:hint="eastAsia"/>
           <w:b/>
           <w:bCs/>
           <w:szCs w:val="21"/>
@@ -5192,7 +5181,7 @@
       <w:pPr>
         <w:pStyle w:val="a3"/>
         <w:rPr>
-          <w:rFonts w:asciiTheme="minorHAnsi" w:eastAsiaTheme="minorHAnsi" w:hAnsiTheme="minorHAnsi" w:cs="宋体"/>
+          <w:rFonts w:asciiTheme="minorHAnsi" w:eastAsiaTheme="minorHAnsi" w:hAnsiTheme="minorHAnsi" w:cs="宋体" w:hint="eastAsia"/>
           <w:b/>
           <w:bCs/>
           <w:szCs w:val="21"/>
@@ -5232,7 +5221,7 @@
       <w:pPr>
         <w:pStyle w:val="a3"/>
         <w:rPr>
-          <w:rFonts w:asciiTheme="minorHAnsi" w:eastAsiaTheme="minorHAnsi" w:hAnsiTheme="minorHAnsi" w:cs="宋体"/>
+          <w:rFonts w:asciiTheme="minorHAnsi" w:eastAsiaTheme="minorHAnsi" w:hAnsiTheme="minorHAnsi" w:cs="宋体" w:hint="eastAsia"/>
           <w:b/>
           <w:bCs/>
           <w:szCs w:val="21"/>
@@ -5252,7 +5241,7 @@
       <w:pPr>
         <w:pStyle w:val="a3"/>
         <w:rPr>
-          <w:rFonts w:asciiTheme="minorHAnsi" w:eastAsiaTheme="minorHAnsi" w:hAnsiTheme="minorHAnsi" w:cs="宋体"/>
+          <w:rFonts w:asciiTheme="minorHAnsi" w:eastAsiaTheme="minorHAnsi" w:hAnsiTheme="minorHAnsi" w:cs="宋体" w:hint="eastAsia"/>
           <w:b/>
           <w:bCs/>
           <w:szCs w:val="21"/>
@@ -5272,18 +5261,18 @@
       <w:pPr>
         <w:pStyle w:val="a3"/>
         <w:rPr>
-          <w:rFonts w:asciiTheme="minorHAnsi" w:eastAsiaTheme="minorHAnsi" w:hAnsiTheme="minorHAnsi" w:cs="宋体"/>
-          <w:b/>
-          <w:bCs/>
-          <w:szCs w:val="21"/>
-        </w:rPr>
-      </w:pPr>
-    </w:p>
-    <w:p>
-      <w:pPr>
-        <w:pStyle w:val="a3"/>
-        <w:rPr>
-          <w:rFonts w:asciiTheme="minorHAnsi" w:eastAsiaTheme="minorHAnsi" w:hAnsiTheme="minorHAnsi" w:cs="宋体"/>
+          <w:rFonts w:asciiTheme="minorHAnsi" w:eastAsiaTheme="minorHAnsi" w:hAnsiTheme="minorHAnsi" w:cs="宋体" w:hint="eastAsia"/>
+          <w:b/>
+          <w:bCs/>
+          <w:szCs w:val="21"/>
+        </w:rPr>
+      </w:pPr>
+    </w:p>
+    <w:p>
+      <w:pPr>
+        <w:pStyle w:val="a3"/>
+        <w:rPr>
+          <w:rFonts w:asciiTheme="minorHAnsi" w:eastAsiaTheme="minorHAnsi" w:hAnsiTheme="minorHAnsi" w:cs="宋体" w:hint="eastAsia"/>
           <w:b/>
           <w:bCs/>
           <w:szCs w:val="21"/>
@@ -5303,7 +5292,7 @@
       <w:pPr>
         <w:pStyle w:val="a3"/>
         <w:rPr>
-          <w:rFonts w:asciiTheme="minorHAnsi" w:eastAsiaTheme="minorHAnsi" w:hAnsiTheme="minorHAnsi" w:cs="宋体"/>
+          <w:rFonts w:asciiTheme="minorHAnsi" w:eastAsiaTheme="minorHAnsi" w:hAnsiTheme="minorHAnsi" w:cs="宋体" w:hint="eastAsia"/>
           <w:b/>
           <w:bCs/>
           <w:szCs w:val="21"/>
@@ -5364,18 +5353,18 @@
       <w:pPr>
         <w:pStyle w:val="a3"/>
         <w:rPr>
-          <w:rFonts w:asciiTheme="minorHAnsi" w:eastAsiaTheme="minorHAnsi" w:hAnsiTheme="minorHAnsi" w:cs="宋体"/>
-          <w:b/>
-          <w:bCs/>
-          <w:szCs w:val="21"/>
-        </w:rPr>
-      </w:pPr>
-    </w:p>
-    <w:p>
-      <w:pPr>
-        <w:pStyle w:val="a3"/>
-        <w:rPr>
-          <w:rFonts w:asciiTheme="minorHAnsi" w:eastAsiaTheme="minorHAnsi" w:hAnsiTheme="minorHAnsi" w:cs="宋体"/>
+          <w:rFonts w:asciiTheme="minorHAnsi" w:eastAsiaTheme="minorHAnsi" w:hAnsiTheme="minorHAnsi" w:cs="宋体" w:hint="eastAsia"/>
+          <w:b/>
+          <w:bCs/>
+          <w:szCs w:val="21"/>
+        </w:rPr>
+      </w:pPr>
+    </w:p>
+    <w:p>
+      <w:pPr>
+        <w:pStyle w:val="a3"/>
+        <w:rPr>
+          <w:rFonts w:asciiTheme="minorHAnsi" w:eastAsiaTheme="minorHAnsi" w:hAnsiTheme="minorHAnsi" w:cs="宋体" w:hint="eastAsia"/>
           <w:b/>
           <w:bCs/>
           <w:szCs w:val="21"/>
@@ -5395,18 +5384,18 @@
       <w:pPr>
         <w:pStyle w:val="a3"/>
         <w:rPr>
-          <w:rFonts w:asciiTheme="minorHAnsi" w:eastAsiaTheme="minorHAnsi" w:hAnsiTheme="minorHAnsi" w:cs="宋体"/>
-          <w:b/>
-          <w:bCs/>
-          <w:szCs w:val="21"/>
-        </w:rPr>
-      </w:pPr>
-    </w:p>
-    <w:p>
-      <w:pPr>
-        <w:pStyle w:val="a3"/>
-        <w:rPr>
-          <w:rFonts w:asciiTheme="minorHAnsi" w:eastAsiaTheme="minorHAnsi" w:hAnsiTheme="minorHAnsi" w:cs="宋体"/>
+          <w:rFonts w:asciiTheme="minorHAnsi" w:eastAsiaTheme="minorHAnsi" w:hAnsiTheme="minorHAnsi" w:cs="宋体" w:hint="eastAsia"/>
+          <w:b/>
+          <w:bCs/>
+          <w:szCs w:val="21"/>
+        </w:rPr>
+      </w:pPr>
+    </w:p>
+    <w:p>
+      <w:pPr>
+        <w:pStyle w:val="a3"/>
+        <w:rPr>
+          <w:rFonts w:asciiTheme="minorHAnsi" w:eastAsiaTheme="minorHAnsi" w:hAnsiTheme="minorHAnsi" w:cs="宋体" w:hint="eastAsia"/>
           <w:b/>
           <w:bCs/>
           <w:szCs w:val="21"/>
@@ -5426,7 +5415,7 @@
       <w:pPr>
         <w:pStyle w:val="a3"/>
         <w:rPr>
-          <w:rFonts w:asciiTheme="minorHAnsi" w:eastAsiaTheme="minorHAnsi" w:hAnsiTheme="minorHAnsi" w:cs="宋体"/>
+          <w:rFonts w:asciiTheme="minorHAnsi" w:eastAsiaTheme="minorHAnsi" w:hAnsiTheme="minorHAnsi" w:cs="宋体" w:hint="eastAsia"/>
           <w:b/>
           <w:bCs/>
           <w:szCs w:val="21"/>
@@ -5446,18 +5435,18 @@
       <w:pPr>
         <w:pStyle w:val="a3"/>
         <w:rPr>
-          <w:rFonts w:asciiTheme="minorHAnsi" w:eastAsiaTheme="minorHAnsi" w:hAnsiTheme="minorHAnsi" w:cs="宋体"/>
-          <w:b/>
-          <w:bCs/>
-          <w:szCs w:val="21"/>
-        </w:rPr>
-      </w:pPr>
-    </w:p>
-    <w:p>
-      <w:pPr>
-        <w:pStyle w:val="a3"/>
-        <w:rPr>
-          <w:rFonts w:asciiTheme="minorHAnsi" w:eastAsiaTheme="minorHAnsi" w:hAnsiTheme="minorHAnsi" w:cs="宋体"/>
+          <w:rFonts w:asciiTheme="minorHAnsi" w:eastAsiaTheme="minorHAnsi" w:hAnsiTheme="minorHAnsi" w:cs="宋体" w:hint="eastAsia"/>
+          <w:b/>
+          <w:bCs/>
+          <w:szCs w:val="21"/>
+        </w:rPr>
+      </w:pPr>
+    </w:p>
+    <w:p>
+      <w:pPr>
+        <w:pStyle w:val="a3"/>
+        <w:rPr>
+          <w:rFonts w:asciiTheme="minorHAnsi" w:eastAsiaTheme="minorHAnsi" w:hAnsiTheme="minorHAnsi" w:cs="宋体" w:hint="eastAsia"/>
           <w:b/>
           <w:bCs/>
           <w:szCs w:val="21"/>
@@ -5497,7 +5486,7 @@
       <w:pPr>
         <w:pStyle w:val="a3"/>
         <w:rPr>
-          <w:rFonts w:asciiTheme="minorHAnsi" w:eastAsiaTheme="minorHAnsi" w:hAnsiTheme="minorHAnsi" w:cs="宋体"/>
+          <w:rFonts w:asciiTheme="minorHAnsi" w:eastAsiaTheme="minorHAnsi" w:hAnsiTheme="minorHAnsi" w:cs="宋体" w:hint="eastAsia"/>
           <w:b/>
           <w:bCs/>
           <w:szCs w:val="21"/>
@@ -5517,7 +5506,7 @@
       <w:pPr>
         <w:pStyle w:val="a3"/>
         <w:rPr>
-          <w:rFonts w:asciiTheme="minorHAnsi" w:eastAsiaTheme="minorHAnsi" w:hAnsiTheme="minorHAnsi" w:cs="宋体"/>
+          <w:rFonts w:asciiTheme="minorHAnsi" w:eastAsiaTheme="minorHAnsi" w:hAnsiTheme="minorHAnsi" w:cs="宋体" w:hint="eastAsia"/>
           <w:b/>
           <w:bCs/>
           <w:szCs w:val="21"/>
@@ -5557,7 +5546,7 @@
       <w:pPr>
         <w:pStyle w:val="a3"/>
         <w:rPr>
-          <w:rFonts w:asciiTheme="minorHAnsi" w:eastAsiaTheme="minorHAnsi" w:hAnsiTheme="minorHAnsi" w:cs="宋体"/>
+          <w:rFonts w:asciiTheme="minorHAnsi" w:eastAsiaTheme="minorHAnsi" w:hAnsiTheme="minorHAnsi" w:cs="宋体" w:hint="eastAsia"/>
           <w:b/>
           <w:bCs/>
           <w:szCs w:val="21"/>
@@ -5597,7 +5586,7 @@
       <w:pPr>
         <w:pStyle w:val="a3"/>
         <w:rPr>
-          <w:rFonts w:asciiTheme="minorHAnsi" w:eastAsiaTheme="minorHAnsi" w:hAnsiTheme="minorHAnsi" w:cs="宋体"/>
+          <w:rFonts w:asciiTheme="minorHAnsi" w:eastAsiaTheme="minorHAnsi" w:hAnsiTheme="minorHAnsi" w:cs="宋体" w:hint="eastAsia"/>
           <w:b/>
           <w:bCs/>
           <w:szCs w:val="21"/>
@@ -5617,7 +5606,7 @@
       <w:pPr>
         <w:pStyle w:val="a3"/>
         <w:rPr>
-          <w:rFonts w:asciiTheme="minorHAnsi" w:eastAsiaTheme="minorHAnsi" w:hAnsiTheme="minorHAnsi" w:cs="宋体"/>
+          <w:rFonts w:asciiTheme="minorHAnsi" w:eastAsiaTheme="minorHAnsi" w:hAnsiTheme="minorHAnsi" w:cs="宋体" w:hint="eastAsia"/>
           <w:b/>
           <w:bCs/>
           <w:szCs w:val="21"/>
@@ -5657,18 +5646,18 @@
       <w:pPr>
         <w:pStyle w:val="a3"/>
         <w:rPr>
-          <w:rFonts w:asciiTheme="minorHAnsi" w:eastAsiaTheme="minorHAnsi" w:hAnsiTheme="minorHAnsi" w:cs="宋体"/>
-          <w:b/>
-          <w:bCs/>
-          <w:szCs w:val="21"/>
-        </w:rPr>
-      </w:pPr>
-    </w:p>
-    <w:p>
-      <w:pPr>
-        <w:pStyle w:val="a3"/>
-        <w:rPr>
-          <w:rFonts w:asciiTheme="minorHAnsi" w:eastAsiaTheme="minorHAnsi" w:hAnsiTheme="minorHAnsi" w:cs="宋体"/>
+          <w:rFonts w:asciiTheme="minorHAnsi" w:eastAsiaTheme="minorHAnsi" w:hAnsiTheme="minorHAnsi" w:cs="宋体" w:hint="eastAsia"/>
+          <w:b/>
+          <w:bCs/>
+          <w:szCs w:val="21"/>
+        </w:rPr>
+      </w:pPr>
+    </w:p>
+    <w:p>
+      <w:pPr>
+        <w:pStyle w:val="a3"/>
+        <w:rPr>
+          <w:rFonts w:asciiTheme="minorHAnsi" w:eastAsiaTheme="minorHAnsi" w:hAnsiTheme="minorHAnsi" w:cs="宋体" w:hint="eastAsia"/>
           <w:b/>
           <w:bCs/>
           <w:szCs w:val="21"/>
@@ -5688,7 +5677,7 @@
       <w:pPr>
         <w:pStyle w:val="a3"/>
         <w:rPr>
-          <w:rFonts w:asciiTheme="minorHAnsi" w:eastAsiaTheme="minorHAnsi" w:hAnsiTheme="minorHAnsi" w:cs="宋体"/>
+          <w:rFonts w:asciiTheme="minorHAnsi" w:eastAsiaTheme="minorHAnsi" w:hAnsiTheme="minorHAnsi" w:cs="宋体" w:hint="eastAsia"/>
           <w:b/>
           <w:bCs/>
           <w:szCs w:val="21"/>
@@ -5728,18 +5717,18 @@
       <w:pPr>
         <w:pStyle w:val="a3"/>
         <w:rPr>
-          <w:rFonts w:asciiTheme="minorHAnsi" w:eastAsiaTheme="minorHAnsi" w:hAnsiTheme="minorHAnsi" w:cs="宋体"/>
-          <w:b/>
-          <w:bCs/>
-          <w:szCs w:val="21"/>
-        </w:rPr>
-      </w:pPr>
-    </w:p>
-    <w:p>
-      <w:pPr>
-        <w:pStyle w:val="a3"/>
-        <w:rPr>
-          <w:rFonts w:asciiTheme="minorHAnsi" w:eastAsiaTheme="minorHAnsi" w:hAnsiTheme="minorHAnsi" w:cs="宋体"/>
+          <w:rFonts w:asciiTheme="minorHAnsi" w:eastAsiaTheme="minorHAnsi" w:hAnsiTheme="minorHAnsi" w:cs="宋体" w:hint="eastAsia"/>
+          <w:b/>
+          <w:bCs/>
+          <w:szCs w:val="21"/>
+        </w:rPr>
+      </w:pPr>
+    </w:p>
+    <w:p>
+      <w:pPr>
+        <w:pStyle w:val="a3"/>
+        <w:rPr>
+          <w:rFonts w:asciiTheme="minorHAnsi" w:eastAsiaTheme="minorHAnsi" w:hAnsiTheme="minorHAnsi" w:cs="宋体" w:hint="eastAsia"/>
           <w:b/>
           <w:bCs/>
           <w:szCs w:val="21"/>
@@ -5759,7 +5748,7 @@
       <w:pPr>
         <w:pStyle w:val="a3"/>
         <w:rPr>
-          <w:rFonts w:asciiTheme="minorHAnsi" w:eastAsiaTheme="minorHAnsi" w:hAnsiTheme="minorHAnsi" w:cs="宋体"/>
+          <w:rFonts w:asciiTheme="minorHAnsi" w:eastAsiaTheme="minorHAnsi" w:hAnsiTheme="minorHAnsi" w:cs="宋体" w:hint="eastAsia"/>
           <w:b/>
           <w:bCs/>
           <w:szCs w:val="21"/>
@@ -5779,18 +5768,18 @@
       <w:pPr>
         <w:pStyle w:val="a3"/>
         <w:rPr>
-          <w:rFonts w:asciiTheme="minorHAnsi" w:eastAsiaTheme="minorHAnsi" w:hAnsiTheme="minorHAnsi" w:cs="宋体"/>
-          <w:b/>
-          <w:bCs/>
-          <w:szCs w:val="21"/>
-        </w:rPr>
-      </w:pPr>
-    </w:p>
-    <w:p>
-      <w:pPr>
-        <w:pStyle w:val="a3"/>
-        <w:rPr>
-          <w:rFonts w:asciiTheme="minorHAnsi" w:eastAsiaTheme="minorHAnsi" w:hAnsiTheme="minorHAnsi" w:cs="宋体"/>
+          <w:rFonts w:asciiTheme="minorHAnsi" w:eastAsiaTheme="minorHAnsi" w:hAnsiTheme="minorHAnsi" w:cs="宋体" w:hint="eastAsia"/>
+          <w:b/>
+          <w:bCs/>
+          <w:szCs w:val="21"/>
+        </w:rPr>
+      </w:pPr>
+    </w:p>
+    <w:p>
+      <w:pPr>
+        <w:pStyle w:val="a3"/>
+        <w:rPr>
+          <w:rFonts w:asciiTheme="minorHAnsi" w:eastAsiaTheme="minorHAnsi" w:hAnsiTheme="minorHAnsi" w:cs="宋体" w:hint="eastAsia"/>
           <w:b/>
           <w:bCs/>
           <w:szCs w:val="21"/>
@@ -5810,7 +5799,7 @@
       <w:pPr>
         <w:pStyle w:val="a3"/>
         <w:rPr>
-          <w:rFonts w:asciiTheme="minorHAnsi" w:eastAsiaTheme="minorHAnsi" w:hAnsiTheme="minorHAnsi" w:cs="宋体"/>
+          <w:rFonts w:asciiTheme="minorHAnsi" w:eastAsiaTheme="minorHAnsi" w:hAnsiTheme="minorHAnsi" w:cs="宋体" w:hint="eastAsia"/>
           <w:b/>
           <w:bCs/>
           <w:szCs w:val="21"/>
@@ -5830,18 +5819,18 @@
       <w:pPr>
         <w:pStyle w:val="a3"/>
         <w:rPr>
-          <w:rFonts w:asciiTheme="minorHAnsi" w:eastAsiaTheme="minorHAnsi" w:hAnsiTheme="minorHAnsi" w:cs="宋体"/>
-          <w:b/>
-          <w:bCs/>
-          <w:szCs w:val="21"/>
-        </w:rPr>
-      </w:pPr>
-    </w:p>
-    <w:p>
-      <w:pPr>
-        <w:pStyle w:val="a3"/>
-        <w:rPr>
-          <w:rFonts w:asciiTheme="minorHAnsi" w:eastAsiaTheme="minorHAnsi" w:hAnsiTheme="minorHAnsi" w:cs="宋体"/>
+          <w:rFonts w:asciiTheme="minorHAnsi" w:eastAsiaTheme="minorHAnsi" w:hAnsiTheme="minorHAnsi" w:cs="宋体" w:hint="eastAsia"/>
+          <w:b/>
+          <w:bCs/>
+          <w:szCs w:val="21"/>
+        </w:rPr>
+      </w:pPr>
+    </w:p>
+    <w:p>
+      <w:pPr>
+        <w:pStyle w:val="a3"/>
+        <w:rPr>
+          <w:rFonts w:asciiTheme="minorHAnsi" w:eastAsiaTheme="minorHAnsi" w:hAnsiTheme="minorHAnsi" w:cs="宋体" w:hint="eastAsia"/>
           <w:b/>
           <w:bCs/>
           <w:szCs w:val="21"/>
@@ -5901,18 +5890,18 @@
       <w:pPr>
         <w:pStyle w:val="a3"/>
         <w:rPr>
-          <w:rFonts w:asciiTheme="minorHAnsi" w:eastAsiaTheme="minorHAnsi" w:hAnsiTheme="minorHAnsi" w:cs="宋体"/>
-          <w:b/>
-          <w:bCs/>
-          <w:szCs w:val="21"/>
-        </w:rPr>
-      </w:pPr>
-    </w:p>
-    <w:p>
-      <w:pPr>
-        <w:pStyle w:val="a3"/>
-        <w:rPr>
-          <w:rFonts w:asciiTheme="minorHAnsi" w:eastAsiaTheme="minorHAnsi" w:hAnsiTheme="minorHAnsi" w:cs="宋体"/>
+          <w:rFonts w:asciiTheme="minorHAnsi" w:eastAsiaTheme="minorHAnsi" w:hAnsiTheme="minorHAnsi" w:cs="宋体" w:hint="eastAsia"/>
+          <w:b/>
+          <w:bCs/>
+          <w:szCs w:val="21"/>
+        </w:rPr>
+      </w:pPr>
+    </w:p>
+    <w:p>
+      <w:pPr>
+        <w:pStyle w:val="a3"/>
+        <w:rPr>
+          <w:rFonts w:asciiTheme="minorHAnsi" w:eastAsiaTheme="minorHAnsi" w:hAnsiTheme="minorHAnsi" w:cs="宋体" w:hint="eastAsia"/>
           <w:b/>
           <w:bCs/>
           <w:szCs w:val="21"/>
@@ -5932,18 +5921,18 @@
       <w:pPr>
         <w:pStyle w:val="a3"/>
         <w:rPr>
-          <w:rFonts w:asciiTheme="minorHAnsi" w:eastAsiaTheme="minorHAnsi" w:hAnsiTheme="minorHAnsi" w:cs="宋体"/>
-          <w:b/>
-          <w:bCs/>
-          <w:szCs w:val="21"/>
-        </w:rPr>
-      </w:pPr>
-    </w:p>
-    <w:p>
-      <w:pPr>
-        <w:pStyle w:val="a3"/>
-        <w:rPr>
-          <w:rFonts w:asciiTheme="minorHAnsi" w:eastAsiaTheme="minorHAnsi" w:hAnsiTheme="minorHAnsi" w:cs="宋体"/>
+          <w:rFonts w:asciiTheme="minorHAnsi" w:eastAsiaTheme="minorHAnsi" w:hAnsiTheme="minorHAnsi" w:cs="宋体" w:hint="eastAsia"/>
+          <w:b/>
+          <w:bCs/>
+          <w:szCs w:val="21"/>
+        </w:rPr>
+      </w:pPr>
+    </w:p>
+    <w:p>
+      <w:pPr>
+        <w:pStyle w:val="a3"/>
+        <w:rPr>
+          <w:rFonts w:asciiTheme="minorHAnsi" w:eastAsiaTheme="minorHAnsi" w:hAnsiTheme="minorHAnsi" w:cs="宋体" w:hint="eastAsia"/>
           <w:b/>
           <w:bCs/>
           <w:color w:val="E97132" w:themeColor="accent2"/>
@@ -5965,18 +5954,18 @@
       <w:pPr>
         <w:pStyle w:val="a3"/>
         <w:rPr>
-          <w:rFonts w:asciiTheme="minorHAnsi" w:eastAsiaTheme="minorHAnsi" w:hAnsiTheme="minorHAnsi" w:cs="宋体"/>
-          <w:b/>
-          <w:bCs/>
-          <w:szCs w:val="21"/>
-        </w:rPr>
-      </w:pPr>
-    </w:p>
-    <w:p>
-      <w:pPr>
-        <w:pStyle w:val="a3"/>
-        <w:rPr>
-          <w:rFonts w:asciiTheme="minorHAnsi" w:eastAsiaTheme="minorHAnsi" w:hAnsiTheme="minorHAnsi" w:cs="宋体"/>
+          <w:rFonts w:asciiTheme="minorHAnsi" w:eastAsiaTheme="minorHAnsi" w:hAnsiTheme="minorHAnsi" w:cs="宋体" w:hint="eastAsia"/>
+          <w:b/>
+          <w:bCs/>
+          <w:szCs w:val="21"/>
+        </w:rPr>
+      </w:pPr>
+    </w:p>
+    <w:p>
+      <w:pPr>
+        <w:pStyle w:val="a3"/>
+        <w:rPr>
+          <w:rFonts w:asciiTheme="minorHAnsi" w:eastAsiaTheme="minorHAnsi" w:hAnsiTheme="minorHAnsi" w:cs="宋体" w:hint="eastAsia"/>
           <w:b/>
           <w:bCs/>
           <w:szCs w:val="21"/>
@@ -6016,7 +6005,7 @@
       <w:pPr>
         <w:pStyle w:val="a3"/>
         <w:rPr>
-          <w:rFonts w:asciiTheme="minorHAnsi" w:eastAsiaTheme="minorHAnsi" w:hAnsiTheme="minorHAnsi" w:cs="宋体"/>
+          <w:rFonts w:asciiTheme="minorHAnsi" w:eastAsiaTheme="minorHAnsi" w:hAnsiTheme="minorHAnsi" w:cs="宋体" w:hint="eastAsia"/>
           <w:b/>
           <w:bCs/>
           <w:szCs w:val="21"/>
@@ -6056,7 +6045,7 @@
       <w:pPr>
         <w:pStyle w:val="a3"/>
         <w:rPr>
-          <w:rFonts w:asciiTheme="minorHAnsi" w:eastAsiaTheme="minorHAnsi" w:hAnsiTheme="minorHAnsi" w:cs="宋体"/>
+          <w:rFonts w:asciiTheme="minorHAnsi" w:eastAsiaTheme="minorHAnsi" w:hAnsiTheme="minorHAnsi" w:cs="宋体" w:hint="eastAsia"/>
           <w:b/>
           <w:bCs/>
           <w:szCs w:val="21"/>
@@ -6156,18 +6145,18 @@
       <w:pPr>
         <w:pStyle w:val="a3"/>
         <w:rPr>
-          <w:rFonts w:asciiTheme="minorHAnsi" w:eastAsiaTheme="minorHAnsi" w:hAnsiTheme="minorHAnsi" w:cs="宋体"/>
-          <w:b/>
-          <w:bCs/>
-          <w:szCs w:val="21"/>
-        </w:rPr>
-      </w:pPr>
-    </w:p>
-    <w:p>
-      <w:pPr>
-        <w:pStyle w:val="a3"/>
-        <w:rPr>
-          <w:rFonts w:asciiTheme="minorHAnsi" w:eastAsiaTheme="minorHAnsi" w:hAnsiTheme="minorHAnsi" w:cs="宋体"/>
+          <w:rFonts w:asciiTheme="minorHAnsi" w:eastAsiaTheme="minorHAnsi" w:hAnsiTheme="minorHAnsi" w:cs="宋体" w:hint="eastAsia"/>
+          <w:b/>
+          <w:bCs/>
+          <w:szCs w:val="21"/>
+        </w:rPr>
+      </w:pPr>
+    </w:p>
+    <w:p>
+      <w:pPr>
+        <w:pStyle w:val="a3"/>
+        <w:rPr>
+          <w:rFonts w:asciiTheme="minorHAnsi" w:eastAsiaTheme="minorHAnsi" w:hAnsiTheme="minorHAnsi" w:cs="宋体" w:hint="eastAsia"/>
           <w:b/>
           <w:bCs/>
           <w:szCs w:val="21"/>
@@ -6187,18 +6176,18 @@
       <w:pPr>
         <w:pStyle w:val="a3"/>
         <w:rPr>
-          <w:rFonts w:asciiTheme="minorHAnsi" w:eastAsiaTheme="minorHAnsi" w:hAnsiTheme="minorHAnsi" w:cs="宋体"/>
-          <w:b/>
-          <w:bCs/>
-          <w:szCs w:val="21"/>
-        </w:rPr>
-      </w:pPr>
-    </w:p>
-    <w:p>
-      <w:pPr>
-        <w:pStyle w:val="a3"/>
-        <w:rPr>
-          <w:rFonts w:asciiTheme="minorHAnsi" w:eastAsiaTheme="minorHAnsi" w:hAnsiTheme="minorHAnsi" w:cs="宋体"/>
+          <w:rFonts w:asciiTheme="minorHAnsi" w:eastAsiaTheme="minorHAnsi" w:hAnsiTheme="minorHAnsi" w:cs="宋体" w:hint="eastAsia"/>
+          <w:b/>
+          <w:bCs/>
+          <w:szCs w:val="21"/>
+        </w:rPr>
+      </w:pPr>
+    </w:p>
+    <w:p>
+      <w:pPr>
+        <w:pStyle w:val="a3"/>
+        <w:rPr>
+          <w:rFonts w:asciiTheme="minorHAnsi" w:eastAsiaTheme="minorHAnsi" w:hAnsiTheme="minorHAnsi" w:cs="宋体" w:hint="eastAsia"/>
           <w:b/>
           <w:bCs/>
           <w:szCs w:val="21"/>
@@ -6218,18 +6207,18 @@
       <w:pPr>
         <w:pStyle w:val="a3"/>
         <w:rPr>
-          <w:rFonts w:asciiTheme="minorHAnsi" w:eastAsiaTheme="minorHAnsi" w:hAnsiTheme="minorHAnsi" w:cs="宋体"/>
-          <w:b/>
-          <w:bCs/>
-          <w:szCs w:val="21"/>
-        </w:rPr>
-      </w:pPr>
-    </w:p>
-    <w:p>
-      <w:pPr>
-        <w:pStyle w:val="a3"/>
-        <w:rPr>
-          <w:rFonts w:asciiTheme="minorHAnsi" w:eastAsiaTheme="minorHAnsi" w:hAnsiTheme="minorHAnsi" w:cs="宋体"/>
+          <w:rFonts w:asciiTheme="minorHAnsi" w:eastAsiaTheme="minorHAnsi" w:hAnsiTheme="minorHAnsi" w:cs="宋体" w:hint="eastAsia"/>
+          <w:b/>
+          <w:bCs/>
+          <w:szCs w:val="21"/>
+        </w:rPr>
+      </w:pPr>
+    </w:p>
+    <w:p>
+      <w:pPr>
+        <w:pStyle w:val="a3"/>
+        <w:rPr>
+          <w:rFonts w:asciiTheme="minorHAnsi" w:eastAsiaTheme="minorHAnsi" w:hAnsiTheme="minorHAnsi" w:cs="宋体" w:hint="eastAsia"/>
           <w:b/>
           <w:bCs/>
           <w:szCs w:val="21"/>
@@ -6249,7 +6238,7 @@
       <w:pPr>
         <w:pStyle w:val="a3"/>
         <w:rPr>
-          <w:rFonts w:asciiTheme="minorHAnsi" w:eastAsiaTheme="minorHAnsi" w:hAnsiTheme="minorHAnsi" w:cs="宋体"/>
+          <w:rFonts w:asciiTheme="minorHAnsi" w:eastAsiaTheme="minorHAnsi" w:hAnsiTheme="minorHAnsi" w:cs="宋体" w:hint="eastAsia"/>
           <w:b/>
           <w:bCs/>
           <w:szCs w:val="21"/>
@@ -6340,18 +6329,18 @@
       <w:pPr>
         <w:pStyle w:val="a3"/>
         <w:rPr>
-          <w:rFonts w:asciiTheme="minorHAnsi" w:eastAsiaTheme="minorHAnsi" w:hAnsiTheme="minorHAnsi" w:cs="宋体"/>
-          <w:b/>
-          <w:bCs/>
-          <w:szCs w:val="21"/>
-        </w:rPr>
-      </w:pPr>
-    </w:p>
-    <w:p>
-      <w:pPr>
-        <w:pStyle w:val="a3"/>
-        <w:rPr>
-          <w:rFonts w:asciiTheme="minorHAnsi" w:eastAsiaTheme="minorHAnsi" w:hAnsiTheme="minorHAnsi" w:cs="宋体"/>
+          <w:rFonts w:asciiTheme="minorHAnsi" w:eastAsiaTheme="minorHAnsi" w:hAnsiTheme="minorHAnsi" w:cs="宋体" w:hint="eastAsia"/>
+          <w:b/>
+          <w:bCs/>
+          <w:szCs w:val="21"/>
+        </w:rPr>
+      </w:pPr>
+    </w:p>
+    <w:p>
+      <w:pPr>
+        <w:pStyle w:val="a3"/>
+        <w:rPr>
+          <w:rFonts w:asciiTheme="minorHAnsi" w:eastAsiaTheme="minorHAnsi" w:hAnsiTheme="minorHAnsi" w:cs="宋体" w:hint="eastAsia"/>
           <w:b/>
           <w:bCs/>
           <w:szCs w:val="21"/>
@@ -6371,7 +6360,7 @@
       <w:pPr>
         <w:pStyle w:val="a3"/>
         <w:rPr>
-          <w:rFonts w:asciiTheme="minorHAnsi" w:eastAsiaTheme="minorHAnsi" w:hAnsiTheme="minorHAnsi" w:cs="宋体"/>
+          <w:rFonts w:asciiTheme="minorHAnsi" w:eastAsiaTheme="minorHAnsi" w:hAnsiTheme="minorHAnsi" w:cs="宋体" w:hint="eastAsia"/>
           <w:b/>
           <w:bCs/>
           <w:szCs w:val="21"/>
@@ -6421,7 +6410,7 @@
       <w:pPr>
         <w:pStyle w:val="a3"/>
         <w:rPr>
-          <w:rFonts w:asciiTheme="minorHAnsi" w:eastAsiaTheme="minorHAnsi" w:hAnsiTheme="minorHAnsi" w:cs="宋体"/>
+          <w:rFonts w:asciiTheme="minorHAnsi" w:eastAsiaTheme="minorHAnsi" w:hAnsiTheme="minorHAnsi" w:cs="宋体" w:hint="eastAsia"/>
           <w:b/>
           <w:bCs/>
           <w:szCs w:val="21"/>
@@ -6461,7 +6450,7 @@
       <w:pPr>
         <w:pStyle w:val="a3"/>
         <w:rPr>
-          <w:rFonts w:asciiTheme="minorHAnsi" w:eastAsiaTheme="minorHAnsi" w:hAnsiTheme="minorHAnsi" w:cs="宋体"/>
+          <w:rFonts w:asciiTheme="minorHAnsi" w:eastAsiaTheme="minorHAnsi" w:hAnsiTheme="minorHAnsi" w:cs="宋体" w:hint="eastAsia"/>
           <w:b/>
           <w:bCs/>
           <w:szCs w:val="21"/>
@@ -6501,7 +6490,7 @@
       <w:pPr>
         <w:pStyle w:val="a3"/>
         <w:rPr>
-          <w:rFonts w:asciiTheme="minorHAnsi" w:eastAsiaTheme="minorHAnsi" w:hAnsiTheme="minorHAnsi" w:cs="宋体"/>
+          <w:rFonts w:asciiTheme="minorHAnsi" w:eastAsiaTheme="minorHAnsi" w:hAnsiTheme="minorHAnsi" w:cs="宋体" w:hint="eastAsia"/>
           <w:b/>
           <w:bCs/>
           <w:szCs w:val="21"/>
@@ -6561,7 +6550,7 @@
       <w:pPr>
         <w:pStyle w:val="a3"/>
         <w:rPr>
-          <w:rFonts w:asciiTheme="minorHAnsi" w:eastAsiaTheme="minorHAnsi" w:hAnsiTheme="minorHAnsi" w:cs="宋体"/>
+          <w:rFonts w:asciiTheme="minorHAnsi" w:eastAsiaTheme="minorHAnsi" w:hAnsiTheme="minorHAnsi" w:cs="宋体" w:hint="eastAsia"/>
           <w:b/>
           <w:bCs/>
           <w:szCs w:val="21"/>
@@ -6581,18 +6570,18 @@
       <w:pPr>
         <w:pStyle w:val="a3"/>
         <w:rPr>
-          <w:rFonts w:asciiTheme="minorHAnsi" w:eastAsiaTheme="minorHAnsi" w:hAnsiTheme="minorHAnsi" w:cs="宋体"/>
-          <w:b/>
-          <w:bCs/>
-          <w:szCs w:val="21"/>
-        </w:rPr>
-      </w:pPr>
-    </w:p>
-    <w:p>
-      <w:pPr>
-        <w:pStyle w:val="a3"/>
-        <w:rPr>
-          <w:rFonts w:asciiTheme="minorHAnsi" w:eastAsiaTheme="minorHAnsi" w:hAnsiTheme="minorHAnsi" w:cs="宋体"/>
+          <w:rFonts w:asciiTheme="minorHAnsi" w:eastAsiaTheme="minorHAnsi" w:hAnsiTheme="minorHAnsi" w:cs="宋体" w:hint="eastAsia"/>
+          <w:b/>
+          <w:bCs/>
+          <w:szCs w:val="21"/>
+        </w:rPr>
+      </w:pPr>
+    </w:p>
+    <w:p>
+      <w:pPr>
+        <w:pStyle w:val="a3"/>
+        <w:rPr>
+          <w:rFonts w:asciiTheme="minorHAnsi" w:eastAsiaTheme="minorHAnsi" w:hAnsiTheme="minorHAnsi" w:cs="宋体" w:hint="eastAsia"/>
           <w:b/>
           <w:bCs/>
           <w:szCs w:val="21"/>
@@ -6612,18 +6601,18 @@
       <w:pPr>
         <w:pStyle w:val="a3"/>
         <w:rPr>
-          <w:rFonts w:asciiTheme="minorHAnsi" w:eastAsiaTheme="minorHAnsi" w:hAnsiTheme="minorHAnsi" w:cs="宋体"/>
-          <w:b/>
-          <w:bCs/>
-          <w:szCs w:val="21"/>
-        </w:rPr>
-      </w:pPr>
-    </w:p>
-    <w:p>
-      <w:pPr>
-        <w:pStyle w:val="a3"/>
-        <w:rPr>
-          <w:rFonts w:asciiTheme="minorHAnsi" w:eastAsiaTheme="minorHAnsi" w:hAnsiTheme="minorHAnsi" w:cs="宋体"/>
+          <w:rFonts w:asciiTheme="minorHAnsi" w:eastAsiaTheme="minorHAnsi" w:hAnsiTheme="minorHAnsi" w:cs="宋体" w:hint="eastAsia"/>
+          <w:b/>
+          <w:bCs/>
+          <w:szCs w:val="21"/>
+        </w:rPr>
+      </w:pPr>
+    </w:p>
+    <w:p>
+      <w:pPr>
+        <w:pStyle w:val="a3"/>
+        <w:rPr>
+          <w:rFonts w:asciiTheme="minorHAnsi" w:eastAsiaTheme="minorHAnsi" w:hAnsiTheme="minorHAnsi" w:cs="宋体" w:hint="eastAsia"/>
           <w:b/>
           <w:bCs/>
           <w:szCs w:val="21"/>
@@ -6643,7 +6632,7 @@
       <w:pPr>
         <w:pStyle w:val="a3"/>
         <w:rPr>
-          <w:rFonts w:asciiTheme="minorHAnsi" w:eastAsiaTheme="minorHAnsi" w:hAnsiTheme="minorHAnsi" w:cs="宋体"/>
+          <w:rFonts w:asciiTheme="minorHAnsi" w:eastAsiaTheme="minorHAnsi" w:hAnsiTheme="minorHAnsi" w:cs="宋体" w:hint="eastAsia"/>
           <w:b/>
           <w:bCs/>
           <w:szCs w:val="21"/>
@@ -6663,7 +6652,7 @@
       <w:pPr>
         <w:pStyle w:val="a3"/>
         <w:rPr>
-          <w:rFonts w:asciiTheme="minorHAnsi" w:eastAsiaTheme="minorHAnsi" w:hAnsiTheme="minorHAnsi" w:cs="宋体"/>
+          <w:rFonts w:asciiTheme="minorHAnsi" w:eastAsiaTheme="minorHAnsi" w:hAnsiTheme="minorHAnsi" w:cs="宋体" w:hint="eastAsia"/>
           <w:b/>
           <w:bCs/>
           <w:szCs w:val="21"/>
@@ -6683,7 +6672,7 @@
       <w:pPr>
         <w:pStyle w:val="a3"/>
         <w:rPr>
-          <w:rFonts w:asciiTheme="minorHAnsi" w:eastAsiaTheme="minorHAnsi" w:hAnsiTheme="minorHAnsi" w:cs="宋体"/>
+          <w:rFonts w:asciiTheme="minorHAnsi" w:eastAsiaTheme="minorHAnsi" w:hAnsiTheme="minorHAnsi" w:cs="宋体" w:hint="eastAsia"/>
           <w:b/>
           <w:bCs/>
           <w:szCs w:val="21"/>
@@ -6703,7 +6692,7 @@
       <w:pPr>
         <w:pStyle w:val="a3"/>
         <w:rPr>
-          <w:rFonts w:asciiTheme="minorHAnsi" w:eastAsiaTheme="minorHAnsi" w:hAnsiTheme="minorHAnsi" w:cs="宋体"/>
+          <w:rFonts w:asciiTheme="minorHAnsi" w:eastAsiaTheme="minorHAnsi" w:hAnsiTheme="minorHAnsi" w:cs="宋体" w:hint="eastAsia"/>
           <w:b/>
           <w:bCs/>
           <w:szCs w:val="21"/>
@@ -6763,18 +6752,18 @@
       <w:pPr>
         <w:pStyle w:val="a3"/>
         <w:rPr>
-          <w:rFonts w:asciiTheme="minorHAnsi" w:eastAsiaTheme="minorHAnsi" w:hAnsiTheme="minorHAnsi" w:cs="宋体"/>
-          <w:b/>
-          <w:bCs/>
-          <w:szCs w:val="21"/>
-        </w:rPr>
-      </w:pPr>
-    </w:p>
-    <w:p>
-      <w:pPr>
-        <w:pStyle w:val="a3"/>
-        <w:rPr>
-          <w:rFonts w:asciiTheme="minorHAnsi" w:eastAsiaTheme="minorHAnsi" w:hAnsiTheme="minorHAnsi" w:cs="宋体"/>
+          <w:rFonts w:asciiTheme="minorHAnsi" w:eastAsiaTheme="minorHAnsi" w:hAnsiTheme="minorHAnsi" w:cs="宋体" w:hint="eastAsia"/>
+          <w:b/>
+          <w:bCs/>
+          <w:szCs w:val="21"/>
+        </w:rPr>
+      </w:pPr>
+    </w:p>
+    <w:p>
+      <w:pPr>
+        <w:pStyle w:val="a3"/>
+        <w:rPr>
+          <w:rFonts w:asciiTheme="minorHAnsi" w:eastAsiaTheme="minorHAnsi" w:hAnsiTheme="minorHAnsi" w:cs="宋体" w:hint="eastAsia"/>
           <w:b/>
           <w:bCs/>
           <w:szCs w:val="21"/>
@@ -6794,7 +6783,7 @@
       <w:pPr>
         <w:pStyle w:val="a3"/>
         <w:rPr>
-          <w:rFonts w:asciiTheme="minorHAnsi" w:eastAsiaTheme="minorHAnsi" w:hAnsiTheme="minorHAnsi" w:cs="宋体"/>
+          <w:rFonts w:asciiTheme="minorHAnsi" w:eastAsiaTheme="minorHAnsi" w:hAnsiTheme="minorHAnsi" w:cs="宋体" w:hint="eastAsia"/>
           <w:b/>
           <w:bCs/>
           <w:szCs w:val="21"/>
@@ -6814,7 +6803,7 @@
       <w:pPr>
         <w:pStyle w:val="a3"/>
         <w:rPr>
-          <w:rFonts w:asciiTheme="minorHAnsi" w:eastAsiaTheme="minorHAnsi" w:hAnsiTheme="minorHAnsi" w:cs="宋体"/>
+          <w:rFonts w:asciiTheme="minorHAnsi" w:eastAsiaTheme="minorHAnsi" w:hAnsiTheme="minorHAnsi" w:cs="宋体" w:hint="eastAsia"/>
           <w:b/>
           <w:bCs/>
           <w:szCs w:val="21"/>
@@ -6834,7 +6823,7 @@
       <w:pPr>
         <w:pStyle w:val="a3"/>
         <w:rPr>
-          <w:rFonts w:asciiTheme="minorHAnsi" w:eastAsiaTheme="minorHAnsi" w:hAnsiTheme="minorHAnsi" w:cs="宋体"/>
+          <w:rFonts w:asciiTheme="minorHAnsi" w:eastAsiaTheme="minorHAnsi" w:hAnsiTheme="minorHAnsi" w:cs="宋体" w:hint="eastAsia"/>
           <w:b/>
           <w:bCs/>
           <w:szCs w:val="21"/>
@@ -6854,7 +6843,7 @@
       <w:pPr>
         <w:pStyle w:val="a3"/>
         <w:rPr>
-          <w:rFonts w:asciiTheme="minorHAnsi" w:eastAsiaTheme="minorHAnsi" w:hAnsiTheme="minorHAnsi" w:cs="宋体"/>
+          <w:rFonts w:asciiTheme="minorHAnsi" w:eastAsiaTheme="minorHAnsi" w:hAnsiTheme="minorHAnsi" w:cs="宋体" w:hint="eastAsia"/>
           <w:b/>
           <w:bCs/>
           <w:szCs w:val="21"/>
@@ -6874,7 +6863,7 @@
       <w:pPr>
         <w:pStyle w:val="a3"/>
         <w:rPr>
-          <w:rFonts w:asciiTheme="minorHAnsi" w:eastAsiaTheme="minorHAnsi" w:hAnsiTheme="minorHAnsi" w:cs="宋体"/>
+          <w:rFonts w:asciiTheme="minorHAnsi" w:eastAsiaTheme="minorHAnsi" w:hAnsiTheme="minorHAnsi" w:cs="宋体" w:hint="eastAsia"/>
           <w:b/>
           <w:bCs/>
           <w:szCs w:val="21"/>
@@ -6894,18 +6883,18 @@
       <w:pPr>
         <w:pStyle w:val="a3"/>
         <w:rPr>
-          <w:rFonts w:asciiTheme="minorHAnsi" w:eastAsiaTheme="minorHAnsi" w:hAnsiTheme="minorHAnsi" w:cs="宋体"/>
-          <w:b/>
-          <w:bCs/>
-          <w:szCs w:val="21"/>
-        </w:rPr>
-      </w:pPr>
-    </w:p>
-    <w:p>
-      <w:pPr>
-        <w:pStyle w:val="a3"/>
-        <w:rPr>
-          <w:rFonts w:asciiTheme="minorHAnsi" w:eastAsiaTheme="minorHAnsi" w:hAnsiTheme="minorHAnsi" w:cs="宋体"/>
+          <w:rFonts w:asciiTheme="minorHAnsi" w:eastAsiaTheme="minorHAnsi" w:hAnsiTheme="minorHAnsi" w:cs="宋体" w:hint="eastAsia"/>
+          <w:b/>
+          <w:bCs/>
+          <w:szCs w:val="21"/>
+        </w:rPr>
+      </w:pPr>
+    </w:p>
+    <w:p>
+      <w:pPr>
+        <w:pStyle w:val="a3"/>
+        <w:rPr>
+          <w:rFonts w:asciiTheme="minorHAnsi" w:eastAsiaTheme="minorHAnsi" w:hAnsiTheme="minorHAnsi" w:cs="宋体" w:hint="eastAsia"/>
           <w:b/>
           <w:bCs/>
           <w:szCs w:val="21"/>
@@ -6925,18 +6914,18 @@
       <w:pPr>
         <w:pStyle w:val="a3"/>
         <w:rPr>
-          <w:rFonts w:asciiTheme="minorHAnsi" w:eastAsiaTheme="minorHAnsi" w:hAnsiTheme="minorHAnsi" w:cs="宋体"/>
-          <w:b/>
-          <w:bCs/>
-          <w:szCs w:val="21"/>
-        </w:rPr>
-      </w:pPr>
-    </w:p>
-    <w:p>
-      <w:pPr>
-        <w:pStyle w:val="a3"/>
-        <w:rPr>
-          <w:rFonts w:asciiTheme="minorHAnsi" w:eastAsiaTheme="minorHAnsi" w:hAnsiTheme="minorHAnsi" w:cs="宋体"/>
+          <w:rFonts w:asciiTheme="minorHAnsi" w:eastAsiaTheme="minorHAnsi" w:hAnsiTheme="minorHAnsi" w:cs="宋体" w:hint="eastAsia"/>
+          <w:b/>
+          <w:bCs/>
+          <w:szCs w:val="21"/>
+        </w:rPr>
+      </w:pPr>
+    </w:p>
+    <w:p>
+      <w:pPr>
+        <w:pStyle w:val="a3"/>
+        <w:rPr>
+          <w:rFonts w:asciiTheme="minorHAnsi" w:eastAsiaTheme="minorHAnsi" w:hAnsiTheme="minorHAnsi" w:cs="宋体" w:hint="eastAsia"/>
           <w:b/>
           <w:bCs/>
           <w:szCs w:val="21"/>
@@ -6956,18 +6945,18 @@
       <w:pPr>
         <w:pStyle w:val="a3"/>
         <w:rPr>
-          <w:rFonts w:asciiTheme="minorHAnsi" w:eastAsiaTheme="minorHAnsi" w:hAnsiTheme="minorHAnsi" w:cs="宋体"/>
-          <w:b/>
-          <w:bCs/>
-          <w:szCs w:val="21"/>
-        </w:rPr>
-      </w:pPr>
-    </w:p>
-    <w:p>
-      <w:pPr>
-        <w:pStyle w:val="a3"/>
-        <w:rPr>
-          <w:rFonts w:asciiTheme="minorHAnsi" w:eastAsiaTheme="minorHAnsi" w:hAnsiTheme="minorHAnsi" w:cs="宋体"/>
+          <w:rFonts w:asciiTheme="minorHAnsi" w:eastAsiaTheme="minorHAnsi" w:hAnsiTheme="minorHAnsi" w:cs="宋体" w:hint="eastAsia"/>
+          <w:b/>
+          <w:bCs/>
+          <w:szCs w:val="21"/>
+        </w:rPr>
+      </w:pPr>
+    </w:p>
+    <w:p>
+      <w:pPr>
+        <w:pStyle w:val="a3"/>
+        <w:rPr>
+          <w:rFonts w:asciiTheme="minorHAnsi" w:eastAsiaTheme="minorHAnsi" w:hAnsiTheme="minorHAnsi" w:cs="宋体" w:hint="eastAsia"/>
           <w:b/>
           <w:bCs/>
           <w:szCs w:val="21"/>
@@ -7007,7 +6996,7 @@
       <w:pPr>
         <w:pStyle w:val="a3"/>
         <w:rPr>
-          <w:rFonts w:asciiTheme="minorHAnsi" w:eastAsiaTheme="minorHAnsi" w:hAnsiTheme="minorHAnsi" w:cs="宋体"/>
+          <w:rFonts w:asciiTheme="minorHAnsi" w:eastAsiaTheme="minorHAnsi" w:hAnsiTheme="minorHAnsi" w:cs="宋体" w:hint="eastAsia"/>
           <w:b/>
           <w:bCs/>
           <w:szCs w:val="21"/>
@@ -7027,7 +7016,7 @@
       <w:pPr>
         <w:pStyle w:val="a3"/>
         <w:rPr>
-          <w:rFonts w:asciiTheme="minorHAnsi" w:eastAsiaTheme="minorHAnsi" w:hAnsiTheme="minorHAnsi" w:cs="宋体"/>
+          <w:rFonts w:asciiTheme="minorHAnsi" w:eastAsiaTheme="minorHAnsi" w:hAnsiTheme="minorHAnsi" w:cs="宋体" w:hint="eastAsia"/>
           <w:b/>
           <w:bCs/>
           <w:szCs w:val="21"/>
@@ -7047,18 +7036,18 @@
       <w:pPr>
         <w:pStyle w:val="a3"/>
         <w:rPr>
-          <w:rFonts w:asciiTheme="minorHAnsi" w:eastAsiaTheme="minorHAnsi" w:hAnsiTheme="minorHAnsi" w:cs="宋体"/>
-          <w:b/>
-          <w:bCs/>
-          <w:szCs w:val="21"/>
-        </w:rPr>
-      </w:pPr>
-    </w:p>
-    <w:p>
-      <w:pPr>
-        <w:pStyle w:val="a3"/>
-        <w:rPr>
-          <w:rFonts w:asciiTheme="minorHAnsi" w:eastAsiaTheme="minorHAnsi" w:hAnsiTheme="minorHAnsi" w:cs="宋体"/>
+          <w:rFonts w:asciiTheme="minorHAnsi" w:eastAsiaTheme="minorHAnsi" w:hAnsiTheme="minorHAnsi" w:cs="宋体" w:hint="eastAsia"/>
+          <w:b/>
+          <w:bCs/>
+          <w:szCs w:val="21"/>
+        </w:rPr>
+      </w:pPr>
+    </w:p>
+    <w:p>
+      <w:pPr>
+        <w:pStyle w:val="a3"/>
+        <w:rPr>
+          <w:rFonts w:asciiTheme="minorHAnsi" w:eastAsiaTheme="minorHAnsi" w:hAnsiTheme="minorHAnsi" w:cs="宋体" w:hint="eastAsia"/>
           <w:b/>
           <w:bCs/>
           <w:szCs w:val="21"/>
@@ -7098,18 +7087,18 @@
       <w:pPr>
         <w:pStyle w:val="a3"/>
         <w:rPr>
-          <w:rFonts w:asciiTheme="minorHAnsi" w:eastAsiaTheme="minorHAnsi" w:hAnsiTheme="minorHAnsi" w:cs="宋体"/>
-          <w:b/>
-          <w:bCs/>
-          <w:szCs w:val="21"/>
-        </w:rPr>
-      </w:pPr>
-    </w:p>
-    <w:p>
-      <w:pPr>
-        <w:pStyle w:val="a3"/>
-        <w:rPr>
-          <w:rFonts w:asciiTheme="minorHAnsi" w:eastAsiaTheme="minorHAnsi" w:hAnsiTheme="minorHAnsi" w:cs="宋体"/>
+          <w:rFonts w:asciiTheme="minorHAnsi" w:eastAsiaTheme="minorHAnsi" w:hAnsiTheme="minorHAnsi" w:cs="宋体" w:hint="eastAsia"/>
+          <w:b/>
+          <w:bCs/>
+          <w:szCs w:val="21"/>
+        </w:rPr>
+      </w:pPr>
+    </w:p>
+    <w:p>
+      <w:pPr>
+        <w:pStyle w:val="a3"/>
+        <w:rPr>
+          <w:rFonts w:asciiTheme="minorHAnsi" w:eastAsiaTheme="minorHAnsi" w:hAnsiTheme="minorHAnsi" w:cs="宋体" w:hint="eastAsia"/>
           <w:b/>
           <w:bCs/>
           <w:szCs w:val="21"/>
@@ -7129,31 +7118,122 @@
       <w:pPr>
         <w:pStyle w:val="a3"/>
         <w:rPr>
-          <w:rFonts w:asciiTheme="minorHAnsi" w:eastAsiaTheme="minorHAnsi" w:hAnsiTheme="minorHAnsi" w:cs="宋体"/>
-          <w:b/>
-          <w:bCs/>
-          <w:szCs w:val="21"/>
-        </w:rPr>
-      </w:pPr>
-    </w:p>
-    <w:p>
-      <w:pPr>
-        <w:pStyle w:val="a3"/>
-        <w:rPr>
-          <w:rFonts w:asciiTheme="minorHAnsi" w:eastAsiaTheme="minorHAnsi" w:hAnsiTheme="minorHAnsi" w:cs="宋体"/>
-          <w:b/>
-          <w:bCs/>
-          <w:szCs w:val="21"/>
-        </w:rPr>
-      </w:pPr>
-      <w:r>
-        <w:rPr>
-          <w:rFonts w:asciiTheme="minorHAnsi" w:eastAsiaTheme="minorHAnsi" w:hAnsiTheme="minorHAnsi" w:cs="宋体"/>
-          <w:b/>
-          <w:bCs/>
-          <w:szCs w:val="21"/>
-        </w:rPr>
-        <w:t>#### 后端第三条线：拟合</w:t>
+          <w:rFonts w:asciiTheme="minorHAnsi" w:eastAsiaTheme="minorHAnsi" w:hAnsiTheme="minorHAnsi" w:cs="宋体" w:hint="eastAsia"/>
+          <w:b/>
+          <w:bCs/>
+          <w:szCs w:val="21"/>
+        </w:rPr>
+      </w:pPr>
+    </w:p>
+    <w:p>
+      <w:pPr>
+        <w:pStyle w:val="a3"/>
+        <w:rPr>
+          <w:rFonts w:asciiTheme="minorHAnsi" w:eastAsiaTheme="minorHAnsi" w:hAnsiTheme="minorHAnsi" w:cs="宋体" w:hint="eastAsia"/>
+          <w:b/>
+          <w:bCs/>
+          <w:szCs w:val="21"/>
+        </w:rPr>
+      </w:pPr>
+      <w:r>
+        <w:rPr>
+          <w:rFonts w:asciiTheme="minorHAnsi" w:eastAsiaTheme="minorHAnsi" w:hAnsiTheme="minorHAnsi" w:cs="宋体"/>
+          <w:b/>
+          <w:bCs/>
+          <w:szCs w:val="21"/>
+        </w:rPr>
+        <w:t>#### 后端第三条线：拟合线数据</w:t>
+      </w:r>
+    </w:p>
+    <w:p>
+      <w:pPr>
+        <w:pStyle w:val="a3"/>
+        <w:rPr>
+          <w:rFonts w:asciiTheme="minorHAnsi" w:eastAsiaTheme="minorHAnsi" w:hAnsiTheme="minorHAnsi" w:cs="宋体" w:hint="eastAsia"/>
+          <w:b/>
+          <w:bCs/>
+          <w:szCs w:val="21"/>
+        </w:rPr>
+      </w:pPr>
+    </w:p>
+    <w:p>
+      <w:pPr>
+        <w:pStyle w:val="a3"/>
+        <w:rPr>
+          <w:rFonts w:asciiTheme="minorHAnsi" w:eastAsiaTheme="minorHAnsi" w:hAnsiTheme="minorHAnsi" w:cs="宋体" w:hint="eastAsia"/>
+          <w:b/>
+          <w:bCs/>
+          <w:szCs w:val="21"/>
+        </w:rPr>
+      </w:pPr>
+      <w:r>
+        <w:rPr>
+          <w:rFonts w:asciiTheme="minorHAnsi" w:eastAsiaTheme="minorHAnsi" w:hAnsiTheme="minorHAnsi" w:cs="宋体"/>
+          <w:b/>
+          <w:bCs/>
+          <w:szCs w:val="21"/>
+        </w:rPr>
+        <w:t>`</w:t>
+      </w:r>
+      <w:proofErr w:type="spellStart"/>
+      <w:r>
+        <w:rPr>
+          <w:rFonts w:asciiTheme="minorHAnsi" w:eastAsiaTheme="minorHAnsi" w:hAnsiTheme="minorHAnsi" w:cs="宋体"/>
+          <w:b/>
+          <w:bCs/>
+          <w:szCs w:val="21"/>
+        </w:rPr>
+        <w:t>RegressionService.buildFitLines</w:t>
+      </w:r>
+      <w:proofErr w:type="spellEnd"/>
+      <w:r>
+        <w:rPr>
+          <w:rFonts w:asciiTheme="minorHAnsi" w:eastAsiaTheme="minorHAnsi" w:hAnsiTheme="minorHAnsi" w:cs="宋体"/>
+          <w:b/>
+          <w:bCs/>
+          <w:szCs w:val="21"/>
+        </w:rPr>
+        <w:t>()`：</w:t>
+      </w:r>
+    </w:p>
+    <w:p>
+      <w:pPr>
+        <w:pStyle w:val="a3"/>
+        <w:rPr>
+          <w:rFonts w:asciiTheme="minorHAnsi" w:eastAsiaTheme="minorHAnsi" w:hAnsiTheme="minorHAnsi" w:cs="宋体" w:hint="eastAsia"/>
+          <w:b/>
+          <w:bCs/>
+          <w:szCs w:val="21"/>
+        </w:rPr>
+      </w:pPr>
+      <w:r>
+        <w:rPr>
+          <w:rFonts w:asciiTheme="minorHAnsi" w:eastAsiaTheme="minorHAnsi" w:hAnsiTheme="minorHAnsi" w:cs="宋体"/>
+          <w:b/>
+          <w:bCs/>
+          <w:szCs w:val="21"/>
+        </w:rPr>
+        <w:t>- 固定用户输入的其他特征</w:t>
+      </w:r>
+    </w:p>
+    <w:p>
+      <w:pPr>
+        <w:pStyle w:val="a3"/>
+        <w:rPr>
+          <w:rFonts w:asciiTheme="minorHAnsi" w:eastAsiaTheme="minorHAnsi" w:hAnsiTheme="minorHAnsi" w:cs="宋体" w:hint="eastAsia"/>
+          <w:b/>
+          <w:bCs/>
+          <w:szCs w:val="21"/>
+        </w:rPr>
+      </w:pPr>
+      <w:r>
+        <w:rPr>
+          <w:rFonts w:asciiTheme="minorHAnsi" w:eastAsiaTheme="minorHAnsi" w:hAnsiTheme="minorHAnsi" w:cs="宋体"/>
+          <w:b/>
+          <w:bCs/>
+          <w:szCs w:val="21"/>
+        </w:rPr>
+        <w:t xml:space="preserve">- </w:t>
       </w:r>
       <w:proofErr w:type="gramStart"/>
       <w:r>
@@ -7163,26 +7243,157 @@
           <w:bCs/>
           <w:szCs w:val="21"/>
         </w:rPr>
-        <w:t>线数据</w:t>
+        <w:t>只变化</w:t>
       </w:r>
       <w:proofErr w:type="gramEnd"/>
-    </w:p>
-    <w:p>
-      <w:pPr>
-        <w:pStyle w:val="a3"/>
-        <w:rPr>
-          <w:rFonts w:asciiTheme="minorHAnsi" w:eastAsiaTheme="minorHAnsi" w:hAnsiTheme="minorHAnsi" w:cs="宋体"/>
-          <w:b/>
-          <w:bCs/>
-          <w:szCs w:val="21"/>
-        </w:rPr>
-      </w:pPr>
-    </w:p>
-    <w:p>
-      <w:pPr>
-        <w:pStyle w:val="a3"/>
-        <w:rPr>
-          <w:rFonts w:asciiTheme="minorHAnsi" w:eastAsiaTheme="minorHAnsi" w:hAnsiTheme="minorHAnsi" w:cs="宋体"/>
+      <w:r>
+        <w:rPr>
+          <w:rFonts w:asciiTheme="minorHAnsi" w:eastAsiaTheme="minorHAnsi" w:hAnsiTheme="minorHAnsi" w:cs="宋体"/>
+          <w:b/>
+          <w:bCs/>
+          <w:szCs w:val="21"/>
+        </w:rPr>
+        <w:t>一个特征（面积 28–142、楼层 1–30 等）</w:t>
+      </w:r>
+    </w:p>
+    <w:p>
+      <w:pPr>
+        <w:pStyle w:val="a3"/>
+        <w:rPr>
+          <w:rFonts w:asciiTheme="minorHAnsi" w:eastAsiaTheme="minorHAnsi" w:hAnsiTheme="minorHAnsi" w:cs="宋体" w:hint="eastAsia"/>
+          <w:b/>
+          <w:bCs/>
+          <w:szCs w:val="21"/>
+        </w:rPr>
+      </w:pPr>
+      <w:r>
+        <w:rPr>
+          <w:rFonts w:asciiTheme="minorHAnsi" w:eastAsiaTheme="minorHAnsi" w:hAnsiTheme="minorHAnsi" w:cs="宋体"/>
+          <w:b/>
+          <w:bCs/>
+          <w:szCs w:val="21"/>
+        </w:rPr>
+        <w:t>- 每个点代入回归方程算价格</w:t>
+      </w:r>
+    </w:p>
+    <w:p>
+      <w:pPr>
+        <w:pStyle w:val="a3"/>
+        <w:rPr>
+          <w:rFonts w:asciiTheme="minorHAnsi" w:eastAsiaTheme="minorHAnsi" w:hAnsiTheme="minorHAnsi" w:cs="宋体" w:hint="eastAsia"/>
+          <w:b/>
+          <w:bCs/>
+          <w:szCs w:val="21"/>
+        </w:rPr>
+      </w:pPr>
+      <w:r>
+        <w:rPr>
+          <w:rFonts w:asciiTheme="minorHAnsi" w:eastAsiaTheme="minorHAnsi" w:hAnsiTheme="minorHAnsi" w:cs="宋体"/>
+          <w:b/>
+          <w:bCs/>
+          <w:szCs w:val="21"/>
+        </w:rPr>
+        <w:t>- 返回 4 组 `{x, y}` 坐标供</w:t>
+      </w:r>
+      <w:proofErr w:type="gramStart"/>
+      <w:r>
+        <w:rPr>
+          <w:rFonts w:asciiTheme="minorHAnsi" w:eastAsiaTheme="minorHAnsi" w:hAnsiTheme="minorHAnsi" w:cs="宋体"/>
+          <w:b/>
+          <w:bCs/>
+          <w:szCs w:val="21"/>
+        </w:rPr>
+        <w:t>前端画</w:t>
+      </w:r>
+      <w:proofErr w:type="gramEnd"/>
+      <w:r>
+        <w:rPr>
+          <w:rFonts w:asciiTheme="minorHAnsi" w:eastAsiaTheme="minorHAnsi" w:hAnsiTheme="minorHAnsi" w:cs="宋体"/>
+          <w:b/>
+          <w:bCs/>
+          <w:szCs w:val="21"/>
+        </w:rPr>
+        <w:t>蓝线</w:t>
+      </w:r>
+    </w:p>
+    <w:p>
+      <w:pPr>
+        <w:pStyle w:val="a3"/>
+        <w:rPr>
+          <w:rFonts w:asciiTheme="minorHAnsi" w:eastAsiaTheme="minorHAnsi" w:hAnsiTheme="minorHAnsi" w:cs="宋体" w:hint="eastAsia"/>
+          <w:b/>
+          <w:bCs/>
+          <w:szCs w:val="21"/>
+        </w:rPr>
+      </w:pPr>
+    </w:p>
+    <w:p>
+      <w:pPr>
+        <w:pStyle w:val="a3"/>
+        <w:rPr>
+          <w:rFonts w:asciiTheme="minorHAnsi" w:eastAsiaTheme="minorHAnsi" w:hAnsiTheme="minorHAnsi" w:cs="宋体" w:hint="eastAsia"/>
+          <w:b/>
+          <w:bCs/>
+          <w:szCs w:val="21"/>
+        </w:rPr>
+      </w:pPr>
+      <w:r>
+        <w:rPr>
+          <w:rFonts w:asciiTheme="minorHAnsi" w:eastAsiaTheme="minorHAnsi" w:hAnsiTheme="minorHAnsi" w:cs="宋体"/>
+          <w:b/>
+          <w:bCs/>
+          <w:szCs w:val="21"/>
+        </w:rPr>
+        <w:t>---</w:t>
+      </w:r>
+    </w:p>
+    <w:p>
+      <w:pPr>
+        <w:pStyle w:val="a3"/>
+        <w:rPr>
+          <w:rFonts w:asciiTheme="minorHAnsi" w:eastAsiaTheme="minorHAnsi" w:hAnsiTheme="minorHAnsi" w:cs="宋体" w:hint="eastAsia"/>
+          <w:b/>
+          <w:bCs/>
+          <w:szCs w:val="21"/>
+        </w:rPr>
+      </w:pPr>
+    </w:p>
+    <w:p>
+      <w:pPr>
+        <w:pStyle w:val="a3"/>
+        <w:rPr>
+          <w:rFonts w:asciiTheme="minorHAnsi" w:eastAsiaTheme="minorHAnsi" w:hAnsiTheme="minorHAnsi" w:cs="宋体" w:hint="eastAsia"/>
+          <w:b/>
+          <w:bCs/>
+          <w:szCs w:val="21"/>
+        </w:rPr>
+      </w:pPr>
+      <w:r>
+        <w:rPr>
+          <w:rFonts w:asciiTheme="minorHAnsi" w:eastAsiaTheme="minorHAnsi" w:hAnsiTheme="minorHAnsi" w:cs="宋体"/>
+          <w:b/>
+          <w:bCs/>
+          <w:szCs w:val="21"/>
+        </w:rPr>
+        <w:t>#### 后端第四条线：散点样本</w:t>
+      </w:r>
+    </w:p>
+    <w:p>
+      <w:pPr>
+        <w:pStyle w:val="a3"/>
+        <w:rPr>
+          <w:rFonts w:asciiTheme="minorHAnsi" w:eastAsiaTheme="minorHAnsi" w:hAnsiTheme="minorHAnsi" w:cs="宋体" w:hint="eastAsia"/>
+          <w:b/>
+          <w:bCs/>
+          <w:szCs w:val="21"/>
+        </w:rPr>
+      </w:pPr>
+    </w:p>
+    <w:p>
+      <w:pPr>
+        <w:pStyle w:val="a3"/>
+        <w:rPr>
+          <w:rFonts w:asciiTheme="minorHAnsi" w:eastAsiaTheme="minorHAnsi" w:hAnsiTheme="minorHAnsi" w:cs="宋体" w:hint="eastAsia"/>
           <w:b/>
           <w:bCs/>
           <w:szCs w:val="21"/>
@@ -7205,7 +7416,191 @@
           <w:bCs/>
           <w:szCs w:val="21"/>
         </w:rPr>
-        <w:t>RegressionService.buildFitLines</w:t>
+        <w:t>HouseListingDAO.fetchScatterSamples</w:t>
+      </w:r>
+      <w:proofErr w:type="spellEnd"/>
+      <w:r>
+        <w:rPr>
+          <w:rFonts w:asciiTheme="minorHAnsi" w:eastAsiaTheme="minorHAnsi" w:hAnsiTheme="minorHAnsi" w:cs="宋体"/>
+          <w:b/>
+          <w:bCs/>
+          <w:szCs w:val="21"/>
+        </w:rPr>
+        <w:t>(</w:t>
+      </w:r>
+      <w:proofErr w:type="spellStart"/>
+      <w:r>
+        <w:rPr>
+          <w:rFonts w:asciiTheme="minorHAnsi" w:eastAsiaTheme="minorHAnsi" w:hAnsiTheme="minorHAnsi" w:cs="宋体"/>
+          <w:b/>
+          <w:bCs/>
+          <w:szCs w:val="21"/>
+        </w:rPr>
+        <w:t>listingType</w:t>
+      </w:r>
+      <w:proofErr w:type="spellEnd"/>
+      <w:r>
+        <w:rPr>
+          <w:rFonts w:asciiTheme="minorHAnsi" w:eastAsiaTheme="minorHAnsi" w:hAnsiTheme="minorHAnsi" w:cs="宋体"/>
+          <w:b/>
+          <w:bCs/>
+          <w:szCs w:val="21"/>
+        </w:rPr>
+        <w:t xml:space="preserve">, </w:t>
+      </w:r>
+      <w:proofErr w:type="gramStart"/>
+      <w:r>
+        <w:rPr>
+          <w:rFonts w:asciiTheme="minorHAnsi" w:eastAsiaTheme="minorHAnsi" w:hAnsiTheme="minorHAnsi" w:cs="宋体"/>
+          <w:b/>
+          <w:bCs/>
+          <w:szCs w:val="21"/>
+        </w:rPr>
+        <w:t>200)`</w:t>
+      </w:r>
+      <w:proofErr w:type="gramEnd"/>
+    </w:p>
+    <w:p>
+      <w:pPr>
+        <w:pStyle w:val="a3"/>
+        <w:rPr>
+          <w:rFonts w:asciiTheme="minorHAnsi" w:eastAsiaTheme="minorHAnsi" w:hAnsiTheme="minorHAnsi" w:cs="宋体" w:hint="eastAsia"/>
+          <w:b/>
+          <w:bCs/>
+          <w:szCs w:val="21"/>
+        </w:rPr>
+      </w:pPr>
+      <w:r>
+        <w:rPr>
+          <w:rFonts w:asciiTheme="minorHAnsi" w:eastAsiaTheme="minorHAnsi" w:hAnsiTheme="minorHAnsi" w:cs="宋体"/>
+          <w:b/>
+          <w:bCs/>
+          <w:szCs w:val="21"/>
+        </w:rPr>
+        <w:t xml:space="preserve">`ORDER BY RAND() LIMIT 200` 随机抽 200 </w:t>
+      </w:r>
+      <w:proofErr w:type="gramStart"/>
+      <w:r>
+        <w:rPr>
+          <w:rFonts w:asciiTheme="minorHAnsi" w:eastAsiaTheme="minorHAnsi" w:hAnsiTheme="minorHAnsi" w:cs="宋体"/>
+          <w:b/>
+          <w:bCs/>
+          <w:szCs w:val="21"/>
+        </w:rPr>
+        <w:t>条同类型</w:t>
+      </w:r>
+      <w:proofErr w:type="gramEnd"/>
+      <w:r>
+        <w:rPr>
+          <w:rFonts w:asciiTheme="minorHAnsi" w:eastAsiaTheme="minorHAnsi" w:hAnsiTheme="minorHAnsi" w:cs="宋体"/>
+          <w:b/>
+          <w:bCs/>
+          <w:szCs w:val="21"/>
+        </w:rPr>
+        <w:t>样本。</w:t>
+      </w:r>
+    </w:p>
+    <w:p>
+      <w:pPr>
+        <w:pStyle w:val="a3"/>
+        <w:rPr>
+          <w:rFonts w:asciiTheme="minorHAnsi" w:eastAsiaTheme="minorHAnsi" w:hAnsiTheme="minorHAnsi" w:cs="宋体" w:hint="eastAsia"/>
+          <w:b/>
+          <w:bCs/>
+          <w:szCs w:val="21"/>
+        </w:rPr>
+      </w:pPr>
+    </w:p>
+    <w:p>
+      <w:pPr>
+        <w:pStyle w:val="a3"/>
+        <w:rPr>
+          <w:rFonts w:asciiTheme="minorHAnsi" w:eastAsiaTheme="minorHAnsi" w:hAnsiTheme="minorHAnsi" w:cs="宋体" w:hint="eastAsia"/>
+          <w:b/>
+          <w:bCs/>
+          <w:szCs w:val="21"/>
+        </w:rPr>
+      </w:pPr>
+      <w:r>
+        <w:rPr>
+          <w:rFonts w:asciiTheme="minorHAnsi" w:eastAsiaTheme="minorHAnsi" w:hAnsiTheme="minorHAnsi" w:cs="宋体"/>
+          <w:b/>
+          <w:bCs/>
+          <w:szCs w:val="21"/>
+        </w:rPr>
+        <w:t>---</w:t>
+      </w:r>
+    </w:p>
+    <w:p>
+      <w:pPr>
+        <w:pStyle w:val="a3"/>
+        <w:rPr>
+          <w:rFonts w:asciiTheme="minorHAnsi" w:eastAsiaTheme="minorHAnsi" w:hAnsiTheme="minorHAnsi" w:cs="宋体" w:hint="eastAsia"/>
+          <w:b/>
+          <w:bCs/>
+          <w:szCs w:val="21"/>
+        </w:rPr>
+      </w:pPr>
+    </w:p>
+    <w:p>
+      <w:pPr>
+        <w:pStyle w:val="a3"/>
+        <w:rPr>
+          <w:rFonts w:asciiTheme="minorHAnsi" w:eastAsiaTheme="minorHAnsi" w:hAnsiTheme="minorHAnsi" w:cs="宋体" w:hint="eastAsia"/>
+          <w:b/>
+          <w:bCs/>
+          <w:szCs w:val="21"/>
+        </w:rPr>
+      </w:pPr>
+      <w:r>
+        <w:rPr>
+          <w:rFonts w:asciiTheme="minorHAnsi" w:eastAsiaTheme="minorHAnsi" w:hAnsiTheme="minorHAnsi" w:cs="宋体"/>
+          <w:b/>
+          <w:bCs/>
+          <w:szCs w:val="21"/>
+        </w:rPr>
+        <w:t>#### 后端第五条线：建议文案</w:t>
+      </w:r>
+    </w:p>
+    <w:p>
+      <w:pPr>
+        <w:pStyle w:val="a3"/>
+        <w:rPr>
+          <w:rFonts w:asciiTheme="minorHAnsi" w:eastAsiaTheme="minorHAnsi" w:hAnsiTheme="minorHAnsi" w:cs="宋体" w:hint="eastAsia"/>
+          <w:b/>
+          <w:bCs/>
+          <w:szCs w:val="21"/>
+        </w:rPr>
+      </w:pPr>
+    </w:p>
+    <w:p>
+      <w:pPr>
+        <w:pStyle w:val="a3"/>
+        <w:rPr>
+          <w:rFonts w:asciiTheme="minorHAnsi" w:eastAsiaTheme="minorHAnsi" w:hAnsiTheme="minorHAnsi" w:cs="宋体" w:hint="eastAsia"/>
+          <w:b/>
+          <w:bCs/>
+          <w:szCs w:val="21"/>
+        </w:rPr>
+      </w:pPr>
+      <w:r>
+        <w:rPr>
+          <w:rFonts w:asciiTheme="minorHAnsi" w:eastAsiaTheme="minorHAnsi" w:hAnsiTheme="minorHAnsi" w:cs="宋体"/>
+          <w:b/>
+          <w:bCs/>
+          <w:szCs w:val="21"/>
+        </w:rPr>
+        <w:t>`</w:t>
+      </w:r>
+      <w:proofErr w:type="spellStart"/>
+      <w:r>
+        <w:rPr>
+          <w:rFonts w:asciiTheme="minorHAnsi" w:eastAsiaTheme="minorHAnsi" w:hAnsiTheme="minorHAnsi" w:cs="宋体"/>
+          <w:b/>
+          <w:bCs/>
+          <w:szCs w:val="21"/>
+        </w:rPr>
+        <w:t>SuggestionService.buildDataDrivenSuggestion</w:t>
       </w:r>
       <w:proofErr w:type="spellEnd"/>
       <w:r>
@@ -7222,40 +7617,51 @@
       <w:pPr>
         <w:pStyle w:val="a3"/>
         <w:rPr>
-          <w:rFonts w:asciiTheme="minorHAnsi" w:eastAsiaTheme="minorHAnsi" w:hAnsiTheme="minorHAnsi" w:cs="宋体"/>
-          <w:b/>
-          <w:bCs/>
-          <w:szCs w:val="21"/>
-        </w:rPr>
-      </w:pPr>
-      <w:r>
-        <w:rPr>
-          <w:rFonts w:asciiTheme="minorHAnsi" w:eastAsiaTheme="minorHAnsi" w:hAnsiTheme="minorHAnsi" w:cs="宋体"/>
-          <w:b/>
-          <w:bCs/>
-          <w:szCs w:val="21"/>
-        </w:rPr>
-        <w:t>- 固定用户输入的其他特征</w:t>
-      </w:r>
-    </w:p>
-    <w:p>
-      <w:pPr>
-        <w:pStyle w:val="a3"/>
-        <w:rPr>
-          <w:rFonts w:asciiTheme="minorHAnsi" w:eastAsiaTheme="minorHAnsi" w:hAnsiTheme="minorHAnsi" w:cs="宋体"/>
-          <w:b/>
-          <w:bCs/>
-          <w:szCs w:val="21"/>
-        </w:rPr>
-      </w:pPr>
-      <w:r>
-        <w:rPr>
-          <w:rFonts w:asciiTheme="minorHAnsi" w:eastAsiaTheme="minorHAnsi" w:hAnsiTheme="minorHAnsi" w:cs="宋体"/>
-          <w:b/>
-          <w:bCs/>
-          <w:szCs w:val="21"/>
-        </w:rPr>
-        <w:t xml:space="preserve">- </w:t>
+          <w:rFonts w:asciiTheme="minorHAnsi" w:eastAsiaTheme="minorHAnsi" w:hAnsiTheme="minorHAnsi" w:cs="宋体" w:hint="eastAsia"/>
+          <w:b/>
+          <w:bCs/>
+          <w:szCs w:val="21"/>
+        </w:rPr>
+      </w:pPr>
+    </w:p>
+    <w:p>
+      <w:pPr>
+        <w:pStyle w:val="a3"/>
+        <w:rPr>
+          <w:rFonts w:asciiTheme="minorHAnsi" w:eastAsiaTheme="minorHAnsi" w:hAnsiTheme="minorHAnsi" w:cs="宋体" w:hint="eastAsia"/>
+          <w:b/>
+          <w:bCs/>
+          <w:szCs w:val="21"/>
+        </w:rPr>
+      </w:pPr>
+      <w:r>
+        <w:rPr>
+          <w:rFonts w:asciiTheme="minorHAnsi" w:eastAsiaTheme="minorHAnsi" w:hAnsiTheme="minorHAnsi" w:cs="宋体"/>
+          <w:b/>
+          <w:bCs/>
+          <w:szCs w:val="21"/>
+        </w:rPr>
+        <w:t>1. `</w:t>
+      </w:r>
+      <w:proofErr w:type="spellStart"/>
+      <w:r>
+        <w:rPr>
+          <w:rFonts w:asciiTheme="minorHAnsi" w:eastAsiaTheme="minorHAnsi" w:hAnsiTheme="minorHAnsi" w:cs="宋体"/>
+          <w:b/>
+          <w:bCs/>
+          <w:szCs w:val="21"/>
+        </w:rPr>
+        <w:t>getMarketStats</w:t>
+      </w:r>
+      <w:proofErr w:type="spellEnd"/>
+      <w:r>
+        <w:rPr>
+          <w:rFonts w:asciiTheme="minorHAnsi" w:eastAsiaTheme="minorHAnsi" w:hAnsiTheme="minorHAnsi" w:cs="宋体"/>
+          <w:b/>
+          <w:bCs/>
+          <w:szCs w:val="21"/>
+        </w:rPr>
+        <w:t xml:space="preserve">()` </w:t>
       </w:r>
       <w:proofErr w:type="gramStart"/>
       <w:r>
@@ -7265,7 +7671,7 @@
           <w:bCs/>
           <w:szCs w:val="21"/>
         </w:rPr>
-        <w:t>只变化</w:t>
+        <w:t>查同地区</w:t>
       </w:r>
       <w:proofErr w:type="gramEnd"/>
       <w:r>
@@ -7275,27 +7681,27 @@
           <w:bCs/>
           <w:szCs w:val="21"/>
         </w:rPr>
-        <w:t>一个特征（面积 28–142、楼层 1–30 等）</w:t>
-      </w:r>
-    </w:p>
-    <w:p>
-      <w:pPr>
-        <w:pStyle w:val="a3"/>
-        <w:rPr>
-          <w:rFonts w:asciiTheme="minorHAnsi" w:eastAsiaTheme="minorHAnsi" w:hAnsiTheme="minorHAnsi" w:cs="宋体"/>
-          <w:b/>
-          <w:bCs/>
-          <w:szCs w:val="21"/>
-        </w:rPr>
-      </w:pPr>
-      <w:r>
-        <w:rPr>
-          <w:rFonts w:asciiTheme="minorHAnsi" w:eastAsiaTheme="minorHAnsi" w:hAnsiTheme="minorHAnsi" w:cs="宋体"/>
-          <w:b/>
-          <w:bCs/>
-          <w:szCs w:val="21"/>
-        </w:rPr>
-        <w:t>- 每个点代入回归方程</w:t>
+        <w:t>、同年月、同类型、面积±15% 的样本均价</w:t>
+      </w:r>
+    </w:p>
+    <w:p>
+      <w:pPr>
+        <w:pStyle w:val="a3"/>
+        <w:rPr>
+          <w:rFonts w:asciiTheme="minorHAnsi" w:eastAsiaTheme="minorHAnsi" w:hAnsiTheme="minorHAnsi" w:cs="宋体" w:hint="eastAsia"/>
+          <w:b/>
+          <w:bCs/>
+          <w:szCs w:val="21"/>
+        </w:rPr>
+      </w:pPr>
+      <w:r>
+        <w:rPr>
+          <w:rFonts w:asciiTheme="minorHAnsi" w:eastAsiaTheme="minorHAnsi" w:hAnsiTheme="minorHAnsi" w:cs="宋体"/>
+          <w:b/>
+          <w:bCs/>
+          <w:szCs w:val="21"/>
+        </w:rPr>
+        <w:t xml:space="preserve">2. 样本 &lt; 3 </w:t>
       </w:r>
       <w:proofErr w:type="gramStart"/>
       <w:r>
@@ -7305,28 +7711,57 @@
           <w:bCs/>
           <w:szCs w:val="21"/>
         </w:rPr>
-        <w:t>算价格</w:t>
+        <w:t>条则放宽</w:t>
       </w:r>
       <w:proofErr w:type="gramEnd"/>
-    </w:p>
-    <w:p>
-      <w:pPr>
-        <w:pStyle w:val="a3"/>
-        <w:rPr>
-          <w:rFonts w:asciiTheme="minorHAnsi" w:eastAsiaTheme="minorHAnsi" w:hAnsiTheme="minorHAnsi" w:cs="宋体"/>
-          <w:b/>
-          <w:bCs/>
-          <w:szCs w:val="21"/>
-        </w:rPr>
-      </w:pPr>
-      <w:r>
-        <w:rPr>
-          <w:rFonts w:asciiTheme="minorHAnsi" w:eastAsiaTheme="minorHAnsi" w:hAnsiTheme="minorHAnsi" w:cs="宋体"/>
-          <w:b/>
-          <w:bCs/>
-          <w:szCs w:val="21"/>
-        </w:rPr>
-        <w:t>- 返回 4 组 `{x, y}` 坐标供</w:t>
+      <w:r>
+        <w:rPr>
+          <w:rFonts w:asciiTheme="minorHAnsi" w:eastAsiaTheme="minorHAnsi" w:hAnsiTheme="minorHAnsi" w:cs="宋体"/>
+          <w:b/>
+          <w:bCs/>
+          <w:szCs w:val="21"/>
+        </w:rPr>
+        <w:t>到只按地区查</w:t>
+      </w:r>
+    </w:p>
+    <w:p>
+      <w:pPr>
+        <w:pStyle w:val="a3"/>
+        <w:rPr>
+          <w:rFonts w:asciiTheme="minorHAnsi" w:eastAsiaTheme="minorHAnsi" w:hAnsiTheme="minorHAnsi" w:cs="宋体" w:hint="eastAsia"/>
+          <w:b/>
+          <w:bCs/>
+          <w:szCs w:val="21"/>
+        </w:rPr>
+      </w:pPr>
+      <w:r>
+        <w:rPr>
+          <w:rFonts w:asciiTheme="minorHAnsi" w:eastAsiaTheme="minorHAnsi" w:hAnsiTheme="minorHAnsi" w:cs="宋体"/>
+          <w:b/>
+          <w:bCs/>
+          <w:szCs w:val="21"/>
+        </w:rPr>
+        <w:t>3. 比较预测单价 vs 市场均价（±8% 阈值）</w:t>
+      </w:r>
+    </w:p>
+    <w:p>
+      <w:pPr>
+        <w:pStyle w:val="a3"/>
+        <w:rPr>
+          <w:rFonts w:asciiTheme="minorHAnsi" w:eastAsiaTheme="minorHAnsi" w:hAnsiTheme="minorHAnsi" w:cs="宋体" w:hint="eastAsia"/>
+          <w:b/>
+          <w:bCs/>
+          <w:szCs w:val="21"/>
+        </w:rPr>
+      </w:pPr>
+      <w:r>
+        <w:rPr>
+          <w:rFonts w:asciiTheme="minorHAnsi" w:eastAsiaTheme="minorHAnsi" w:hAnsiTheme="minorHAnsi" w:cs="宋体"/>
+          <w:b/>
+          <w:bCs/>
+          <w:szCs w:val="21"/>
+        </w:rPr>
+        <w:t>4. 若年份 &gt; 2023，</w:t>
       </w:r>
       <w:proofErr w:type="gramStart"/>
       <w:r>
@@ -7336,7 +7771,7 @@
           <w:bCs/>
           <w:szCs w:val="21"/>
         </w:rPr>
-        <w:t>前端画</w:t>
+        <w:t>查去年</w:t>
       </w:r>
       <w:proofErr w:type="gramEnd"/>
       <w:r>
@@ -7346,25 +7781,85 @@
           <w:bCs/>
           <w:szCs w:val="21"/>
         </w:rPr>
-        <w:t>蓝线</w:t>
-      </w:r>
-    </w:p>
-    <w:p>
-      <w:pPr>
-        <w:pStyle w:val="a3"/>
-        <w:rPr>
-          <w:rFonts w:asciiTheme="minorHAnsi" w:eastAsiaTheme="minorHAnsi" w:hAnsiTheme="minorHAnsi" w:cs="宋体"/>
-          <w:b/>
-          <w:bCs/>
-          <w:szCs w:val="21"/>
-        </w:rPr>
-      </w:pPr>
-    </w:p>
-    <w:p>
-      <w:pPr>
-        <w:pStyle w:val="a3"/>
-        <w:rPr>
-          <w:rFonts w:asciiTheme="minorHAnsi" w:eastAsiaTheme="minorHAnsi" w:hAnsiTheme="minorHAnsi" w:cs="宋体"/>
+        <w:t>同月算同比涨跌幅</w:t>
+      </w:r>
+    </w:p>
+    <w:p>
+      <w:pPr>
+        <w:pStyle w:val="a3"/>
+        <w:rPr>
+          <w:rFonts w:asciiTheme="minorHAnsi" w:eastAsiaTheme="minorHAnsi" w:hAnsiTheme="minorHAnsi" w:cs="宋体" w:hint="eastAsia"/>
+          <w:b/>
+          <w:bCs/>
+          <w:szCs w:val="21"/>
+        </w:rPr>
+      </w:pPr>
+      <w:r>
+        <w:rPr>
+          <w:rFonts w:asciiTheme="minorHAnsi" w:eastAsiaTheme="minorHAnsi" w:hAnsiTheme="minorHAnsi" w:cs="宋体"/>
+          <w:b/>
+          <w:bCs/>
+          <w:szCs w:val="21"/>
+        </w:rPr>
+        <w:t xml:space="preserve">5. </w:t>
+      </w:r>
+      <w:proofErr w:type="gramStart"/>
+      <w:r>
+        <w:rPr>
+          <w:rFonts w:asciiTheme="minorHAnsi" w:eastAsiaTheme="minorHAnsi" w:hAnsiTheme="minorHAnsi" w:cs="宋体"/>
+          <w:b/>
+          <w:bCs/>
+          <w:szCs w:val="21"/>
+        </w:rPr>
+        <w:t>按租</w:t>
+      </w:r>
+      <w:proofErr w:type="gramEnd"/>
+      <w:r>
+        <w:rPr>
+          <w:rFonts w:asciiTheme="minorHAnsi" w:eastAsiaTheme="minorHAnsi" w:hAnsiTheme="minorHAnsi" w:cs="宋体"/>
+          <w:b/>
+          <w:bCs/>
+          <w:szCs w:val="21"/>
+        </w:rPr>
+        <w:t>/售不同规则生成中文建议（如「建议尽快出租」）</w:t>
+      </w:r>
+    </w:p>
+    <w:p>
+      <w:pPr>
+        <w:pStyle w:val="a3"/>
+        <w:rPr>
+          <w:rFonts w:asciiTheme="minorHAnsi" w:eastAsiaTheme="minorHAnsi" w:hAnsiTheme="minorHAnsi" w:cs="宋体" w:hint="eastAsia"/>
+          <w:b/>
+          <w:bCs/>
+          <w:szCs w:val="21"/>
+        </w:rPr>
+      </w:pPr>
+      <w:r>
+        <w:rPr>
+          <w:rFonts w:asciiTheme="minorHAnsi" w:eastAsiaTheme="minorHAnsi" w:hAnsiTheme="minorHAnsi" w:cs="宋体"/>
+          <w:b/>
+          <w:bCs/>
+          <w:szCs w:val="21"/>
+        </w:rPr>
+        <w:t>6. 2023 年及以前不给同比建议</w:t>
+      </w:r>
+    </w:p>
+    <w:p>
+      <w:pPr>
+        <w:pStyle w:val="a3"/>
+        <w:rPr>
+          <w:rFonts w:asciiTheme="minorHAnsi" w:eastAsiaTheme="minorHAnsi" w:hAnsiTheme="minorHAnsi" w:cs="宋体" w:hint="eastAsia"/>
+          <w:b/>
+          <w:bCs/>
+          <w:szCs w:val="21"/>
+        </w:rPr>
+      </w:pPr>
+    </w:p>
+    <w:p>
+      <w:pPr>
+        <w:pStyle w:val="a3"/>
+        <w:rPr>
+          <w:rFonts w:asciiTheme="minorHAnsi" w:eastAsiaTheme="minorHAnsi" w:hAnsiTheme="minorHAnsi" w:cs="宋体" w:hint="eastAsia"/>
           <w:b/>
           <w:bCs/>
           <w:szCs w:val="21"/>
@@ -7384,92 +7879,92 @@
       <w:pPr>
         <w:pStyle w:val="a3"/>
         <w:rPr>
-          <w:rFonts w:asciiTheme="minorHAnsi" w:eastAsiaTheme="minorHAnsi" w:hAnsiTheme="minorHAnsi" w:cs="宋体"/>
-          <w:b/>
-          <w:bCs/>
-          <w:szCs w:val="21"/>
-        </w:rPr>
-      </w:pPr>
-    </w:p>
-    <w:p>
-      <w:pPr>
-        <w:pStyle w:val="a3"/>
-        <w:rPr>
-          <w:rFonts w:asciiTheme="minorHAnsi" w:eastAsiaTheme="minorHAnsi" w:hAnsiTheme="minorHAnsi" w:cs="宋体"/>
-          <w:b/>
-          <w:bCs/>
-          <w:szCs w:val="21"/>
-        </w:rPr>
-      </w:pPr>
-      <w:r>
-        <w:rPr>
-          <w:rFonts w:asciiTheme="minorHAnsi" w:eastAsiaTheme="minorHAnsi" w:hAnsiTheme="minorHAnsi" w:cs="宋体"/>
-          <w:b/>
-          <w:bCs/>
-          <w:szCs w:val="21"/>
-        </w:rPr>
-        <w:t>#### 后端第四条线：散点样本</w:t>
-      </w:r>
-    </w:p>
-    <w:p>
-      <w:pPr>
-        <w:pStyle w:val="a3"/>
-        <w:rPr>
-          <w:rFonts w:asciiTheme="minorHAnsi" w:eastAsiaTheme="minorHAnsi" w:hAnsiTheme="minorHAnsi" w:cs="宋体"/>
-          <w:b/>
-          <w:bCs/>
-          <w:szCs w:val="21"/>
-        </w:rPr>
-      </w:pPr>
-    </w:p>
-    <w:p>
-      <w:pPr>
-        <w:pStyle w:val="a3"/>
-        <w:rPr>
-          <w:rFonts w:asciiTheme="minorHAnsi" w:eastAsiaTheme="minorHAnsi" w:hAnsiTheme="minorHAnsi" w:cs="宋体"/>
-          <w:b/>
-          <w:bCs/>
-          <w:szCs w:val="21"/>
-        </w:rPr>
-      </w:pPr>
-      <w:r>
-        <w:rPr>
-          <w:rFonts w:asciiTheme="minorHAnsi" w:eastAsiaTheme="minorHAnsi" w:hAnsiTheme="minorHAnsi" w:cs="宋体"/>
-          <w:b/>
-          <w:bCs/>
-          <w:szCs w:val="21"/>
-        </w:rPr>
-        <w:t>`</w:t>
-      </w:r>
-      <w:proofErr w:type="spellStart"/>
-      <w:r>
-        <w:rPr>
-          <w:rFonts w:asciiTheme="minorHAnsi" w:eastAsiaTheme="minorHAnsi" w:hAnsiTheme="minorHAnsi" w:cs="宋体"/>
-          <w:b/>
-          <w:bCs/>
-          <w:szCs w:val="21"/>
-        </w:rPr>
-        <w:t>HouseListingDAO.fetchScatterSamples</w:t>
-      </w:r>
-      <w:proofErr w:type="spellEnd"/>
-      <w:r>
-        <w:rPr>
-          <w:rFonts w:asciiTheme="minorHAnsi" w:eastAsiaTheme="minorHAnsi" w:hAnsiTheme="minorHAnsi" w:cs="宋体"/>
-          <w:b/>
-          <w:bCs/>
-          <w:szCs w:val="21"/>
-        </w:rPr>
-        <w:t>(</w:t>
-      </w:r>
-      <w:proofErr w:type="spellStart"/>
-      <w:r>
-        <w:rPr>
-          <w:rFonts w:asciiTheme="minorHAnsi" w:eastAsiaTheme="minorHAnsi" w:hAnsiTheme="minorHAnsi" w:cs="宋体"/>
-          <w:b/>
-          <w:bCs/>
-          <w:szCs w:val="21"/>
-        </w:rPr>
-        <w:t>listingType</w:t>
+          <w:rFonts w:asciiTheme="minorHAnsi" w:eastAsiaTheme="minorHAnsi" w:hAnsiTheme="minorHAnsi" w:cs="宋体" w:hint="eastAsia"/>
+          <w:b/>
+          <w:bCs/>
+          <w:szCs w:val="21"/>
+        </w:rPr>
+      </w:pPr>
+    </w:p>
+    <w:p>
+      <w:pPr>
+        <w:pStyle w:val="a3"/>
+        <w:rPr>
+          <w:rFonts w:asciiTheme="minorHAnsi" w:eastAsiaTheme="minorHAnsi" w:hAnsiTheme="minorHAnsi" w:cs="宋体" w:hint="eastAsia"/>
+          <w:b/>
+          <w:bCs/>
+          <w:szCs w:val="21"/>
+        </w:rPr>
+      </w:pPr>
+      <w:r>
+        <w:rPr>
+          <w:rFonts w:asciiTheme="minorHAnsi" w:eastAsiaTheme="minorHAnsi" w:hAnsiTheme="minorHAnsi" w:cs="宋体"/>
+          <w:b/>
+          <w:bCs/>
+          <w:szCs w:val="21"/>
+        </w:rPr>
+        <w:t>**</w:t>
+      </w:r>
+      <w:proofErr w:type="spellStart"/>
+      <w:r>
+        <w:rPr>
+          <w:rFonts w:asciiTheme="minorHAnsi" w:eastAsiaTheme="minorHAnsi" w:hAnsiTheme="minorHAnsi" w:cs="宋体"/>
+          <w:b/>
+          <w:bCs/>
+          <w:szCs w:val="21"/>
+        </w:rPr>
+        <w:t>PredictServlet</w:t>
+      </w:r>
+      <w:proofErr w:type="spellEnd"/>
+      <w:r>
+        <w:rPr>
+          <w:rFonts w:asciiTheme="minorHAnsi" w:eastAsiaTheme="minorHAnsi" w:hAnsiTheme="minorHAnsi" w:cs="宋体"/>
+          <w:b/>
+          <w:bCs/>
+          <w:szCs w:val="21"/>
+        </w:rPr>
+        <w:t xml:space="preserve"> 返回 JSON 字段：**</w:t>
+      </w:r>
+    </w:p>
+    <w:p>
+      <w:pPr>
+        <w:pStyle w:val="a3"/>
+        <w:rPr>
+          <w:rFonts w:asciiTheme="minorHAnsi" w:eastAsiaTheme="minorHAnsi" w:hAnsiTheme="minorHAnsi" w:cs="宋体" w:hint="eastAsia"/>
+          <w:b/>
+          <w:bCs/>
+          <w:szCs w:val="21"/>
+        </w:rPr>
+      </w:pPr>
+      <w:r>
+        <w:rPr>
+          <w:rFonts w:asciiTheme="minorHAnsi" w:eastAsiaTheme="minorHAnsi" w:hAnsiTheme="minorHAnsi" w:cs="宋体"/>
+          <w:b/>
+          <w:bCs/>
+          <w:szCs w:val="21"/>
+        </w:rPr>
+        <w:t>```</w:t>
+      </w:r>
+    </w:p>
+    <w:p>
+      <w:pPr>
+        <w:pStyle w:val="a3"/>
+        <w:rPr>
+          <w:rFonts w:asciiTheme="minorHAnsi" w:eastAsiaTheme="minorHAnsi" w:hAnsiTheme="minorHAnsi" w:cs="宋体" w:hint="eastAsia"/>
+          <w:b/>
+          <w:bCs/>
+          <w:szCs w:val="21"/>
+        </w:rPr>
+      </w:pPr>
+      <w:proofErr w:type="spellStart"/>
+      <w:r>
+        <w:rPr>
+          <w:rFonts w:asciiTheme="minorHAnsi" w:eastAsiaTheme="minorHAnsi" w:hAnsiTheme="minorHAnsi" w:cs="宋体"/>
+          <w:b/>
+          <w:bCs/>
+          <w:szCs w:val="21"/>
+        </w:rPr>
+        <w:t>unitPrice</w:t>
       </w:r>
       <w:proofErr w:type="spellEnd"/>
       <w:r>
@@ -7481,6 +7976,177 @@
         </w:rPr>
         <w:t xml:space="preserve">, </w:t>
       </w:r>
+      <w:proofErr w:type="spellStart"/>
+      <w:r>
+        <w:rPr>
+          <w:rFonts w:asciiTheme="minorHAnsi" w:eastAsiaTheme="minorHAnsi" w:hAnsiTheme="minorHAnsi" w:cs="宋体"/>
+          <w:b/>
+          <w:bCs/>
+          <w:szCs w:val="21"/>
+        </w:rPr>
+        <w:t>totalPrice</w:t>
+      </w:r>
+      <w:proofErr w:type="spellEnd"/>
+      <w:r>
+        <w:rPr>
+          <w:rFonts w:asciiTheme="minorHAnsi" w:eastAsiaTheme="minorHAnsi" w:hAnsiTheme="minorHAnsi" w:cs="宋体"/>
+          <w:b/>
+          <w:bCs/>
+          <w:szCs w:val="21"/>
+        </w:rPr>
+        <w:t xml:space="preserve">, </w:t>
+      </w:r>
+      <w:proofErr w:type="spellStart"/>
+      <w:r>
+        <w:rPr>
+          <w:rFonts w:asciiTheme="minorHAnsi" w:eastAsiaTheme="minorHAnsi" w:hAnsiTheme="minorHAnsi" w:cs="宋体"/>
+          <w:b/>
+          <w:bCs/>
+          <w:szCs w:val="21"/>
+        </w:rPr>
+        <w:t>unitLabel</w:t>
+      </w:r>
+      <w:proofErr w:type="spellEnd"/>
+      <w:r>
+        <w:rPr>
+          <w:rFonts w:asciiTheme="minorHAnsi" w:eastAsiaTheme="minorHAnsi" w:hAnsiTheme="minorHAnsi" w:cs="宋体"/>
+          <w:b/>
+          <w:bCs/>
+          <w:szCs w:val="21"/>
+        </w:rPr>
+        <w:t xml:space="preserve">, </w:t>
+      </w:r>
+      <w:proofErr w:type="spellStart"/>
+      <w:r>
+        <w:rPr>
+          <w:rFonts w:asciiTheme="minorHAnsi" w:eastAsiaTheme="minorHAnsi" w:hAnsiTheme="minorHAnsi" w:cs="宋体"/>
+          <w:b/>
+          <w:bCs/>
+          <w:szCs w:val="21"/>
+        </w:rPr>
+        <w:t>rSquared</w:t>
+      </w:r>
+      <w:proofErr w:type="spellEnd"/>
+      <w:r>
+        <w:rPr>
+          <w:rFonts w:asciiTheme="minorHAnsi" w:eastAsiaTheme="minorHAnsi" w:hAnsiTheme="minorHAnsi" w:cs="宋体"/>
+          <w:b/>
+          <w:bCs/>
+          <w:szCs w:val="21"/>
+        </w:rPr>
+        <w:t xml:space="preserve">, </w:t>
+      </w:r>
+      <w:proofErr w:type="spellStart"/>
+      <w:r>
+        <w:rPr>
+          <w:rFonts w:asciiTheme="minorHAnsi" w:eastAsiaTheme="minorHAnsi" w:hAnsiTheme="minorHAnsi" w:cs="宋体"/>
+          <w:b/>
+          <w:bCs/>
+          <w:szCs w:val="21"/>
+        </w:rPr>
+        <w:t>trainSampleCount</w:t>
+      </w:r>
+      <w:proofErr w:type="spellEnd"/>
+      <w:r>
+        <w:rPr>
+          <w:rFonts w:asciiTheme="minorHAnsi" w:eastAsiaTheme="minorHAnsi" w:hAnsiTheme="minorHAnsi" w:cs="宋体"/>
+          <w:b/>
+          <w:bCs/>
+          <w:szCs w:val="21"/>
+        </w:rPr>
+        <w:t>,</w:t>
+      </w:r>
+    </w:p>
+    <w:p>
+      <w:pPr>
+        <w:pStyle w:val="a3"/>
+        <w:rPr>
+          <w:rFonts w:asciiTheme="minorHAnsi" w:eastAsiaTheme="minorHAnsi" w:hAnsiTheme="minorHAnsi" w:cs="宋体" w:hint="eastAsia"/>
+          <w:b/>
+          <w:bCs/>
+          <w:szCs w:val="21"/>
+        </w:rPr>
+      </w:pPr>
+      <w:proofErr w:type="spellStart"/>
+      <w:r>
+        <w:rPr>
+          <w:rFonts w:asciiTheme="minorHAnsi" w:eastAsiaTheme="minorHAnsi" w:hAnsiTheme="minorHAnsi" w:cs="宋体"/>
+          <w:b/>
+          <w:bCs/>
+          <w:szCs w:val="21"/>
+        </w:rPr>
+        <w:t>modelType</w:t>
+      </w:r>
+      <w:proofErr w:type="spellEnd"/>
+      <w:r>
+        <w:rPr>
+          <w:rFonts w:asciiTheme="minorHAnsi" w:eastAsiaTheme="minorHAnsi" w:hAnsiTheme="minorHAnsi" w:cs="宋体"/>
+          <w:b/>
+          <w:bCs/>
+          <w:szCs w:val="21"/>
+        </w:rPr>
+        <w:t xml:space="preserve">, </w:t>
+      </w:r>
+      <w:proofErr w:type="spellStart"/>
+      <w:r>
+        <w:rPr>
+          <w:rFonts w:asciiTheme="minorHAnsi" w:eastAsiaTheme="minorHAnsi" w:hAnsiTheme="minorHAnsi" w:cs="宋体"/>
+          <w:b/>
+          <w:bCs/>
+          <w:szCs w:val="21"/>
+        </w:rPr>
+        <w:t>fitLines</w:t>
+      </w:r>
+      <w:proofErr w:type="spellEnd"/>
+      <w:r>
+        <w:rPr>
+          <w:rFonts w:asciiTheme="minorHAnsi" w:eastAsiaTheme="minorHAnsi" w:hAnsiTheme="minorHAnsi" w:cs="宋体"/>
+          <w:b/>
+          <w:bCs/>
+          <w:szCs w:val="21"/>
+        </w:rPr>
+        <w:t xml:space="preserve">, </w:t>
+      </w:r>
+      <w:proofErr w:type="spellStart"/>
+      <w:r>
+        <w:rPr>
+          <w:rFonts w:asciiTheme="minorHAnsi" w:eastAsiaTheme="minorHAnsi" w:hAnsiTheme="minorHAnsi" w:cs="宋体"/>
+          <w:b/>
+          <w:bCs/>
+          <w:szCs w:val="21"/>
+        </w:rPr>
+        <w:t>scatterPoints</w:t>
+      </w:r>
+      <w:proofErr w:type="spellEnd"/>
+      <w:r>
+        <w:rPr>
+          <w:rFonts w:asciiTheme="minorHAnsi" w:eastAsiaTheme="minorHAnsi" w:hAnsiTheme="minorHAnsi" w:cs="宋体"/>
+          <w:b/>
+          <w:bCs/>
+          <w:szCs w:val="21"/>
+        </w:rPr>
+        <w:t xml:space="preserve">, </w:t>
+      </w:r>
+      <w:proofErr w:type="spellStart"/>
+      <w:r>
+        <w:rPr>
+          <w:rFonts w:asciiTheme="minorHAnsi" w:eastAsiaTheme="minorHAnsi" w:hAnsiTheme="minorHAnsi" w:cs="宋体"/>
+          <w:b/>
+          <w:bCs/>
+          <w:szCs w:val="21"/>
+        </w:rPr>
+        <w:t>scatterCount</w:t>
+      </w:r>
+      <w:proofErr w:type="spellEnd"/>
+      <w:r>
+        <w:rPr>
+          <w:rFonts w:asciiTheme="minorHAnsi" w:eastAsiaTheme="minorHAnsi" w:hAnsiTheme="minorHAnsi" w:cs="宋体"/>
+          <w:b/>
+          <w:bCs/>
+          <w:szCs w:val="21"/>
+        </w:rPr>
+        <w:t xml:space="preserve">, </w:t>
+      </w:r>
       <w:proofErr w:type="gramStart"/>
       <w:r>
         <w:rPr>
@@ -7489,66 +8155,126 @@
           <w:bCs/>
           <w:szCs w:val="21"/>
         </w:rPr>
-        <w:t>200)`</w:t>
+        <w:t>impact[</w:t>
       </w:r>
       <w:proofErr w:type="gramEnd"/>
-    </w:p>
-    <w:p>
-      <w:pPr>
-        <w:pStyle w:val="a3"/>
-        <w:rPr>
-          <w:rFonts w:asciiTheme="minorHAnsi" w:eastAsiaTheme="minorHAnsi" w:hAnsiTheme="minorHAnsi" w:cs="宋体"/>
-          <w:b/>
-          <w:bCs/>
-          <w:szCs w:val="21"/>
-        </w:rPr>
-      </w:pPr>
-      <w:r>
-        <w:rPr>
-          <w:rFonts w:asciiTheme="minorHAnsi" w:eastAsiaTheme="minorHAnsi" w:hAnsiTheme="minorHAnsi" w:cs="宋体"/>
-          <w:b/>
-          <w:bCs/>
-          <w:szCs w:val="21"/>
-        </w:rPr>
-        <w:t xml:space="preserve">`ORDER BY RAND() LIMIT 200` 随机抽 200 </w:t>
-      </w:r>
-      <w:proofErr w:type="gramStart"/>
-      <w:r>
-        <w:rPr>
-          <w:rFonts w:asciiTheme="minorHAnsi" w:eastAsiaTheme="minorHAnsi" w:hAnsiTheme="minorHAnsi" w:cs="宋体"/>
-          <w:b/>
-          <w:bCs/>
-          <w:szCs w:val="21"/>
-        </w:rPr>
-        <w:t>条同类型</w:t>
-      </w:r>
-      <w:proofErr w:type="gramEnd"/>
-      <w:r>
-        <w:rPr>
-          <w:rFonts w:asciiTheme="minorHAnsi" w:eastAsiaTheme="minorHAnsi" w:hAnsiTheme="minorHAnsi" w:cs="宋体"/>
-          <w:b/>
-          <w:bCs/>
-          <w:szCs w:val="21"/>
-        </w:rPr>
-        <w:t>样本。</w:t>
-      </w:r>
-    </w:p>
-    <w:p>
-      <w:pPr>
-        <w:pStyle w:val="a3"/>
-        <w:rPr>
-          <w:rFonts w:asciiTheme="minorHAnsi" w:eastAsiaTheme="minorHAnsi" w:hAnsiTheme="minorHAnsi" w:cs="宋体"/>
-          <w:b/>
-          <w:bCs/>
-          <w:szCs w:val="21"/>
-        </w:rPr>
-      </w:pPr>
-    </w:p>
-    <w:p>
-      <w:pPr>
-        <w:pStyle w:val="a3"/>
-        <w:rPr>
-          <w:rFonts w:asciiTheme="minorHAnsi" w:eastAsiaTheme="minorHAnsi" w:hAnsiTheme="minorHAnsi" w:cs="宋体"/>
+      <w:r>
+        <w:rPr>
+          <w:rFonts w:asciiTheme="minorHAnsi" w:eastAsiaTheme="minorHAnsi" w:hAnsiTheme="minorHAnsi" w:cs="宋体"/>
+          <w:b/>
+          <w:bCs/>
+          <w:szCs w:val="21"/>
+        </w:rPr>
+        <w:t>], suggestion</w:t>
+      </w:r>
+    </w:p>
+    <w:p>
+      <w:pPr>
+        <w:pStyle w:val="a3"/>
+        <w:rPr>
+          <w:rFonts w:asciiTheme="minorHAnsi" w:eastAsiaTheme="minorHAnsi" w:hAnsiTheme="minorHAnsi" w:cs="宋体" w:hint="eastAsia"/>
+          <w:b/>
+          <w:bCs/>
+          <w:szCs w:val="21"/>
+        </w:rPr>
+      </w:pPr>
+      <w:r>
+        <w:rPr>
+          <w:rFonts w:asciiTheme="minorHAnsi" w:eastAsiaTheme="minorHAnsi" w:hAnsiTheme="minorHAnsi" w:cs="宋体"/>
+          <w:b/>
+          <w:bCs/>
+          <w:szCs w:val="21"/>
+        </w:rPr>
+        <w:t>```</w:t>
+      </w:r>
+    </w:p>
+    <w:p>
+      <w:pPr>
+        <w:pStyle w:val="a3"/>
+        <w:rPr>
+          <w:rFonts w:asciiTheme="minorHAnsi" w:eastAsiaTheme="minorHAnsi" w:hAnsiTheme="minorHAnsi" w:cs="宋体" w:hint="eastAsia"/>
+          <w:b/>
+          <w:bCs/>
+          <w:szCs w:val="21"/>
+        </w:rPr>
+      </w:pPr>
+    </w:p>
+    <w:p>
+      <w:pPr>
+        <w:pStyle w:val="a3"/>
+        <w:rPr>
+          <w:rFonts w:asciiTheme="minorHAnsi" w:eastAsiaTheme="minorHAnsi" w:hAnsiTheme="minorHAnsi" w:cs="宋体" w:hint="eastAsia"/>
+          <w:b/>
+          <w:bCs/>
+          <w:szCs w:val="21"/>
+        </w:rPr>
+      </w:pPr>
+      <w:r>
+        <w:rPr>
+          <w:rFonts w:asciiTheme="minorHAnsi" w:eastAsiaTheme="minorHAnsi" w:hAnsiTheme="minorHAnsi" w:cs="宋体"/>
+          <w:b/>
+          <w:bCs/>
+          <w:szCs w:val="21"/>
+        </w:rPr>
+        <w:t>**备用接口：** `GET /</w:t>
+      </w:r>
+      <w:proofErr w:type="spellStart"/>
+      <w:r>
+        <w:rPr>
+          <w:rFonts w:asciiTheme="minorHAnsi" w:eastAsiaTheme="minorHAnsi" w:hAnsiTheme="minorHAnsi" w:cs="宋体"/>
+          <w:b/>
+          <w:bCs/>
+          <w:szCs w:val="21"/>
+        </w:rPr>
+        <w:t>api</w:t>
+      </w:r>
+      <w:proofErr w:type="spellEnd"/>
+      <w:r>
+        <w:rPr>
+          <w:rFonts w:asciiTheme="minorHAnsi" w:eastAsiaTheme="minorHAnsi" w:hAnsiTheme="minorHAnsi" w:cs="宋体"/>
+          <w:b/>
+          <w:bCs/>
+          <w:szCs w:val="21"/>
+        </w:rPr>
+        <w:t>/scatter`（`</w:t>
+      </w:r>
+      <w:proofErr w:type="spellStart"/>
+      <w:r>
+        <w:rPr>
+          <w:rFonts w:asciiTheme="minorHAnsi" w:eastAsiaTheme="minorHAnsi" w:hAnsiTheme="minorHAnsi" w:cs="宋体"/>
+          <w:b/>
+          <w:bCs/>
+          <w:szCs w:val="21"/>
+        </w:rPr>
+        <w:t>ScatterServlet</w:t>
+      </w:r>
+      <w:proofErr w:type="spellEnd"/>
+      <w:r>
+        <w:rPr>
+          <w:rFonts w:asciiTheme="minorHAnsi" w:eastAsiaTheme="minorHAnsi" w:hAnsiTheme="minorHAnsi" w:cs="宋体"/>
+          <w:b/>
+          <w:bCs/>
+          <w:szCs w:val="21"/>
+        </w:rPr>
+        <w:t>`）单独提供散点数据。</w:t>
+      </w:r>
+    </w:p>
+    <w:p>
+      <w:pPr>
+        <w:pStyle w:val="a3"/>
+        <w:rPr>
+          <w:rFonts w:asciiTheme="minorHAnsi" w:eastAsiaTheme="minorHAnsi" w:hAnsiTheme="minorHAnsi" w:cs="宋体" w:hint="eastAsia"/>
+          <w:b/>
+          <w:bCs/>
+          <w:szCs w:val="21"/>
+        </w:rPr>
+      </w:pPr>
+    </w:p>
+    <w:p>
+      <w:pPr>
+        <w:pStyle w:val="a3"/>
+        <w:rPr>
+          <w:rFonts w:asciiTheme="minorHAnsi" w:eastAsiaTheme="minorHAnsi" w:hAnsiTheme="minorHAnsi" w:cs="宋体" w:hint="eastAsia"/>
           <w:b/>
           <w:bCs/>
           <w:szCs w:val="21"/>
@@ -7568,777 +8294,18 @@
       <w:pPr>
         <w:pStyle w:val="a3"/>
         <w:rPr>
-          <w:rFonts w:asciiTheme="minorHAnsi" w:eastAsiaTheme="minorHAnsi" w:hAnsiTheme="minorHAnsi" w:cs="宋体"/>
-          <w:b/>
-          <w:bCs/>
-          <w:szCs w:val="21"/>
-        </w:rPr>
-      </w:pPr>
-    </w:p>
-    <w:p>
-      <w:pPr>
-        <w:pStyle w:val="a3"/>
-        <w:rPr>
-          <w:rFonts w:asciiTheme="minorHAnsi" w:eastAsiaTheme="minorHAnsi" w:hAnsiTheme="minorHAnsi" w:cs="宋体"/>
-          <w:b/>
-          <w:bCs/>
-          <w:szCs w:val="21"/>
-        </w:rPr>
-      </w:pPr>
-      <w:r>
-        <w:rPr>
-          <w:rFonts w:asciiTheme="minorHAnsi" w:eastAsiaTheme="minorHAnsi" w:hAnsiTheme="minorHAnsi" w:cs="宋体"/>
-          <w:b/>
-          <w:bCs/>
-          <w:szCs w:val="21"/>
-        </w:rPr>
-        <w:t>#### 后端第五条线：建议文案</w:t>
-      </w:r>
-    </w:p>
-    <w:p>
-      <w:pPr>
-        <w:pStyle w:val="a3"/>
-        <w:rPr>
-          <w:rFonts w:asciiTheme="minorHAnsi" w:eastAsiaTheme="minorHAnsi" w:hAnsiTheme="minorHAnsi" w:cs="宋体"/>
-          <w:b/>
-          <w:bCs/>
-          <w:szCs w:val="21"/>
-        </w:rPr>
-      </w:pPr>
-    </w:p>
-    <w:p>
-      <w:pPr>
-        <w:pStyle w:val="a3"/>
-        <w:rPr>
-          <w:rFonts w:asciiTheme="minorHAnsi" w:eastAsiaTheme="minorHAnsi" w:hAnsiTheme="minorHAnsi" w:cs="宋体"/>
-          <w:b/>
-          <w:bCs/>
-          <w:szCs w:val="21"/>
-        </w:rPr>
-      </w:pPr>
-      <w:r>
-        <w:rPr>
-          <w:rFonts w:asciiTheme="minorHAnsi" w:eastAsiaTheme="minorHAnsi" w:hAnsiTheme="minorHAnsi" w:cs="宋体"/>
-          <w:b/>
-          <w:bCs/>
-          <w:szCs w:val="21"/>
-        </w:rPr>
-        <w:t>`</w:t>
-      </w:r>
-      <w:proofErr w:type="spellStart"/>
-      <w:r>
-        <w:rPr>
-          <w:rFonts w:asciiTheme="minorHAnsi" w:eastAsiaTheme="minorHAnsi" w:hAnsiTheme="minorHAnsi" w:cs="宋体"/>
-          <w:b/>
-          <w:bCs/>
-          <w:szCs w:val="21"/>
-        </w:rPr>
-        <w:t>SuggestionService.buildDataDrivenSuggestion</w:t>
-      </w:r>
-      <w:proofErr w:type="spellEnd"/>
-      <w:r>
-        <w:rPr>
-          <w:rFonts w:asciiTheme="minorHAnsi" w:eastAsiaTheme="minorHAnsi" w:hAnsiTheme="minorHAnsi" w:cs="宋体"/>
-          <w:b/>
-          <w:bCs/>
-          <w:szCs w:val="21"/>
-        </w:rPr>
-        <w:t>()`：</w:t>
-      </w:r>
-    </w:p>
-    <w:p>
-      <w:pPr>
-        <w:pStyle w:val="a3"/>
-        <w:rPr>
-          <w:rFonts w:asciiTheme="minorHAnsi" w:eastAsiaTheme="minorHAnsi" w:hAnsiTheme="minorHAnsi" w:cs="宋体"/>
-          <w:b/>
-          <w:bCs/>
-          <w:szCs w:val="21"/>
-        </w:rPr>
-      </w:pPr>
-    </w:p>
-    <w:p>
-      <w:pPr>
-        <w:pStyle w:val="a3"/>
-        <w:rPr>
-          <w:rFonts w:asciiTheme="minorHAnsi" w:eastAsiaTheme="minorHAnsi" w:hAnsiTheme="minorHAnsi" w:cs="宋体"/>
-          <w:b/>
-          <w:bCs/>
-          <w:szCs w:val="21"/>
-        </w:rPr>
-      </w:pPr>
-      <w:r>
-        <w:rPr>
-          <w:rFonts w:asciiTheme="minorHAnsi" w:eastAsiaTheme="minorHAnsi" w:hAnsiTheme="minorHAnsi" w:cs="宋体"/>
-          <w:b/>
-          <w:bCs/>
-          <w:szCs w:val="21"/>
-        </w:rPr>
-        <w:t>1. `</w:t>
-      </w:r>
-      <w:proofErr w:type="spellStart"/>
-      <w:r>
-        <w:rPr>
-          <w:rFonts w:asciiTheme="minorHAnsi" w:eastAsiaTheme="minorHAnsi" w:hAnsiTheme="minorHAnsi" w:cs="宋体"/>
-          <w:b/>
-          <w:bCs/>
-          <w:szCs w:val="21"/>
-        </w:rPr>
-        <w:t>getMarketStats</w:t>
-      </w:r>
-      <w:proofErr w:type="spellEnd"/>
-      <w:r>
-        <w:rPr>
-          <w:rFonts w:asciiTheme="minorHAnsi" w:eastAsiaTheme="minorHAnsi" w:hAnsiTheme="minorHAnsi" w:cs="宋体"/>
-          <w:b/>
-          <w:bCs/>
-          <w:szCs w:val="21"/>
-        </w:rPr>
-        <w:t xml:space="preserve">()` </w:t>
-      </w:r>
-      <w:proofErr w:type="gramStart"/>
-      <w:r>
-        <w:rPr>
-          <w:rFonts w:asciiTheme="minorHAnsi" w:eastAsiaTheme="minorHAnsi" w:hAnsiTheme="minorHAnsi" w:cs="宋体"/>
-          <w:b/>
-          <w:bCs/>
-          <w:szCs w:val="21"/>
-        </w:rPr>
-        <w:t>查同地区</w:t>
-      </w:r>
-      <w:proofErr w:type="gramEnd"/>
-      <w:r>
-        <w:rPr>
-          <w:rFonts w:asciiTheme="minorHAnsi" w:eastAsiaTheme="minorHAnsi" w:hAnsiTheme="minorHAnsi" w:cs="宋体"/>
-          <w:b/>
-          <w:bCs/>
-          <w:szCs w:val="21"/>
-        </w:rPr>
-        <w:t>、同年月、同类型、面积±15% 的样本均价</w:t>
-      </w:r>
-    </w:p>
-    <w:p>
-      <w:pPr>
-        <w:pStyle w:val="a3"/>
-        <w:rPr>
-          <w:rFonts w:asciiTheme="minorHAnsi" w:eastAsiaTheme="minorHAnsi" w:hAnsiTheme="minorHAnsi" w:cs="宋体"/>
-          <w:b/>
-          <w:bCs/>
-          <w:szCs w:val="21"/>
-        </w:rPr>
-      </w:pPr>
-      <w:r>
-        <w:rPr>
-          <w:rFonts w:asciiTheme="minorHAnsi" w:eastAsiaTheme="minorHAnsi" w:hAnsiTheme="minorHAnsi" w:cs="宋体"/>
-          <w:b/>
-          <w:bCs/>
-          <w:szCs w:val="21"/>
-        </w:rPr>
-        <w:t xml:space="preserve">2. 样本 &lt; 3 </w:t>
-      </w:r>
-      <w:proofErr w:type="gramStart"/>
-      <w:r>
-        <w:rPr>
-          <w:rFonts w:asciiTheme="minorHAnsi" w:eastAsiaTheme="minorHAnsi" w:hAnsiTheme="minorHAnsi" w:cs="宋体"/>
-          <w:b/>
-          <w:bCs/>
-          <w:szCs w:val="21"/>
-        </w:rPr>
-        <w:t>条则放宽</w:t>
-      </w:r>
-      <w:proofErr w:type="gramEnd"/>
-      <w:r>
-        <w:rPr>
-          <w:rFonts w:asciiTheme="minorHAnsi" w:eastAsiaTheme="minorHAnsi" w:hAnsiTheme="minorHAnsi" w:cs="宋体"/>
-          <w:b/>
-          <w:bCs/>
-          <w:szCs w:val="21"/>
-        </w:rPr>
-        <w:t>到只按地区查</w:t>
-      </w:r>
-    </w:p>
-    <w:p>
-      <w:pPr>
-        <w:pStyle w:val="a3"/>
-        <w:rPr>
-          <w:rFonts w:asciiTheme="minorHAnsi" w:eastAsiaTheme="minorHAnsi" w:hAnsiTheme="minorHAnsi" w:cs="宋体"/>
-          <w:b/>
-          <w:bCs/>
-          <w:szCs w:val="21"/>
-        </w:rPr>
-      </w:pPr>
-      <w:r>
-        <w:rPr>
-          <w:rFonts w:asciiTheme="minorHAnsi" w:eastAsiaTheme="minorHAnsi" w:hAnsiTheme="minorHAnsi" w:cs="宋体"/>
-          <w:b/>
-          <w:bCs/>
-          <w:szCs w:val="21"/>
-        </w:rPr>
-        <w:t>3. 比较预测单价 vs 市场均价（±8% 阈值）</w:t>
-      </w:r>
-    </w:p>
-    <w:p>
-      <w:pPr>
-        <w:pStyle w:val="a3"/>
-        <w:rPr>
-          <w:rFonts w:asciiTheme="minorHAnsi" w:eastAsiaTheme="minorHAnsi" w:hAnsiTheme="minorHAnsi" w:cs="宋体"/>
-          <w:b/>
-          <w:bCs/>
-          <w:szCs w:val="21"/>
-        </w:rPr>
-      </w:pPr>
-      <w:r>
-        <w:rPr>
-          <w:rFonts w:asciiTheme="minorHAnsi" w:eastAsiaTheme="minorHAnsi" w:hAnsiTheme="minorHAnsi" w:cs="宋体"/>
-          <w:b/>
-          <w:bCs/>
-          <w:szCs w:val="21"/>
-        </w:rPr>
-        <w:t>4. 若年份 &gt; 2023，</w:t>
-      </w:r>
-      <w:proofErr w:type="gramStart"/>
-      <w:r>
-        <w:rPr>
-          <w:rFonts w:asciiTheme="minorHAnsi" w:eastAsiaTheme="minorHAnsi" w:hAnsiTheme="minorHAnsi" w:cs="宋体"/>
-          <w:b/>
-          <w:bCs/>
-          <w:szCs w:val="21"/>
-        </w:rPr>
-        <w:t>查去年</w:t>
-      </w:r>
-      <w:proofErr w:type="gramEnd"/>
-      <w:r>
-        <w:rPr>
-          <w:rFonts w:asciiTheme="minorHAnsi" w:eastAsiaTheme="minorHAnsi" w:hAnsiTheme="minorHAnsi" w:cs="宋体"/>
-          <w:b/>
-          <w:bCs/>
-          <w:szCs w:val="21"/>
-        </w:rPr>
-        <w:t>同月算同比涨跌幅</w:t>
-      </w:r>
-    </w:p>
-    <w:p>
-      <w:pPr>
-        <w:pStyle w:val="a3"/>
-        <w:rPr>
-          <w:rFonts w:asciiTheme="minorHAnsi" w:eastAsiaTheme="minorHAnsi" w:hAnsiTheme="minorHAnsi" w:cs="宋体"/>
-          <w:b/>
-          <w:bCs/>
-          <w:szCs w:val="21"/>
-        </w:rPr>
-      </w:pPr>
-      <w:r>
-        <w:rPr>
-          <w:rFonts w:asciiTheme="minorHAnsi" w:eastAsiaTheme="minorHAnsi" w:hAnsiTheme="minorHAnsi" w:cs="宋体"/>
-          <w:b/>
-          <w:bCs/>
-          <w:szCs w:val="21"/>
-        </w:rPr>
-        <w:t xml:space="preserve">5. </w:t>
-      </w:r>
-      <w:proofErr w:type="gramStart"/>
-      <w:r>
-        <w:rPr>
-          <w:rFonts w:asciiTheme="minorHAnsi" w:eastAsiaTheme="minorHAnsi" w:hAnsiTheme="minorHAnsi" w:cs="宋体"/>
-          <w:b/>
-          <w:bCs/>
-          <w:szCs w:val="21"/>
-        </w:rPr>
-        <w:t>按租</w:t>
-      </w:r>
-      <w:proofErr w:type="gramEnd"/>
-      <w:r>
-        <w:rPr>
-          <w:rFonts w:asciiTheme="minorHAnsi" w:eastAsiaTheme="minorHAnsi" w:hAnsiTheme="minorHAnsi" w:cs="宋体"/>
-          <w:b/>
-          <w:bCs/>
-          <w:szCs w:val="21"/>
-        </w:rPr>
-        <w:t>/售不同规则生成中文建议（如「建议尽快出租」）</w:t>
-      </w:r>
-    </w:p>
-    <w:p>
-      <w:pPr>
-        <w:pStyle w:val="a3"/>
-        <w:rPr>
-          <w:rFonts w:asciiTheme="minorHAnsi" w:eastAsiaTheme="minorHAnsi" w:hAnsiTheme="minorHAnsi" w:cs="宋体"/>
-          <w:b/>
-          <w:bCs/>
-          <w:szCs w:val="21"/>
-        </w:rPr>
-      </w:pPr>
-      <w:r>
-        <w:rPr>
-          <w:rFonts w:asciiTheme="minorHAnsi" w:eastAsiaTheme="minorHAnsi" w:hAnsiTheme="minorHAnsi" w:cs="宋体"/>
-          <w:b/>
-          <w:bCs/>
-          <w:szCs w:val="21"/>
-        </w:rPr>
-        <w:t>6. 2023 年及以前不给同比建议</w:t>
-      </w:r>
-    </w:p>
-    <w:p>
-      <w:pPr>
-        <w:pStyle w:val="a3"/>
-        <w:rPr>
-          <w:rFonts w:asciiTheme="minorHAnsi" w:eastAsiaTheme="minorHAnsi" w:hAnsiTheme="minorHAnsi" w:cs="宋体"/>
-          <w:b/>
-          <w:bCs/>
-          <w:szCs w:val="21"/>
-        </w:rPr>
-      </w:pPr>
-    </w:p>
-    <w:p>
-      <w:pPr>
-        <w:pStyle w:val="a3"/>
-        <w:rPr>
-          <w:rFonts w:asciiTheme="minorHAnsi" w:eastAsiaTheme="minorHAnsi" w:hAnsiTheme="minorHAnsi" w:cs="宋体"/>
-          <w:b/>
-          <w:bCs/>
-          <w:szCs w:val="21"/>
-        </w:rPr>
-      </w:pPr>
-      <w:r>
-        <w:rPr>
-          <w:rFonts w:asciiTheme="minorHAnsi" w:eastAsiaTheme="minorHAnsi" w:hAnsiTheme="minorHAnsi" w:cs="宋体"/>
-          <w:b/>
-          <w:bCs/>
-          <w:szCs w:val="21"/>
-        </w:rPr>
-        <w:t>---</w:t>
-      </w:r>
-    </w:p>
-    <w:p>
-      <w:pPr>
-        <w:pStyle w:val="a3"/>
-        <w:rPr>
-          <w:rFonts w:asciiTheme="minorHAnsi" w:eastAsiaTheme="minorHAnsi" w:hAnsiTheme="minorHAnsi" w:cs="宋体"/>
-          <w:b/>
-          <w:bCs/>
-          <w:szCs w:val="21"/>
-        </w:rPr>
-      </w:pPr>
-    </w:p>
-    <w:p>
-      <w:pPr>
-        <w:pStyle w:val="a3"/>
-        <w:rPr>
-          <w:rFonts w:asciiTheme="minorHAnsi" w:eastAsiaTheme="minorHAnsi" w:hAnsiTheme="minorHAnsi" w:cs="宋体"/>
-          <w:b/>
-          <w:bCs/>
-          <w:szCs w:val="21"/>
-        </w:rPr>
-      </w:pPr>
-      <w:r>
-        <w:rPr>
-          <w:rFonts w:asciiTheme="minorHAnsi" w:eastAsiaTheme="minorHAnsi" w:hAnsiTheme="minorHAnsi" w:cs="宋体"/>
-          <w:b/>
-          <w:bCs/>
-          <w:szCs w:val="21"/>
-        </w:rPr>
-        <w:t>**</w:t>
-      </w:r>
-      <w:proofErr w:type="spellStart"/>
-      <w:r>
-        <w:rPr>
-          <w:rFonts w:asciiTheme="minorHAnsi" w:eastAsiaTheme="minorHAnsi" w:hAnsiTheme="minorHAnsi" w:cs="宋体"/>
-          <w:b/>
-          <w:bCs/>
-          <w:szCs w:val="21"/>
-        </w:rPr>
-        <w:t>PredictServlet</w:t>
-      </w:r>
-      <w:proofErr w:type="spellEnd"/>
-      <w:r>
-        <w:rPr>
-          <w:rFonts w:asciiTheme="minorHAnsi" w:eastAsiaTheme="minorHAnsi" w:hAnsiTheme="minorHAnsi" w:cs="宋体"/>
-          <w:b/>
-          <w:bCs/>
-          <w:szCs w:val="21"/>
-        </w:rPr>
-        <w:t xml:space="preserve"> 返回 JSON 字段：**</w:t>
-      </w:r>
-    </w:p>
-    <w:p>
-      <w:pPr>
-        <w:pStyle w:val="a3"/>
-        <w:rPr>
-          <w:rFonts w:asciiTheme="minorHAnsi" w:eastAsiaTheme="minorHAnsi" w:hAnsiTheme="minorHAnsi" w:cs="宋体"/>
-          <w:b/>
-          <w:bCs/>
-          <w:szCs w:val="21"/>
-        </w:rPr>
-      </w:pPr>
-      <w:r>
-        <w:rPr>
-          <w:rFonts w:asciiTheme="minorHAnsi" w:eastAsiaTheme="minorHAnsi" w:hAnsiTheme="minorHAnsi" w:cs="宋体"/>
-          <w:b/>
-          <w:bCs/>
-          <w:szCs w:val="21"/>
-        </w:rPr>
-        <w:t>```</w:t>
-      </w:r>
-    </w:p>
-    <w:p>
-      <w:pPr>
-        <w:pStyle w:val="a3"/>
-        <w:rPr>
-          <w:rFonts w:asciiTheme="minorHAnsi" w:eastAsiaTheme="minorHAnsi" w:hAnsiTheme="minorHAnsi" w:cs="宋体"/>
-          <w:b/>
-          <w:bCs/>
-          <w:szCs w:val="21"/>
-        </w:rPr>
-      </w:pPr>
-      <w:proofErr w:type="spellStart"/>
-      <w:r>
-        <w:rPr>
-          <w:rFonts w:asciiTheme="minorHAnsi" w:eastAsiaTheme="minorHAnsi" w:hAnsiTheme="minorHAnsi" w:cs="宋体"/>
-          <w:b/>
-          <w:bCs/>
-          <w:szCs w:val="21"/>
-        </w:rPr>
-        <w:t>unitPrice</w:t>
-      </w:r>
-      <w:proofErr w:type="spellEnd"/>
-      <w:r>
-        <w:rPr>
-          <w:rFonts w:asciiTheme="minorHAnsi" w:eastAsiaTheme="minorHAnsi" w:hAnsiTheme="minorHAnsi" w:cs="宋体"/>
-          <w:b/>
-          <w:bCs/>
-          <w:szCs w:val="21"/>
-        </w:rPr>
-        <w:t xml:space="preserve">, </w:t>
-      </w:r>
-      <w:proofErr w:type="spellStart"/>
-      <w:r>
-        <w:rPr>
-          <w:rFonts w:asciiTheme="minorHAnsi" w:eastAsiaTheme="minorHAnsi" w:hAnsiTheme="minorHAnsi" w:cs="宋体"/>
-          <w:b/>
-          <w:bCs/>
-          <w:szCs w:val="21"/>
-        </w:rPr>
-        <w:t>totalPrice</w:t>
-      </w:r>
-      <w:proofErr w:type="spellEnd"/>
-      <w:r>
-        <w:rPr>
-          <w:rFonts w:asciiTheme="minorHAnsi" w:eastAsiaTheme="minorHAnsi" w:hAnsiTheme="minorHAnsi" w:cs="宋体"/>
-          <w:b/>
-          <w:bCs/>
-          <w:szCs w:val="21"/>
-        </w:rPr>
-        <w:t xml:space="preserve">, </w:t>
-      </w:r>
-      <w:proofErr w:type="spellStart"/>
-      <w:r>
-        <w:rPr>
-          <w:rFonts w:asciiTheme="minorHAnsi" w:eastAsiaTheme="minorHAnsi" w:hAnsiTheme="minorHAnsi" w:cs="宋体"/>
-          <w:b/>
-          <w:bCs/>
-          <w:szCs w:val="21"/>
-        </w:rPr>
-        <w:t>unitLabel</w:t>
-      </w:r>
-      <w:proofErr w:type="spellEnd"/>
-      <w:r>
-        <w:rPr>
-          <w:rFonts w:asciiTheme="minorHAnsi" w:eastAsiaTheme="minorHAnsi" w:hAnsiTheme="minorHAnsi" w:cs="宋体"/>
-          <w:b/>
-          <w:bCs/>
-          <w:szCs w:val="21"/>
-        </w:rPr>
-        <w:t xml:space="preserve">, </w:t>
-      </w:r>
-      <w:proofErr w:type="spellStart"/>
-      <w:r>
-        <w:rPr>
-          <w:rFonts w:asciiTheme="minorHAnsi" w:eastAsiaTheme="minorHAnsi" w:hAnsiTheme="minorHAnsi" w:cs="宋体"/>
-          <w:b/>
-          <w:bCs/>
-          <w:szCs w:val="21"/>
-        </w:rPr>
-        <w:t>rSquared</w:t>
-      </w:r>
-      <w:proofErr w:type="spellEnd"/>
-      <w:r>
-        <w:rPr>
-          <w:rFonts w:asciiTheme="minorHAnsi" w:eastAsiaTheme="minorHAnsi" w:hAnsiTheme="minorHAnsi" w:cs="宋体"/>
-          <w:b/>
-          <w:bCs/>
-          <w:szCs w:val="21"/>
-        </w:rPr>
-        <w:t xml:space="preserve">, </w:t>
-      </w:r>
-      <w:proofErr w:type="spellStart"/>
-      <w:r>
-        <w:rPr>
-          <w:rFonts w:asciiTheme="minorHAnsi" w:eastAsiaTheme="minorHAnsi" w:hAnsiTheme="minorHAnsi" w:cs="宋体"/>
-          <w:b/>
-          <w:bCs/>
-          <w:szCs w:val="21"/>
-        </w:rPr>
-        <w:t>trainSampleCount</w:t>
-      </w:r>
-      <w:proofErr w:type="spellEnd"/>
-      <w:r>
-        <w:rPr>
-          <w:rFonts w:asciiTheme="minorHAnsi" w:eastAsiaTheme="minorHAnsi" w:hAnsiTheme="minorHAnsi" w:cs="宋体"/>
-          <w:b/>
-          <w:bCs/>
-          <w:szCs w:val="21"/>
-        </w:rPr>
-        <w:t>,</w:t>
-      </w:r>
-    </w:p>
-    <w:p>
-      <w:pPr>
-        <w:pStyle w:val="a3"/>
-        <w:rPr>
-          <w:rFonts w:asciiTheme="minorHAnsi" w:eastAsiaTheme="minorHAnsi" w:hAnsiTheme="minorHAnsi" w:cs="宋体"/>
-          <w:b/>
-          <w:bCs/>
-          <w:szCs w:val="21"/>
-        </w:rPr>
-      </w:pPr>
-      <w:proofErr w:type="spellStart"/>
-      <w:r>
-        <w:rPr>
-          <w:rFonts w:asciiTheme="minorHAnsi" w:eastAsiaTheme="minorHAnsi" w:hAnsiTheme="minorHAnsi" w:cs="宋体"/>
-          <w:b/>
-          <w:bCs/>
-          <w:szCs w:val="21"/>
-        </w:rPr>
-        <w:t>modelType</w:t>
-      </w:r>
-      <w:proofErr w:type="spellEnd"/>
-      <w:r>
-        <w:rPr>
-          <w:rFonts w:asciiTheme="minorHAnsi" w:eastAsiaTheme="minorHAnsi" w:hAnsiTheme="minorHAnsi" w:cs="宋体"/>
-          <w:b/>
-          <w:bCs/>
-          <w:szCs w:val="21"/>
-        </w:rPr>
-        <w:t xml:space="preserve">, </w:t>
-      </w:r>
-      <w:proofErr w:type="spellStart"/>
-      <w:r>
-        <w:rPr>
-          <w:rFonts w:asciiTheme="minorHAnsi" w:eastAsiaTheme="minorHAnsi" w:hAnsiTheme="minorHAnsi" w:cs="宋体"/>
-          <w:b/>
-          <w:bCs/>
-          <w:szCs w:val="21"/>
-        </w:rPr>
-        <w:t>fitLines</w:t>
-      </w:r>
-      <w:proofErr w:type="spellEnd"/>
-      <w:r>
-        <w:rPr>
-          <w:rFonts w:asciiTheme="minorHAnsi" w:eastAsiaTheme="minorHAnsi" w:hAnsiTheme="minorHAnsi" w:cs="宋体"/>
-          <w:b/>
-          <w:bCs/>
-          <w:szCs w:val="21"/>
-        </w:rPr>
-        <w:t xml:space="preserve">, </w:t>
-      </w:r>
-      <w:proofErr w:type="spellStart"/>
-      <w:r>
-        <w:rPr>
-          <w:rFonts w:asciiTheme="minorHAnsi" w:eastAsiaTheme="minorHAnsi" w:hAnsiTheme="minorHAnsi" w:cs="宋体"/>
-          <w:b/>
-          <w:bCs/>
-          <w:szCs w:val="21"/>
-        </w:rPr>
-        <w:t>scatterPoints</w:t>
-      </w:r>
-      <w:proofErr w:type="spellEnd"/>
-      <w:r>
-        <w:rPr>
-          <w:rFonts w:asciiTheme="minorHAnsi" w:eastAsiaTheme="minorHAnsi" w:hAnsiTheme="minorHAnsi" w:cs="宋体"/>
-          <w:b/>
-          <w:bCs/>
-          <w:szCs w:val="21"/>
-        </w:rPr>
-        <w:t xml:space="preserve">, </w:t>
-      </w:r>
-      <w:proofErr w:type="spellStart"/>
-      <w:r>
-        <w:rPr>
-          <w:rFonts w:asciiTheme="minorHAnsi" w:eastAsiaTheme="minorHAnsi" w:hAnsiTheme="minorHAnsi" w:cs="宋体"/>
-          <w:b/>
-          <w:bCs/>
-          <w:szCs w:val="21"/>
-        </w:rPr>
-        <w:t>scatterCount</w:t>
-      </w:r>
-      <w:proofErr w:type="spellEnd"/>
-      <w:r>
-        <w:rPr>
-          <w:rFonts w:asciiTheme="minorHAnsi" w:eastAsiaTheme="minorHAnsi" w:hAnsiTheme="minorHAnsi" w:cs="宋体"/>
-          <w:b/>
-          <w:bCs/>
-          <w:szCs w:val="21"/>
-        </w:rPr>
-        <w:t xml:space="preserve">, </w:t>
-      </w:r>
-      <w:proofErr w:type="gramStart"/>
-      <w:r>
-        <w:rPr>
-          <w:rFonts w:asciiTheme="minorHAnsi" w:eastAsiaTheme="minorHAnsi" w:hAnsiTheme="minorHAnsi" w:cs="宋体"/>
-          <w:b/>
-          <w:bCs/>
-          <w:szCs w:val="21"/>
-        </w:rPr>
-        <w:t>impact[</w:t>
-      </w:r>
-      <w:proofErr w:type="gramEnd"/>
-      <w:r>
-        <w:rPr>
-          <w:rFonts w:asciiTheme="minorHAnsi" w:eastAsiaTheme="minorHAnsi" w:hAnsiTheme="minorHAnsi" w:cs="宋体"/>
-          <w:b/>
-          <w:bCs/>
-          <w:szCs w:val="21"/>
-        </w:rPr>
-        <w:t>], suggestion</w:t>
-      </w:r>
-    </w:p>
-    <w:p>
-      <w:pPr>
-        <w:pStyle w:val="a3"/>
-        <w:rPr>
-          <w:rFonts w:asciiTheme="minorHAnsi" w:eastAsiaTheme="minorHAnsi" w:hAnsiTheme="minorHAnsi" w:cs="宋体"/>
-          <w:b/>
-          <w:bCs/>
-          <w:szCs w:val="21"/>
-        </w:rPr>
-      </w:pPr>
-      <w:r>
-        <w:rPr>
-          <w:rFonts w:asciiTheme="minorHAnsi" w:eastAsiaTheme="minorHAnsi" w:hAnsiTheme="minorHAnsi" w:cs="宋体"/>
-          <w:b/>
-          <w:bCs/>
-          <w:szCs w:val="21"/>
-        </w:rPr>
-        <w:t>```</w:t>
-      </w:r>
-    </w:p>
-    <w:p>
-      <w:pPr>
-        <w:pStyle w:val="a3"/>
-        <w:rPr>
-          <w:rFonts w:asciiTheme="minorHAnsi" w:eastAsiaTheme="minorHAnsi" w:hAnsiTheme="minorHAnsi" w:cs="宋体"/>
-          <w:b/>
-          <w:bCs/>
-          <w:szCs w:val="21"/>
-        </w:rPr>
-      </w:pPr>
-    </w:p>
-    <w:p>
-      <w:pPr>
-        <w:pStyle w:val="a3"/>
-        <w:rPr>
-          <w:rFonts w:asciiTheme="minorHAnsi" w:eastAsiaTheme="minorHAnsi" w:hAnsiTheme="minorHAnsi" w:cs="宋体"/>
-          <w:b/>
-          <w:bCs/>
-          <w:szCs w:val="21"/>
-        </w:rPr>
-      </w:pPr>
-      <w:r>
-        <w:rPr>
-          <w:rFonts w:asciiTheme="minorHAnsi" w:eastAsiaTheme="minorHAnsi" w:hAnsiTheme="minorHAnsi" w:cs="宋体"/>
-          <w:b/>
-          <w:bCs/>
-          <w:szCs w:val="21"/>
-        </w:rPr>
-        <w:t>**备用接口：** `GET /</w:t>
-      </w:r>
-      <w:proofErr w:type="spellStart"/>
-      <w:r>
-        <w:rPr>
-          <w:rFonts w:asciiTheme="minorHAnsi" w:eastAsiaTheme="minorHAnsi" w:hAnsiTheme="minorHAnsi" w:cs="宋体"/>
-          <w:b/>
-          <w:bCs/>
-          <w:szCs w:val="21"/>
-        </w:rPr>
-        <w:t>api</w:t>
-      </w:r>
-      <w:proofErr w:type="spellEnd"/>
-      <w:r>
-        <w:rPr>
-          <w:rFonts w:asciiTheme="minorHAnsi" w:eastAsiaTheme="minorHAnsi" w:hAnsiTheme="minorHAnsi" w:cs="宋体"/>
-          <w:b/>
-          <w:bCs/>
-          <w:szCs w:val="21"/>
-        </w:rPr>
-        <w:t>/scatter`（`</w:t>
-      </w:r>
-      <w:proofErr w:type="spellStart"/>
-      <w:r>
-        <w:rPr>
-          <w:rFonts w:asciiTheme="minorHAnsi" w:eastAsiaTheme="minorHAnsi" w:hAnsiTheme="minorHAnsi" w:cs="宋体"/>
-          <w:b/>
-          <w:bCs/>
-          <w:szCs w:val="21"/>
-        </w:rPr>
-        <w:t>ScatterServlet</w:t>
-      </w:r>
-      <w:proofErr w:type="spellEnd"/>
-      <w:r>
-        <w:rPr>
-          <w:rFonts w:asciiTheme="minorHAnsi" w:eastAsiaTheme="minorHAnsi" w:hAnsiTheme="minorHAnsi" w:cs="宋体"/>
-          <w:b/>
-          <w:bCs/>
-          <w:szCs w:val="21"/>
-        </w:rPr>
-        <w:t>`）单独提供散点数据。</w:t>
-      </w:r>
-    </w:p>
-    <w:p>
-      <w:pPr>
-        <w:pStyle w:val="a3"/>
-        <w:rPr>
-          <w:rFonts w:asciiTheme="minorHAnsi" w:eastAsiaTheme="minorHAnsi" w:hAnsiTheme="minorHAnsi" w:cs="宋体"/>
-          <w:b/>
-          <w:bCs/>
-          <w:szCs w:val="21"/>
-        </w:rPr>
-      </w:pPr>
-    </w:p>
-    <w:p>
-      <w:pPr>
-        <w:pStyle w:val="a3"/>
-        <w:rPr>
-          <w:rFonts w:asciiTheme="minorHAnsi" w:eastAsiaTheme="minorHAnsi" w:hAnsiTheme="minorHAnsi" w:cs="宋体"/>
-          <w:b/>
-          <w:bCs/>
-          <w:szCs w:val="21"/>
-        </w:rPr>
-      </w:pPr>
-      <w:r>
-        <w:rPr>
-          <w:rFonts w:asciiTheme="minorHAnsi" w:eastAsiaTheme="minorHAnsi" w:hAnsiTheme="minorHAnsi" w:cs="宋体"/>
-          <w:b/>
-          <w:bCs/>
-          <w:szCs w:val="21"/>
-        </w:rPr>
-        <w:t>---</w:t>
-      </w:r>
-    </w:p>
-    <w:p>
-      <w:pPr>
-        <w:pStyle w:val="a3"/>
-        <w:rPr>
-          <w:rFonts w:asciiTheme="minorHAnsi" w:eastAsiaTheme="minorHAnsi" w:hAnsiTheme="minorHAnsi" w:cs="宋体"/>
-          <w:b/>
-          <w:bCs/>
-          <w:szCs w:val="21"/>
-        </w:rPr>
-      </w:pPr>
-    </w:p>
-    <w:p>
-      <w:pPr>
-        <w:pStyle w:val="a3"/>
-        <w:rPr>
-          <w:rFonts w:asciiTheme="minorHAnsi" w:eastAsiaTheme="minorHAnsi" w:hAnsiTheme="minorHAnsi" w:cs="宋体"/>
+          <w:rFonts w:asciiTheme="minorHAnsi" w:eastAsiaTheme="minorHAnsi" w:hAnsiTheme="minorHAnsi" w:cs="宋体" w:hint="eastAsia"/>
+          <w:b/>
+          <w:bCs/>
+          <w:szCs w:val="21"/>
+        </w:rPr>
+      </w:pPr>
+    </w:p>
+    <w:p>
+      <w:pPr>
+        <w:pStyle w:val="a3"/>
+        <w:rPr>
+          <w:rFonts w:asciiTheme="minorHAnsi" w:eastAsiaTheme="minorHAnsi" w:hAnsiTheme="minorHAnsi" w:cs="宋体" w:hint="eastAsia"/>
           <w:b/>
           <w:bCs/>
           <w:color w:val="0F9ED5" w:themeColor="accent4"/>
@@ -8386,18 +8353,18 @@
       <w:pPr>
         <w:pStyle w:val="a3"/>
         <w:rPr>
-          <w:rFonts w:asciiTheme="minorHAnsi" w:eastAsiaTheme="minorHAnsi" w:hAnsiTheme="minorHAnsi" w:cs="宋体"/>
-          <w:b/>
-          <w:bCs/>
-          <w:szCs w:val="21"/>
-        </w:rPr>
-      </w:pPr>
-    </w:p>
-    <w:p>
-      <w:pPr>
-        <w:pStyle w:val="a3"/>
-        <w:rPr>
-          <w:rFonts w:asciiTheme="minorHAnsi" w:eastAsiaTheme="minorHAnsi" w:hAnsiTheme="minorHAnsi" w:cs="宋体"/>
+          <w:rFonts w:asciiTheme="minorHAnsi" w:eastAsiaTheme="minorHAnsi" w:hAnsiTheme="minorHAnsi" w:cs="宋体" w:hint="eastAsia"/>
+          <w:b/>
+          <w:bCs/>
+          <w:szCs w:val="21"/>
+        </w:rPr>
+      </w:pPr>
+    </w:p>
+    <w:p>
+      <w:pPr>
+        <w:pStyle w:val="a3"/>
+        <w:rPr>
+          <w:rFonts w:asciiTheme="minorHAnsi" w:eastAsiaTheme="minorHAnsi" w:hAnsiTheme="minorHAnsi" w:cs="宋体" w:hint="eastAsia"/>
           <w:b/>
           <w:bCs/>
           <w:color w:val="4EA72E" w:themeColor="accent6"/>
@@ -8419,18 +8386,18 @@
       <w:pPr>
         <w:pStyle w:val="a3"/>
         <w:rPr>
-          <w:rFonts w:asciiTheme="minorHAnsi" w:eastAsiaTheme="minorHAnsi" w:hAnsiTheme="minorHAnsi" w:cs="宋体"/>
-          <w:b/>
-          <w:bCs/>
-          <w:szCs w:val="21"/>
-        </w:rPr>
-      </w:pPr>
-    </w:p>
-    <w:p>
-      <w:pPr>
-        <w:pStyle w:val="a3"/>
-        <w:rPr>
-          <w:rFonts w:asciiTheme="minorHAnsi" w:eastAsiaTheme="minorHAnsi" w:hAnsiTheme="minorHAnsi" w:cs="宋体"/>
+          <w:rFonts w:asciiTheme="minorHAnsi" w:eastAsiaTheme="minorHAnsi" w:hAnsiTheme="minorHAnsi" w:cs="宋体" w:hint="eastAsia"/>
+          <w:b/>
+          <w:bCs/>
+          <w:szCs w:val="21"/>
+        </w:rPr>
+      </w:pPr>
+    </w:p>
+    <w:p>
+      <w:pPr>
+        <w:pStyle w:val="a3"/>
+        <w:rPr>
+          <w:rFonts w:asciiTheme="minorHAnsi" w:eastAsiaTheme="minorHAnsi" w:hAnsiTheme="minorHAnsi" w:cs="宋体" w:hint="eastAsia"/>
           <w:b/>
           <w:bCs/>
           <w:szCs w:val="21"/>
@@ -8450,7 +8417,7 @@
       <w:pPr>
         <w:pStyle w:val="a3"/>
         <w:rPr>
-          <w:rFonts w:asciiTheme="minorHAnsi" w:eastAsiaTheme="minorHAnsi" w:hAnsiTheme="minorHAnsi" w:cs="宋体"/>
+          <w:rFonts w:asciiTheme="minorHAnsi" w:eastAsiaTheme="minorHAnsi" w:hAnsiTheme="minorHAnsi" w:cs="宋体" w:hint="eastAsia"/>
           <w:b/>
           <w:bCs/>
           <w:szCs w:val="21"/>
@@ -8470,7 +8437,7 @@
       <w:pPr>
         <w:pStyle w:val="a3"/>
         <w:rPr>
-          <w:rFonts w:asciiTheme="minorHAnsi" w:eastAsiaTheme="minorHAnsi" w:hAnsiTheme="minorHAnsi" w:cs="宋体"/>
+          <w:rFonts w:asciiTheme="minorHAnsi" w:eastAsiaTheme="minorHAnsi" w:hAnsiTheme="minorHAnsi" w:cs="宋体" w:hint="eastAsia"/>
           <w:b/>
           <w:bCs/>
           <w:szCs w:val="21"/>
@@ -8490,7 +8457,7 @@
       <w:pPr>
         <w:pStyle w:val="a3"/>
         <w:rPr>
-          <w:rFonts w:asciiTheme="minorHAnsi" w:eastAsiaTheme="minorHAnsi" w:hAnsiTheme="minorHAnsi" w:cs="宋体"/>
+          <w:rFonts w:asciiTheme="minorHAnsi" w:eastAsiaTheme="minorHAnsi" w:hAnsiTheme="minorHAnsi" w:cs="宋体" w:hint="eastAsia"/>
           <w:b/>
           <w:bCs/>
           <w:szCs w:val="21"/>
@@ -8510,7 +8477,7 @@
       <w:pPr>
         <w:pStyle w:val="a3"/>
         <w:rPr>
-          <w:rFonts w:asciiTheme="minorHAnsi" w:eastAsiaTheme="minorHAnsi" w:hAnsiTheme="minorHAnsi" w:cs="宋体"/>
+          <w:rFonts w:asciiTheme="minorHAnsi" w:eastAsiaTheme="minorHAnsi" w:hAnsiTheme="minorHAnsi" w:cs="宋体" w:hint="eastAsia"/>
           <w:b/>
           <w:bCs/>
           <w:szCs w:val="21"/>
@@ -8530,18 +8497,18 @@
       <w:pPr>
         <w:pStyle w:val="a3"/>
         <w:rPr>
-          <w:rFonts w:asciiTheme="minorHAnsi" w:eastAsiaTheme="minorHAnsi" w:hAnsiTheme="minorHAnsi" w:cs="宋体"/>
-          <w:b/>
-          <w:bCs/>
-          <w:szCs w:val="21"/>
-        </w:rPr>
-      </w:pPr>
-    </w:p>
-    <w:p>
-      <w:pPr>
-        <w:pStyle w:val="a3"/>
-        <w:rPr>
-          <w:rFonts w:asciiTheme="minorHAnsi" w:eastAsiaTheme="minorHAnsi" w:hAnsiTheme="minorHAnsi" w:cs="宋体"/>
+          <w:rFonts w:asciiTheme="minorHAnsi" w:eastAsiaTheme="minorHAnsi" w:hAnsiTheme="minorHAnsi" w:cs="宋体" w:hint="eastAsia"/>
+          <w:b/>
+          <w:bCs/>
+          <w:szCs w:val="21"/>
+        </w:rPr>
+      </w:pPr>
+    </w:p>
+    <w:p>
+      <w:pPr>
+        <w:pStyle w:val="a3"/>
+        <w:rPr>
+          <w:rFonts w:asciiTheme="minorHAnsi" w:eastAsiaTheme="minorHAnsi" w:hAnsiTheme="minorHAnsi" w:cs="宋体" w:hint="eastAsia"/>
           <w:b/>
           <w:bCs/>
           <w:szCs w:val="21"/>
@@ -8561,7 +8528,7 @@
       <w:pPr>
         <w:pStyle w:val="a3"/>
         <w:rPr>
-          <w:rFonts w:asciiTheme="minorHAnsi" w:eastAsiaTheme="minorHAnsi" w:hAnsiTheme="minorHAnsi" w:cs="宋体"/>
+          <w:rFonts w:asciiTheme="minorHAnsi" w:eastAsiaTheme="minorHAnsi" w:hAnsiTheme="minorHAnsi" w:cs="宋体" w:hint="eastAsia"/>
           <w:b/>
           <w:bCs/>
           <w:szCs w:val="21"/>
@@ -8643,7 +8610,7 @@
       <w:pPr>
         <w:pStyle w:val="a3"/>
         <w:rPr>
-          <w:rFonts w:asciiTheme="minorHAnsi" w:eastAsiaTheme="minorHAnsi" w:hAnsiTheme="minorHAnsi" w:cs="宋体"/>
+          <w:rFonts w:asciiTheme="minorHAnsi" w:eastAsiaTheme="minorHAnsi" w:hAnsiTheme="minorHAnsi" w:cs="宋体" w:hint="eastAsia"/>
           <w:b/>
           <w:bCs/>
           <w:szCs w:val="21"/>
@@ -8663,7 +8630,7 @@
       <w:pPr>
         <w:pStyle w:val="a3"/>
         <w:rPr>
-          <w:rFonts w:asciiTheme="minorHAnsi" w:eastAsiaTheme="minorHAnsi" w:hAnsiTheme="minorHAnsi" w:cs="宋体"/>
+          <w:rFonts w:asciiTheme="minorHAnsi" w:eastAsiaTheme="minorHAnsi" w:hAnsiTheme="minorHAnsi" w:cs="宋体" w:hint="eastAsia"/>
           <w:b/>
           <w:bCs/>
           <w:szCs w:val="21"/>
@@ -8743,18 +8710,18 @@
       <w:pPr>
         <w:pStyle w:val="a3"/>
         <w:rPr>
-          <w:rFonts w:asciiTheme="minorHAnsi" w:eastAsiaTheme="minorHAnsi" w:hAnsiTheme="minorHAnsi" w:cs="宋体"/>
-          <w:b/>
-          <w:bCs/>
-          <w:szCs w:val="21"/>
-        </w:rPr>
-      </w:pPr>
-    </w:p>
-    <w:p>
-      <w:pPr>
-        <w:pStyle w:val="a3"/>
-        <w:rPr>
-          <w:rFonts w:asciiTheme="minorHAnsi" w:eastAsiaTheme="minorHAnsi" w:hAnsiTheme="minorHAnsi" w:cs="宋体"/>
+          <w:rFonts w:asciiTheme="minorHAnsi" w:eastAsiaTheme="minorHAnsi" w:hAnsiTheme="minorHAnsi" w:cs="宋体" w:hint="eastAsia"/>
+          <w:b/>
+          <w:bCs/>
+          <w:szCs w:val="21"/>
+        </w:rPr>
+      </w:pPr>
+    </w:p>
+    <w:p>
+      <w:pPr>
+        <w:pStyle w:val="a3"/>
+        <w:rPr>
+          <w:rFonts w:asciiTheme="minorHAnsi" w:eastAsiaTheme="minorHAnsi" w:hAnsiTheme="minorHAnsi" w:cs="宋体" w:hint="eastAsia"/>
           <w:b/>
           <w:bCs/>
           <w:szCs w:val="21"/>
@@ -8774,18 +8741,18 @@
       <w:pPr>
         <w:pStyle w:val="a3"/>
         <w:rPr>
-          <w:rFonts w:asciiTheme="minorHAnsi" w:eastAsiaTheme="minorHAnsi" w:hAnsiTheme="minorHAnsi" w:cs="宋体"/>
-          <w:b/>
-          <w:bCs/>
-          <w:szCs w:val="21"/>
-        </w:rPr>
-      </w:pPr>
-    </w:p>
-    <w:p>
-      <w:pPr>
-        <w:pStyle w:val="a3"/>
-        <w:rPr>
-          <w:rFonts w:asciiTheme="minorHAnsi" w:eastAsiaTheme="minorHAnsi" w:hAnsiTheme="minorHAnsi" w:cs="宋体"/>
+          <w:rFonts w:asciiTheme="minorHAnsi" w:eastAsiaTheme="minorHAnsi" w:hAnsiTheme="minorHAnsi" w:cs="宋体" w:hint="eastAsia"/>
+          <w:b/>
+          <w:bCs/>
+          <w:szCs w:val="21"/>
+        </w:rPr>
+      </w:pPr>
+    </w:p>
+    <w:p>
+      <w:pPr>
+        <w:pStyle w:val="a3"/>
+        <w:rPr>
+          <w:rFonts w:asciiTheme="minorHAnsi" w:eastAsiaTheme="minorHAnsi" w:hAnsiTheme="minorHAnsi" w:cs="宋体" w:hint="eastAsia"/>
           <w:b/>
           <w:bCs/>
           <w:szCs w:val="21"/>
@@ -8805,18 +8772,18 @@
       <w:pPr>
         <w:pStyle w:val="a3"/>
         <w:rPr>
-          <w:rFonts w:asciiTheme="minorHAnsi" w:eastAsiaTheme="minorHAnsi" w:hAnsiTheme="minorHAnsi" w:cs="宋体"/>
-          <w:b/>
-          <w:bCs/>
-          <w:szCs w:val="21"/>
-        </w:rPr>
-      </w:pPr>
-    </w:p>
-    <w:p>
-      <w:pPr>
-        <w:pStyle w:val="a3"/>
-        <w:rPr>
-          <w:rFonts w:asciiTheme="minorHAnsi" w:eastAsiaTheme="minorHAnsi" w:hAnsiTheme="minorHAnsi" w:cs="宋体"/>
+          <w:rFonts w:asciiTheme="minorHAnsi" w:eastAsiaTheme="minorHAnsi" w:hAnsiTheme="minorHAnsi" w:cs="宋体" w:hint="eastAsia"/>
+          <w:b/>
+          <w:bCs/>
+          <w:szCs w:val="21"/>
+        </w:rPr>
+      </w:pPr>
+    </w:p>
+    <w:p>
+      <w:pPr>
+        <w:pStyle w:val="a3"/>
+        <w:rPr>
+          <w:rFonts w:asciiTheme="minorHAnsi" w:eastAsiaTheme="minorHAnsi" w:hAnsiTheme="minorHAnsi" w:cs="宋体" w:hint="eastAsia"/>
           <w:b/>
           <w:bCs/>
           <w:color w:val="E97132" w:themeColor="accent2"/>
@@ -8838,18 +8805,18 @@
       <w:pPr>
         <w:pStyle w:val="a3"/>
         <w:rPr>
-          <w:rFonts w:asciiTheme="minorHAnsi" w:eastAsiaTheme="minorHAnsi" w:hAnsiTheme="minorHAnsi" w:cs="宋体"/>
-          <w:b/>
-          <w:bCs/>
-          <w:szCs w:val="21"/>
-        </w:rPr>
-      </w:pPr>
-    </w:p>
-    <w:p>
-      <w:pPr>
-        <w:pStyle w:val="a3"/>
-        <w:rPr>
-          <w:rFonts w:asciiTheme="minorHAnsi" w:eastAsiaTheme="minorHAnsi" w:hAnsiTheme="minorHAnsi" w:cs="宋体"/>
+          <w:rFonts w:asciiTheme="minorHAnsi" w:eastAsiaTheme="minorHAnsi" w:hAnsiTheme="minorHAnsi" w:cs="宋体" w:hint="eastAsia"/>
+          <w:b/>
+          <w:bCs/>
+          <w:szCs w:val="21"/>
+        </w:rPr>
+      </w:pPr>
+    </w:p>
+    <w:p>
+      <w:pPr>
+        <w:pStyle w:val="a3"/>
+        <w:rPr>
+          <w:rFonts w:asciiTheme="minorHAnsi" w:eastAsiaTheme="minorHAnsi" w:hAnsiTheme="minorHAnsi" w:cs="宋体" w:hint="eastAsia"/>
           <w:b/>
           <w:bCs/>
           <w:szCs w:val="21"/>
@@ -8869,7 +8836,7 @@
       <w:pPr>
         <w:pStyle w:val="a3"/>
         <w:rPr>
-          <w:rFonts w:asciiTheme="minorHAnsi" w:eastAsiaTheme="minorHAnsi" w:hAnsiTheme="minorHAnsi" w:cs="宋体"/>
+          <w:rFonts w:asciiTheme="minorHAnsi" w:eastAsiaTheme="minorHAnsi" w:hAnsiTheme="minorHAnsi" w:cs="宋体" w:hint="eastAsia"/>
           <w:b/>
           <w:bCs/>
           <w:szCs w:val="21"/>
@@ -8889,7 +8856,7 @@
       <w:pPr>
         <w:pStyle w:val="a3"/>
         <w:rPr>
-          <w:rFonts w:asciiTheme="minorHAnsi" w:eastAsiaTheme="minorHAnsi" w:hAnsiTheme="minorHAnsi" w:cs="宋体"/>
+          <w:rFonts w:asciiTheme="minorHAnsi" w:eastAsiaTheme="minorHAnsi" w:hAnsiTheme="minorHAnsi" w:cs="宋体" w:hint="eastAsia"/>
           <w:b/>
           <w:bCs/>
           <w:szCs w:val="21"/>
@@ -8909,7 +8876,7 @@
       <w:pPr>
         <w:pStyle w:val="a3"/>
         <w:rPr>
-          <w:rFonts w:asciiTheme="minorHAnsi" w:eastAsiaTheme="minorHAnsi" w:hAnsiTheme="minorHAnsi" w:cs="宋体"/>
+          <w:rFonts w:asciiTheme="minorHAnsi" w:eastAsiaTheme="minorHAnsi" w:hAnsiTheme="minorHAnsi" w:cs="宋体" w:hint="eastAsia"/>
           <w:b/>
           <w:bCs/>
           <w:szCs w:val="21"/>
@@ -8929,18 +8896,18 @@
       <w:pPr>
         <w:pStyle w:val="a3"/>
         <w:rPr>
-          <w:rFonts w:asciiTheme="minorHAnsi" w:eastAsiaTheme="minorHAnsi" w:hAnsiTheme="minorHAnsi" w:cs="宋体"/>
-          <w:b/>
-          <w:bCs/>
-          <w:szCs w:val="21"/>
-        </w:rPr>
-      </w:pPr>
-    </w:p>
-    <w:p>
-      <w:pPr>
-        <w:pStyle w:val="a3"/>
-        <w:rPr>
-          <w:rFonts w:asciiTheme="minorHAnsi" w:eastAsiaTheme="minorHAnsi" w:hAnsiTheme="minorHAnsi" w:cs="宋体"/>
+          <w:rFonts w:asciiTheme="minorHAnsi" w:eastAsiaTheme="minorHAnsi" w:hAnsiTheme="minorHAnsi" w:cs="宋体" w:hint="eastAsia"/>
+          <w:b/>
+          <w:bCs/>
+          <w:szCs w:val="21"/>
+        </w:rPr>
+      </w:pPr>
+    </w:p>
+    <w:p>
+      <w:pPr>
+        <w:pStyle w:val="a3"/>
+        <w:rPr>
+          <w:rFonts w:asciiTheme="minorHAnsi" w:eastAsiaTheme="minorHAnsi" w:hAnsiTheme="minorHAnsi" w:cs="宋体" w:hint="eastAsia"/>
           <w:b/>
           <w:bCs/>
           <w:szCs w:val="21"/>
@@ -9000,18 +8967,18 @@
       <w:pPr>
         <w:pStyle w:val="a3"/>
         <w:rPr>
-          <w:rFonts w:asciiTheme="minorHAnsi" w:eastAsiaTheme="minorHAnsi" w:hAnsiTheme="minorHAnsi" w:cs="宋体"/>
-          <w:b/>
-          <w:bCs/>
-          <w:szCs w:val="21"/>
-        </w:rPr>
-      </w:pPr>
-    </w:p>
-    <w:p>
-      <w:pPr>
-        <w:pStyle w:val="a3"/>
-        <w:rPr>
-          <w:rFonts w:asciiTheme="minorHAnsi" w:eastAsiaTheme="minorHAnsi" w:hAnsiTheme="minorHAnsi" w:cs="宋体"/>
+          <w:rFonts w:asciiTheme="minorHAnsi" w:eastAsiaTheme="minorHAnsi" w:hAnsiTheme="minorHAnsi" w:cs="宋体" w:hint="eastAsia"/>
+          <w:b/>
+          <w:bCs/>
+          <w:szCs w:val="21"/>
+        </w:rPr>
+      </w:pPr>
+    </w:p>
+    <w:p>
+      <w:pPr>
+        <w:pStyle w:val="a3"/>
+        <w:rPr>
+          <w:rFonts w:asciiTheme="minorHAnsi" w:eastAsiaTheme="minorHAnsi" w:hAnsiTheme="minorHAnsi" w:cs="宋体" w:hint="eastAsia"/>
           <w:b/>
           <w:bCs/>
           <w:szCs w:val="21"/>
@@ -9031,18 +8998,18 @@
       <w:pPr>
         <w:pStyle w:val="a3"/>
         <w:rPr>
-          <w:rFonts w:asciiTheme="minorHAnsi" w:eastAsiaTheme="minorHAnsi" w:hAnsiTheme="minorHAnsi" w:cs="宋体"/>
-          <w:b/>
-          <w:bCs/>
-          <w:szCs w:val="21"/>
-        </w:rPr>
-      </w:pPr>
-    </w:p>
-    <w:p>
-      <w:pPr>
-        <w:pStyle w:val="a3"/>
-        <w:rPr>
-          <w:rFonts w:asciiTheme="minorHAnsi" w:eastAsiaTheme="minorHAnsi" w:hAnsiTheme="minorHAnsi" w:cs="宋体"/>
+          <w:rFonts w:asciiTheme="minorHAnsi" w:eastAsiaTheme="minorHAnsi" w:hAnsiTheme="minorHAnsi" w:cs="宋体" w:hint="eastAsia"/>
+          <w:b/>
+          <w:bCs/>
+          <w:szCs w:val="21"/>
+        </w:rPr>
+      </w:pPr>
+    </w:p>
+    <w:p>
+      <w:pPr>
+        <w:pStyle w:val="a3"/>
+        <w:rPr>
+          <w:rFonts w:asciiTheme="minorHAnsi" w:eastAsiaTheme="minorHAnsi" w:hAnsiTheme="minorHAnsi" w:cs="宋体" w:hint="eastAsia"/>
           <w:b/>
           <w:bCs/>
           <w:color w:val="0F9ED5" w:themeColor="accent4"/>
@@ -9066,18 +9033,18 @@
       <w:pPr>
         <w:pStyle w:val="a3"/>
         <w:rPr>
-          <w:rFonts w:asciiTheme="minorHAnsi" w:eastAsiaTheme="minorHAnsi" w:hAnsiTheme="minorHAnsi" w:cs="宋体"/>
-          <w:b/>
-          <w:bCs/>
-          <w:szCs w:val="21"/>
-        </w:rPr>
-      </w:pPr>
-    </w:p>
-    <w:p>
-      <w:pPr>
-        <w:pStyle w:val="a3"/>
-        <w:rPr>
-          <w:rFonts w:asciiTheme="minorHAnsi" w:eastAsiaTheme="minorHAnsi" w:hAnsiTheme="minorHAnsi" w:cs="宋体"/>
+          <w:rFonts w:asciiTheme="minorHAnsi" w:eastAsiaTheme="minorHAnsi" w:hAnsiTheme="minorHAnsi" w:cs="宋体" w:hint="eastAsia"/>
+          <w:b/>
+          <w:bCs/>
+          <w:szCs w:val="21"/>
+        </w:rPr>
+      </w:pPr>
+    </w:p>
+    <w:p>
+      <w:pPr>
+        <w:pStyle w:val="a3"/>
+        <w:rPr>
+          <w:rFonts w:asciiTheme="minorHAnsi" w:eastAsiaTheme="minorHAnsi" w:hAnsiTheme="minorHAnsi" w:cs="宋体" w:hint="eastAsia"/>
           <w:b/>
           <w:bCs/>
           <w:color w:val="4EA72E" w:themeColor="accent6"/>
@@ -9099,18 +9066,18 @@
       <w:pPr>
         <w:pStyle w:val="a3"/>
         <w:rPr>
-          <w:rFonts w:asciiTheme="minorHAnsi" w:eastAsiaTheme="minorHAnsi" w:hAnsiTheme="minorHAnsi" w:cs="宋体"/>
-          <w:b/>
-          <w:bCs/>
-          <w:szCs w:val="21"/>
-        </w:rPr>
-      </w:pPr>
-    </w:p>
-    <w:p>
-      <w:pPr>
-        <w:pStyle w:val="a3"/>
-        <w:rPr>
-          <w:rFonts w:asciiTheme="minorHAnsi" w:eastAsiaTheme="minorHAnsi" w:hAnsiTheme="minorHAnsi" w:cs="宋体"/>
+          <w:rFonts w:asciiTheme="minorHAnsi" w:eastAsiaTheme="minorHAnsi" w:hAnsiTheme="minorHAnsi" w:cs="宋体" w:hint="eastAsia"/>
+          <w:b/>
+          <w:bCs/>
+          <w:szCs w:val="21"/>
+        </w:rPr>
+      </w:pPr>
+    </w:p>
+    <w:p>
+      <w:pPr>
+        <w:pStyle w:val="a3"/>
+        <w:rPr>
+          <w:rFonts w:asciiTheme="minorHAnsi" w:eastAsiaTheme="minorHAnsi" w:hAnsiTheme="minorHAnsi" w:cs="宋体" w:hint="eastAsia"/>
           <w:b/>
           <w:bCs/>
           <w:szCs w:val="21"/>
@@ -9250,7 +9217,7 @@
       <w:pPr>
         <w:pStyle w:val="a3"/>
         <w:rPr>
-          <w:rFonts w:asciiTheme="minorHAnsi" w:eastAsiaTheme="minorHAnsi" w:hAnsiTheme="minorHAnsi" w:cs="宋体"/>
+          <w:rFonts w:asciiTheme="minorHAnsi" w:eastAsiaTheme="minorHAnsi" w:hAnsiTheme="minorHAnsi" w:cs="宋体" w:hint="eastAsia"/>
           <w:b/>
           <w:bCs/>
           <w:szCs w:val="21"/>
@@ -9310,7 +9277,7 @@
       <w:pPr>
         <w:pStyle w:val="a3"/>
         <w:rPr>
-          <w:rFonts w:asciiTheme="minorHAnsi" w:eastAsiaTheme="minorHAnsi" w:hAnsiTheme="minorHAnsi" w:cs="宋体"/>
+          <w:rFonts w:asciiTheme="minorHAnsi" w:eastAsiaTheme="minorHAnsi" w:hAnsiTheme="minorHAnsi" w:cs="宋体" w:hint="eastAsia"/>
           <w:b/>
           <w:bCs/>
           <w:szCs w:val="21"/>
@@ -9330,7 +9297,7 @@
       <w:pPr>
         <w:pStyle w:val="a3"/>
         <w:rPr>
-          <w:rFonts w:asciiTheme="minorHAnsi" w:eastAsiaTheme="minorHAnsi" w:hAnsiTheme="minorHAnsi" w:cs="宋体"/>
+          <w:rFonts w:asciiTheme="minorHAnsi" w:eastAsiaTheme="minorHAnsi" w:hAnsiTheme="minorHAnsi" w:cs="宋体" w:hint="eastAsia"/>
           <w:b/>
           <w:bCs/>
           <w:szCs w:val="21"/>
@@ -9370,7 +9337,7 @@
       <w:pPr>
         <w:pStyle w:val="a3"/>
         <w:rPr>
-          <w:rFonts w:asciiTheme="minorHAnsi" w:eastAsiaTheme="minorHAnsi" w:hAnsiTheme="minorHAnsi" w:cs="宋体"/>
+          <w:rFonts w:asciiTheme="minorHAnsi" w:eastAsiaTheme="minorHAnsi" w:hAnsiTheme="minorHAnsi" w:cs="宋体" w:hint="eastAsia"/>
           <w:b/>
           <w:bCs/>
           <w:szCs w:val="21"/>
@@ -9410,18 +9377,18 @@
       <w:pPr>
         <w:pStyle w:val="a3"/>
         <w:rPr>
-          <w:rFonts w:asciiTheme="minorHAnsi" w:eastAsiaTheme="minorHAnsi" w:hAnsiTheme="minorHAnsi" w:cs="宋体"/>
-          <w:b/>
-          <w:bCs/>
-          <w:szCs w:val="21"/>
-        </w:rPr>
-      </w:pPr>
-    </w:p>
-    <w:p>
-      <w:pPr>
-        <w:pStyle w:val="a3"/>
-        <w:rPr>
-          <w:rFonts w:asciiTheme="minorHAnsi" w:eastAsiaTheme="minorHAnsi" w:hAnsiTheme="minorHAnsi" w:cs="宋体"/>
+          <w:rFonts w:asciiTheme="minorHAnsi" w:eastAsiaTheme="minorHAnsi" w:hAnsiTheme="minorHAnsi" w:cs="宋体" w:hint="eastAsia"/>
+          <w:b/>
+          <w:bCs/>
+          <w:szCs w:val="21"/>
+        </w:rPr>
+      </w:pPr>
+    </w:p>
+    <w:p>
+      <w:pPr>
+        <w:pStyle w:val="a3"/>
+        <w:rPr>
+          <w:rFonts w:asciiTheme="minorHAnsi" w:eastAsiaTheme="minorHAnsi" w:hAnsiTheme="minorHAnsi" w:cs="宋体" w:hint="eastAsia"/>
           <w:b/>
           <w:bCs/>
           <w:szCs w:val="21"/>
@@ -9441,18 +9408,18 @@
       <w:pPr>
         <w:pStyle w:val="a3"/>
         <w:rPr>
-          <w:rFonts w:asciiTheme="minorHAnsi" w:eastAsiaTheme="minorHAnsi" w:hAnsiTheme="minorHAnsi" w:cs="宋体"/>
-          <w:b/>
-          <w:bCs/>
-          <w:szCs w:val="21"/>
-        </w:rPr>
-      </w:pPr>
-    </w:p>
-    <w:p>
-      <w:pPr>
-        <w:pStyle w:val="a3"/>
-        <w:rPr>
-          <w:rFonts w:asciiTheme="minorHAnsi" w:eastAsiaTheme="minorHAnsi" w:hAnsiTheme="minorHAnsi" w:cs="宋体"/>
+          <w:rFonts w:asciiTheme="minorHAnsi" w:eastAsiaTheme="minorHAnsi" w:hAnsiTheme="minorHAnsi" w:cs="宋体" w:hint="eastAsia"/>
+          <w:b/>
+          <w:bCs/>
+          <w:szCs w:val="21"/>
+        </w:rPr>
+      </w:pPr>
+    </w:p>
+    <w:p>
+      <w:pPr>
+        <w:pStyle w:val="a3"/>
+        <w:rPr>
+          <w:rFonts w:asciiTheme="minorHAnsi" w:eastAsiaTheme="minorHAnsi" w:hAnsiTheme="minorHAnsi" w:cs="宋体" w:hint="eastAsia"/>
           <w:b/>
           <w:bCs/>
           <w:color w:val="E97132" w:themeColor="accent2"/>
@@ -9474,18 +9441,18 @@
       <w:pPr>
         <w:pStyle w:val="a3"/>
         <w:rPr>
-          <w:rFonts w:asciiTheme="minorHAnsi" w:eastAsiaTheme="minorHAnsi" w:hAnsiTheme="minorHAnsi" w:cs="宋体"/>
-          <w:b/>
-          <w:bCs/>
-          <w:szCs w:val="21"/>
-        </w:rPr>
-      </w:pPr>
-    </w:p>
-    <w:p>
-      <w:pPr>
-        <w:pStyle w:val="a3"/>
-        <w:rPr>
-          <w:rFonts w:asciiTheme="minorHAnsi" w:eastAsiaTheme="minorHAnsi" w:hAnsiTheme="minorHAnsi" w:cs="宋体"/>
+          <w:rFonts w:asciiTheme="minorHAnsi" w:eastAsiaTheme="minorHAnsi" w:hAnsiTheme="minorHAnsi" w:cs="宋体" w:hint="eastAsia"/>
+          <w:b/>
+          <w:bCs/>
+          <w:szCs w:val="21"/>
+        </w:rPr>
+      </w:pPr>
+    </w:p>
+    <w:p>
+      <w:pPr>
+        <w:pStyle w:val="a3"/>
+        <w:rPr>
+          <w:rFonts w:asciiTheme="minorHAnsi" w:eastAsiaTheme="minorHAnsi" w:hAnsiTheme="minorHAnsi" w:cs="宋体" w:hint="eastAsia"/>
           <w:b/>
           <w:bCs/>
           <w:szCs w:val="21"/>
@@ -9505,18 +9472,18 @@
       <w:pPr>
         <w:pStyle w:val="a3"/>
         <w:rPr>
-          <w:rFonts w:asciiTheme="minorHAnsi" w:eastAsiaTheme="minorHAnsi" w:hAnsiTheme="minorHAnsi" w:cs="宋体"/>
-          <w:b/>
-          <w:bCs/>
-          <w:szCs w:val="21"/>
-        </w:rPr>
-      </w:pPr>
-    </w:p>
-    <w:p>
-      <w:pPr>
-        <w:pStyle w:val="a3"/>
-        <w:rPr>
-          <w:rFonts w:asciiTheme="minorHAnsi" w:eastAsiaTheme="minorHAnsi" w:hAnsiTheme="minorHAnsi" w:cs="宋体"/>
+          <w:rFonts w:asciiTheme="minorHAnsi" w:eastAsiaTheme="minorHAnsi" w:hAnsiTheme="minorHAnsi" w:cs="宋体" w:hint="eastAsia"/>
+          <w:b/>
+          <w:bCs/>
+          <w:szCs w:val="21"/>
+        </w:rPr>
+      </w:pPr>
+    </w:p>
+    <w:p>
+      <w:pPr>
+        <w:pStyle w:val="a3"/>
+        <w:rPr>
+          <w:rFonts w:asciiTheme="minorHAnsi" w:eastAsiaTheme="minorHAnsi" w:hAnsiTheme="minorHAnsi" w:cs="宋体" w:hint="eastAsia"/>
           <w:b/>
           <w:bCs/>
           <w:szCs w:val="21"/>
@@ -9536,7 +9503,7 @@
       <w:pPr>
         <w:pStyle w:val="a3"/>
         <w:rPr>
-          <w:rFonts w:asciiTheme="minorHAnsi" w:eastAsiaTheme="minorHAnsi" w:hAnsiTheme="minorHAnsi" w:cs="宋体"/>
+          <w:rFonts w:asciiTheme="minorHAnsi" w:eastAsiaTheme="minorHAnsi" w:hAnsiTheme="minorHAnsi" w:cs="宋体" w:hint="eastAsia"/>
           <w:b/>
           <w:bCs/>
           <w:szCs w:val="21"/>
@@ -9556,7 +9523,7 @@
       <w:pPr>
         <w:pStyle w:val="a3"/>
         <w:rPr>
-          <w:rFonts w:asciiTheme="minorHAnsi" w:eastAsiaTheme="minorHAnsi" w:hAnsiTheme="minorHAnsi" w:cs="宋体"/>
+          <w:rFonts w:asciiTheme="minorHAnsi" w:eastAsiaTheme="minorHAnsi" w:hAnsiTheme="minorHAnsi" w:cs="宋体" w:hint="eastAsia"/>
           <w:b/>
           <w:bCs/>
           <w:szCs w:val="21"/>
@@ -9676,7 +9643,7 @@
       <w:pPr>
         <w:pStyle w:val="a3"/>
         <w:rPr>
-          <w:rFonts w:asciiTheme="minorHAnsi" w:eastAsiaTheme="minorHAnsi" w:hAnsiTheme="minorHAnsi" w:cs="宋体"/>
+          <w:rFonts w:asciiTheme="minorHAnsi" w:eastAsiaTheme="minorHAnsi" w:hAnsiTheme="minorHAnsi" w:cs="宋体" w:hint="eastAsia"/>
           <w:b/>
           <w:bCs/>
           <w:szCs w:val="21"/>
@@ -9776,7 +9743,7 @@
       <w:pPr>
         <w:pStyle w:val="a3"/>
         <w:rPr>
-          <w:rFonts w:asciiTheme="minorHAnsi" w:eastAsiaTheme="minorHAnsi" w:hAnsiTheme="minorHAnsi" w:cs="宋体"/>
+          <w:rFonts w:asciiTheme="minorHAnsi" w:eastAsiaTheme="minorHAnsi" w:hAnsiTheme="minorHAnsi" w:cs="宋体" w:hint="eastAsia"/>
           <w:b/>
           <w:bCs/>
           <w:szCs w:val="21"/>
@@ -9876,7 +9843,7 @@
       <w:pPr>
         <w:pStyle w:val="a3"/>
         <w:rPr>
-          <w:rFonts w:asciiTheme="minorHAnsi" w:eastAsiaTheme="minorHAnsi" w:hAnsiTheme="minorHAnsi" w:cs="宋体"/>
+          <w:rFonts w:asciiTheme="minorHAnsi" w:eastAsiaTheme="minorHAnsi" w:hAnsiTheme="minorHAnsi" w:cs="宋体" w:hint="eastAsia"/>
           <w:b/>
           <w:bCs/>
           <w:szCs w:val="21"/>
@@ -9936,7 +9903,7 @@
       <w:pPr>
         <w:pStyle w:val="a3"/>
         <w:rPr>
-          <w:rFonts w:asciiTheme="minorHAnsi" w:eastAsiaTheme="minorHAnsi" w:hAnsiTheme="minorHAnsi" w:cs="宋体"/>
+          <w:rFonts w:asciiTheme="minorHAnsi" w:eastAsiaTheme="minorHAnsi" w:hAnsiTheme="minorHAnsi" w:cs="宋体" w:hint="eastAsia"/>
           <w:b/>
           <w:bCs/>
           <w:szCs w:val="21"/>
@@ -9976,18 +9943,18 @@
       <w:pPr>
         <w:pStyle w:val="a3"/>
         <w:rPr>
-          <w:rFonts w:asciiTheme="minorHAnsi" w:eastAsiaTheme="minorHAnsi" w:hAnsiTheme="minorHAnsi" w:cs="宋体"/>
-          <w:b/>
-          <w:bCs/>
-          <w:szCs w:val="21"/>
-        </w:rPr>
-      </w:pPr>
-    </w:p>
-    <w:p>
-      <w:pPr>
-        <w:pStyle w:val="a3"/>
-        <w:rPr>
-          <w:rFonts w:asciiTheme="minorHAnsi" w:eastAsiaTheme="minorHAnsi" w:hAnsiTheme="minorHAnsi" w:cs="宋体"/>
+          <w:rFonts w:asciiTheme="minorHAnsi" w:eastAsiaTheme="minorHAnsi" w:hAnsiTheme="minorHAnsi" w:cs="宋体" w:hint="eastAsia"/>
+          <w:b/>
+          <w:bCs/>
+          <w:szCs w:val="21"/>
+        </w:rPr>
+      </w:pPr>
+    </w:p>
+    <w:p>
+      <w:pPr>
+        <w:pStyle w:val="a3"/>
+        <w:rPr>
+          <w:rFonts w:asciiTheme="minorHAnsi" w:eastAsiaTheme="minorHAnsi" w:hAnsiTheme="minorHAnsi" w:cs="宋体" w:hint="eastAsia"/>
           <w:b/>
           <w:bCs/>
           <w:szCs w:val="21"/>
@@ -10007,7 +9974,7 @@
       <w:pPr>
         <w:pStyle w:val="a3"/>
         <w:rPr>
-          <w:rFonts w:asciiTheme="minorHAnsi" w:eastAsiaTheme="minorHAnsi" w:hAnsiTheme="minorHAnsi" w:cs="宋体"/>
+          <w:rFonts w:asciiTheme="minorHAnsi" w:eastAsiaTheme="minorHAnsi" w:hAnsiTheme="minorHAnsi" w:cs="宋体" w:hint="eastAsia"/>
           <w:b/>
           <w:bCs/>
           <w:szCs w:val="21"/>
@@ -10047,7 +10014,7 @@
       <w:pPr>
         <w:pStyle w:val="a3"/>
         <w:rPr>
-          <w:rFonts w:asciiTheme="minorHAnsi" w:eastAsiaTheme="minorHAnsi" w:hAnsiTheme="minorHAnsi" w:cs="宋体"/>
+          <w:rFonts w:asciiTheme="minorHAnsi" w:eastAsiaTheme="minorHAnsi" w:hAnsiTheme="minorHAnsi" w:cs="宋体" w:hint="eastAsia"/>
           <w:b/>
           <w:bCs/>
           <w:szCs w:val="21"/>
@@ -10087,7 +10054,7 @@
       <w:pPr>
         <w:pStyle w:val="a3"/>
         <w:rPr>
-          <w:rFonts w:asciiTheme="minorHAnsi" w:eastAsiaTheme="minorHAnsi" w:hAnsiTheme="minorHAnsi" w:cs="宋体"/>
+          <w:rFonts w:asciiTheme="minorHAnsi" w:eastAsiaTheme="minorHAnsi" w:hAnsiTheme="minorHAnsi" w:cs="宋体" w:hint="eastAsia"/>
           <w:b/>
           <w:bCs/>
           <w:szCs w:val="21"/>
@@ -10158,7 +10125,7 @@
       <w:pPr>
         <w:pStyle w:val="a3"/>
         <w:rPr>
-          <w:rFonts w:asciiTheme="minorHAnsi" w:eastAsiaTheme="minorHAnsi" w:hAnsiTheme="minorHAnsi" w:cs="宋体"/>
+          <w:rFonts w:asciiTheme="minorHAnsi" w:eastAsiaTheme="minorHAnsi" w:hAnsiTheme="minorHAnsi" w:cs="宋体" w:hint="eastAsia"/>
           <w:b/>
           <w:bCs/>
           <w:szCs w:val="21"/>
@@ -10249,7 +10216,7 @@
       <w:pPr>
         <w:pStyle w:val="a3"/>
         <w:rPr>
-          <w:rFonts w:asciiTheme="minorHAnsi" w:eastAsiaTheme="minorHAnsi" w:hAnsiTheme="minorHAnsi" w:cs="宋体"/>
+          <w:rFonts w:asciiTheme="minorHAnsi" w:eastAsiaTheme="minorHAnsi" w:hAnsiTheme="minorHAnsi" w:cs="宋体" w:hint="eastAsia"/>
           <w:b/>
           <w:bCs/>
           <w:szCs w:val="21"/>
@@ -10289,18 +10256,18 @@
       <w:pPr>
         <w:pStyle w:val="a3"/>
         <w:rPr>
-          <w:rFonts w:asciiTheme="minorHAnsi" w:eastAsiaTheme="minorHAnsi" w:hAnsiTheme="minorHAnsi" w:cs="宋体"/>
-          <w:b/>
-          <w:bCs/>
-          <w:szCs w:val="21"/>
-        </w:rPr>
-      </w:pPr>
-    </w:p>
-    <w:p>
-      <w:pPr>
-        <w:pStyle w:val="a3"/>
-        <w:rPr>
-          <w:rFonts w:asciiTheme="minorHAnsi" w:eastAsiaTheme="minorHAnsi" w:hAnsiTheme="minorHAnsi" w:cs="宋体"/>
+          <w:rFonts w:asciiTheme="minorHAnsi" w:eastAsiaTheme="minorHAnsi" w:hAnsiTheme="minorHAnsi" w:cs="宋体" w:hint="eastAsia"/>
+          <w:b/>
+          <w:bCs/>
+          <w:szCs w:val="21"/>
+        </w:rPr>
+      </w:pPr>
+    </w:p>
+    <w:p>
+      <w:pPr>
+        <w:pStyle w:val="a3"/>
+        <w:rPr>
+          <w:rFonts w:asciiTheme="minorHAnsi" w:eastAsiaTheme="minorHAnsi" w:hAnsiTheme="minorHAnsi" w:cs="宋体" w:hint="eastAsia"/>
           <w:b/>
           <w:bCs/>
           <w:szCs w:val="21"/>
@@ -10320,7 +10287,7 @@
       <w:pPr>
         <w:pStyle w:val="a3"/>
         <w:rPr>
-          <w:rFonts w:asciiTheme="minorHAnsi" w:eastAsiaTheme="minorHAnsi" w:hAnsiTheme="minorHAnsi" w:cs="宋体"/>
+          <w:rFonts w:asciiTheme="minorHAnsi" w:eastAsiaTheme="minorHAnsi" w:hAnsiTheme="minorHAnsi" w:cs="宋体" w:hint="eastAsia"/>
           <w:b/>
           <w:bCs/>
           <w:szCs w:val="21"/>
@@ -10360,7 +10327,7 @@
       <w:pPr>
         <w:pStyle w:val="a3"/>
         <w:rPr>
-          <w:rFonts w:asciiTheme="minorHAnsi" w:eastAsiaTheme="minorHAnsi" w:hAnsiTheme="minorHAnsi" w:cs="宋体"/>
+          <w:rFonts w:asciiTheme="minorHAnsi" w:eastAsiaTheme="minorHAnsi" w:hAnsiTheme="minorHAnsi" w:cs="宋体" w:hint="eastAsia"/>
           <w:b/>
           <w:bCs/>
           <w:szCs w:val="21"/>
@@ -10400,7 +10367,7 @@
       <w:pPr>
         <w:pStyle w:val="a3"/>
         <w:rPr>
-          <w:rFonts w:asciiTheme="minorHAnsi" w:eastAsiaTheme="minorHAnsi" w:hAnsiTheme="minorHAnsi" w:cs="宋体"/>
+          <w:rFonts w:asciiTheme="minorHAnsi" w:eastAsiaTheme="minorHAnsi" w:hAnsiTheme="minorHAnsi" w:cs="宋体" w:hint="eastAsia"/>
           <w:b/>
           <w:bCs/>
           <w:szCs w:val="21"/>
@@ -10440,7 +10407,7 @@
       <w:pPr>
         <w:pStyle w:val="a3"/>
         <w:rPr>
-          <w:rFonts w:asciiTheme="minorHAnsi" w:eastAsiaTheme="minorHAnsi" w:hAnsiTheme="minorHAnsi" w:cs="宋体"/>
+          <w:rFonts w:asciiTheme="minorHAnsi" w:eastAsiaTheme="minorHAnsi" w:hAnsiTheme="minorHAnsi" w:cs="宋体" w:hint="eastAsia"/>
           <w:b/>
           <w:bCs/>
           <w:szCs w:val="21"/>
@@ -10480,7 +10447,7 @@
       <w:pPr>
         <w:pStyle w:val="a3"/>
         <w:rPr>
-          <w:rFonts w:asciiTheme="minorHAnsi" w:eastAsiaTheme="minorHAnsi" w:hAnsiTheme="minorHAnsi" w:cs="宋体"/>
+          <w:rFonts w:asciiTheme="minorHAnsi" w:eastAsiaTheme="minorHAnsi" w:hAnsiTheme="minorHAnsi" w:cs="宋体" w:hint="eastAsia"/>
           <w:b/>
           <w:bCs/>
           <w:szCs w:val="21"/>
@@ -10520,18 +10487,18 @@
       <w:pPr>
         <w:pStyle w:val="a3"/>
         <w:rPr>
-          <w:rFonts w:asciiTheme="minorHAnsi" w:eastAsiaTheme="minorHAnsi" w:hAnsiTheme="minorHAnsi" w:cs="宋体"/>
-          <w:b/>
-          <w:bCs/>
-          <w:szCs w:val="21"/>
-        </w:rPr>
-      </w:pPr>
-    </w:p>
-    <w:p>
-      <w:pPr>
-        <w:pStyle w:val="a3"/>
-        <w:rPr>
-          <w:rFonts w:asciiTheme="minorHAnsi" w:eastAsiaTheme="minorHAnsi" w:hAnsiTheme="minorHAnsi" w:cs="宋体"/>
+          <w:rFonts w:asciiTheme="minorHAnsi" w:eastAsiaTheme="minorHAnsi" w:hAnsiTheme="minorHAnsi" w:cs="宋体" w:hint="eastAsia"/>
+          <w:b/>
+          <w:bCs/>
+          <w:szCs w:val="21"/>
+        </w:rPr>
+      </w:pPr>
+    </w:p>
+    <w:p>
+      <w:pPr>
+        <w:pStyle w:val="a3"/>
+        <w:rPr>
+          <w:rFonts w:asciiTheme="minorHAnsi" w:eastAsiaTheme="minorHAnsi" w:hAnsiTheme="minorHAnsi" w:cs="宋体" w:hint="eastAsia"/>
           <w:b/>
           <w:bCs/>
           <w:szCs w:val="21"/>
@@ -10571,7 +10538,7 @@
       <w:pPr>
         <w:pStyle w:val="a3"/>
         <w:rPr>
-          <w:rFonts w:asciiTheme="minorHAnsi" w:eastAsiaTheme="minorHAnsi" w:hAnsiTheme="minorHAnsi" w:cs="宋体"/>
+          <w:rFonts w:asciiTheme="minorHAnsi" w:eastAsiaTheme="minorHAnsi" w:hAnsiTheme="minorHAnsi" w:cs="宋体" w:hint="eastAsia"/>
           <w:b/>
           <w:bCs/>
           <w:szCs w:val="21"/>
@@ -10633,7 +10600,7 @@
       <w:pPr>
         <w:pStyle w:val="a3"/>
         <w:rPr>
-          <w:rFonts w:asciiTheme="minorHAnsi" w:eastAsiaTheme="minorHAnsi" w:hAnsiTheme="minorHAnsi" w:cs="宋体"/>
+          <w:rFonts w:asciiTheme="minorHAnsi" w:eastAsiaTheme="minorHAnsi" w:hAnsiTheme="minorHAnsi" w:cs="宋体" w:hint="eastAsia"/>
           <w:b/>
           <w:bCs/>
           <w:szCs w:val="21"/>
@@ -10673,18 +10640,18 @@
       <w:pPr>
         <w:pStyle w:val="a3"/>
         <w:rPr>
-          <w:rFonts w:asciiTheme="minorHAnsi" w:eastAsiaTheme="minorHAnsi" w:hAnsiTheme="minorHAnsi" w:cs="宋体"/>
-          <w:b/>
-          <w:bCs/>
-          <w:szCs w:val="21"/>
-        </w:rPr>
-      </w:pPr>
-    </w:p>
-    <w:p>
-      <w:pPr>
-        <w:pStyle w:val="a3"/>
-        <w:rPr>
-          <w:rFonts w:asciiTheme="minorHAnsi" w:eastAsiaTheme="minorHAnsi" w:hAnsiTheme="minorHAnsi" w:cs="宋体"/>
+          <w:rFonts w:asciiTheme="minorHAnsi" w:eastAsiaTheme="minorHAnsi" w:hAnsiTheme="minorHAnsi" w:cs="宋体" w:hint="eastAsia"/>
+          <w:b/>
+          <w:bCs/>
+          <w:szCs w:val="21"/>
+        </w:rPr>
+      </w:pPr>
+    </w:p>
+    <w:p>
+      <w:pPr>
+        <w:pStyle w:val="a3"/>
+        <w:rPr>
+          <w:rFonts w:asciiTheme="minorHAnsi" w:eastAsiaTheme="minorHAnsi" w:hAnsiTheme="minorHAnsi" w:cs="宋体" w:hint="eastAsia"/>
           <w:b/>
           <w:bCs/>
           <w:szCs w:val="21"/>
@@ -10704,18 +10671,18 @@
       <w:pPr>
         <w:pStyle w:val="a3"/>
         <w:rPr>
-          <w:rFonts w:asciiTheme="minorHAnsi" w:eastAsiaTheme="minorHAnsi" w:hAnsiTheme="minorHAnsi" w:cs="宋体"/>
-          <w:b/>
-          <w:bCs/>
-          <w:szCs w:val="21"/>
-        </w:rPr>
-      </w:pPr>
-    </w:p>
-    <w:p>
-      <w:pPr>
-        <w:pStyle w:val="a3"/>
-        <w:rPr>
-          <w:rFonts w:asciiTheme="minorHAnsi" w:eastAsiaTheme="minorHAnsi" w:hAnsiTheme="minorHAnsi" w:cs="宋体"/>
+          <w:rFonts w:asciiTheme="minorHAnsi" w:eastAsiaTheme="minorHAnsi" w:hAnsiTheme="minorHAnsi" w:cs="宋体" w:hint="eastAsia"/>
+          <w:b/>
+          <w:bCs/>
+          <w:szCs w:val="21"/>
+        </w:rPr>
+      </w:pPr>
+    </w:p>
+    <w:p>
+      <w:pPr>
+        <w:pStyle w:val="a3"/>
+        <w:rPr>
+          <w:rFonts w:asciiTheme="minorHAnsi" w:eastAsiaTheme="minorHAnsi" w:hAnsiTheme="minorHAnsi" w:cs="宋体" w:hint="eastAsia"/>
           <w:b/>
           <w:bCs/>
           <w:szCs w:val="21"/>
@@ -10735,18 +10702,18 @@
       <w:pPr>
         <w:pStyle w:val="a3"/>
         <w:rPr>
-          <w:rFonts w:asciiTheme="minorHAnsi" w:eastAsiaTheme="minorHAnsi" w:hAnsiTheme="minorHAnsi" w:cs="宋体"/>
-          <w:b/>
-          <w:bCs/>
-          <w:szCs w:val="21"/>
-        </w:rPr>
-      </w:pPr>
-    </w:p>
-    <w:p>
-      <w:pPr>
-        <w:pStyle w:val="a3"/>
-        <w:rPr>
-          <w:rFonts w:asciiTheme="minorHAnsi" w:eastAsiaTheme="minorHAnsi" w:hAnsiTheme="minorHAnsi" w:cs="宋体"/>
+          <w:rFonts w:asciiTheme="minorHAnsi" w:eastAsiaTheme="minorHAnsi" w:hAnsiTheme="minorHAnsi" w:cs="宋体" w:hint="eastAsia"/>
+          <w:b/>
+          <w:bCs/>
+          <w:szCs w:val="21"/>
+        </w:rPr>
+      </w:pPr>
+    </w:p>
+    <w:p>
+      <w:pPr>
+        <w:pStyle w:val="a3"/>
+        <w:rPr>
+          <w:rFonts w:asciiTheme="minorHAnsi" w:eastAsiaTheme="minorHAnsi" w:hAnsiTheme="minorHAnsi" w:cs="宋体" w:hint="eastAsia"/>
           <w:b/>
           <w:bCs/>
           <w:szCs w:val="21"/>
@@ -10766,7 +10733,7 @@
       <w:pPr>
         <w:pStyle w:val="a3"/>
         <w:rPr>
-          <w:rFonts w:asciiTheme="minorHAnsi" w:eastAsiaTheme="minorHAnsi" w:hAnsiTheme="minorHAnsi" w:cs="宋体"/>
+          <w:rFonts w:asciiTheme="minorHAnsi" w:eastAsiaTheme="minorHAnsi" w:hAnsiTheme="minorHAnsi" w:cs="宋体" w:hint="eastAsia"/>
           <w:b/>
           <w:bCs/>
           <w:szCs w:val="21"/>
@@ -10786,7 +10753,7 @@
       <w:pPr>
         <w:pStyle w:val="a3"/>
         <w:rPr>
-          <w:rFonts w:asciiTheme="minorHAnsi" w:eastAsiaTheme="minorHAnsi" w:hAnsiTheme="minorHAnsi" w:cs="宋体"/>
+          <w:rFonts w:asciiTheme="minorHAnsi" w:eastAsiaTheme="minorHAnsi" w:hAnsiTheme="minorHAnsi" w:cs="宋体" w:hint="eastAsia"/>
           <w:b/>
           <w:bCs/>
           <w:szCs w:val="21"/>
@@ -10826,7 +10793,7 @@
       <w:pPr>
         <w:pStyle w:val="a3"/>
         <w:rPr>
-          <w:rFonts w:asciiTheme="minorHAnsi" w:eastAsiaTheme="minorHAnsi" w:hAnsiTheme="minorHAnsi" w:cs="宋体"/>
+          <w:rFonts w:asciiTheme="minorHAnsi" w:eastAsiaTheme="minorHAnsi" w:hAnsiTheme="minorHAnsi" w:cs="宋体" w:hint="eastAsia"/>
           <w:b/>
           <w:bCs/>
           <w:szCs w:val="21"/>
@@ -10866,7 +10833,7 @@
       <w:pPr>
         <w:pStyle w:val="a3"/>
         <w:rPr>
-          <w:rFonts w:asciiTheme="minorHAnsi" w:eastAsiaTheme="minorHAnsi" w:hAnsiTheme="minorHAnsi" w:cs="宋体"/>
+          <w:rFonts w:asciiTheme="minorHAnsi" w:eastAsiaTheme="minorHAnsi" w:hAnsiTheme="minorHAnsi" w:cs="宋体" w:hint="eastAsia"/>
           <w:b/>
           <w:bCs/>
           <w:szCs w:val="21"/>
@@ -10886,7 +10853,7 @@
       <w:pPr>
         <w:pStyle w:val="a3"/>
         <w:rPr>
-          <w:rFonts w:asciiTheme="minorHAnsi" w:eastAsiaTheme="minorHAnsi" w:hAnsiTheme="minorHAnsi" w:cs="宋体"/>
+          <w:rFonts w:asciiTheme="minorHAnsi" w:eastAsiaTheme="minorHAnsi" w:hAnsiTheme="minorHAnsi" w:cs="宋体" w:hint="eastAsia"/>
           <w:b/>
           <w:bCs/>
           <w:szCs w:val="21"/>
@@ -10926,7 +10893,7 @@
       <w:pPr>
         <w:pStyle w:val="a3"/>
         <w:rPr>
-          <w:rFonts w:asciiTheme="minorHAnsi" w:eastAsiaTheme="minorHAnsi" w:hAnsiTheme="minorHAnsi" w:cs="宋体"/>
+          <w:rFonts w:asciiTheme="minorHAnsi" w:eastAsiaTheme="minorHAnsi" w:hAnsiTheme="minorHAnsi" w:cs="宋体" w:hint="eastAsia"/>
           <w:b/>
           <w:bCs/>
           <w:szCs w:val="21"/>
@@ -10966,18 +10933,18 @@
       <w:pPr>
         <w:pStyle w:val="a3"/>
         <w:rPr>
-          <w:rFonts w:asciiTheme="minorHAnsi" w:eastAsiaTheme="minorHAnsi" w:hAnsiTheme="minorHAnsi" w:cs="宋体"/>
-          <w:b/>
-          <w:bCs/>
-          <w:szCs w:val="21"/>
-        </w:rPr>
-      </w:pPr>
-    </w:p>
-    <w:p>
-      <w:pPr>
-        <w:pStyle w:val="a3"/>
-        <w:rPr>
-          <w:rFonts w:asciiTheme="minorHAnsi" w:eastAsiaTheme="minorHAnsi" w:hAnsiTheme="minorHAnsi" w:cs="宋体"/>
+          <w:rFonts w:asciiTheme="minorHAnsi" w:eastAsiaTheme="minorHAnsi" w:hAnsiTheme="minorHAnsi" w:cs="宋体" w:hint="eastAsia"/>
+          <w:b/>
+          <w:bCs/>
+          <w:szCs w:val="21"/>
+        </w:rPr>
+      </w:pPr>
+    </w:p>
+    <w:p>
+      <w:pPr>
+        <w:pStyle w:val="a3"/>
+        <w:rPr>
+          <w:rFonts w:asciiTheme="minorHAnsi" w:eastAsiaTheme="minorHAnsi" w:hAnsiTheme="minorHAnsi" w:cs="宋体" w:hint="eastAsia"/>
           <w:b/>
           <w:bCs/>
           <w:szCs w:val="21"/>
@@ -10997,7 +10964,7 @@
       <w:pPr>
         <w:pStyle w:val="a3"/>
         <w:rPr>
-          <w:rFonts w:asciiTheme="minorHAnsi" w:eastAsiaTheme="minorHAnsi" w:hAnsiTheme="minorHAnsi" w:cs="宋体"/>
+          <w:rFonts w:asciiTheme="minorHAnsi" w:eastAsiaTheme="minorHAnsi" w:hAnsiTheme="minorHAnsi" w:cs="宋体" w:hint="eastAsia"/>
           <w:b/>
           <w:bCs/>
           <w:szCs w:val="21"/>
@@ -11037,18 +11004,18 @@
       <w:pPr>
         <w:pStyle w:val="a3"/>
         <w:rPr>
-          <w:rFonts w:asciiTheme="minorHAnsi" w:eastAsiaTheme="minorHAnsi" w:hAnsiTheme="minorHAnsi" w:cs="宋体"/>
-          <w:b/>
-          <w:bCs/>
-          <w:szCs w:val="21"/>
-        </w:rPr>
-      </w:pPr>
-    </w:p>
-    <w:p>
-      <w:pPr>
-        <w:pStyle w:val="a3"/>
-        <w:rPr>
-          <w:rFonts w:asciiTheme="minorHAnsi" w:eastAsiaTheme="minorHAnsi" w:hAnsiTheme="minorHAnsi" w:cs="宋体"/>
+          <w:rFonts w:asciiTheme="minorHAnsi" w:eastAsiaTheme="minorHAnsi" w:hAnsiTheme="minorHAnsi" w:cs="宋体" w:hint="eastAsia"/>
+          <w:b/>
+          <w:bCs/>
+          <w:szCs w:val="21"/>
+        </w:rPr>
+      </w:pPr>
+    </w:p>
+    <w:p>
+      <w:pPr>
+        <w:pStyle w:val="a3"/>
+        <w:rPr>
+          <w:rFonts w:asciiTheme="minorHAnsi" w:eastAsiaTheme="minorHAnsi" w:hAnsiTheme="minorHAnsi" w:cs="宋体" w:hint="eastAsia"/>
           <w:b/>
           <w:bCs/>
           <w:szCs w:val="21"/>
@@ -11068,18 +11035,18 @@
       <w:pPr>
         <w:pStyle w:val="a3"/>
         <w:rPr>
-          <w:rFonts w:asciiTheme="minorHAnsi" w:eastAsiaTheme="minorHAnsi" w:hAnsiTheme="minorHAnsi" w:cs="宋体"/>
-          <w:b/>
-          <w:bCs/>
-          <w:szCs w:val="21"/>
-        </w:rPr>
-      </w:pPr>
-    </w:p>
-    <w:p>
-      <w:pPr>
-        <w:pStyle w:val="a3"/>
-        <w:rPr>
-          <w:rFonts w:asciiTheme="minorHAnsi" w:eastAsiaTheme="minorHAnsi" w:hAnsiTheme="minorHAnsi" w:cs="宋体"/>
+          <w:rFonts w:asciiTheme="minorHAnsi" w:eastAsiaTheme="minorHAnsi" w:hAnsiTheme="minorHAnsi" w:cs="宋体" w:hint="eastAsia"/>
+          <w:b/>
+          <w:bCs/>
+          <w:szCs w:val="21"/>
+        </w:rPr>
+      </w:pPr>
+    </w:p>
+    <w:p>
+      <w:pPr>
+        <w:pStyle w:val="a3"/>
+        <w:rPr>
+          <w:rFonts w:asciiTheme="minorHAnsi" w:eastAsiaTheme="minorHAnsi" w:hAnsiTheme="minorHAnsi" w:cs="宋体" w:hint="eastAsia"/>
           <w:b/>
           <w:bCs/>
           <w:szCs w:val="21"/>
@@ -11099,18 +11066,18 @@
       <w:pPr>
         <w:pStyle w:val="a3"/>
         <w:rPr>
-          <w:rFonts w:asciiTheme="minorHAnsi" w:eastAsiaTheme="minorHAnsi" w:hAnsiTheme="minorHAnsi" w:cs="宋体"/>
-          <w:b/>
-          <w:bCs/>
-          <w:szCs w:val="21"/>
-        </w:rPr>
-      </w:pPr>
-    </w:p>
-    <w:p>
-      <w:pPr>
-        <w:pStyle w:val="a3"/>
-        <w:rPr>
-          <w:rFonts w:asciiTheme="minorHAnsi" w:eastAsiaTheme="minorHAnsi" w:hAnsiTheme="minorHAnsi" w:cs="宋体"/>
+          <w:rFonts w:asciiTheme="minorHAnsi" w:eastAsiaTheme="minorHAnsi" w:hAnsiTheme="minorHAnsi" w:cs="宋体" w:hint="eastAsia"/>
+          <w:b/>
+          <w:bCs/>
+          <w:szCs w:val="21"/>
+        </w:rPr>
+      </w:pPr>
+    </w:p>
+    <w:p>
+      <w:pPr>
+        <w:pStyle w:val="a3"/>
+        <w:rPr>
+          <w:rFonts w:asciiTheme="minorHAnsi" w:eastAsiaTheme="minorHAnsi" w:hAnsiTheme="minorHAnsi" w:cs="宋体" w:hint="eastAsia"/>
           <w:b/>
           <w:bCs/>
           <w:szCs w:val="21"/>
@@ -11130,18 +11097,18 @@
       <w:pPr>
         <w:pStyle w:val="a3"/>
         <w:rPr>
-          <w:rFonts w:asciiTheme="minorHAnsi" w:eastAsiaTheme="minorHAnsi" w:hAnsiTheme="minorHAnsi" w:cs="宋体"/>
-          <w:b/>
-          <w:bCs/>
-          <w:szCs w:val="21"/>
-        </w:rPr>
-      </w:pPr>
-    </w:p>
-    <w:p>
-      <w:pPr>
-        <w:pStyle w:val="a3"/>
-        <w:rPr>
-          <w:rFonts w:asciiTheme="minorHAnsi" w:eastAsiaTheme="minorHAnsi" w:hAnsiTheme="minorHAnsi" w:cs="宋体"/>
+          <w:rFonts w:asciiTheme="minorHAnsi" w:eastAsiaTheme="minorHAnsi" w:hAnsiTheme="minorHAnsi" w:cs="宋体" w:hint="eastAsia"/>
+          <w:b/>
+          <w:bCs/>
+          <w:szCs w:val="21"/>
+        </w:rPr>
+      </w:pPr>
+    </w:p>
+    <w:p>
+      <w:pPr>
+        <w:pStyle w:val="a3"/>
+        <w:rPr>
+          <w:rFonts w:asciiTheme="minorHAnsi" w:eastAsiaTheme="minorHAnsi" w:hAnsiTheme="minorHAnsi" w:cs="宋体" w:hint="eastAsia"/>
           <w:b/>
           <w:bCs/>
           <w:szCs w:val="21"/>
@@ -11181,7 +11148,7 @@
       <w:pPr>
         <w:pStyle w:val="a3"/>
         <w:rPr>
-          <w:rFonts w:asciiTheme="minorHAnsi" w:eastAsiaTheme="minorHAnsi" w:hAnsiTheme="minorHAnsi" w:cs="宋体"/>
+          <w:rFonts w:asciiTheme="minorHAnsi" w:eastAsiaTheme="minorHAnsi" w:hAnsiTheme="minorHAnsi" w:cs="宋体" w:hint="eastAsia"/>
           <w:b/>
           <w:bCs/>
           <w:szCs w:val="21"/>
@@ -11222,7 +11189,7 @@
       <w:pPr>
         <w:pStyle w:val="a3"/>
         <w:rPr>
-          <w:rFonts w:asciiTheme="minorHAnsi" w:eastAsiaTheme="minorHAnsi" w:hAnsiTheme="minorHAnsi" w:cs="宋体"/>
+          <w:rFonts w:asciiTheme="minorHAnsi" w:eastAsiaTheme="minorHAnsi" w:hAnsiTheme="minorHAnsi" w:cs="宋体" w:hint="eastAsia"/>
           <w:b/>
           <w:bCs/>
           <w:szCs w:val="21"/>
@@ -11242,7 +11209,7 @@
       <w:pPr>
         <w:pStyle w:val="a3"/>
         <w:rPr>
-          <w:rFonts w:asciiTheme="minorHAnsi" w:eastAsiaTheme="minorHAnsi" w:hAnsiTheme="minorHAnsi" w:cs="宋体"/>
+          <w:rFonts w:asciiTheme="minorHAnsi" w:eastAsiaTheme="minorHAnsi" w:hAnsiTheme="minorHAnsi" w:cs="宋体" w:hint="eastAsia"/>
           <w:b/>
           <w:bCs/>
           <w:szCs w:val="21"/>
@@ -11262,7 +11229,7 @@
       <w:pPr>
         <w:pStyle w:val="a3"/>
         <w:rPr>
-          <w:rFonts w:asciiTheme="minorHAnsi" w:eastAsiaTheme="minorHAnsi" w:hAnsiTheme="minorHAnsi" w:cs="宋体"/>
+          <w:rFonts w:asciiTheme="minorHAnsi" w:eastAsiaTheme="minorHAnsi" w:hAnsiTheme="minorHAnsi" w:cs="宋体" w:hint="eastAsia"/>
           <w:b/>
           <w:bCs/>
           <w:szCs w:val="21"/>
@@ -11302,18 +11269,18 @@
       <w:pPr>
         <w:pStyle w:val="a3"/>
         <w:rPr>
-          <w:rFonts w:asciiTheme="minorHAnsi" w:eastAsiaTheme="minorHAnsi" w:hAnsiTheme="minorHAnsi" w:cs="宋体"/>
-          <w:b/>
-          <w:bCs/>
-          <w:szCs w:val="21"/>
-        </w:rPr>
-      </w:pPr>
-    </w:p>
-    <w:p>
-      <w:pPr>
-        <w:pStyle w:val="a3"/>
-        <w:rPr>
-          <w:rFonts w:asciiTheme="minorHAnsi" w:eastAsiaTheme="minorHAnsi" w:hAnsiTheme="minorHAnsi" w:cs="宋体"/>
+          <w:rFonts w:asciiTheme="minorHAnsi" w:eastAsiaTheme="minorHAnsi" w:hAnsiTheme="minorHAnsi" w:cs="宋体" w:hint="eastAsia"/>
+          <w:b/>
+          <w:bCs/>
+          <w:szCs w:val="21"/>
+        </w:rPr>
+      </w:pPr>
+    </w:p>
+    <w:p>
+      <w:pPr>
+        <w:pStyle w:val="a3"/>
+        <w:rPr>
+          <w:rFonts w:asciiTheme="minorHAnsi" w:eastAsiaTheme="minorHAnsi" w:hAnsiTheme="minorHAnsi" w:cs="宋体" w:hint="eastAsia"/>
           <w:b/>
           <w:bCs/>
           <w:szCs w:val="21"/>
@@ -11333,38 +11300,18 @@
       <w:pPr>
         <w:pStyle w:val="a3"/>
         <w:rPr>
-          <w:rFonts w:asciiTheme="minorHAnsi" w:eastAsiaTheme="minorHAnsi" w:hAnsiTheme="minorHAnsi" w:cs="宋体"/>
-          <w:b/>
-          <w:bCs/>
-          <w:szCs w:val="21"/>
-        </w:rPr>
-      </w:pPr>
-    </w:p>
-    <w:p>
-      <w:pPr>
-        <w:pStyle w:val="a3"/>
-        <w:rPr>
-          <w:rFonts w:asciiTheme="minorHAnsi" w:eastAsiaTheme="minorHAnsi" w:hAnsiTheme="minorHAnsi" w:cs="宋体"/>
-          <w:b/>
-          <w:bCs/>
-          <w:szCs w:val="21"/>
-        </w:rPr>
-      </w:pPr>
-      <w:r>
-        <w:rPr>
-          <w:rFonts w:asciiTheme="minorHAnsi" w:eastAsiaTheme="minorHAnsi" w:hAnsiTheme="minorHAnsi" w:cs="宋体"/>
-          <w:b/>
-          <w:bCs/>
-          <w:szCs w:val="21"/>
-        </w:rPr>
-        <w:t>需要的话可以再出一版「每段只念 30 秒」的口播精简稿，方便控制总时长。</w:t>
-      </w:r>
-    </w:p>
-    <w:p>
-      <w:pPr>
-        <w:pStyle w:val="a3"/>
-        <w:rPr>
-          <w:rFonts w:asciiTheme="minorHAnsi" w:eastAsiaTheme="minorHAnsi" w:hAnsiTheme="minorHAnsi" w:cs="宋体"/>
+          <w:rFonts w:asciiTheme="minorHAnsi" w:eastAsiaTheme="minorHAnsi" w:hAnsiTheme="minorHAnsi" w:cs="宋体" w:hint="eastAsia"/>
+          <w:b/>
+          <w:bCs/>
+          <w:szCs w:val="21"/>
+        </w:rPr>
+      </w:pPr>
+    </w:p>
+    <w:p>
+      <w:pPr>
+        <w:pStyle w:val="a3"/>
+        <w:rPr>
+          <w:rFonts w:asciiTheme="minorHAnsi" w:eastAsiaTheme="minorHAnsi" w:hAnsiTheme="minorHAnsi" w:cs="宋体" w:hint="eastAsia"/>
           <w:b/>
           <w:bCs/>
           <w:szCs w:val="21"/>
